--- a/06-学生侧材料/讲义/_数学工具/数学工具-第1讲-函数图像与线性化.docx
+++ b/06-学生侧材料/讲义/_数学工具/数学工具-第1讲-函数图像与线性化.docx
@@ -211,13 +211,73 @@
         <w:rPr>
           <w:rFonts w:hint="eastAsia" w:ascii="Times New Roman" w:hAnsi="Times New Roman" w:eastAsia="Times New Roman" w:cs="Times New Roman"/>
         </w:rPr>
+        <w:t>/3-</w:t>
+      </w:r>
+      <w:r>
+        <w:rPr>
+          <w:rFonts w:hint="eastAsia" w:ascii="Times New Roman" w:hAnsi="Times New Roman" w:eastAsia="FangSong" w:cs="Times New Roman"/>
+        </w:rPr>
+        <w:t>物理化学</w:t>
+      </w:r>
+      <w:r>
+        <w:rPr>
+          <w:rFonts w:hint="eastAsia" w:ascii="Times New Roman" w:hAnsi="Times New Roman" w:eastAsia="Times New Roman" w:cs="Times New Roman"/>
+        </w:rPr>
         <w:t>/</w:t>
       </w:r>
       <w:r>
         <w:rPr>
           <w:rFonts w:hint="eastAsia" w:ascii="Times New Roman" w:hAnsi="Times New Roman" w:eastAsia="FangSong" w:cs="Times New Roman"/>
         </w:rPr>
-        <w:t>化学原理</w:t>
+        <w:t>化学动力学</w:t>
+      </w:r>
+      <w:r>
+        <w:rPr>
+          <w:rFonts w:hint="eastAsia" w:ascii="Times New Roman" w:hAnsi="Times New Roman" w:eastAsia="Times New Roman" w:cs="Times New Roman"/>
+        </w:rPr>
+        <w:t>-</w:t>
+      </w:r>
+      <w:r>
+        <w:rPr>
+          <w:rFonts w:hint="eastAsia" w:ascii="Times New Roman" w:hAnsi="Times New Roman" w:eastAsia="FangSong" w:cs="Times New Roman"/>
+        </w:rPr>
+        <w:t>超级充实版</w:t>
+      </w:r>
+      <w:r>
+        <w:rPr>
+          <w:rFonts w:hint="eastAsia" w:ascii="Times New Roman" w:hAnsi="Times New Roman" w:eastAsia="Times New Roman" w:cs="Times New Roman"/>
+        </w:rPr>
+        <w:t>（</w:t>
+      </w:r>
+      <w:r>
+        <w:rPr>
+          <w:rFonts w:hint="eastAsia" w:ascii="Times New Roman" w:hAnsi="Times New Roman" w:eastAsia="FangSong" w:cs="Times New Roman"/>
+        </w:rPr>
+        <w:t>自学完整</w:t>
+      </w:r>
+      <w:r>
+        <w:rPr>
+          <w:rFonts w:hint="eastAsia" w:ascii="Times New Roman" w:hAnsi="Times New Roman" w:eastAsia="Times New Roman" w:cs="Times New Roman"/>
+        </w:rPr>
+        <w:t>）</w:t>
+      </w:r>
+      <w:r>
+        <w:rPr>
+          <w:rFonts w:ascii="Times New Roman" w:hAnsi="Times New Roman" w:eastAsia="Times New Roman" w:cs="Times New Roman"/>
+        </w:rPr>
+        <w:t xml:space="preserve"> · </w:t>
+      </w:r>
+      <w:r>
+        <w:rPr>
+          <w:rFonts w:hint="eastAsia" w:ascii="Times New Roman" w:hAnsi="Times New Roman" w:eastAsia="Times New Roman" w:cs="Times New Roman"/>
+        </w:rPr>
+        <w:t>04-</w:t>
+      </w:r>
+      <w:r>
+        <w:rPr>
+          <w:rFonts w:hint="eastAsia" w:ascii="Times New Roman" w:hAnsi="Times New Roman" w:eastAsia="FangSong" w:cs="Times New Roman"/>
+        </w:rPr>
+        <w:t>课件</w:t>
       </w:r>
       <w:r>
         <w:rPr>
@@ -229,79 +289,19 @@
         <w:rPr>
           <w:rFonts w:hint="eastAsia" w:ascii="Times New Roman" w:hAnsi="Times New Roman" w:eastAsia="FangSong" w:cs="Times New Roman"/>
         </w:rPr>
-        <w:t>化学动力学</w:t>
-      </w:r>
-      <w:r>
-        <w:rPr>
-          <w:rFonts w:hint="eastAsia" w:ascii="Times New Roman" w:hAnsi="Times New Roman" w:eastAsia="Times New Roman" w:cs="Times New Roman"/>
-        </w:rPr>
-        <w:t>-</w:t>
-      </w:r>
-      <w:r>
-        <w:rPr>
-          <w:rFonts w:hint="eastAsia" w:ascii="Times New Roman" w:hAnsi="Times New Roman" w:eastAsia="FangSong" w:cs="Times New Roman"/>
-        </w:rPr>
-        <w:t>超级充实版</w:t>
-      </w:r>
-      <w:r>
-        <w:rPr>
-          <w:rFonts w:hint="eastAsia" w:ascii="Times New Roman" w:hAnsi="Times New Roman" w:eastAsia="Times New Roman" w:cs="Times New Roman"/>
-        </w:rPr>
-        <w:t>（</w:t>
-      </w:r>
-      <w:r>
-        <w:rPr>
-          <w:rFonts w:hint="eastAsia" w:ascii="Times New Roman" w:hAnsi="Times New Roman" w:eastAsia="FangSong" w:cs="Times New Roman"/>
-        </w:rPr>
-        <w:t>自学完整</w:t>
-      </w:r>
-      <w:r>
-        <w:rPr>
-          <w:rFonts w:hint="eastAsia" w:ascii="Times New Roman" w:hAnsi="Times New Roman" w:eastAsia="Times New Roman" w:cs="Times New Roman"/>
-        </w:rPr>
-        <w:t>）</w:t>
-      </w:r>
-      <w:r>
-        <w:rPr>
-          <w:rFonts w:ascii="Times New Roman" w:hAnsi="Times New Roman" w:eastAsia="Times New Roman" w:cs="Times New Roman"/>
-        </w:rPr>
-        <w:t xml:space="preserve"> · </w:t>
-      </w:r>
-      <w:r>
-        <w:rPr>
-          <w:rFonts w:hint="eastAsia" w:ascii="Times New Roman" w:hAnsi="Times New Roman" w:eastAsia="Times New Roman" w:cs="Times New Roman"/>
-        </w:rPr>
-        <w:t>04-</w:t>
-      </w:r>
-      <w:r>
-        <w:rPr>
-          <w:rFonts w:hint="eastAsia" w:ascii="Times New Roman" w:hAnsi="Times New Roman" w:eastAsia="FangSong" w:cs="Times New Roman"/>
-        </w:rPr>
-        <w:t>课件</w:t>
-      </w:r>
-      <w:r>
-        <w:rPr>
-          <w:rFonts w:hint="eastAsia" w:ascii="Times New Roman" w:hAnsi="Times New Roman" w:eastAsia="Times New Roman" w:cs="Times New Roman"/>
-        </w:rPr>
-        <w:t>/</w:t>
-      </w:r>
-      <w:r>
-        <w:rPr>
-          <w:rFonts w:hint="eastAsia" w:ascii="Times New Roman" w:hAnsi="Times New Roman" w:eastAsia="FangSong" w:cs="Times New Roman"/>
-        </w:rPr>
         <w:t>学生讲义</w:t>
       </w:r>
       <w:r>
         <w:rPr>
           <w:rFonts w:hint="eastAsia" w:ascii="Times New Roman" w:hAnsi="Times New Roman" w:eastAsia="Times New Roman" w:cs="Times New Roman"/>
         </w:rPr>
-        <w:t>/</w:t>
-      </w:r>
-      <w:r>
-        <w:rPr>
-          <w:rFonts w:hint="eastAsia" w:ascii="Times New Roman" w:hAnsi="Times New Roman" w:eastAsia="FangSong" w:cs="Times New Roman"/>
-        </w:rPr>
-        <w:t>化学原理</w:t>
+        <w:t>/3-</w:t>
+      </w:r>
+      <w:r>
+        <w:rPr>
+          <w:rFonts w:hint="eastAsia" w:ascii="Times New Roman" w:hAnsi="Times New Roman" w:eastAsia="FangSong" w:cs="Times New Roman"/>
+        </w:rPr>
+        <w:t>物理化学</w:t>
       </w:r>
       <w:r>
         <w:rPr>
@@ -581,8 +581,60 @@
         <w:rPr>
           <w:rFonts w:hint="eastAsia" w:ascii="Times New Roman" w:hAnsi="Times New Roman" w:eastAsia="Times New Roman" w:cs="Times New Roman"/>
         </w:rPr>
-        <w:t>/R、−ΔH_vap/R</w:t>
-      </w:r>
+        <w:t>/R、−</w:t>
+      </w:r>
+      <m:oMath>
+        <m:oMathPr>
+          <m:ctrlPr>
+            <w:rPr>
+              <w:sz w:val="28"/>
+              <w:szCs w:val="28"/>
+            </w:rPr>
+          </m:ctrlPr>
+        </m:oMathPr>
+        <m:r>
+          <m:rPr>
+            <m:sty m:val="p"/>
+          </m:rPr>
+          <m:t>Δ</m:t>
+        </m:r>
+        <m:sSub>
+          <m:e>
+            <m:r>
+              <m:t>H</m:t>
+            </m:r>
+          </m:e>
+          <m:sub>
+            <m:r>
+              <m:rPr>
+                <m:sty m:val="p"/>
+              </m:rPr>
+              <m:t>v</m:t>
+            </m:r>
+            <m:r>
+              <m:rPr>
+                <m:sty m:val="p"/>
+              </m:rPr>
+              <m:t>a</m:t>
+            </m:r>
+            <m:r>
+              <m:rPr>
+                <m:sty m:val="p"/>
+              </m:rPr>
+              <m:t>p</m:t>
+            </m:r>
+          </m:sub>
+        </m:sSub>
+        <m:r>
+          <m:rPr>
+            <m:sty m:val="p"/>
+          </m:rPr>
+          <m:t>/</m:t>
+        </m:r>
+        <m:r>
+          <m:t>R</m:t>
+        </m:r>
+      </m:oMath>
       <w:r>
         <w:rPr>
           <w:rFonts w:ascii="Times New Roman" w:hAnsi="Times New Roman" w:eastAsia="Times New Roman" w:cs="Times New Roman"/>
@@ -668,26 +720,61 @@
         <w:rPr>
           <w:rFonts w:ascii="Times New Roman" w:hAnsi="Times New Roman" w:eastAsia="Times New Roman" w:cs="Times New Roman"/>
         </w:rPr>
-        <w:t xml:space="preserve"> </w:t>
-      </w:r>
-      <w:r>
-        <w:rPr>
-          <w:rFonts w:hint="eastAsia" w:ascii="Times New Roman" w:hAnsi="Times New Roman" w:eastAsia="Times New Roman" w:cs="Times New Roman"/>
-        </w:rPr>
-        <w:t>k、E</w:t>
-      </w:r>
-      <w:r>
-        <w:rPr>
-          <w:rFonts w:hint="eastAsia" w:ascii="Times New Roman" w:hAnsi="Times New Roman" w:eastAsia="Times New Roman" w:cs="Times New Roman"/>
+        <w:t xml:space="preserve"> k、E</w:t>
+      </w:r>
+      <w:r>
+        <w:rPr>
+          <w:rFonts w:ascii="Times New Roman" w:hAnsi="Times New Roman" w:eastAsia="Times New Roman" w:cs="Times New Roman"/>
           <w:vertAlign w:val="subscript"/>
         </w:rPr>
         <w:t>a</w:t>
       </w:r>
       <w:r>
         <w:rPr>
-          <w:rFonts w:hint="eastAsia" w:ascii="Times New Roman" w:hAnsi="Times New Roman" w:eastAsia="Times New Roman" w:cs="Times New Roman"/>
-        </w:rPr>
-        <w:t>、A、ΔH_vap，</w:t>
+          <w:rFonts w:ascii="Times New Roman" w:hAnsi="Times New Roman" w:eastAsia="Times New Roman" w:cs="Times New Roman"/>
+        </w:rPr>
+        <w:t>、A、</w:t>
+      </w:r>
+      <m:oMath>
+        <m:r>
+          <m:rPr>
+            <m:sty m:val="p"/>
+          </m:rPr>
+          <m:t>Δ</m:t>
+        </m:r>
+        <m:sSub>
+          <m:e>
+            <m:r>
+              <m:t>H</m:t>
+            </m:r>
+          </m:e>
+          <m:sub>
+            <m:r>
+              <m:rPr>
+                <m:sty m:val="p"/>
+              </m:rPr>
+              <m:t>v</m:t>
+            </m:r>
+            <m:r>
+              <m:rPr>
+                <m:sty m:val="p"/>
+              </m:rPr>
+              <m:t>a</m:t>
+            </m:r>
+            <m:r>
+              <m:rPr>
+                <m:sty m:val="p"/>
+              </m:rPr>
+              <m:t>p</m:t>
+            </m:r>
+          </m:sub>
+        </m:sSub>
+      </m:oMath>
+      <w:r>
+        <w:rPr>
+          <w:rFonts w:hint="eastAsia" w:ascii="Times New Roman" w:hAnsi="Times New Roman" w:eastAsia="Times New Roman" w:cs="Times New Roman"/>
+        </w:rPr>
+        <w:t>，</w:t>
       </w:r>
       <w:r>
         <w:rPr>
@@ -15259,7 +15346,48 @@
         <w:rPr>
           <w:rFonts w:ascii="Times New Roman" w:hAnsi="Times New Roman" w:eastAsia="Times New Roman" w:cs="Times New Roman"/>
         </w:rPr>
-        <w:t xml:space="preserve"> ΔH_vap。</w:t>
+        <w:t xml:space="preserve"> </w:t>
+      </w:r>
+      <m:oMath>
+        <m:r>
+          <m:rPr>
+            <m:sty m:val="p"/>
+          </m:rPr>
+          <m:t>Δ</m:t>
+        </m:r>
+        <m:sSub>
+          <m:e>
+            <m:r>
+              <m:t>H</m:t>
+            </m:r>
+          </m:e>
+          <m:sub>
+            <m:r>
+              <m:rPr>
+                <m:sty m:val="p"/>
+              </m:rPr>
+              <m:t>v</m:t>
+            </m:r>
+            <m:r>
+              <m:rPr>
+                <m:sty m:val="p"/>
+              </m:rPr>
+              <m:t>a</m:t>
+            </m:r>
+            <m:r>
+              <m:rPr>
+                <m:sty m:val="p"/>
+              </m:rPr>
+              <m:t>p</m:t>
+            </m:r>
+          </m:sub>
+        </m:sSub>
+      </m:oMath>
+      <w:r>
+        <w:rPr>
+          <w:rFonts w:ascii="Times New Roman" w:hAnsi="Times New Roman" w:eastAsia="Times New Roman" w:cs="Times New Roman"/>
+        </w:rPr>
+        <w:t xml:space="preserve">。</w:t>
       </w:r>
     </w:p>
     <w:p>
@@ -15454,7 +15582,48 @@
         <w:rPr>
           <w:rFonts w:ascii="Times New Roman" w:hAnsi="Times New Roman" w:eastAsia="Times New Roman" w:cs="Times New Roman"/>
         </w:rPr>
-        <w:t xml:space="preserve"> ΔH_vap。</w:t>
+        <w:t xml:space="preserve"> </w:t>
+      </w:r>
+      <m:oMath>
+        <m:r>
+          <m:rPr>
+            <m:sty m:val="p"/>
+          </m:rPr>
+          <m:t>Δ</m:t>
+        </m:r>
+        <m:sSub>
+          <m:e>
+            <m:r>
+              <m:t>H</m:t>
+            </m:r>
+          </m:e>
+          <m:sub>
+            <m:r>
+              <m:rPr>
+                <m:sty m:val="p"/>
+              </m:rPr>
+              <m:t>v</m:t>
+            </m:r>
+            <m:r>
+              <m:rPr>
+                <m:sty m:val="p"/>
+              </m:rPr>
+              <m:t>a</m:t>
+            </m:r>
+            <m:r>
+              <m:rPr>
+                <m:sty m:val="p"/>
+              </m:rPr>
+              <m:t>p</m:t>
+            </m:r>
+          </m:sub>
+        </m:sSub>
+      </m:oMath>
+      <w:r>
+        <w:rPr>
+          <w:rFonts w:ascii="Times New Roman" w:hAnsi="Times New Roman" w:eastAsia="Times New Roman" w:cs="Times New Roman"/>
+        </w:rPr>
+        <w:t xml:space="preserve">。</w:t>
       </w:r>
     </w:p>
     <w:p>
@@ -18915,7 +19084,48 @@
         <w:rPr>
           <w:rFonts w:ascii="Times New Roman" w:hAnsi="Times New Roman" w:eastAsia="Times New Roman" w:cs="Times New Roman"/>
         </w:rPr>
-        <w:t xml:space="preserve"> ΔH_vap。</w:t>
+        <w:t xml:space="preserve"> </w:t>
+      </w:r>
+      <m:oMath>
+        <m:r>
+          <m:rPr>
+            <m:sty m:val="p"/>
+          </m:rPr>
+          <m:t>Δ</m:t>
+        </m:r>
+        <m:sSub>
+          <m:e>
+            <m:r>
+              <m:t>H</m:t>
+            </m:r>
+          </m:e>
+          <m:sub>
+            <m:r>
+              <m:rPr>
+                <m:sty m:val="p"/>
+              </m:rPr>
+              <m:t>v</m:t>
+            </m:r>
+            <m:r>
+              <m:rPr>
+                <m:sty m:val="p"/>
+              </m:rPr>
+              <m:t>a</m:t>
+            </m:r>
+            <m:r>
+              <m:rPr>
+                <m:sty m:val="p"/>
+              </m:rPr>
+              <m:t>p</m:t>
+            </m:r>
+          </m:sub>
+        </m:sSub>
+      </m:oMath>
+      <w:r>
+        <w:rPr>
+          <w:rFonts w:ascii="Times New Roman" w:hAnsi="Times New Roman" w:eastAsia="Times New Roman" w:cs="Times New Roman"/>
+        </w:rPr>
+        <w:t xml:space="preserve">。</w:t>
       </w:r>
     </w:p>
     <w:p>
@@ -28224,7 +28434,7 @@
     <ns0:name ns0:val="Verbatim Char"/>
     <ns0:basedOn ns0:val="BodyTextChar"/>
     <ns0:rPr>
-      <ns0:rFonts ns0:ascii="SimSun" ns0:hAnsi="SimSun" ns0:eastAsia="SimSun" ns0:cs="SimSun"/>
+      <ns0:rFonts ns0:ascii="SimSun" ns0:cs="SimSun" ns0:eastAsia="SimSun" ns0:hAnsi="SimSun"/>
       <ns0:b ns0:val="0"/>
       <ns0:sz ns0:val="20"/>
     </ns0:rPr>
@@ -28302,7 +28512,7 @@
       <w:wordWrap w:val="off"/>
     </w:pPr>
     <ns0:rPr>
-      <w:rFonts w:ascii="SimSun" w:hAnsi="SimSun" w:eastAsia="SimSun" w:cs="SimSun"/>
+      <w:rFonts ns0:ascii="SimSun" ns0:hAnsi="SimSun" ns0:eastAsia="SimSun" ns0:cs="SimSun"/>
     </ns0:rPr>
   </w:style>
   <w:style w:type="character" w:customStyle="1" w:styleId="KeywordTok">

--- a/06-学生侧材料/讲义/_数学工具/数学工具-第1讲-函数图像与线性化.docx
+++ b/06-学生侧材料/讲义/_数学工具/数学工具-第1讲-函数图像与线性化.docx
@@ -17988,6 +17988,12 @@
       </w:pPr>
       <w:r>
         <w:rPr>
+          <w:rFonts w:ascii="Times New Roman" w:hAnsi="Times New Roman" w:eastAsia="Times New Roman" w:cs="Times New Roman"/>
+        </w:rPr>
+        <w:t xml:space="preserve">6.1 </w:t>
+      </w:r>
+      <w:r>
+        <w:rPr>
           <w:rFonts w:hint="eastAsia" w:ascii="Times New Roman" w:hAnsi="Times New Roman" w:eastAsia="SimHei" w:cs="Times New Roman"/>
         </w:rPr>
         <w:t>基础巩固</w:t>
@@ -18048,11 +18054,22 @@
     </w:p>
     <w:p>
       <w:pPr>
-        <w:numPr>
-          <w:ilvl w:val="0"/>
-          <w:numId w:val="1004"/>
-        </w:numPr>
+        <w:pStyle w:val="BodyText"/>
       </w:pPr>
+      <w:r>
+        <w:rPr>
+          <w:rFonts w:ascii="Times New Roman" w:hAnsi="Times New Roman" w:eastAsia="Times New Roman" w:cs="Times New Roman"/>
+          <w:b/>
+          <w:bCs/>
+        </w:rPr>
+        <w:t xml:space="preserve">1.</w:t>
+      </w:r>
+      <w:r>
+        <w:rPr>
+          <w:rFonts w:ascii="Times New Roman" w:hAnsi="Times New Roman" w:eastAsia="Times New Roman" w:cs="Times New Roman"/>
+        </w:rPr>
+        <w:t xml:space="preserve"> </w:t>
+      </w:r>
       <w:r>
         <w:rPr>
           <w:rFonts w:hint="eastAsia" w:ascii="Times New Roman" w:hAnsi="Times New Roman" w:eastAsia="FangSong" w:cs="Times New Roman"/>
@@ -18166,11 +18183,22 @@
     </w:p>
     <w:p>
       <w:pPr>
-        <w:numPr>
-          <w:ilvl w:val="0"/>
-          <w:numId w:val="1004"/>
-        </w:numPr>
+        <w:pStyle w:val="BodyText"/>
       </w:pPr>
+      <w:r>
+        <w:rPr>
+          <w:rFonts w:ascii="Times New Roman" w:hAnsi="Times New Roman" w:eastAsia="Times New Roman" w:cs="Times New Roman"/>
+          <w:b/>
+          <w:bCs/>
+        </w:rPr>
+        <w:t xml:space="preserve">2.</w:t>
+      </w:r>
+      <w:r>
+        <w:rPr>
+          <w:rFonts w:ascii="Times New Roman" w:hAnsi="Times New Roman" w:eastAsia="Times New Roman" w:cs="Times New Roman"/>
+        </w:rPr>
+        <w:t xml:space="preserve"> </w:t>
+      </w:r>
       <w:r>
         <w:rPr>
           <w:rFonts w:hint="eastAsia" w:ascii="Times New Roman" w:hAnsi="Times New Roman" w:eastAsia="FangSong" w:cs="Times New Roman"/>
@@ -18289,7 +18317,7 @@
     </w:p>
     <w:p>
       <w:pPr>
-        <w:pStyle w:val="FirstParagraph"/>
+        <w:pStyle w:val="BodyText"/>
       </w:pPr>
       <w:r>
         <w:rPr>
@@ -18318,11 +18346,22 @@
     </w:p>
     <w:p>
       <w:pPr>
-        <w:numPr>
-          <w:ilvl w:val="0"/>
-          <w:numId w:val="1005"/>
-        </w:numPr>
+        <w:pStyle w:val="BodyText"/>
       </w:pPr>
+      <w:r>
+        <w:rPr>
+          <w:rFonts w:ascii="Times New Roman" w:hAnsi="Times New Roman" w:eastAsia="Times New Roman" w:cs="Times New Roman"/>
+          <w:b/>
+          <w:bCs/>
+        </w:rPr>
+        <w:t xml:space="preserve">3.</w:t>
+      </w:r>
+      <w:r>
+        <w:rPr>
+          <w:rFonts w:ascii="Times New Roman" w:hAnsi="Times New Roman" w:eastAsia="Times New Roman" w:cs="Times New Roman"/>
+        </w:rPr>
+        <w:t xml:space="preserve"> </w:t>
+      </w:r>
       <w:r>
         <w:rPr>
           <w:rFonts w:hint="eastAsia" w:ascii="Times New Roman" w:hAnsi="Times New Roman" w:eastAsia="FangSong" w:cs="Times New Roman"/>
@@ -18510,11 +18549,22 @@
     </w:p>
     <w:p>
       <w:pPr>
-        <w:numPr>
-          <w:ilvl w:val="0"/>
-          <w:numId w:val="1005"/>
-        </w:numPr>
+        <w:pStyle w:val="BodyText"/>
       </w:pPr>
+      <w:r>
+        <w:rPr>
+          <w:rFonts w:ascii="Times New Roman" w:hAnsi="Times New Roman" w:eastAsia="Times New Roman" w:cs="Times New Roman"/>
+          <w:b/>
+          <w:bCs/>
+        </w:rPr>
+        <w:t xml:space="preserve">4.</w:t>
+      </w:r>
+      <w:r>
+        <w:rPr>
+          <w:rFonts w:ascii="Times New Roman" w:hAnsi="Times New Roman" w:eastAsia="Times New Roman" w:cs="Times New Roman"/>
+        </w:rPr>
+        <w:t xml:space="preserve"> </w:t>
+      </w:r>
       <w:r>
         <w:rPr>
           <w:rFonts w:hint="eastAsia" w:ascii="Times New Roman" w:hAnsi="Times New Roman" w:eastAsia="FangSong" w:cs="Times New Roman"/>
@@ -18640,11 +18690,22 @@
     </w:p>
     <w:p>
       <w:pPr>
-        <w:numPr>
-          <w:ilvl w:val="0"/>
-          <w:numId w:val="1005"/>
-        </w:numPr>
+        <w:pStyle w:val="BodyText"/>
       </w:pPr>
+      <w:r>
+        <w:rPr>
+          <w:rFonts w:ascii="Times New Roman" w:hAnsi="Times New Roman" w:eastAsia="Times New Roman" w:cs="Times New Roman"/>
+          <w:b/>
+          <w:bCs/>
+        </w:rPr>
+        <w:t xml:space="preserve">5.</w:t>
+      </w:r>
+      <w:r>
+        <w:rPr>
+          <w:rFonts w:ascii="Times New Roman" w:hAnsi="Times New Roman" w:eastAsia="Times New Roman" w:cs="Times New Roman"/>
+        </w:rPr>
+        <w:t xml:space="preserve"> </w:t>
+      </w:r>
       <w:r>
         <w:rPr>
           <w:rFonts w:hint="eastAsia" w:ascii="Times New Roman" w:hAnsi="Times New Roman" w:eastAsia="FangSong" w:cs="Times New Roman"/>
@@ -18683,7 +18744,7 @@
       </w:r>
     </w:p>
     <w:bookmarkEnd w:id="31"/>
-    <w:bookmarkStart w:id="32" w:name="竞赛入门5-题"/>
+    <w:bookmarkStart w:id="32" w:name="竞赛入门6-题"/>
     <w:p>
       <w:pPr>
         <w:pStyle w:val="Heading3"/>
@@ -18691,6 +18752,12 @@
       </w:pPr>
       <w:r>
         <w:rPr>
+          <w:rFonts w:ascii="Times New Roman" w:hAnsi="Times New Roman" w:eastAsia="Times New Roman" w:cs="Times New Roman"/>
+        </w:rPr>
+        <w:t xml:space="preserve">6.2 </w:t>
+      </w:r>
+      <w:r>
+        <w:rPr>
           <w:rFonts w:hint="eastAsia" w:ascii="Times New Roman" w:hAnsi="Times New Roman" w:eastAsia="SimHei" w:cs="Times New Roman"/>
         </w:rPr>
         <w:t>竞赛入门</w:t>
@@ -18699,7 +18766,7 @@
         <w:rPr>
           <w:rFonts w:hint="eastAsia" w:ascii="Times New Roman" w:hAnsi="Times New Roman" w:eastAsia="Times New Roman" w:cs="Times New Roman"/>
         </w:rPr>
-        <w:t>（5</w:t>
+        <w:t>（6</w:t>
       </w:r>
       <w:r>
         <w:rPr>
@@ -18751,11 +18818,22 @@
     </w:p>
     <w:p>
       <w:pPr>
-        <w:numPr>
-          <w:ilvl w:val="0"/>
-          <w:numId w:val="1006"/>
-        </w:numPr>
+        <w:pStyle w:val="BodyText"/>
       </w:pPr>
+      <w:r>
+        <w:rPr>
+          <w:rFonts w:ascii="Times New Roman" w:hAnsi="Times New Roman" w:eastAsia="Times New Roman" w:cs="Times New Roman"/>
+          <w:b/>
+          <w:bCs/>
+        </w:rPr>
+        <w:t xml:space="preserve">6.</w:t>
+      </w:r>
+      <w:r>
+        <w:rPr>
+          <w:rFonts w:ascii="Times New Roman" w:hAnsi="Times New Roman" w:eastAsia="Times New Roman" w:cs="Times New Roman"/>
+        </w:rPr>
+        <w:t xml:space="preserve"> </w:t>
+      </w:r>
       <w:r>
         <w:rPr>
           <w:rFonts w:hint="eastAsia" w:ascii="Times New Roman" w:hAnsi="Times New Roman" w:eastAsia="FangSong" w:cs="Times New Roman"/>
@@ -19015,11 +19093,22 @@
     </w:p>
     <w:p>
       <w:pPr>
-        <w:numPr>
-          <w:ilvl w:val="0"/>
-          <w:numId w:val="1006"/>
-        </w:numPr>
+        <w:pStyle w:val="BodyText"/>
       </w:pPr>
+      <w:r>
+        <w:rPr>
+          <w:rFonts w:ascii="Times New Roman" w:hAnsi="Times New Roman" w:eastAsia="Times New Roman" w:cs="Times New Roman"/>
+          <w:b/>
+          <w:bCs/>
+        </w:rPr>
+        <w:t xml:space="preserve">7.</w:t>
+      </w:r>
+      <w:r>
+        <w:rPr>
+          <w:rFonts w:ascii="Times New Roman" w:hAnsi="Times New Roman" w:eastAsia="Times New Roman" w:cs="Times New Roman"/>
+        </w:rPr>
+        <w:t xml:space="preserve"> </w:t>
+      </w:r>
       <w:r>
         <w:rPr>
           <w:rFonts w:hint="eastAsia" w:ascii="Times New Roman" w:hAnsi="Times New Roman" w:eastAsia="FangSong" w:cs="Times New Roman"/>
@@ -19130,7 +19219,7 @@
     </w:p>
     <w:p>
       <w:pPr>
-        <w:pStyle w:val="FirstParagraph"/>
+        <w:pStyle w:val="BodyText"/>
       </w:pPr>
       <w:r>
         <w:rPr>
@@ -19159,11 +19248,22 @@
     </w:p>
     <w:p>
       <w:pPr>
-        <w:numPr>
-          <w:ilvl w:val="0"/>
-          <w:numId w:val="1007"/>
-        </w:numPr>
+        <w:pStyle w:val="BodyText"/>
       </w:pPr>
+      <w:r>
+        <w:rPr>
+          <w:rFonts w:ascii="Times New Roman" w:hAnsi="Times New Roman" w:eastAsia="Times New Roman" w:cs="Times New Roman"/>
+          <w:b/>
+          <w:bCs/>
+        </w:rPr>
+        <w:t xml:space="preserve">8.</w:t>
+      </w:r>
+      <w:r>
+        <w:rPr>
+          <w:rFonts w:ascii="Times New Roman" w:hAnsi="Times New Roman" w:eastAsia="Times New Roman" w:cs="Times New Roman"/>
+        </w:rPr>
+        <w:t xml:space="preserve"> </w:t>
+      </w:r>
       <w:r>
         <w:rPr>
           <w:rFonts w:hint="eastAsia" w:ascii="Times New Roman" w:hAnsi="Times New Roman" w:eastAsia="FangSong" w:cs="Times New Roman"/>
@@ -19325,11 +19425,22 @@
     </w:p>
     <w:p>
       <w:pPr>
-        <w:numPr>
-          <w:ilvl w:val="0"/>
-          <w:numId w:val="1007"/>
-        </w:numPr>
+        <w:pStyle w:val="BodyText"/>
       </w:pPr>
+      <w:r>
+        <w:rPr>
+          <w:rFonts w:ascii="Times New Roman" w:hAnsi="Times New Roman" w:eastAsia="Times New Roman" w:cs="Times New Roman"/>
+          <w:b/>
+          <w:bCs/>
+        </w:rPr>
+        <w:t xml:space="preserve">9.</w:t>
+      </w:r>
+      <w:r>
+        <w:rPr>
+          <w:rFonts w:ascii="Times New Roman" w:hAnsi="Times New Roman" w:eastAsia="Times New Roman" w:cs="Times New Roman"/>
+        </w:rPr>
+        <w:t xml:space="preserve"> </w:t>
+      </w:r>
       <w:r>
         <w:rPr>
           <w:rFonts w:hint="eastAsia" w:ascii="Times New Roman" w:hAnsi="Times New Roman" w:eastAsia="FangSong" w:cs="Times New Roman"/>
@@ -19473,11 +19584,22 @@
     </w:p>
     <w:p>
       <w:pPr>
-        <w:numPr>
-          <w:ilvl w:val="0"/>
-          <w:numId w:val="1007"/>
-        </w:numPr>
+        <w:pStyle w:val="BodyText"/>
       </w:pPr>
+      <w:r>
+        <w:rPr>
+          <w:rFonts w:ascii="Times New Roman" w:hAnsi="Times New Roman" w:eastAsia="Times New Roman" w:cs="Times New Roman"/>
+          <w:b/>
+          <w:bCs/>
+        </w:rPr>
+        <w:t xml:space="preserve">10.</w:t>
+      </w:r>
+      <w:r>
+        <w:rPr>
+          <w:rFonts w:ascii="Times New Roman" w:hAnsi="Times New Roman" w:eastAsia="Times New Roman" w:cs="Times New Roman"/>
+        </w:rPr>
+        <w:t xml:space="preserve"> </w:t>
+      </w:r>
       <w:r>
         <w:rPr>
           <w:rFonts w:hint="eastAsia" w:ascii="Times New Roman" w:hAnsi="Times New Roman" w:eastAsia="FangSong" w:cs="Times New Roman"/>
@@ -19787,7 +19909,7 @@
     </w:p>
     <w:p>
       <w:pPr>
-        <w:pStyle w:val="FirstParagraph"/>
+        <w:pStyle w:val="BodyText"/>
       </w:pPr>
       <w:r>
         <w:rPr>
@@ -19840,13 +19962,23 @@
     </w:p>
     <w:p>
       <w:pPr>
-        <w:pStyle w:val="Compact"/>
-        <w:numPr>
-          <w:ilvl w:val="0"/>
-          <w:numId w:val="1008"/>
-        </w:numPr>
+        <w:pStyle w:val="BodyText"/>
         <w:spacing w:after="80"/>
       </w:pPr>
+      <w:r>
+        <w:rPr>
+          <w:rFonts w:ascii="Times New Roman" w:hAnsi="Times New Roman" w:eastAsia="Times New Roman" w:cs="Times New Roman"/>
+          <w:b/>
+          <w:bCs/>
+        </w:rPr>
+        <w:t xml:space="preserve">11.</w:t>
+      </w:r>
+      <w:r>
+        <w:rPr>
+          <w:rFonts w:ascii="Times New Roman" w:hAnsi="Times New Roman" w:eastAsia="Times New Roman" w:cs="Times New Roman"/>
+        </w:rPr>
+        <w:t xml:space="preserve"> </w:t>
+      </w:r>
       <w:r>
         <w:rPr>
           <w:rFonts w:hint="eastAsia" w:ascii="Times New Roman" w:hAnsi="Times New Roman" w:eastAsia="FangSong" w:cs="Times New Roman"/>
@@ -20327,7 +20459,7 @@
       </w:r>
     </w:p>
     <w:bookmarkEnd w:id="32"/>
-    <w:bookmarkStart w:id="33" w:name="真题挑战5-题竞赛风格改编"/>
+    <w:bookmarkStart w:id="33" w:name="真题挑战5-题竞赛风格改编5-题"/>
     <w:p>
       <w:pPr>
         <w:pStyle w:val="Heading3"/>
@@ -20335,6 +20467,12 @@
       </w:pPr>
       <w:r>
         <w:rPr>
+          <w:rFonts w:ascii="Times New Roman" w:hAnsi="Times New Roman" w:eastAsia="Times New Roman" w:cs="Times New Roman"/>
+        </w:rPr>
+        <w:t xml:space="preserve">6.3 </w:t>
+      </w:r>
+      <w:r>
+        <w:rPr>
           <w:rFonts w:hint="eastAsia" w:ascii="Times New Roman" w:hAnsi="Times New Roman" w:eastAsia="SimHei" w:cs="Times New Roman"/>
         </w:rPr>
         <w:t>真题挑战</w:t>
@@ -20368,6 +20506,24 @@
           <w:rFonts w:hint="eastAsia" w:ascii="Times New Roman" w:hAnsi="Times New Roman" w:eastAsia="SimHei" w:cs="Times New Roman"/>
         </w:rPr>
         <w:t>竞赛风格改编</w:t>
+      </w:r>
+      <w:r>
+        <w:rPr>
+          <w:rFonts w:hint="eastAsia" w:ascii="Times New Roman" w:hAnsi="Times New Roman" w:eastAsia="Times New Roman" w:cs="Times New Roman"/>
+        </w:rPr>
+        <w:t>）（5</w:t>
+      </w:r>
+      <w:r>
+        <w:rPr>
+          <w:rFonts w:ascii="Times New Roman" w:hAnsi="Times New Roman" w:eastAsia="Times New Roman" w:cs="Times New Roman"/>
+        </w:rPr>
+        <w:t xml:space="preserve"> </w:t>
+      </w:r>
+      <w:r>
+        <w:rPr>
+          <w:rFonts w:hint="eastAsia" w:ascii="Times New Roman" w:hAnsi="Times New Roman" w:eastAsia="SimHei" w:cs="Times New Roman"/>
+        </w:rPr>
+        <w:t>题</w:t>
       </w:r>
       <w:r>
         <w:rPr>
@@ -20378,11 +20534,22 @@
     </w:p>
     <w:p>
       <w:pPr>
-        <w:numPr>
-          <w:ilvl w:val="0"/>
-          <w:numId w:val="1009"/>
-        </w:numPr>
+        <w:pStyle w:val="FirstParagraph"/>
       </w:pPr>
+      <w:r>
+        <w:rPr>
+          <w:rFonts w:ascii="Times New Roman" w:hAnsi="Times New Roman" w:eastAsia="Times New Roman" w:cs="Times New Roman"/>
+          <w:b/>
+          <w:bCs/>
+        </w:rPr>
+        <w:t xml:space="preserve">12.</w:t>
+      </w:r>
+      <w:r>
+        <w:rPr>
+          <w:rFonts w:ascii="Times New Roman" w:hAnsi="Times New Roman" w:eastAsia="Times New Roman" w:cs="Times New Roman"/>
+        </w:rPr>
+        <w:t xml:space="preserve"> </w:t>
+      </w:r>
       <w:r>
         <w:rPr>
           <w:rFonts w:hint="eastAsia" w:ascii="Times New Roman" w:hAnsi="Times New Roman" w:eastAsia="FangSong" w:cs="Times New Roman"/>
@@ -20515,11 +20682,22 @@
     </w:p>
     <w:p>
       <w:pPr>
-        <w:numPr>
-          <w:ilvl w:val="0"/>
-          <w:numId w:val="1009"/>
-        </w:numPr>
+        <w:pStyle w:val="BodyText"/>
       </w:pPr>
+      <w:r>
+        <w:rPr>
+          <w:rFonts w:ascii="Times New Roman" w:hAnsi="Times New Roman" w:eastAsia="Times New Roman" w:cs="Times New Roman"/>
+          <w:b/>
+          <w:bCs/>
+        </w:rPr>
+        <w:t xml:space="preserve">13.</w:t>
+      </w:r>
+      <w:r>
+        <w:rPr>
+          <w:rFonts w:ascii="Times New Roman" w:hAnsi="Times New Roman" w:eastAsia="Times New Roman" w:cs="Times New Roman"/>
+        </w:rPr>
+        <w:t xml:space="preserve"> </w:t>
+      </w:r>
       <w:r>
         <w:rPr>
           <w:rFonts w:hint="eastAsia" w:ascii="Times New Roman" w:hAnsi="Times New Roman" w:eastAsia="FangSong" w:cs="Times New Roman"/>
@@ -20626,11 +20804,22 @@
     </w:p>
     <w:p>
       <w:pPr>
-        <w:numPr>
-          <w:ilvl w:val="0"/>
-          <w:numId w:val="1009"/>
-        </w:numPr>
+        <w:pStyle w:val="BodyText"/>
       </w:pPr>
+      <w:r>
+        <w:rPr>
+          <w:rFonts w:ascii="Times New Roman" w:hAnsi="Times New Roman" w:eastAsia="Times New Roman" w:cs="Times New Roman"/>
+          <w:b/>
+          <w:bCs/>
+        </w:rPr>
+        <w:t xml:space="preserve">14.</w:t>
+      </w:r>
+      <w:r>
+        <w:rPr>
+          <w:rFonts w:ascii="Times New Roman" w:hAnsi="Times New Roman" w:eastAsia="Times New Roman" w:cs="Times New Roman"/>
+        </w:rPr>
+        <w:t xml:space="preserve"> </w:t>
+      </w:r>
       <w:r>
         <w:rPr>
           <w:rFonts w:hint="eastAsia" w:ascii="Times New Roman" w:hAnsi="Times New Roman" w:eastAsia="FangSong" w:cs="Times New Roman"/>
@@ -20811,11 +21000,22 @@
     </w:p>
     <w:p>
       <w:pPr>
-        <w:numPr>
-          <w:ilvl w:val="0"/>
-          <w:numId w:val="1009"/>
-        </w:numPr>
+        <w:pStyle w:val="BodyText"/>
       </w:pPr>
+      <w:r>
+        <w:rPr>
+          <w:rFonts w:ascii="Times New Roman" w:hAnsi="Times New Roman" w:eastAsia="Times New Roman" w:cs="Times New Roman"/>
+          <w:b/>
+          <w:bCs/>
+        </w:rPr>
+        <w:t xml:space="preserve">15.</w:t>
+      </w:r>
+      <w:r>
+        <w:rPr>
+          <w:rFonts w:ascii="Times New Roman" w:hAnsi="Times New Roman" w:eastAsia="Times New Roman" w:cs="Times New Roman"/>
+        </w:rPr>
+        <w:t xml:space="preserve"> </w:t>
+      </w:r>
       <w:r>
         <w:rPr>
           <w:rFonts w:hint="eastAsia" w:ascii="Times New Roman" w:hAnsi="Times New Roman" w:eastAsia="FangSong" w:cs="Times New Roman"/>
@@ -21015,11 +21215,22 @@
     </w:p>
     <w:p>
       <w:pPr>
-        <w:numPr>
-          <w:ilvl w:val="0"/>
-          <w:numId w:val="1009"/>
-        </w:numPr>
+        <w:pStyle w:val="BodyText"/>
       </w:pPr>
+      <w:r>
+        <w:rPr>
+          <w:rFonts w:ascii="Times New Roman" w:hAnsi="Times New Roman" w:eastAsia="Times New Roman" w:cs="Times New Roman"/>
+          <w:b/>
+          <w:bCs/>
+        </w:rPr>
+        <w:t xml:space="preserve">16.</w:t>
+      </w:r>
+      <w:r>
+        <w:rPr>
+          <w:rFonts w:ascii="Times New Roman" w:hAnsi="Times New Roman" w:eastAsia="Times New Roman" w:cs="Times New Roman"/>
+        </w:rPr>
+        <w:t xml:space="preserve"> </w:t>
+      </w:r>
       <w:r>
         <w:rPr>
           <w:rFonts w:hint="eastAsia" w:ascii="Times New Roman" w:hAnsi="Times New Roman" w:eastAsia="FangSong" w:cs="Times New Roman"/>
@@ -27109,431 +27320,6 @@
       </w:pPr>
     </w:lvl>
   </w:abstractNum>
-  <w:abstractNum w:abstractNumId="99413">
-    <w:nsid w:val="00A99413"/>
-    <w:multiLevelType w:val="multilevel"/>
-    <w:lvl w:ilvl="0">
-      <w:start w:val="3"/>
-      <w:numFmt w:val="decimal"/>
-      <w:lvlText w:val="%1."/>
-      <w:lvlJc w:val="left"/>
-      <w:pPr>
-        <w:ind w:left="720" w:hanging="360"/>
-      </w:pPr>
-    </w:lvl>
-    <w:lvl w:ilvl="1">
-      <w:start w:val="3"/>
-      <w:numFmt w:val="decimal"/>
-      <w:lvlText w:val="%2."/>
-      <w:lvlJc w:val="left"/>
-      <w:pPr>
-        <w:ind w:left="1440" w:hanging="360"/>
-      </w:pPr>
-    </w:lvl>
-    <w:lvl w:ilvl="2">
-      <w:start w:val="3"/>
-      <w:numFmt w:val="decimal"/>
-      <w:lvlText w:val="%3."/>
-      <w:lvlJc w:val="left"/>
-      <w:pPr>
-        <w:ind w:left="2160" w:hanging="360"/>
-      </w:pPr>
-    </w:lvl>
-    <w:lvl w:ilvl="3">
-      <w:start w:val="3"/>
-      <w:numFmt w:val="decimal"/>
-      <w:lvlText w:val="%4."/>
-      <w:lvlJc w:val="left"/>
-      <w:pPr>
-        <w:ind w:left="2880" w:hanging="360"/>
-      </w:pPr>
-    </w:lvl>
-    <w:lvl w:ilvl="4">
-      <w:start w:val="3"/>
-      <w:numFmt w:val="decimal"/>
-      <w:lvlText w:val="%5."/>
-      <w:lvlJc w:val="left"/>
-      <w:pPr>
-        <w:ind w:left="3600" w:hanging="360"/>
-      </w:pPr>
-    </w:lvl>
-    <w:lvl w:ilvl="5">
-      <w:start w:val="3"/>
-      <w:numFmt w:val="decimal"/>
-      <w:lvlText w:val="%6."/>
-      <w:lvlJc w:val="left"/>
-      <w:pPr>
-        <w:ind w:left="4320" w:hanging="360"/>
-      </w:pPr>
-    </w:lvl>
-    <w:lvl w:ilvl="6">
-      <w:start w:val="3"/>
-      <w:numFmt w:val="decimal"/>
-      <w:lvlText w:val="%7."/>
-      <w:lvlJc w:val="left"/>
-      <w:pPr>
-        <w:ind w:left="5040" w:hanging="360"/>
-      </w:pPr>
-    </w:lvl>
-    <w:lvl w:ilvl="7">
-      <w:start w:val="3"/>
-      <w:numFmt w:val="decimal"/>
-      <w:lvlText w:val="%8."/>
-      <w:lvlJc w:val="left"/>
-      <w:pPr>
-        <w:ind w:left="5760" w:hanging="360"/>
-      </w:pPr>
-    </w:lvl>
-    <w:lvl w:ilvl="8">
-      <w:start w:val="3"/>
-      <w:numFmt w:val="decimal"/>
-      <w:lvlText w:val="%9."/>
-      <w:lvlJc w:val="left"/>
-      <w:pPr>
-        <w:ind w:left="6480" w:hanging="360"/>
-      </w:pPr>
-    </w:lvl>
-  </w:abstractNum>
-  <w:abstractNum w:abstractNumId="99416">
-    <w:nsid w:val="00A99416"/>
-    <w:multiLevelType w:val="multilevel"/>
-    <w:lvl w:ilvl="0">
-      <w:start w:val="6"/>
-      <w:numFmt w:val="decimal"/>
-      <w:lvlText w:val="%1."/>
-      <w:lvlJc w:val="left"/>
-      <w:pPr>
-        <w:ind w:left="720" w:hanging="360"/>
-      </w:pPr>
-    </w:lvl>
-    <w:lvl w:ilvl="1">
-      <w:start w:val="6"/>
-      <w:numFmt w:val="decimal"/>
-      <w:lvlText w:val="%2."/>
-      <w:lvlJc w:val="left"/>
-      <w:pPr>
-        <w:ind w:left="1440" w:hanging="360"/>
-      </w:pPr>
-    </w:lvl>
-    <w:lvl w:ilvl="2">
-      <w:start w:val="6"/>
-      <w:numFmt w:val="decimal"/>
-      <w:lvlText w:val="%3."/>
-      <w:lvlJc w:val="left"/>
-      <w:pPr>
-        <w:ind w:left="2160" w:hanging="360"/>
-      </w:pPr>
-    </w:lvl>
-    <w:lvl w:ilvl="3">
-      <w:start w:val="6"/>
-      <w:numFmt w:val="decimal"/>
-      <w:lvlText w:val="%4."/>
-      <w:lvlJc w:val="left"/>
-      <w:pPr>
-        <w:ind w:left="2880" w:hanging="360"/>
-      </w:pPr>
-    </w:lvl>
-    <w:lvl w:ilvl="4">
-      <w:start w:val="6"/>
-      <w:numFmt w:val="decimal"/>
-      <w:lvlText w:val="%5."/>
-      <w:lvlJc w:val="left"/>
-      <w:pPr>
-        <w:ind w:left="3600" w:hanging="360"/>
-      </w:pPr>
-    </w:lvl>
-    <w:lvl w:ilvl="5">
-      <w:start w:val="6"/>
-      <w:numFmt w:val="decimal"/>
-      <w:lvlText w:val="%6."/>
-      <w:lvlJc w:val="left"/>
-      <w:pPr>
-        <w:ind w:left="4320" w:hanging="360"/>
-      </w:pPr>
-    </w:lvl>
-    <w:lvl w:ilvl="6">
-      <w:start w:val="6"/>
-      <w:numFmt w:val="decimal"/>
-      <w:lvlText w:val="%7."/>
-      <w:lvlJc w:val="left"/>
-      <w:pPr>
-        <w:ind w:left="5040" w:hanging="360"/>
-      </w:pPr>
-    </w:lvl>
-    <w:lvl w:ilvl="7">
-      <w:start w:val="6"/>
-      <w:numFmt w:val="decimal"/>
-      <w:lvlText w:val="%8."/>
-      <w:lvlJc w:val="left"/>
-      <w:pPr>
-        <w:ind w:left="5760" w:hanging="360"/>
-      </w:pPr>
-    </w:lvl>
-    <w:lvl w:ilvl="8">
-      <w:start w:val="6"/>
-      <w:numFmt w:val="decimal"/>
-      <w:lvlText w:val="%9."/>
-      <w:lvlJc w:val="left"/>
-      <w:pPr>
-        <w:ind w:left="6480" w:hanging="360"/>
-      </w:pPr>
-    </w:lvl>
-  </w:abstractNum>
-  <w:abstractNum w:abstractNumId="99418">
-    <w:nsid w:val="00A99418"/>
-    <w:multiLevelType w:val="multilevel"/>
-    <w:lvl w:ilvl="0">
-      <w:start w:val="8"/>
-      <w:numFmt w:val="decimal"/>
-      <w:lvlText w:val="%1."/>
-      <w:lvlJc w:val="left"/>
-      <w:pPr>
-        <w:ind w:left="720" w:hanging="360"/>
-      </w:pPr>
-    </w:lvl>
-    <w:lvl w:ilvl="1">
-      <w:start w:val="8"/>
-      <w:numFmt w:val="decimal"/>
-      <w:lvlText w:val="%2."/>
-      <w:lvlJc w:val="left"/>
-      <w:pPr>
-        <w:ind w:left="1440" w:hanging="360"/>
-      </w:pPr>
-    </w:lvl>
-    <w:lvl w:ilvl="2">
-      <w:start w:val="8"/>
-      <w:numFmt w:val="decimal"/>
-      <w:lvlText w:val="%3."/>
-      <w:lvlJc w:val="left"/>
-      <w:pPr>
-        <w:ind w:left="2160" w:hanging="360"/>
-      </w:pPr>
-    </w:lvl>
-    <w:lvl w:ilvl="3">
-      <w:start w:val="8"/>
-      <w:numFmt w:val="decimal"/>
-      <w:lvlText w:val="%4."/>
-      <w:lvlJc w:val="left"/>
-      <w:pPr>
-        <w:ind w:left="2880" w:hanging="360"/>
-      </w:pPr>
-    </w:lvl>
-    <w:lvl w:ilvl="4">
-      <w:start w:val="8"/>
-      <w:numFmt w:val="decimal"/>
-      <w:lvlText w:val="%5."/>
-      <w:lvlJc w:val="left"/>
-      <w:pPr>
-        <w:ind w:left="3600" w:hanging="360"/>
-      </w:pPr>
-    </w:lvl>
-    <w:lvl w:ilvl="5">
-      <w:start w:val="8"/>
-      <w:numFmt w:val="decimal"/>
-      <w:lvlText w:val="%6."/>
-      <w:lvlJc w:val="left"/>
-      <w:pPr>
-        <w:ind w:left="4320" w:hanging="360"/>
-      </w:pPr>
-    </w:lvl>
-    <w:lvl w:ilvl="6">
-      <w:start w:val="8"/>
-      <w:numFmt w:val="decimal"/>
-      <w:lvlText w:val="%7."/>
-      <w:lvlJc w:val="left"/>
-      <w:pPr>
-        <w:ind w:left="5040" w:hanging="360"/>
-      </w:pPr>
-    </w:lvl>
-    <w:lvl w:ilvl="7">
-      <w:start w:val="8"/>
-      <w:numFmt w:val="decimal"/>
-      <w:lvlText w:val="%8."/>
-      <w:lvlJc w:val="left"/>
-      <w:pPr>
-        <w:ind w:left="5760" w:hanging="360"/>
-      </w:pPr>
-    </w:lvl>
-    <w:lvl w:ilvl="8">
-      <w:start w:val="8"/>
-      <w:numFmt w:val="decimal"/>
-      <w:lvlText w:val="%9."/>
-      <w:lvlJc w:val="left"/>
-      <w:pPr>
-        <w:ind w:left="6480" w:hanging="360"/>
-      </w:pPr>
-    </w:lvl>
-  </w:abstractNum>
-  <w:abstractNum w:abstractNumId="994111">
-    <w:nsid w:val="0A994111"/>
-    <w:multiLevelType w:val="multilevel"/>
-    <w:lvl w:ilvl="0">
-      <w:start w:val="11"/>
-      <w:numFmt w:val="decimal"/>
-      <w:lvlText w:val="%1."/>
-      <w:lvlJc w:val="left"/>
-      <w:pPr>
-        <w:ind w:left="720" w:hanging="360"/>
-      </w:pPr>
-    </w:lvl>
-    <w:lvl w:ilvl="1">
-      <w:start w:val="11"/>
-      <w:numFmt w:val="decimal"/>
-      <w:lvlText w:val="%2."/>
-      <w:lvlJc w:val="left"/>
-      <w:pPr>
-        <w:ind w:left="1440" w:hanging="360"/>
-      </w:pPr>
-    </w:lvl>
-    <w:lvl w:ilvl="2">
-      <w:start w:val="11"/>
-      <w:numFmt w:val="decimal"/>
-      <w:lvlText w:val="%3."/>
-      <w:lvlJc w:val="left"/>
-      <w:pPr>
-        <w:ind w:left="2160" w:hanging="360"/>
-      </w:pPr>
-    </w:lvl>
-    <w:lvl w:ilvl="3">
-      <w:start w:val="11"/>
-      <w:numFmt w:val="decimal"/>
-      <w:lvlText w:val="%4."/>
-      <w:lvlJc w:val="left"/>
-      <w:pPr>
-        <w:ind w:left="2880" w:hanging="360"/>
-      </w:pPr>
-    </w:lvl>
-    <w:lvl w:ilvl="4">
-      <w:start w:val="11"/>
-      <w:numFmt w:val="decimal"/>
-      <w:lvlText w:val="%5."/>
-      <w:lvlJc w:val="left"/>
-      <w:pPr>
-        <w:ind w:left="3600" w:hanging="360"/>
-      </w:pPr>
-    </w:lvl>
-    <w:lvl w:ilvl="5">
-      <w:start w:val="11"/>
-      <w:numFmt w:val="decimal"/>
-      <w:lvlText w:val="%6."/>
-      <w:lvlJc w:val="left"/>
-      <w:pPr>
-        <w:ind w:left="4320" w:hanging="360"/>
-      </w:pPr>
-    </w:lvl>
-    <w:lvl w:ilvl="6">
-      <w:start w:val="11"/>
-      <w:numFmt w:val="decimal"/>
-      <w:lvlText w:val="%7."/>
-      <w:lvlJc w:val="left"/>
-      <w:pPr>
-        <w:ind w:left="5040" w:hanging="360"/>
-      </w:pPr>
-    </w:lvl>
-    <w:lvl w:ilvl="7">
-      <w:start w:val="11"/>
-      <w:numFmt w:val="decimal"/>
-      <w:lvlText w:val="%8."/>
-      <w:lvlJc w:val="left"/>
-      <w:pPr>
-        <w:ind w:left="5760" w:hanging="360"/>
-      </w:pPr>
-    </w:lvl>
-    <w:lvl w:ilvl="8">
-      <w:start w:val="11"/>
-      <w:numFmt w:val="decimal"/>
-      <w:lvlText w:val="%9."/>
-      <w:lvlJc w:val="left"/>
-      <w:pPr>
-        <w:ind w:left="6480" w:hanging="360"/>
-      </w:pPr>
-    </w:lvl>
-  </w:abstractNum>
-  <w:abstractNum w:abstractNumId="994112">
-    <w:nsid w:val="0A994112"/>
-    <w:multiLevelType w:val="multilevel"/>
-    <w:lvl w:ilvl="0">
-      <w:start w:val="12"/>
-      <w:numFmt w:val="decimal"/>
-      <w:lvlText w:val="%1."/>
-      <w:lvlJc w:val="left"/>
-      <w:pPr>
-        <w:ind w:left="720" w:hanging="360"/>
-      </w:pPr>
-    </w:lvl>
-    <w:lvl w:ilvl="1">
-      <w:start w:val="12"/>
-      <w:numFmt w:val="decimal"/>
-      <w:lvlText w:val="%2."/>
-      <w:lvlJc w:val="left"/>
-      <w:pPr>
-        <w:ind w:left="1440" w:hanging="360"/>
-      </w:pPr>
-    </w:lvl>
-    <w:lvl w:ilvl="2">
-      <w:start w:val="12"/>
-      <w:numFmt w:val="decimal"/>
-      <w:lvlText w:val="%3."/>
-      <w:lvlJc w:val="left"/>
-      <w:pPr>
-        <w:ind w:left="2160" w:hanging="360"/>
-      </w:pPr>
-    </w:lvl>
-    <w:lvl w:ilvl="3">
-      <w:start w:val="12"/>
-      <w:numFmt w:val="decimal"/>
-      <w:lvlText w:val="%4."/>
-      <w:lvlJc w:val="left"/>
-      <w:pPr>
-        <w:ind w:left="2880" w:hanging="360"/>
-      </w:pPr>
-    </w:lvl>
-    <w:lvl w:ilvl="4">
-      <w:start w:val="12"/>
-      <w:numFmt w:val="decimal"/>
-      <w:lvlText w:val="%5."/>
-      <w:lvlJc w:val="left"/>
-      <w:pPr>
-        <w:ind w:left="3600" w:hanging="360"/>
-      </w:pPr>
-    </w:lvl>
-    <w:lvl w:ilvl="5">
-      <w:start w:val="12"/>
-      <w:numFmt w:val="decimal"/>
-      <w:lvlText w:val="%6."/>
-      <w:lvlJc w:val="left"/>
-      <w:pPr>
-        <w:ind w:left="4320" w:hanging="360"/>
-      </w:pPr>
-    </w:lvl>
-    <w:lvl w:ilvl="6">
-      <w:start w:val="12"/>
-      <w:numFmt w:val="decimal"/>
-      <w:lvlText w:val="%7."/>
-      <w:lvlJc w:val="left"/>
-      <w:pPr>
-        <w:ind w:left="5040" w:hanging="360"/>
-      </w:pPr>
-    </w:lvl>
-    <w:lvl w:ilvl="7">
-      <w:start w:val="12"/>
-      <w:numFmt w:val="decimal"/>
-      <w:lvlText w:val="%8."/>
-      <w:lvlJc w:val="left"/>
-      <w:pPr>
-        <w:ind w:left="5760" w:hanging="360"/>
-      </w:pPr>
-    </w:lvl>
-    <w:lvl w:ilvl="8">
-      <w:start w:val="12"/>
-      <w:numFmt w:val="decimal"/>
-      <w:lvlText w:val="%9."/>
-      <w:lvlJc w:val="left"/>
-      <w:pPr>
-        <w:ind w:left="6480" w:hanging="360"/>
-      </w:pPr>
-    </w:lvl>
-  </w:abstractNum>
   <w:num w:numId="1000">
     <w:abstractNumId w:val="990"/>
   </w:num>
@@ -27571,186 +27357,6 @@
     </w:lvlOverride>
     <w:lvlOverride w:ilvl="8">
       <w:startOverride w:val="1"/>
-    </w:lvlOverride>
-  </w:num>
-  <w:num w:numId="1004">
-    <w:abstractNumId w:val="99411"/>
-    <w:lvlOverride w:ilvl="0">
-      <w:startOverride w:val="1"/>
-    </w:lvlOverride>
-    <w:lvlOverride w:ilvl="1">
-      <w:startOverride w:val="1"/>
-    </w:lvlOverride>
-    <w:lvlOverride w:ilvl="2">
-      <w:startOverride w:val="1"/>
-    </w:lvlOverride>
-    <w:lvlOverride w:ilvl="3">
-      <w:startOverride w:val="1"/>
-    </w:lvlOverride>
-    <w:lvlOverride w:ilvl="4">
-      <w:startOverride w:val="1"/>
-    </w:lvlOverride>
-    <w:lvlOverride w:ilvl="5">
-      <w:startOverride w:val="1"/>
-    </w:lvlOverride>
-    <w:lvlOverride w:ilvl="6">
-      <w:startOverride w:val="1"/>
-    </w:lvlOverride>
-    <w:lvlOverride w:ilvl="7">
-      <w:startOverride w:val="1"/>
-    </w:lvlOverride>
-    <w:lvlOverride w:ilvl="8">
-      <w:startOverride w:val="1"/>
-    </w:lvlOverride>
-  </w:num>
-  <w:num w:numId="1005">
-    <w:abstractNumId w:val="99413"/>
-    <w:lvlOverride w:ilvl="0">
-      <w:startOverride w:val="3"/>
-    </w:lvlOverride>
-    <w:lvlOverride w:ilvl="1">
-      <w:startOverride w:val="3"/>
-    </w:lvlOverride>
-    <w:lvlOverride w:ilvl="2">
-      <w:startOverride w:val="3"/>
-    </w:lvlOverride>
-    <w:lvlOverride w:ilvl="3">
-      <w:startOverride w:val="3"/>
-    </w:lvlOverride>
-    <w:lvlOverride w:ilvl="4">
-      <w:startOverride w:val="3"/>
-    </w:lvlOverride>
-    <w:lvlOverride w:ilvl="5">
-      <w:startOverride w:val="3"/>
-    </w:lvlOverride>
-    <w:lvlOverride w:ilvl="6">
-      <w:startOverride w:val="3"/>
-    </w:lvlOverride>
-    <w:lvlOverride w:ilvl="7">
-      <w:startOverride w:val="3"/>
-    </w:lvlOverride>
-    <w:lvlOverride w:ilvl="8">
-      <w:startOverride w:val="3"/>
-    </w:lvlOverride>
-  </w:num>
-  <w:num w:numId="1006">
-    <w:abstractNumId w:val="99416"/>
-    <w:lvlOverride w:ilvl="0">
-      <w:startOverride w:val="6"/>
-    </w:lvlOverride>
-    <w:lvlOverride w:ilvl="1">
-      <w:startOverride w:val="6"/>
-    </w:lvlOverride>
-    <w:lvlOverride w:ilvl="2">
-      <w:startOverride w:val="6"/>
-    </w:lvlOverride>
-    <w:lvlOverride w:ilvl="3">
-      <w:startOverride w:val="6"/>
-    </w:lvlOverride>
-    <w:lvlOverride w:ilvl="4">
-      <w:startOverride w:val="6"/>
-    </w:lvlOverride>
-    <w:lvlOverride w:ilvl="5">
-      <w:startOverride w:val="6"/>
-    </w:lvlOverride>
-    <w:lvlOverride w:ilvl="6">
-      <w:startOverride w:val="6"/>
-    </w:lvlOverride>
-    <w:lvlOverride w:ilvl="7">
-      <w:startOverride w:val="6"/>
-    </w:lvlOverride>
-    <w:lvlOverride w:ilvl="8">
-      <w:startOverride w:val="6"/>
-    </w:lvlOverride>
-  </w:num>
-  <w:num w:numId="1007">
-    <w:abstractNumId w:val="99418"/>
-    <w:lvlOverride w:ilvl="0">
-      <w:startOverride w:val="8"/>
-    </w:lvlOverride>
-    <w:lvlOverride w:ilvl="1">
-      <w:startOverride w:val="8"/>
-    </w:lvlOverride>
-    <w:lvlOverride w:ilvl="2">
-      <w:startOverride w:val="8"/>
-    </w:lvlOverride>
-    <w:lvlOverride w:ilvl="3">
-      <w:startOverride w:val="8"/>
-    </w:lvlOverride>
-    <w:lvlOverride w:ilvl="4">
-      <w:startOverride w:val="8"/>
-    </w:lvlOverride>
-    <w:lvlOverride w:ilvl="5">
-      <w:startOverride w:val="8"/>
-    </w:lvlOverride>
-    <w:lvlOverride w:ilvl="6">
-      <w:startOverride w:val="8"/>
-    </w:lvlOverride>
-    <w:lvlOverride w:ilvl="7">
-      <w:startOverride w:val="8"/>
-    </w:lvlOverride>
-    <w:lvlOverride w:ilvl="8">
-      <w:startOverride w:val="8"/>
-    </w:lvlOverride>
-  </w:num>
-  <w:num w:numId="1008">
-    <w:abstractNumId w:val="994111"/>
-    <w:lvlOverride w:ilvl="0">
-      <w:startOverride w:val="11"/>
-    </w:lvlOverride>
-    <w:lvlOverride w:ilvl="1">
-      <w:startOverride w:val="11"/>
-    </w:lvlOverride>
-    <w:lvlOverride w:ilvl="2">
-      <w:startOverride w:val="11"/>
-    </w:lvlOverride>
-    <w:lvlOverride w:ilvl="3">
-      <w:startOverride w:val="11"/>
-    </w:lvlOverride>
-    <w:lvlOverride w:ilvl="4">
-      <w:startOverride w:val="11"/>
-    </w:lvlOverride>
-    <w:lvlOverride w:ilvl="5">
-      <w:startOverride w:val="11"/>
-    </w:lvlOverride>
-    <w:lvlOverride w:ilvl="6">
-      <w:startOverride w:val="11"/>
-    </w:lvlOverride>
-    <w:lvlOverride w:ilvl="7">
-      <w:startOverride w:val="11"/>
-    </w:lvlOverride>
-    <w:lvlOverride w:ilvl="8">
-      <w:startOverride w:val="11"/>
-    </w:lvlOverride>
-  </w:num>
-  <w:num w:numId="1009">
-    <w:abstractNumId w:val="994112"/>
-    <w:lvlOverride w:ilvl="0">
-      <w:startOverride w:val="12"/>
-    </w:lvlOverride>
-    <w:lvlOverride w:ilvl="1">
-      <w:startOverride w:val="12"/>
-    </w:lvlOverride>
-    <w:lvlOverride w:ilvl="2">
-      <w:startOverride w:val="12"/>
-    </w:lvlOverride>
-    <w:lvlOverride w:ilvl="3">
-      <w:startOverride w:val="12"/>
-    </w:lvlOverride>
-    <w:lvlOverride w:ilvl="4">
-      <w:startOverride w:val="12"/>
-    </w:lvlOverride>
-    <w:lvlOverride w:ilvl="5">
-      <w:startOverride w:val="12"/>
-    </w:lvlOverride>
-    <w:lvlOverride w:ilvl="6">
-      <w:startOverride w:val="12"/>
-    </w:lvlOverride>
-    <w:lvlOverride w:ilvl="7">
-      <w:startOverride w:val="12"/>
-    </w:lvlOverride>
-    <w:lvlOverride w:ilvl="8">
-      <w:startOverride w:val="12"/>
     </w:lvlOverride>
   </w:num>
 </w:numbering>

--- a/06-学生侧材料/讲义/_数学工具/数学工具-第1讲-函数图像与线性化.docx
+++ b/06-学生侧材料/讲义/_数学工具/数学工具-第1讲-函数图像与线性化.docx
@@ -22543,7 +22543,6 @@
     <w:p>
       <w:pPr>
         <w:pStyle w:val="BodyText"/>
-        <w:spacing w:after="80"/>
       </w:pPr>
       <w:r>
         <w:rPr>
@@ -22775,3871 +22774,5901 @@
         <w:t>。</w:t>
       </w:r>
     </w:p>
-    <w:tbl>
-      <w:tblPr>
-        <w:tblStyle w:val="Table"/>
-        <w:tblW w:type="pct" w:w="5000"/>
-        <w:tblLayout w:type="fixed"/>
-        <w:tblLook w:firstRow="1" w:lastRow="0" w:firstColumn="0" w:lastColumn="0" w:noHBand="0" w:noVBand="0" w:val="0020"/>
-      </w:tblPr>
-      <w:tblGrid>
-        <w:gridCol w:w="3960"/>
-        <w:gridCol w:w="3960"/>
-      </w:tblGrid>
-      <w:tr>
-        <w:trPr>
-          <w:tblHeader w:val="on"/>
-        </w:trPr>
-        <w:tc>
-          <w:tcPr/>
-          <w:p>
-            <w:pPr>
-              <w:pStyle w:val="Compact"/>
-              <w:jc w:val="center"/>
-            </w:pPr>
-            <w:r>
-              <w:rPr>
-                <w:rFonts w:hint="eastAsia" w:ascii="Times New Roman" w:hAnsi="Times New Roman" w:eastAsia="SimHei" w:cs="Times New Roman"/>
-                <w:b/>
-              </w:rPr>
-              <w:t xml:space="preserve">题号</w:t>
-            </w:r>
-          </w:p>
-        </w:tc>
-        <w:tc>
-          <w:tcPr/>
-          <w:p>
-            <w:pPr>
-              <w:pStyle w:val="Compact"/>
-              <w:jc w:val="center"/>
-            </w:pPr>
-            <w:r>
-              <w:rPr>
-                <w:rFonts w:hint="eastAsia" w:ascii="Times New Roman" w:hAnsi="Times New Roman" w:eastAsia="SimHei" w:cs="Times New Roman"/>
-                <w:b/>
-              </w:rPr>
-              <w:t xml:space="preserve">答案</w:t>
-            </w:r>
-          </w:p>
-        </w:tc>
-      </w:tr>
-      <w:tr>
-        <w:tc>
-          <w:tcPr/>
-          <w:p>
-            <w:pPr>
-              <w:pStyle w:val="Compact"/>
-              <w:jc w:val="center"/>
-            </w:pPr>
-            <w:r>
-              <w:rPr>
-                <w:rFonts w:ascii="Times New Roman" w:hAnsi="Times New Roman" w:eastAsia="Times New Roman" w:cs="Times New Roman"/>
-              </w:rPr>
-              <w:t xml:space="preserve">1</w:t>
-            </w:r>
-          </w:p>
-        </w:tc>
-        <w:tc>
-          <w:tcPr/>
-          <w:p>
-            <w:pPr>
-              <w:pStyle w:val="Compact"/>
-              <w:jc w:val="center"/>
-            </w:pPr>
-            <w:r>
-              <w:rPr>
-                <w:rFonts w:hint="eastAsia" w:ascii="Times New Roman" w:hAnsi="Times New Roman" w:eastAsia="FangSong" w:cs="Times New Roman"/>
-              </w:rPr>
-              <w:t xml:space="preserve">斜率</w:t>
-            </w:r>
-            <w:r>
-              <w:rPr>
-                <w:rFonts w:ascii="Times New Roman" w:hAnsi="Times New Roman" w:eastAsia="Times New Roman" w:cs="Times New Roman"/>
-              </w:rPr>
-              <w:t xml:space="preserve"> =</w:t>
-            </w:r>
-            <w:r>
-              <w:rPr>
-                <w:rFonts w:ascii="Times New Roman" w:hAnsi="Times New Roman" w:eastAsia="Times New Roman" w:cs="Times New Roman"/>
-              </w:rPr>
-              <w:t xml:space="preserve"> </w:t>
-            </w:r>
-            <w:r>
-              <w:rPr>
-                <w:rStyle w:val="VerbatimChar"/>
-                <w:rFonts w:ascii="Times New Roman" w:hAnsi="Times New Roman" w:eastAsia="Times New Roman" w:cs="Times New Roman"/>
-              </w:rPr>
-              <w:t>−0.0300 mol·L</w:t>
-            </w:r>
-            <w:r>
-              <w:rPr>
-                <w:rStyle w:val="VerbatimChar"/>
-                <w:rFonts w:ascii="Times New Roman" w:hAnsi="Times New Roman" w:eastAsia="Times New Roman" w:cs="Times New Roman"/>
-                <w:vertAlign w:val="superscript"/>
-              </w:rPr>
-              <w:t>-1</w:t>
-            </w:r>
-            <w:r>
-              <w:rPr>
-                <w:rStyle w:val="VerbatimChar"/>
-                <w:rFonts w:ascii="Times New Roman" w:hAnsi="Times New Roman" w:eastAsia="Times New Roman" w:cs="Times New Roman"/>
-              </w:rPr>
-              <w:t>·min</w:t>
-            </w:r>
-            <w:r>
-              <w:rPr>
-                <w:rStyle w:val="VerbatimChar"/>
-                <w:rFonts w:ascii="Times New Roman" w:hAnsi="Times New Roman" w:eastAsia="Times New Roman" w:cs="Times New Roman"/>
-                <w:vertAlign w:val="superscript"/>
-              </w:rPr>
-              <w:t>-1</w:t>
-            </w:r>
-            <w:r>
-              <w:rPr>
-                <w:rFonts w:hint="eastAsia" w:ascii="Times New Roman" w:hAnsi="Times New Roman" w:eastAsia="Times New Roman" w:cs="Times New Roman"/>
-              </w:rPr>
-              <w:t xml:space="preserve">；</w:t>
-            </w:r>
-            <m:oMath>
-              <m:r>
-                <m:t>k</m:t>
-              </m:r>
-              <m:r>
-                <m:rPr>
-                  <m:sty m:val="p"/>
-                </m:rPr>
-                <m:t>=</m:t>
-              </m:r>
-              <m:r>
-                <m:t>0.0300</m:t>
-              </m:r>
-              <m:r>
-                <m:t> </m:t>
-              </m:r>
-              <m:r>
-                <m:rPr>
-                  <m:sty m:val="p"/>
-                </m:rPr>
-                <m:t>m</m:t>
-              </m:r>
-              <m:r>
-                <m:rPr>
-                  <m:sty m:val="p"/>
-                </m:rPr>
-                <m:t>o</m:t>
-              </m:r>
-              <m:r>
-                <m:rPr>
-                  <m:sty m:val="p"/>
-                </m:rPr>
-                <m:t>l</m:t>
-              </m:r>
-              <m:r>
-                <m:rPr>
-                  <m:sty m:val="p"/>
-                </m:rPr>
-                <m:t>⋅</m:t>
-              </m:r>
-              <m:sSup>
-                <m:e>
-                  <m:r>
-                    <m:rPr>
-                      <m:sty m:val="p"/>
-                    </m:rPr>
-                    <m:t>L</m:t>
-                  </m:r>
-                </m:e>
-                <m:sup>
-                  <m:r>
-                    <m:rPr>
-                      <m:sty m:val="p"/>
-                    </m:rPr>
-                    <m:t>−</m:t>
-                  </m:r>
-                  <m:r>
-                    <m:rPr>
-                      <m:sty m:val="p"/>
-                    </m:rPr>
-                    <m:t>1</m:t>
-                  </m:r>
-                </m:sup>
-              </m:sSup>
-              <m:r>
-                <m:rPr>
-                  <m:sty m:val="p"/>
-                </m:rPr>
-                <m:t>⋅</m:t>
-              </m:r>
-              <m:r>
-                <m:rPr>
-                  <m:sty m:val="p"/>
-                </m:rPr>
-                <m:t>m</m:t>
-              </m:r>
-              <m:r>
-                <m:rPr>
-                  <m:sty m:val="p"/>
-                </m:rPr>
-                <m:t>i</m:t>
-              </m:r>
-              <m:sSup>
-                <m:e>
-                  <m:r>
-                    <m:rPr>
-                      <m:sty m:val="p"/>
-                    </m:rPr>
-                    <m:t>n</m:t>
-                  </m:r>
-                </m:e>
-                <m:sup>
-                  <m:r>
-                    <m:rPr>
-                      <m:sty m:val="p"/>
-                    </m:rPr>
-                    <m:t>−</m:t>
-                  </m:r>
-                  <m:r>
-                    <m:rPr>
-                      <m:sty m:val="p"/>
-                    </m:rPr>
-                    <m:t>1</m:t>
-                  </m:r>
-                </m:sup>
-              </m:sSup>
-            </m:oMath>
-          </w:p>
-        </w:tc>
-      </w:tr>
-      <w:tr>
-        <w:tc>
-          <w:tcPr/>
-          <w:p>
-            <w:pPr>
-              <w:pStyle w:val="Compact"/>
-              <w:jc w:val="center"/>
-            </w:pPr>
-            <w:r>
-              <w:rPr>
-                <w:rFonts w:ascii="Times New Roman" w:hAnsi="Times New Roman" w:eastAsia="Times New Roman" w:cs="Times New Roman"/>
-              </w:rPr>
-              <w:t xml:space="preserve">2</w:t>
-            </w:r>
-          </w:p>
-        </w:tc>
-        <w:tc>
-          <w:tcPr/>
-          <w:p>
-            <w:pPr>
-              <w:pStyle w:val="Compact"/>
-              <w:jc w:val="center"/>
-            </w:pPr>
-            <w:r>
-              <w:rPr>
-                <w:rFonts w:hint="eastAsia" w:ascii="Times New Roman" w:hAnsi="Times New Roman" w:eastAsia="FangSong" w:cs="Times New Roman"/>
-              </w:rPr>
-              <w:t>二级</w:t>
-            </w:r>
-            <w:r>
-              <w:rPr>
-                <w:rFonts w:hint="eastAsia" w:ascii="Times New Roman" w:hAnsi="Times New Roman" w:eastAsia="Times New Roman" w:cs="Times New Roman"/>
-              </w:rPr>
-              <w:t>；</w:t>
-            </w:r>
-            <m:oMath>
-              <m:f>
-                <m:fPr>
-                  <m:type m:val="bar"/>
-                </m:fPr>
-                <m:num>
-                  <m:r>
-                    <m:t>1</m:t>
-                  </m:r>
-                </m:num>
-                <m:den>
-                  <m:r>
-                    <m:rPr>
-                      <m:sty m:val="p"/>
-                    </m:rPr>
-                    <m:t>[</m:t>
-                  </m:r>
-                  <m:r>
-                    <m:t>A</m:t>
-                  </m:r>
-                  <m:r>
-                    <m:rPr>
-                      <m:sty m:val="p"/>
-                    </m:rPr>
-                    <m:t>]</m:t>
-                  </m:r>
-                </m:den>
-              </m:f>
-              <m:r>
-                <m:rPr>
-                  <m:sty m:val="p"/>
-                </m:rPr>
-                <m:t>=</m:t>
-              </m:r>
-              <m:r>
-                <m:t>k</m:t>
-              </m:r>
-              <m:r>
-                <m:t>t</m:t>
-              </m:r>
-              <m:r>
-                <m:rPr>
-                  <m:sty m:val="p"/>
-                </m:rPr>
-                <m:t>+</m:t>
-              </m:r>
-              <m:f>
-                <m:fPr>
-                  <m:type m:val="bar"/>
-                </m:fPr>
-                <m:num>
-                  <m:r>
-                    <m:t>1</m:t>
-                  </m:r>
-                </m:num>
-                <m:den>
-                  <m:r>
-                    <m:rPr>
-                      <m:sty m:val="p"/>
-                    </m:rPr>
-                    <m:t>[</m:t>
-                  </m:r>
-                  <m:r>
-                    <m:t>A</m:t>
-                  </m:r>
-                  <m:sSub>
-                    <m:e>
-                      <m:r>
-                        <m:rPr>
-                          <m:sty m:val="p"/>
-                        </m:rPr>
-                        <m:t>]</m:t>
-                      </m:r>
-                    </m:e>
-                    <m:sub>
-                      <m:r>
-                        <m:t>0</m:t>
-                      </m:r>
-                    </m:sub>
-                  </m:sSub>
-                </m:den>
-              </m:f>
-            </m:oMath>
-            <w:r>
-              <w:rPr>
-                <w:rFonts w:hint="eastAsia" w:ascii="Times New Roman" w:hAnsi="Times New Roman" w:eastAsia="Times New Roman" w:cs="Times New Roman"/>
-              </w:rPr>
-              <w:t xml:space="preserve">，</w:t>
-            </w:r>
-            <m:oMath>
-              <m:r>
-                <m:t>k</m:t>
-              </m:r>
-              <m:r>
-                <m:rPr>
-                  <m:sty m:val="p"/>
-                </m:rPr>
-                <m:t>=</m:t>
-              </m:r>
-              <m:r>
-                <m:t>0.0250</m:t>
-              </m:r>
-              <m:r>
-                <m:t> </m:t>
-              </m:r>
-              <m:r>
-                <m:rPr>
-                  <m:sty m:val="p"/>
-                </m:rPr>
-                <m:t>L</m:t>
-              </m:r>
-              <m:r>
-                <m:rPr>
-                  <m:sty m:val="p"/>
-                </m:rPr>
-                <m:t>⋅</m:t>
-              </m:r>
-              <m:r>
-                <m:rPr>
-                  <m:sty m:val="p"/>
-                </m:rPr>
-                <m:t>m</m:t>
-              </m:r>
-              <m:r>
-                <m:rPr>
-                  <m:sty m:val="p"/>
-                </m:rPr>
-                <m:t>o</m:t>
-              </m:r>
-              <m:sSup>
-                <m:e>
-                  <m:r>
-                    <m:rPr>
-                      <m:sty m:val="p"/>
-                    </m:rPr>
-                    <m:t>l</m:t>
-                  </m:r>
-                </m:e>
-                <m:sup>
-                  <m:r>
-                    <m:rPr>
-                      <m:sty m:val="p"/>
-                    </m:rPr>
-                    <m:t>−</m:t>
-                  </m:r>
-                  <m:r>
-                    <m:rPr>
-                      <m:sty m:val="p"/>
-                    </m:rPr>
-                    <m:t>1</m:t>
-                  </m:r>
-                </m:sup>
-              </m:sSup>
-              <m:r>
-                <m:rPr>
-                  <m:sty m:val="p"/>
-                </m:rPr>
-                <m:t>⋅</m:t>
-              </m:r>
-              <m:sSup>
-                <m:e>
-                  <m:r>
-                    <m:rPr>
-                      <m:sty m:val="p"/>
-                    </m:rPr>
-                    <m:t>s</m:t>
-                  </m:r>
-                </m:e>
-                <m:sup>
-                  <m:r>
-                    <m:rPr>
-                      <m:sty m:val="p"/>
-                    </m:rPr>
-                    <m:t>−</m:t>
-                  </m:r>
-                  <m:r>
-                    <m:rPr>
-                      <m:sty m:val="p"/>
-                    </m:rPr>
-                    <m:t>1</m:t>
-                  </m:r>
-                </m:sup>
-              </m:sSup>
-            </m:oMath>
-          </w:p>
-        </w:tc>
-      </w:tr>
-      <w:tr>
-        <w:tc>
-          <w:tcPr/>
-          <w:p>
-            <w:pPr>
-              <w:pStyle w:val="Compact"/>
-              <w:jc w:val="center"/>
-            </w:pPr>
-            <w:r>
-              <w:rPr>
-                <w:rFonts w:ascii="Times New Roman" w:hAnsi="Times New Roman" w:eastAsia="Times New Roman" w:cs="Times New Roman"/>
-              </w:rPr>
-              <w:t xml:space="preserve">3</w:t>
-            </w:r>
-          </w:p>
-        </w:tc>
-        <w:tc>
-          <w:tcPr/>
-          <w:p>
-            <w:pPr>
-              <w:pStyle w:val="Compact"/>
-              <w:jc w:val="center"/>
-            </w:pPr>
-            <w:r>
-              <w:rPr>
-                <w:rFonts w:ascii="Times New Roman" w:hAnsi="Times New Roman" w:eastAsia="Times New Roman" w:cs="Times New Roman"/>
-              </w:rPr>
-              <w:t xml:space="preserve">(a)</w:t>
-            </w:r>
-            <w:r>
-              <w:rPr>
-                <w:rFonts w:ascii="Times New Roman" w:hAnsi="Times New Roman" w:eastAsia="Times New Roman" w:cs="Times New Roman"/>
-              </w:rPr>
-              <w:t xml:space="preserve"> </w:t>
-            </w:r>
-            <w:r>
-              <w:rPr>
-                <w:rStyle w:val="VerbatimChar"/>
-                <w:rFonts w:ascii="Times New Roman" w:hAnsi="Times New Roman" w:eastAsia="Times New Roman" w:cs="Times New Roman"/>
-              </w:rPr>
-              <w:t xml:space="preserve">ln[A]</w:t>
-            </w:r>
-            <w:r>
-              <w:rPr>
-                <w:rFonts w:hint="eastAsia" w:ascii="Times New Roman" w:hAnsi="Times New Roman" w:eastAsia="Times New Roman" w:cs="Times New Roman"/>
-              </w:rPr>
-              <w:t xml:space="preserve">–t；(b)</w:t>
-            </w:r>
-            <w:r>
-              <w:rPr>
-                <w:rFonts w:ascii="Times New Roman" w:hAnsi="Times New Roman" w:eastAsia="Times New Roman" w:cs="Times New Roman"/>
-              </w:rPr>
-              <w:t xml:space="preserve"> p–</w:t>
-            </w:r>
-            <w:r>
-              <w:rPr>
-                <w:rStyle w:val="VerbatimChar"/>
-                <w:rFonts w:ascii="Times New Roman" w:hAnsi="Times New Roman" w:eastAsia="Times New Roman" w:cs="Times New Roman"/>
-              </w:rPr>
-              <w:t xml:space="preserve">1/V</w:t>
-            </w:r>
-            <w:r>
-              <w:rPr>
-                <w:rFonts w:hint="eastAsia" w:ascii="Times New Roman" w:hAnsi="Times New Roman" w:eastAsia="Times New Roman" w:cs="Times New Roman"/>
-              </w:rPr>
-              <w:t>（</w:t>
-            </w:r>
-            <w:r>
-              <w:rPr>
-                <w:rFonts w:hint="eastAsia" w:ascii="Times New Roman" w:hAnsi="Times New Roman" w:eastAsia="FangSong" w:cs="Times New Roman"/>
-              </w:rPr>
-              <w:t>或</w:t>
-            </w:r>
-            <w:r>
-              <w:rPr>
-                <w:rFonts w:ascii="Times New Roman" w:hAnsi="Times New Roman" w:eastAsia="Times New Roman" w:cs="Times New Roman"/>
-              </w:rPr>
-              <w:t xml:space="preserve"> </w:t>
-            </w:r>
-            <w:r>
-              <w:rPr>
-                <w:rStyle w:val="VerbatimChar"/>
-                <w:rFonts w:ascii="Times New Roman" w:hAnsi="Times New Roman" w:eastAsia="Times New Roman" w:cs="Times New Roman"/>
-              </w:rPr>
-              <w:t xml:space="preserve">pV</w:t>
-            </w:r>
-            <w:r>
-              <w:rPr>
-                <w:rFonts w:hint="eastAsia" w:ascii="Times New Roman" w:hAnsi="Times New Roman" w:eastAsia="Times New Roman" w:cs="Times New Roman"/>
-              </w:rPr>
-              <w:t xml:space="preserve">–p）；(c)</w:t>
-            </w:r>
-            <w:r>
-              <w:rPr>
-                <w:rFonts w:ascii="Times New Roman" w:hAnsi="Times New Roman" w:eastAsia="Times New Roman" w:cs="Times New Roman"/>
-              </w:rPr>
-              <w:t xml:space="preserve"> </w:t>
-            </w:r>
-            <w:r>
-              <w:rPr>
-                <w:rStyle w:val="VerbatimChar"/>
-                <w:rFonts w:ascii="Times New Roman" w:hAnsi="Times New Roman" w:eastAsia="Times New Roman" w:cs="Times New Roman"/>
-              </w:rPr>
-              <w:t xml:space="preserve">ln k</w:t>
-            </w:r>
-            <w:r>
-              <w:rPr>
-                <w:rFonts w:ascii="Times New Roman" w:hAnsi="Times New Roman" w:eastAsia="Times New Roman" w:cs="Times New Roman"/>
-              </w:rPr>
-              <w:t xml:space="preserve">–</w:t>
-            </w:r>
-            <w:r>
-              <w:rPr>
-                <w:rStyle w:val="VerbatimChar"/>
-                <w:rFonts w:ascii="Times New Roman" w:hAnsi="Times New Roman" w:eastAsia="Times New Roman" w:cs="Times New Roman"/>
-              </w:rPr>
-              <w:t xml:space="preserve">1/T</w:t>
-            </w:r>
-          </w:p>
-        </w:tc>
-      </w:tr>
-      <w:tr>
-        <w:tc>
-          <w:tcPr/>
-          <w:p>
-            <w:pPr>
-              <w:pStyle w:val="Compact"/>
-              <w:jc w:val="center"/>
-            </w:pPr>
-            <w:r>
-              <w:rPr>
-                <w:rFonts w:ascii="Times New Roman" w:hAnsi="Times New Roman" w:eastAsia="Times New Roman" w:cs="Times New Roman"/>
-              </w:rPr>
-              <w:t xml:space="preserve">4</w:t>
-            </w:r>
-          </w:p>
-        </w:tc>
-        <w:tc>
-          <w:tcPr/>
-          <w:p>
-            <w:pPr>
-              <w:pStyle w:val="Compact"/>
-              <w:jc w:val="center"/>
-            </w:pPr>
-            <w:r>
-              <w:rPr>
-                <w:rFonts w:hint="eastAsia" w:ascii="Times New Roman" w:hAnsi="Times New Roman" w:eastAsia="FangSong" w:cs="Times New Roman"/>
-              </w:rPr>
-              <w:t>对</w:t>
-            </w:r>
-            <w:r>
-              <w:rPr>
-                <w:rFonts w:hint="eastAsia" w:ascii="Times New Roman" w:hAnsi="Times New Roman" w:eastAsia="Times New Roman" w:cs="Times New Roman"/>
-              </w:rPr>
-              <w:t>。</w:t>
-            </w:r>
-            <w:r>
-              <w:rPr>
-                <w:rFonts w:hint="eastAsia" w:ascii="Times New Roman" w:hAnsi="Times New Roman" w:eastAsia="FangSong" w:cs="Times New Roman"/>
-              </w:rPr>
-              <w:t>斜率</w:t>
-            </w:r>
-            <w:r>
-              <w:rPr>
-                <w:rFonts w:ascii="Times New Roman" w:hAnsi="Times New Roman" w:eastAsia="Times New Roman" w:cs="Times New Roman"/>
-              </w:rPr>
-              <w:t xml:space="preserve"> =</w:t>
-            </w:r>
-            <w:r>
-              <w:rPr>
-                <w:rFonts w:ascii="Times New Roman" w:hAnsi="Times New Roman" w:eastAsia="Times New Roman" w:cs="Times New Roman"/>
-              </w:rPr>
-              <w:t xml:space="preserve"> </w:t>
-            </w:r>
-            <w:r>
-              <w:rPr>
-                <w:rStyle w:val="VerbatimChar"/>
-                <w:rFonts w:ascii="Times New Roman" w:hAnsi="Times New Roman" w:eastAsia="Times New Roman" w:cs="Times New Roman"/>
-              </w:rPr>
-              <w:t>−E</w:t>
-            </w:r>
-            <w:r>
-              <w:rPr>
-                <w:rStyle w:val="VerbatimChar"/>
-                <w:rFonts w:ascii="Times New Roman" w:hAnsi="Times New Roman" w:eastAsia="Times New Roman" w:cs="Times New Roman"/>
-                <w:vertAlign w:val="subscript"/>
-              </w:rPr>
-              <w:t>a</w:t>
-            </w:r>
-            <w:r>
-              <w:rPr>
-                <w:rStyle w:val="VerbatimChar"/>
-                <w:rFonts w:ascii="Times New Roman" w:hAnsi="Times New Roman" w:eastAsia="Times New Roman" w:cs="Times New Roman"/>
-              </w:rPr>
-              <w:t>/R</w:t>
-            </w:r>
-            <w:r>
-              <w:rPr>
-                <w:rFonts w:hint="eastAsia" w:ascii="Times New Roman" w:hAnsi="Times New Roman" w:eastAsia="Times New Roman" w:cs="Times New Roman"/>
-              </w:rPr>
-              <w:t xml:space="preserve">，R</w:t>
-            </w:r>
-            <w:r>
-              <w:rPr>
-                <w:rFonts w:ascii="Times New Roman" w:hAnsi="Times New Roman" w:eastAsia="Times New Roman" w:cs="Times New Roman"/>
-              </w:rPr>
-              <w:t xml:space="preserve"> &gt; </w:t>
-            </w:r>
-            <w:r>
-              <w:rPr>
-                <w:rFonts w:hint="eastAsia" w:ascii="Times New Roman" w:hAnsi="Times New Roman" w:eastAsia="Times New Roman" w:cs="Times New Roman"/>
-              </w:rPr>
-              <w:t>0，</w:t>
-            </w:r>
-            <w:r>
-              <w:rPr>
-                <w:rFonts w:hint="eastAsia" w:ascii="Times New Roman" w:hAnsi="Times New Roman" w:eastAsia="FangSong" w:cs="Times New Roman"/>
-              </w:rPr>
-              <w:t>斜率为负</w:t>
-            </w:r>
-            <w:r>
-              <w:rPr>
-                <w:rFonts w:ascii="Times New Roman" w:hAnsi="Times New Roman" w:eastAsia="Times New Roman" w:cs="Times New Roman"/>
-              </w:rPr>
-              <w:t xml:space="preserve"> ⇒ E</w:t>
-            </w:r>
-            <w:r>
-              <w:rPr>
-                <w:rFonts w:ascii="Times New Roman" w:hAnsi="Times New Roman" w:eastAsia="Times New Roman" w:cs="Times New Roman"/>
-                <w:vertAlign w:val="subscript"/>
-              </w:rPr>
-              <w:t>a</w:t>
-            </w:r>
-            <w:r>
-              <w:rPr>
-                <w:rFonts w:ascii="Times New Roman" w:hAnsi="Times New Roman" w:eastAsia="Times New Roman" w:cs="Times New Roman"/>
-              </w:rPr>
-              <w:t xml:space="preserve"> &gt; 0</w:t>
-            </w:r>
-          </w:p>
-        </w:tc>
-      </w:tr>
-      <w:tr>
-        <w:tc>
-          <w:tcPr/>
-          <w:p>
-            <w:pPr>
-              <w:pStyle w:val="Compact"/>
-              <w:jc w:val="center"/>
-            </w:pPr>
-            <w:r>
-              <w:rPr>
-                <w:rFonts w:ascii="Times New Roman" w:hAnsi="Times New Roman" w:eastAsia="Times New Roman" w:cs="Times New Roman"/>
-              </w:rPr>
-              <w:t xml:space="preserve">5</w:t>
-            </w:r>
-          </w:p>
-        </w:tc>
-        <w:tc>
-          <w:tcPr/>
-          <w:p>
-            <w:pPr>
-              <w:pStyle w:val="Compact"/>
-              <w:jc w:val="center"/>
-            </w:pPr>
-            <m:oMath>
-              <m:r>
-                <m:rPr>
-                  <m:sty m:val="p"/>
-                </m:rPr>
-                <m:t>ln</m:t>
-              </m:r>
-              <m:r>
-                <m:t>k</m:t>
-              </m:r>
-              <m:r>
-                <m:rPr>
-                  <m:sty m:val="p"/>
-                </m:rPr>
-                <m:t>=</m:t>
-              </m:r>
-              <m:r>
-                <m:rPr>
-                  <m:sty m:val="p"/>
-                </m:rPr>
-                <m:t>−</m:t>
-              </m:r>
-              <m:f>
-                <m:fPr>
-                  <m:type m:val="bar"/>
-                </m:fPr>
-                <m:num>
-                  <m:sSub>
-                    <m:e>
-                      <m:r>
-                        <m:t>E</m:t>
-                      </m:r>
-                    </m:e>
-                    <m:sub>
-                      <m:r>
-                        <m:t>a</m:t>
-                      </m:r>
-                    </m:sub>
-                  </m:sSub>
-                </m:num>
-                <m:den>
-                  <m:r>
-                    <m:t>R</m:t>
-                  </m:r>
-                </m:den>
-              </m:f>
-              <m:r>
-                <m:rPr>
-                  <m:sty m:val="p"/>
-                </m:rPr>
-                <m:t>⋅</m:t>
-              </m:r>
-              <m:f>
-                <m:fPr>
-                  <m:type m:val="bar"/>
-                </m:fPr>
-                <m:num>
-                  <m:r>
-                    <m:t>1</m:t>
-                  </m:r>
-                </m:num>
-                <m:den>
-                  <m:r>
-                    <m:t>T</m:t>
-                  </m:r>
-                </m:den>
-              </m:f>
-              <m:r>
-                <m:rPr>
-                  <m:sty m:val="p"/>
-                </m:rPr>
-                <m:t>+</m:t>
-              </m:r>
-              <m:r>
-                <m:rPr>
-                  <m:sty m:val="p"/>
-                </m:rPr>
-                <m:t>ln</m:t>
-              </m:r>
-              <m:r>
-                <m:t>A</m:t>
-              </m:r>
-            </m:oMath>
-            <w:r>
-              <w:rPr>
-                <w:rFonts w:hint="eastAsia" w:ascii="Times New Roman" w:hAnsi="Times New Roman" w:eastAsia="Times New Roman" w:cs="Times New Roman"/>
-              </w:rPr>
-              <w:t>；</w:t>
-            </w:r>
-            <w:r>
-              <w:rPr>
-                <w:rFonts w:hint="eastAsia" w:ascii="Times New Roman" w:hAnsi="Times New Roman" w:eastAsia="FangSong" w:cs="Times New Roman"/>
-              </w:rPr>
-              <w:t>斜率</w:t>
-            </w:r>
-            <w:r>
-              <w:rPr>
-                <w:rFonts w:ascii="Times New Roman" w:hAnsi="Times New Roman" w:eastAsia="Times New Roman" w:cs="Times New Roman"/>
-              </w:rPr>
-              <w:t xml:space="preserve"> </w:t>
-            </w:r>
-            <w:r>
-              <w:rPr>
-                <w:rStyle w:val="VerbatimChar"/>
-                <w:rFonts w:ascii="Times New Roman" w:hAnsi="Times New Roman" w:eastAsia="Times New Roman" w:cs="Times New Roman"/>
-              </w:rPr>
-              <w:t>−E</w:t>
-            </w:r>
-            <w:r>
-              <w:rPr>
-                <w:rStyle w:val="VerbatimChar"/>
-                <w:rFonts w:ascii="Times New Roman" w:hAnsi="Times New Roman" w:eastAsia="Times New Roman" w:cs="Times New Roman"/>
-                <w:vertAlign w:val="subscript"/>
-              </w:rPr>
-              <w:t>a</w:t>
-            </w:r>
-            <w:r>
-              <w:rPr>
-                <w:rStyle w:val="VerbatimChar"/>
-                <w:rFonts w:ascii="Times New Roman" w:hAnsi="Times New Roman" w:eastAsia="Times New Roman" w:cs="Times New Roman"/>
-              </w:rPr>
-              <w:t>/R</w:t>
-            </w:r>
-            <w:r>
-              <w:rPr>
-                <w:rFonts w:hint="eastAsia" w:ascii="Times New Roman" w:hAnsi="Times New Roman" w:eastAsia="Times New Roman" w:cs="Times New Roman"/>
-              </w:rPr>
-              <w:t>，</w:t>
-            </w:r>
-            <w:r>
-              <w:rPr>
-                <w:rFonts w:hint="eastAsia" w:ascii="Times New Roman" w:hAnsi="Times New Roman" w:eastAsia="FangSong" w:cs="Times New Roman"/>
-              </w:rPr>
-              <w:t>截距</w:t>
-            </w:r>
-            <w:r>
-              <w:rPr>
-                <w:rFonts w:ascii="Times New Roman" w:hAnsi="Times New Roman" w:eastAsia="Times New Roman" w:cs="Times New Roman"/>
-              </w:rPr>
-              <w:t xml:space="preserve"> </w:t>
-            </w:r>
-            <w:r>
-              <w:rPr>
-                <w:rStyle w:val="VerbatimChar"/>
-                <w:rFonts w:ascii="Times New Roman" w:hAnsi="Times New Roman" w:eastAsia="Times New Roman" w:cs="Times New Roman"/>
-              </w:rPr>
-              <w:t xml:space="preserve">ln A</w:t>
-            </w:r>
-          </w:p>
-        </w:tc>
-      </w:tr>
-      <w:tr>
-        <w:tc>
-          <w:tcPr/>
-          <w:p>
-            <w:pPr>
-              <w:pStyle w:val="Compact"/>
-              <w:jc w:val="center"/>
-            </w:pPr>
-            <w:r>
-              <w:rPr>
-                <w:rFonts w:ascii="Times New Roman" w:hAnsi="Times New Roman" w:eastAsia="Times New Roman" w:cs="Times New Roman"/>
-              </w:rPr>
-              <w:t xml:space="preserve">6</w:t>
-            </w:r>
-          </w:p>
-        </w:tc>
-        <w:tc>
-          <w:tcPr/>
-          <w:p>
-            <w:pPr>
-              <w:pStyle w:val="Compact"/>
-              <w:jc w:val="center"/>
-            </w:pPr>
-            <m:oMath>
-              <m:sSub>
-                <m:e>
-                  <m:r>
-                    <m:t>E</m:t>
-                  </m:r>
-                </m:e>
-                <m:sub>
-                  <m:r>
-                    <m:t>a</m:t>
-                  </m:r>
-                </m:sub>
-              </m:sSub>
-              <m:r>
-                <m:rPr>
-                  <m:sty m:val="p"/>
-                </m:rPr>
-                <m:t>=</m:t>
-              </m:r>
-              <m:r>
-                <m:t>89.6</m:t>
-              </m:r>
-              <m:r>
-                <m:t> </m:t>
-              </m:r>
-              <m:r>
-                <m:rPr>
-                  <m:sty m:val="p"/>
-                </m:rPr>
-                <m:t>k</m:t>
-              </m:r>
-              <m:r>
-                <m:rPr>
-                  <m:sty m:val="p"/>
-                </m:rPr>
-                <m:t>J</m:t>
-              </m:r>
-              <m:r>
-                <m:rPr>
-                  <m:sty m:val="p"/>
-                </m:rPr>
-                <m:t>⋅</m:t>
-              </m:r>
-              <m:r>
-                <m:rPr>
-                  <m:sty m:val="p"/>
-                </m:rPr>
-                <m:t>m</m:t>
-              </m:r>
-              <m:r>
-                <m:rPr>
-                  <m:sty m:val="p"/>
-                </m:rPr>
-                <m:t>o</m:t>
-              </m:r>
-              <m:sSup>
-                <m:e>
-                  <m:r>
-                    <m:rPr>
-                      <m:sty m:val="p"/>
-                    </m:rPr>
-                    <m:t>l</m:t>
-                  </m:r>
-                </m:e>
-                <m:sup>
-                  <m:r>
-                    <m:rPr>
-                      <m:sty m:val="p"/>
-                    </m:rPr>
-                    <m:t>−</m:t>
-                  </m:r>
-                  <m:r>
-                    <m:rPr>
-                      <m:sty m:val="p"/>
-                    </m:rPr>
-                    <m:t>1</m:t>
-                  </m:r>
-                </m:sup>
-              </m:sSup>
-            </m:oMath>
-            <w:r>
-              <w:rPr>
-                <w:rFonts w:hint="eastAsia" w:ascii="Times New Roman" w:hAnsi="Times New Roman" w:eastAsia="Times New Roman" w:cs="Times New Roman"/>
-              </w:rPr>
-              <w:t xml:space="preserve">；</w:t>
-            </w:r>
-            <m:oMath>
-              <m:r>
-                <m:t>A</m:t>
-              </m:r>
-              <m:r>
-                <m:rPr>
-                  <m:sty m:val="p"/>
-                </m:rPr>
-                <m:t>≈</m:t>
-              </m:r>
-              <m:r>
-                <m:t>3.0</m:t>
-              </m:r>
-              <m:r>
-                <m:rPr>
-                  <m:sty m:val="p"/>
-                </m:rPr>
-                <m:t>×</m:t>
-              </m:r>
-              <m:sSup>
-                <m:e>
-                  <m:r>
-                    <m:t>10</m:t>
-                  </m:r>
-                </m:e>
-                <m:sup>
-                  <m:r>
-                    <m:t>12</m:t>
-                  </m:r>
-                </m:sup>
-              </m:sSup>
-              <m:r>
-                <m:t> </m:t>
-              </m:r>
-              <m:sSup>
-                <m:e>
-                  <m:r>
-                    <m:rPr>
-                      <m:sty m:val="p"/>
-                    </m:rPr>
-                    <m:t>s</m:t>
-                  </m:r>
-                </m:e>
-                <m:sup>
-                  <m:r>
-                    <m:rPr>
-                      <m:sty m:val="p"/>
-                    </m:rPr>
-                    <m:t>−</m:t>
-                  </m:r>
-                  <m:r>
-                    <m:rPr>
-                      <m:sty m:val="p"/>
-                    </m:rPr>
-                    <m:t>1</m:t>
-                  </m:r>
-                </m:sup>
-              </m:sSup>
-            </m:oMath>
-          </w:p>
-        </w:tc>
-      </w:tr>
-      <w:tr>
-        <w:tc>
-          <w:tcPr/>
-          <w:p>
-            <w:pPr>
-              <w:pStyle w:val="Compact"/>
-              <w:jc w:val="center"/>
-            </w:pPr>
-            <w:r>
-              <w:rPr>
-                <w:rFonts w:ascii="Times New Roman" w:hAnsi="Times New Roman" w:eastAsia="Times New Roman" w:cs="Times New Roman"/>
-              </w:rPr>
-              <w:t xml:space="preserve">7</w:t>
-            </w:r>
-          </w:p>
-        </w:tc>
-        <w:tc>
-          <w:tcPr/>
-          <w:p>
-            <w:pPr>
-              <w:pStyle w:val="Compact"/>
-              <w:jc w:val="center"/>
-            </w:pPr>
-            <m:oMath>
-              <m:r>
-                <m:rPr>
-                  <m:sty m:val="p"/>
-                </m:rPr>
-                <m:t>Δ</m:t>
-              </m:r>
-              <m:sSub>
-                <m:e>
-                  <m:r>
-                    <m:t>H</m:t>
-                  </m:r>
-                </m:e>
-                <m:sub>
-                  <m:r>
-                    <m:t>v</m:t>
-                  </m:r>
-                  <m:r>
-                    <m:t>a</m:t>
-                  </m:r>
-                  <m:r>
-                    <m:t>p</m:t>
-                  </m:r>
-                </m:sub>
-              </m:sSub>
-              <m:r>
-                <m:rPr>
-                  <m:sty m:val="p"/>
-                </m:rPr>
-                <m:t>≈</m:t>
-              </m:r>
-              <m:r>
-                <m:t>33.9</m:t>
-              </m:r>
-              <m:r>
-                <m:t> </m:t>
-              </m:r>
-              <m:r>
-                <m:rPr>
-                  <m:sty m:val="p"/>
-                </m:rPr>
-                <m:t>k</m:t>
-              </m:r>
-              <m:r>
-                <m:rPr>
-                  <m:sty m:val="p"/>
-                </m:rPr>
-                <m:t>J</m:t>
-              </m:r>
-              <m:r>
-                <m:rPr>
-                  <m:sty m:val="p"/>
-                </m:rPr>
-                <m:t>⋅</m:t>
-              </m:r>
-              <m:r>
-                <m:rPr>
-                  <m:sty m:val="p"/>
-                </m:rPr>
-                <m:t>m</m:t>
-              </m:r>
-              <m:r>
-                <m:rPr>
-                  <m:sty m:val="p"/>
-                </m:rPr>
-                <m:t>o</m:t>
-              </m:r>
-              <m:sSup>
-                <m:e>
-                  <m:r>
-                    <m:rPr>
-                      <m:sty m:val="p"/>
-                    </m:rPr>
-                    <m:t>l</m:t>
-                  </m:r>
-                </m:e>
-                <m:sup>
-                  <m:r>
-                    <m:rPr>
-                      <m:sty m:val="p"/>
-                    </m:rPr>
-                    <m:t>−</m:t>
-                  </m:r>
-                  <m:r>
-                    <m:rPr>
-                      <m:sty m:val="p"/>
-                    </m:rPr>
-                    <m:t>1</m:t>
-                  </m:r>
-                </m:sup>
-              </m:sSup>
-            </m:oMath>
-            <w:r>
-              <w:rPr>
-                <w:rFonts w:ascii="Times New Roman" w:hAnsi="Times New Roman" w:eastAsia="Times New Roman" w:cs="Times New Roman"/>
-              </w:rPr>
-              <w:t xml:space="preserve">​</w:t>
-            </w:r>
-          </w:p>
-        </w:tc>
-      </w:tr>
-      <w:tr>
-        <w:tc>
-          <w:tcPr/>
-          <w:p>
-            <w:pPr>
-              <w:pStyle w:val="Compact"/>
-              <w:jc w:val="center"/>
-            </w:pPr>
-            <w:r>
-              <w:rPr>
-                <w:rFonts w:ascii="Times New Roman" w:hAnsi="Times New Roman" w:eastAsia="Times New Roman" w:cs="Times New Roman"/>
-              </w:rPr>
-              <w:t xml:space="preserve">8</w:t>
-            </w:r>
-          </w:p>
-        </w:tc>
-        <w:tc>
-          <w:tcPr/>
-          <w:p>
-            <w:pPr>
-              <w:pStyle w:val="Compact"/>
-              <w:jc w:val="center"/>
-            </w:pPr>
-            <w:r>
-              <w:rPr>
-                <w:rFonts w:ascii="Times New Roman" w:hAnsi="Times New Roman" w:eastAsia="Times New Roman" w:cs="Times New Roman"/>
-              </w:rPr>
-              <w:t xml:space="preserve">(a)</w:t>
-            </w:r>
-            <w:r>
-              <w:rPr>
-                <w:rFonts w:ascii="Times New Roman" w:hAnsi="Times New Roman" w:eastAsia="Times New Roman" w:cs="Times New Roman"/>
-              </w:rPr>
-              <w:t xml:space="preserve"> </w:t>
-            </w:r>
-            <m:oMath>
-              <m:r>
-                <m:t>k</m:t>
-              </m:r>
-              <m:r>
-                <m:rPr>
-                  <m:sty m:val="p"/>
-                </m:rPr>
-                <m:t>=</m:t>
-              </m:r>
-              <m:r>
-                <m:t>3.60</m:t>
-              </m:r>
-              <m:r>
-                <m:rPr>
-                  <m:sty m:val="p"/>
-                </m:rPr>
-                <m:t>×</m:t>
-              </m:r>
-              <m:sSup>
-                <m:e>
-                  <m:r>
-                    <m:t>10</m:t>
-                  </m:r>
-                </m:e>
-                <m:sup>
-                  <m:r>
-                    <m:rPr>
-                      <m:sty m:val="p"/>
-                    </m:rPr>
-                    <m:t>−</m:t>
-                  </m:r>
-                  <m:r>
-                    <m:t>3</m:t>
-                  </m:r>
-                </m:sup>
-              </m:sSup>
-              <m:r>
-                <m:t> </m:t>
-              </m:r>
-              <m:sSup>
-                <m:e>
-                  <m:r>
-                    <m:rPr>
-                      <m:sty m:val="p"/>
-                    </m:rPr>
-                    <m:t>s</m:t>
-                  </m:r>
-                </m:e>
-                <m:sup>
-                  <m:r>
-                    <m:rPr>
-                      <m:sty m:val="p"/>
-                    </m:rPr>
-                    <m:t>−</m:t>
-                  </m:r>
-                  <m:r>
-                    <m:rPr>
-                      <m:sty m:val="p"/>
-                    </m:rPr>
-                    <m:t>1</m:t>
-                  </m:r>
-                </m:sup>
-              </m:sSup>
-            </m:oMath>
-            <w:r>
-              <w:rPr>
-                <w:rFonts w:hint="eastAsia" w:ascii="Times New Roman" w:hAnsi="Times New Roman" w:eastAsia="Times New Roman" w:cs="Times New Roman"/>
-              </w:rPr>
-              <w:t xml:space="preserve">；(b)</w:t>
-            </w:r>
-            <w:r>
-              <w:rPr>
-                <w:rFonts w:ascii="Times New Roman" w:hAnsi="Times New Roman" w:eastAsia="Times New Roman" w:cs="Times New Roman"/>
-              </w:rPr>
-              <w:t xml:space="preserve"> </w:t>
-            </w:r>
-            <m:oMath>
-              <m:sSub>
-                <m:e>
-                  <m:r>
-                    <m:t>t</m:t>
-                  </m:r>
-                </m:e>
-                <m:sub>
-                  <m:r>
-                    <m:t>1</m:t>
-                  </m:r>
-                  <m:r>
-                    <m:rPr>
-                      <m:sty m:val="p"/>
-                    </m:rPr>
-                    <m:t>/</m:t>
-                  </m:r>
-                  <m:r>
-                    <m:t>2</m:t>
-                  </m:r>
-                </m:sub>
-              </m:sSub>
-              <m:r>
-                <m:rPr>
-                  <m:sty m:val="p"/>
-                </m:rPr>
-                <m:t>=</m:t>
-              </m:r>
-              <m:r>
-                <m:t>193</m:t>
-              </m:r>
-              <m:r>
-                <m:t> </m:t>
-              </m:r>
-              <m:r>
-                <m:rPr>
-                  <m:sty m:val="p"/>
-                </m:rPr>
-                <m:t>s</m:t>
-              </m:r>
-            </m:oMath>
-            <w:r>
-              <w:rPr>
-                <w:rFonts w:hint="eastAsia" w:ascii="Times New Roman" w:hAnsi="Times New Roman" w:eastAsia="Times New Roman" w:cs="Times New Roman"/>
-              </w:rPr>
-              <w:t xml:space="preserve">；(c)</w:t>
-            </w:r>
-            <w:r>
-              <w:rPr>
-                <w:rFonts w:ascii="Times New Roman" w:hAnsi="Times New Roman" w:eastAsia="Times New Roman" w:cs="Times New Roman"/>
-              </w:rPr>
-              <w:t xml:space="preserve"> </w:t>
-            </w:r>
-            <m:oMath>
-              <m:r>
-                <m:rPr>
-                  <m:sty m:val="p"/>
-                </m:rPr>
-                <m:t>[</m:t>
-              </m:r>
-              <m:r>
-                <m:t>A</m:t>
-              </m:r>
-              <m:r>
-                <m:rPr>
-                  <m:sty m:val="p"/>
-                </m:rPr>
-                <m:t>]</m:t>
-              </m:r>
-              <m:r>
-                <m:rPr>
-                  <m:sty m:val="p"/>
-                </m:rPr>
-                <m:t>=</m:t>
-              </m:r>
-              <m:r>
-                <m:t>0.250</m:t>
-              </m:r>
-              <m:r>
-                <m:rPr>
-                  <m:sty m:val="p"/>
-                </m:rPr>
-                <m:t>×</m:t>
-              </m:r>
-              <m:sSup>
-                <m:e>
-                  <m:r>
-                    <m:rPr>
-                      <m:sty m:val="p"/>
-                    </m:rPr>
-                    <m:t>e</m:t>
-                  </m:r>
-                </m:e>
-                <m:sup>
-                  <m:r>
-                    <m:rPr>
-                      <m:sty m:val="p"/>
-                    </m:rPr>
-                    <m:t>−</m:t>
-                  </m:r>
-                  <m:r>
-                    <m:t>3.60</m:t>
-                  </m:r>
-                  <m:r>
-                    <m:rPr>
-                      <m:sty m:val="p"/>
-                    </m:rPr>
-                    <m:t>×</m:t>
-                  </m:r>
-                  <m:sSup>
-                    <m:e>
-                      <m:r>
-                        <m:t>10</m:t>
-                      </m:r>
-                    </m:e>
-                    <m:sup>
-                      <m:r>
-                        <m:rPr>
-                          <m:sty m:val="p"/>
-                        </m:rPr>
-                        <m:t>−</m:t>
-                      </m:r>
-                      <m:r>
-                        <m:t>3</m:t>
-                      </m:r>
-                    </m:sup>
-                  </m:sSup>
-                  <m:r>
-                    <m:rPr>
-                      <m:sty m:val="p"/>
-                    </m:rPr>
-                    <m:t>×</m:t>
-                  </m:r>
-                  <m:r>
-                    <m:t>7200</m:t>
-                  </m:r>
-                </m:sup>
-              </m:sSup>
-              <m:r>
-                <m:rPr>
-                  <m:sty m:val="p"/>
-                </m:rPr>
-                <m:t>=</m:t>
-              </m:r>
-              <m:r>
-                <m:t>1.40</m:t>
-              </m:r>
-              <m:r>
-                <m:rPr>
-                  <m:sty m:val="p"/>
-                </m:rPr>
-                <m:t>×</m:t>
-              </m:r>
-              <m:sSup>
-                <m:e>
-                  <m:r>
-                    <m:t>10</m:t>
-                  </m:r>
-                </m:e>
-                <m:sup>
-                  <m:r>
-                    <m:rPr>
-                      <m:sty m:val="p"/>
-                    </m:rPr>
-                    <m:t>−</m:t>
-                  </m:r>
-                  <m:r>
-                    <m:t>12</m:t>
-                  </m:r>
-                </m:sup>
-              </m:sSup>
-              <m:r>
-                <m:t> </m:t>
-              </m:r>
-              <m:r>
-                <m:rPr>
-                  <m:sty m:val="p"/>
-                </m:rPr>
-                <m:t>m</m:t>
-              </m:r>
-              <m:r>
-                <m:rPr>
-                  <m:sty m:val="p"/>
-                </m:rPr>
-                <m:t>o</m:t>
-              </m:r>
-              <m:r>
-                <m:rPr>
-                  <m:sty m:val="p"/>
-                </m:rPr>
-                <m:t>l</m:t>
-              </m:r>
-              <m:r>
-                <m:rPr>
-                  <m:sty m:val="p"/>
-                </m:rPr>
-                <m:t>⋅</m:t>
-              </m:r>
-              <m:sSup>
-                <m:e>
-                  <m:r>
-                    <m:rPr>
-                      <m:sty m:val="p"/>
-                    </m:rPr>
-                    <m:t>L</m:t>
-                  </m:r>
-                </m:e>
-                <m:sup>
-                  <m:r>
-                    <m:rPr>
-                      <m:sty m:val="p"/>
-                    </m:rPr>
-                    <m:t>−</m:t>
-                  </m:r>
-                  <m:r>
-                    <m:rPr>
-                      <m:sty m:val="p"/>
-                    </m:rPr>
-                    <m:t>1</m:t>
-                  </m:r>
-                </m:sup>
-              </m:sSup>
-            </m:oMath>
-            <w:r>
-              <w:rPr>
-                <w:rFonts w:hint="eastAsia" w:ascii="Times New Roman" w:hAnsi="Times New Roman" w:eastAsia="Times New Roman" w:cs="Times New Roman"/>
-              </w:rPr>
-              <w:t>（</w:t>
-            </w:r>
-            <w:r>
-              <w:rPr>
-                <w:rFonts w:hint="eastAsia" w:ascii="Times New Roman" w:hAnsi="Times New Roman" w:eastAsia="FangSong" w:cs="Times New Roman"/>
-              </w:rPr>
-              <w:t>已极低</w:t>
-            </w:r>
-            <w:r>
-              <w:rPr>
-                <w:rFonts w:hint="eastAsia" w:ascii="Times New Roman" w:hAnsi="Times New Roman" w:eastAsia="Times New Roman" w:cs="Times New Roman"/>
-              </w:rPr>
-              <w:t>，</w:t>
-            </w:r>
-            <w:r>
-              <w:rPr>
-                <w:rFonts w:hint="eastAsia" w:ascii="Times New Roman" w:hAnsi="Times New Roman" w:eastAsia="FangSong" w:cs="Times New Roman"/>
-              </w:rPr>
-              <w:t>实际受检出限限制</w:t>
-            </w:r>
-            <w:r>
-              <w:rPr>
-                <w:rFonts w:hint="eastAsia" w:ascii="Times New Roman" w:hAnsi="Times New Roman" w:eastAsia="Times New Roman" w:cs="Times New Roman"/>
-              </w:rPr>
-              <w:t>）</w:t>
-            </w:r>
-          </w:p>
-        </w:tc>
-      </w:tr>
-      <w:tr>
-        <w:tc>
-          <w:tcPr/>
-          <w:p>
-            <w:pPr>
-              <w:pStyle w:val="Compact"/>
-              <w:jc w:val="center"/>
-            </w:pPr>
-            <w:r>
-              <w:rPr>
-                <w:rFonts w:ascii="Times New Roman" w:hAnsi="Times New Roman" w:eastAsia="Times New Roman" w:cs="Times New Roman"/>
-              </w:rPr>
-              <w:t xml:space="preserve">9</w:t>
-            </w:r>
-          </w:p>
-        </w:tc>
-        <w:tc>
-          <w:tcPr/>
-          <w:p>
-            <w:pPr>
-              <w:pStyle w:val="Compact"/>
-              <w:jc w:val="center"/>
-            </w:pPr>
-            <m:oMath>
-              <m:r>
-                <m:rPr>
-                  <m:sty m:val="p"/>
-                </m:rPr>
-                <m:t>[</m:t>
-              </m:r>
-              <m:r>
-                <m:t>A</m:t>
-              </m:r>
-              <m:sSub>
-                <m:e>
-                  <m:r>
-                    <m:rPr>
-                      <m:sty m:val="p"/>
-                    </m:rPr>
-                    <m:t>]</m:t>
-                  </m:r>
-                </m:e>
-                <m:sub>
-                  <m:r>
-                    <m:t>0</m:t>
-                  </m:r>
-                </m:sub>
-              </m:sSub>
-              <m:r>
-                <m:rPr>
-                  <m:sty m:val="p"/>
-                </m:rPr>
-                <m:t>=</m:t>
-              </m:r>
-              <m:r>
-                <m:t>0.250</m:t>
-              </m:r>
-              <m:r>
-                <m:t> </m:t>
-              </m:r>
-              <m:r>
-                <m:rPr>
-                  <m:sty m:val="p"/>
-                </m:rPr>
-                <m:t>m</m:t>
-              </m:r>
-              <m:r>
-                <m:rPr>
-                  <m:sty m:val="p"/>
-                </m:rPr>
-                <m:t>o</m:t>
-              </m:r>
-              <m:r>
-                <m:rPr>
-                  <m:sty m:val="p"/>
-                </m:rPr>
-                <m:t>l</m:t>
-              </m:r>
-              <m:r>
-                <m:rPr>
-                  <m:sty m:val="p"/>
-                </m:rPr>
-                <m:t>⋅</m:t>
-              </m:r>
-              <m:sSup>
-                <m:e>
-                  <m:r>
-                    <m:rPr>
-                      <m:sty m:val="p"/>
-                    </m:rPr>
-                    <m:t>L</m:t>
-                  </m:r>
-                </m:e>
-                <m:sup>
-                  <m:r>
-                    <m:rPr>
-                      <m:sty m:val="p"/>
-                    </m:rPr>
-                    <m:t>−</m:t>
-                  </m:r>
-                  <m:r>
-                    <m:rPr>
-                      <m:sty m:val="p"/>
-                    </m:rPr>
-                    <m:t>1</m:t>
-                  </m:r>
-                </m:sup>
-              </m:sSup>
-            </m:oMath>
-            <w:r>
-              <w:rPr>
-                <w:rFonts w:hint="eastAsia" w:ascii="Times New Roman" w:hAnsi="Times New Roman" w:eastAsia="Times New Roman" w:cs="Times New Roman"/>
-              </w:rPr>
-              <w:t xml:space="preserve">；20</w:t>
-            </w:r>
-            <w:r>
-              <w:rPr>
-                <w:rFonts w:ascii="Times New Roman" w:hAnsi="Times New Roman" w:eastAsia="Times New Roman" w:cs="Times New Roman"/>
-              </w:rPr>
-              <w:t xml:space="preserve"> min </w:t>
-            </w:r>
-            <w:r>
-              <w:rPr>
-                <w:rFonts w:hint="eastAsia" w:ascii="Times New Roman" w:hAnsi="Times New Roman" w:eastAsia="FangSong" w:cs="Times New Roman"/>
-              </w:rPr>
-              <w:t xml:space="preserve">后</w:t>
-            </w:r>
-            <w:r>
-              <w:rPr>
-                <w:rFonts w:ascii="Times New Roman" w:hAnsi="Times New Roman" w:eastAsia="Times New Roman" w:cs="Times New Roman"/>
-              </w:rPr>
-              <w:t xml:space="preserve"> </w:t>
-            </w:r>
-            <w:r>
-              <w:rPr>
-                <w:rStyle w:val="VerbatimChar"/>
-                <w:rFonts w:ascii="Times New Roman" w:hAnsi="Times New Roman" w:eastAsia="Times New Roman" w:cs="Times New Roman"/>
-              </w:rPr>
-              <w:t xml:space="preserve">1/[A] = 4.00 + 2.00 = 6.00</w:t>
-            </w:r>
-            <w:r>
-              <w:rPr>
-                <w:rFonts w:hint="eastAsia" w:ascii="Times New Roman" w:hAnsi="Times New Roman" w:eastAsia="Times New Roman" w:cs="Times New Roman"/>
-              </w:rPr>
-              <w:t xml:space="preserve">，</w:t>
-            </w:r>
-            <w:r>
-              <w:rPr>
-                <w:rStyle w:val="VerbatimChar"/>
-                <w:rFonts w:ascii="Times New Roman" w:hAnsi="Times New Roman" w:eastAsia="Times New Roman" w:cs="Times New Roman"/>
-              </w:rPr>
-              <w:t>[A] = 0.167 mol·L</w:t>
-            </w:r>
-            <w:r>
-              <w:rPr>
-                <w:rStyle w:val="VerbatimChar"/>
-                <w:rFonts w:ascii="Times New Roman" w:hAnsi="Times New Roman" w:eastAsia="Times New Roman" w:cs="Times New Roman"/>
-                <w:vertAlign w:val="superscript"/>
-              </w:rPr>
-              <w:t>-1</w:t>
-            </w:r>
-          </w:p>
-        </w:tc>
-      </w:tr>
-      <w:tr>
-        <w:tc>
-          <w:tcPr/>
-          <w:p>
-            <w:pPr>
-              <w:pStyle w:val="Compact"/>
-              <w:jc w:val="center"/>
-            </w:pPr>
-            <w:r>
-              <w:rPr>
-                <w:rFonts w:ascii="Times New Roman" w:hAnsi="Times New Roman" w:eastAsia="Times New Roman" w:cs="Times New Roman"/>
-              </w:rPr>
-              <w:t xml:space="preserve">10</w:t>
-            </w:r>
-          </w:p>
-        </w:tc>
-        <w:tc>
-          <w:tcPr/>
-          <w:p>
-            <w:pPr>
-              <w:pStyle w:val="Compact"/>
-              <w:jc w:val="center"/>
-            </w:pPr>
-            <m:oMath>
-              <m:r>
-                <m:t>n</m:t>
-              </m:r>
-              <m:r>
-                <m:rPr>
-                  <m:sty m:val="p"/>
-                </m:rPr>
-                <m:t>=</m:t>
-              </m:r>
-              <m:f>
-                <m:fPr>
-                  <m:type m:val="bar"/>
-                </m:fPr>
-                <m:num>
-                  <m:r>
-                    <m:rPr>
-                      <m:sty m:val="p"/>
-                    </m:rPr>
-                    <m:t>ln</m:t>
-                  </m:r>
-                  <m:r>
-                    <m:t>4</m:t>
-                  </m:r>
-                </m:num>
-                <m:den>
-                  <m:r>
-                    <m:rPr>
-                      <m:sty m:val="p"/>
-                    </m:rPr>
-                    <m:t>ln</m:t>
-                  </m:r>
-                  <m:r>
-                    <m:t>2</m:t>
-                  </m:r>
-                </m:den>
-              </m:f>
-              <m:r>
-                <m:rPr>
-                  <m:sty m:val="p"/>
-                </m:rPr>
-                <m:t>=</m:t>
-              </m:r>
-              <m:r>
-                <m:t>2</m:t>
-              </m:r>
-            </m:oMath>
-            <w:r>
-              <w:rPr>
-                <w:rFonts w:hint="eastAsia" w:ascii="Times New Roman" w:hAnsi="Times New Roman" w:eastAsia="Times New Roman" w:cs="Times New Roman"/>
-              </w:rPr>
-              <w:t xml:space="preserve">；</w:t>
-            </w:r>
-            <m:oMath>
-              <m:r>
-                <m:t>k</m:t>
-              </m:r>
-              <m:r>
-                <m:rPr>
-                  <m:sty m:val="p"/>
-                </m:rPr>
-                <m:t>=</m:t>
-              </m:r>
-              <m:r>
-                <m:t>v</m:t>
-              </m:r>
-              <m:r>
-                <m:rPr>
-                  <m:sty m:val="p"/>
-                </m:rPr>
-                <m:t>/</m:t>
-              </m:r>
-              <m:r>
-                <m:rPr>
-                  <m:sty m:val="p"/>
-                </m:rPr>
-                <m:t>[</m:t>
-              </m:r>
-              <m:r>
-                <m:t>A</m:t>
-              </m:r>
-              <m:sSup>
-                <m:e>
-                  <m:r>
-                    <m:rPr>
-                      <m:sty m:val="p"/>
-                    </m:rPr>
-                    <m:t>]</m:t>
-                  </m:r>
-                </m:e>
-                <m:sup>
-                  <m:r>
-                    <m:t>2</m:t>
-                  </m:r>
-                </m:sup>
-              </m:sSup>
-              <m:r>
-                <m:rPr>
-                  <m:sty m:val="p"/>
-                </m:rPr>
-                <m:t>=</m:t>
-              </m:r>
-              <m:r>
-                <m:t>2.0</m:t>
-              </m:r>
-              <m:r>
-                <m:rPr>
-                  <m:sty m:val="p"/>
-                </m:rPr>
-                <m:t>×</m:t>
-              </m:r>
-              <m:sSup>
-                <m:e>
-                  <m:r>
-                    <m:t>10</m:t>
-                  </m:r>
-                </m:e>
-                <m:sup>
-                  <m:r>
-                    <m:rPr>
-                      <m:sty m:val="p"/>
-                    </m:rPr>
-                    <m:t>−</m:t>
-                  </m:r>
-                  <m:r>
-                    <m:t>4</m:t>
-                  </m:r>
-                </m:sup>
-              </m:sSup>
-              <m:r>
-                <m:rPr>
-                  <m:sty m:val="p"/>
-                </m:rPr>
-                <m:t>/</m:t>
-              </m:r>
-              <m:r>
-                <m:t>0.010</m:t>
-              </m:r>
-              <m:r>
-                <m:rPr>
-                  <m:sty m:val="p"/>
-                </m:rPr>
-                <m:t>=</m:t>
-              </m:r>
-              <m:r>
-                <m:t>0.0200</m:t>
-              </m:r>
-              <m:r>
-                <m:t> </m:t>
-              </m:r>
-              <m:r>
-                <m:rPr>
-                  <m:sty m:val="p"/>
-                </m:rPr>
-                <m:t>L</m:t>
-              </m:r>
-              <m:r>
-                <m:rPr>
-                  <m:sty m:val="p"/>
-                </m:rPr>
-                <m:t>⋅</m:t>
-              </m:r>
-              <m:r>
-                <m:rPr>
-                  <m:sty m:val="p"/>
-                </m:rPr>
-                <m:t>m</m:t>
-              </m:r>
-              <m:r>
-                <m:rPr>
-                  <m:sty m:val="p"/>
-                </m:rPr>
-                <m:t>o</m:t>
-              </m:r>
-              <m:sSup>
-                <m:e>
-                  <m:r>
-                    <m:rPr>
-                      <m:sty m:val="p"/>
-                    </m:rPr>
-                    <m:t>l</m:t>
-                  </m:r>
-                </m:e>
-                <m:sup>
-                  <m:r>
-                    <m:rPr>
-                      <m:sty m:val="p"/>
-                    </m:rPr>
-                    <m:t>−</m:t>
-                  </m:r>
-                  <m:r>
-                    <m:rPr>
-                      <m:sty m:val="p"/>
-                    </m:rPr>
-                    <m:t>1</m:t>
-                  </m:r>
-                </m:sup>
-              </m:sSup>
-              <m:r>
-                <m:rPr>
-                  <m:sty m:val="p"/>
-                </m:rPr>
-                <m:t>⋅</m:t>
-              </m:r>
-              <m:sSup>
-                <m:e>
-                  <m:r>
-                    <m:rPr>
-                      <m:sty m:val="p"/>
-                    </m:rPr>
-                    <m:t>s</m:t>
-                  </m:r>
-                </m:e>
-                <m:sup>
-                  <m:r>
-                    <m:rPr>
-                      <m:sty m:val="p"/>
-                    </m:rPr>
-                    <m:t>−</m:t>
-                  </m:r>
-                  <m:r>
-                    <m:rPr>
-                      <m:sty m:val="p"/>
-                    </m:rPr>
-                    <m:t>1</m:t>
-                  </m:r>
-                </m:sup>
-              </m:sSup>
-            </m:oMath>
-          </w:p>
-        </w:tc>
-      </w:tr>
-      <w:tr>
-        <w:tc>
-          <w:tcPr/>
-          <w:p>
-            <w:pPr>
-              <w:pStyle w:val="Compact"/>
-              <w:jc w:val="center"/>
-            </w:pPr>
-            <w:r>
-              <w:rPr>
-                <w:rFonts w:ascii="Times New Roman" w:hAnsi="Times New Roman" w:eastAsia="Times New Roman" w:cs="Times New Roman"/>
-              </w:rPr>
-              <w:t xml:space="preserve">11</w:t>
-            </w:r>
-          </w:p>
-        </w:tc>
-        <w:tc>
-          <w:tcPr/>
-          <w:p>
-            <w:pPr>
-              <w:pStyle w:val="Compact"/>
-              <w:jc w:val="center"/>
-            </w:pPr>
-            <w:r>
-              <w:rPr>
-                <w:rStyle w:val="VerbatimChar"/>
-                <w:rFonts w:ascii="Times New Roman" w:hAnsi="Times New Roman" w:eastAsia="Times New Roman" w:cs="Times New Roman"/>
-              </w:rPr>
-              <w:t xml:space="preserve">ln([A]/cθ)</w:t>
-            </w:r>
-            <w:r>
-              <w:rPr>
-                <w:rFonts w:ascii="Times New Roman" w:hAnsi="Times New Roman" w:eastAsia="Times New Roman" w:cs="Times New Roman"/>
-              </w:rPr>
-              <w:t xml:space="preserve"> </w:t>
-            </w:r>
-            <w:r>
-              <w:rPr>
-                <w:rFonts w:ascii="Times New Roman" w:hAnsi="Times New Roman" w:eastAsia="Times New Roman" w:cs="Times New Roman"/>
-              </w:rPr>
-              <w:t>= −0.693, −0.892, −1.094, −1.291, −1.492。Σx = 600、Σy = −5.462、Σx</w:t>
-            </w:r>
-            <w:r>
-              <w:rPr>
-                <w:rFonts w:ascii="Times New Roman" w:hAnsi="Times New Roman" w:eastAsia="Times New Roman" w:cs="Times New Roman"/>
-                <w:vertAlign w:val="superscript"/>
-              </w:rPr>
-              <w:t>2</w:t>
-            </w:r>
-            <w:r>
-              <w:rPr>
-                <w:rFonts w:ascii="Times New Roman" w:hAnsi="Times New Roman" w:eastAsia="Times New Roman" w:cs="Times New Roman"/>
-              </w:rPr>
-              <w:t xml:space="preserve"> = 1.080×10</w:t>
-            </w:r>
-            <w:r>
-              <w:rPr>
-                <w:rFonts w:ascii="Times New Roman" w:hAnsi="Times New Roman" w:eastAsia="Times New Roman" w:cs="Times New Roman"/>
-                <w:vertAlign w:val="superscript"/>
-              </w:rPr>
-              <w:t>5</w:t>
-            </w:r>
-            <w:r>
-              <w:rPr>
-                <w:rFonts w:ascii="Times New Roman" w:hAnsi="Times New Roman" w:eastAsia="Times New Roman" w:cs="Times New Roman"/>
-              </w:rPr>
-              <w:t>、Σxy = −775.3。</w:t>
-            </w:r>
-            <m:oMath>
-              <m:r>
-                <m:t>a</m:t>
-              </m:r>
-              <m:r>
-                <m:rPr>
-                  <m:sty m:val="p"/>
-                </m:rPr>
-                <m:t>=</m:t>
-              </m:r>
-              <m:f>
-                <m:fPr>
-                  <m:type m:val="bar"/>
-                </m:fPr>
-                <m:num>
-                  <m:r>
-                    <m:t>5</m:t>
-                  </m:r>
-                  <m:r>
-                    <m:rPr>
-                      <m:sty m:val="p"/>
-                    </m:rPr>
-                    <m:t>×</m:t>
-                  </m:r>
-                  <m:r>
-                    <m:rPr>
-                      <m:sty m:val="p"/>
-                    </m:rPr>
-                    <m:t>(</m:t>
-                  </m:r>
-                  <m:r>
-                    <m:rPr>
-                      <m:sty m:val="p"/>
-                    </m:rPr>
-                    <m:t>−</m:t>
-                  </m:r>
-                  <m:r>
-                    <m:t>775.3</m:t>
-                  </m:r>
-                  <m:r>
-                    <m:rPr>
-                      <m:sty m:val="p"/>
-                    </m:rPr>
-                    <m:t>)</m:t>
-                  </m:r>
-                  <m:r>
-                    <m:rPr>
-                      <m:sty m:val="p"/>
-                    </m:rPr>
-                    <m:t>−</m:t>
-                  </m:r>
-                  <m:r>
-                    <m:t>600</m:t>
-                  </m:r>
-                  <m:r>
-                    <m:rPr>
-                      <m:sty m:val="p"/>
-                    </m:rPr>
-                    <m:t>×</m:t>
-                  </m:r>
-                  <m:r>
-                    <m:rPr>
-                      <m:sty m:val="p"/>
-                    </m:rPr>
-                    <m:t>(</m:t>
-                  </m:r>
-                  <m:r>
-                    <m:rPr>
-                      <m:sty m:val="p"/>
-                    </m:rPr>
-                    <m:t>−</m:t>
-                  </m:r>
-                  <m:r>
-                    <m:t>5.462</m:t>
-                  </m:r>
-                  <m:r>
-                    <m:rPr>
-                      <m:sty m:val="p"/>
-                    </m:rPr>
-                    <m:t>)</m:t>
-                  </m:r>
-                </m:num>
-                <m:den>
-                  <m:r>
-                    <m:t>5</m:t>
-                  </m:r>
-                  <m:r>
-                    <m:rPr>
-                      <m:sty m:val="p"/>
-                    </m:rPr>
-                    <m:t>×</m:t>
-                  </m:r>
-                  <m:r>
-                    <m:t>1.080</m:t>
-                  </m:r>
-                  <m:r>
-                    <m:rPr>
-                      <m:sty m:val="p"/>
-                    </m:rPr>
-                    <m:t>×</m:t>
-                  </m:r>
-                  <m:sSup>
-                    <m:e>
-                      <m:r>
-                        <m:t>10</m:t>
-                      </m:r>
-                    </m:e>
-                    <m:sup>
-                      <m:r>
-                        <m:t>5</m:t>
-                      </m:r>
-                    </m:sup>
-                  </m:sSup>
-                  <m:r>
-                    <m:rPr>
-                      <m:sty m:val="p"/>
-                    </m:rPr>
-                    <m:t>−</m:t>
-                  </m:r>
-                  <m:sSup>
-                    <m:e>
-                      <m:r>
-                        <m:t>600</m:t>
-                      </m:r>
-                    </m:e>
-                    <m:sup>
-                      <m:r>
-                        <m:t>2</m:t>
-                      </m:r>
-                    </m:sup>
-                  </m:sSup>
-                </m:den>
-              </m:f>
-              <m:r>
-                <m:rPr>
-                  <m:sty m:val="p"/>
-                </m:rPr>
-                <m:t>=</m:t>
-              </m:r>
-              <m:r>
-                <m:rPr>
-                  <m:sty m:val="p"/>
-                </m:rPr>
-                <m:t>−</m:t>
-              </m:r>
-              <m:r>
-                <m:t>3.33</m:t>
-              </m:r>
-              <m:r>
-                <m:rPr>
-                  <m:sty m:val="p"/>
-                </m:rPr>
-                <m:t>×</m:t>
-              </m:r>
-              <m:sSup>
-                <m:e>
-                  <m:r>
-                    <m:t>10</m:t>
-                  </m:r>
-                </m:e>
-                <m:sup>
-                  <m:r>
-                    <m:rPr>
-                      <m:sty m:val="p"/>
-                    </m:rPr>
-                    <m:t>−</m:t>
-                  </m:r>
-                  <m:r>
-                    <m:t>3</m:t>
-                  </m:r>
-                </m:sup>
-              </m:sSup>
-              <m:r>
-                <m:t> </m:t>
-              </m:r>
-              <m:sSup>
-                <m:e>
-                  <m:r>
-                    <m:rPr>
-                      <m:sty m:val="p"/>
-                    </m:rPr>
-                    <m:t>s</m:t>
-                  </m:r>
-                </m:e>
-                <m:sup>
-                  <m:r>
-                    <m:rPr>
-                      <m:sty m:val="p"/>
-                    </m:rPr>
-                    <m:t>−</m:t>
-                  </m:r>
-                  <m:r>
-                    <m:rPr>
-                      <m:sty m:val="p"/>
-                    </m:rPr>
-                    <m:t>1</m:t>
-                  </m:r>
-                </m:sup>
-              </m:sSup>
-            </m:oMath>
-            <w:r>
-              <w:rPr>
-                <w:rFonts w:hint="eastAsia" w:ascii="Times New Roman" w:hAnsi="Times New Roman" w:eastAsia="Times New Roman" w:cs="Times New Roman"/>
-              </w:rPr>
-              <w:t>，</w:t>
-            </w:r>
-            <w:r>
-              <w:rPr>
-                <w:rFonts w:hint="eastAsia" w:ascii="Times New Roman" w:hAnsi="Times New Roman" w:eastAsia="FangSong" w:cs="Times New Roman"/>
-              </w:rPr>
-              <w:t>故</w:t>
-            </w:r>
-            <w:r>
-              <w:rPr>
-                <w:rFonts w:ascii="Times New Roman" w:hAnsi="Times New Roman" w:eastAsia="Times New Roman" w:cs="Times New Roman"/>
-              </w:rPr>
-              <w:t xml:space="preserve"> </w:t>
-            </w:r>
-            <m:oMath>
-              <m:r>
-                <m:t>k</m:t>
-              </m:r>
-              <m:r>
-                <m:rPr>
-                  <m:sty m:val="p"/>
-                </m:rPr>
-                <m:t>=</m:t>
-              </m:r>
-              <m:r>
-                <m:t>3.33</m:t>
-              </m:r>
-              <m:r>
-                <m:rPr>
-                  <m:sty m:val="p"/>
-                </m:rPr>
-                <m:t>×</m:t>
-              </m:r>
-              <m:sSup>
-                <m:e>
-                  <m:r>
-                    <m:t>10</m:t>
-                  </m:r>
-                </m:e>
-                <m:sup>
-                  <m:r>
-                    <m:rPr>
-                      <m:sty m:val="p"/>
-                    </m:rPr>
-                    <m:t>−</m:t>
-                  </m:r>
-                  <m:r>
-                    <m:t>3</m:t>
-                  </m:r>
-                </m:sup>
-              </m:sSup>
-              <m:r>
-                <m:t> </m:t>
-              </m:r>
-              <m:sSup>
-                <m:e>
-                  <m:r>
-                    <m:rPr>
-                      <m:sty m:val="p"/>
-                    </m:rPr>
-                    <m:t>s</m:t>
-                  </m:r>
-                </m:e>
-                <m:sup>
-                  <m:r>
-                    <m:rPr>
-                      <m:sty m:val="p"/>
-                    </m:rPr>
-                    <m:t>−</m:t>
-                  </m:r>
-                  <m:r>
-                    <m:rPr>
-                      <m:sty m:val="p"/>
-                    </m:rPr>
-                    <m:t>1</m:t>
-                  </m:r>
-                </m:sup>
-              </m:sSup>
-            </m:oMath>
-            <w:r>
-              <w:rPr>
-                <w:rFonts w:hint="eastAsia" w:ascii="Times New Roman" w:hAnsi="Times New Roman" w:eastAsia="Times New Roman" w:cs="Times New Roman"/>
-              </w:rPr>
-              <w:t xml:space="preserve">；</w:t>
-            </w:r>
-            <m:oMath>
-              <m:r>
-                <m:t>b</m:t>
-              </m:r>
-              <m:r>
-                <m:rPr>
-                  <m:sty m:val="p"/>
-                </m:rPr>
-                <m:t>=</m:t>
-              </m:r>
-              <m:acc>
-                <m:accPr>
-                  <m:chr m:val="‾"/>
-                </m:accPr>
-                <m:e>
-                  <m:r>
-                    <m:t>y</m:t>
-                  </m:r>
-                </m:e>
-              </m:acc>
-              <m:r>
-                <m:rPr>
-                  <m:sty m:val="p"/>
-                </m:rPr>
-                <m:t>−</m:t>
-              </m:r>
-              <m:r>
-                <m:t>a</m:t>
-              </m:r>
-              <m:acc>
-                <m:accPr>
-                  <m:chr m:val="‾"/>
-                </m:accPr>
-                <m:e>
-                  <m:r>
-                    <m:t>x</m:t>
-                  </m:r>
-                </m:e>
-              </m:acc>
-              <m:r>
-                <m:rPr>
-                  <m:sty m:val="p"/>
-                </m:rPr>
-                <m:t>=</m:t>
-              </m:r>
-              <m:r>
-                <m:rPr>
-                  <m:sty m:val="p"/>
-                </m:rPr>
-                <m:t>−</m:t>
-              </m:r>
-              <m:r>
-                <m:t>1.0924</m:t>
-              </m:r>
-              <m:r>
-                <m:rPr>
-                  <m:sty m:val="p"/>
-                </m:rPr>
-                <m:t>+</m:t>
-              </m:r>
-              <m:r>
-                <m:t>0.399</m:t>
-              </m:r>
-              <m:r>
-                <m:rPr>
-                  <m:sty m:val="p"/>
-                </m:rPr>
-                <m:t>=</m:t>
-              </m:r>
-              <m:r>
-                <m:rPr>
-                  <m:sty m:val="p"/>
-                </m:rPr>
-                <m:t>−</m:t>
-              </m:r>
-              <m:r>
-                <m:t>0.693</m:t>
-              </m:r>
-            </m:oMath>
-            <w:r>
-              <w:rPr>
-                <w:rFonts w:hint="eastAsia" w:ascii="Times New Roman" w:hAnsi="Times New Roman" w:eastAsia="Times New Roman" w:cs="Times New Roman"/>
-              </w:rPr>
-              <w:t>，</w:t>
-            </w:r>
-            <w:r>
-              <w:rPr>
-                <w:rFonts w:hint="eastAsia" w:ascii="Times New Roman" w:hAnsi="Times New Roman" w:eastAsia="FangSong" w:cs="Times New Roman"/>
-              </w:rPr>
-              <w:t>故</w:t>
-            </w:r>
-            <w:r>
-              <w:rPr>
-                <w:rFonts w:ascii="Times New Roman" w:hAnsi="Times New Roman" w:eastAsia="Times New Roman" w:cs="Times New Roman"/>
-              </w:rPr>
-              <w:t xml:space="preserve"> </w:t>
-            </w:r>
-            <w:r>
-              <w:rPr>
-                <w:rStyle w:val="VerbatimChar"/>
-                <w:rFonts w:ascii="Times New Roman" w:hAnsi="Times New Roman" w:eastAsia="Times New Roman" w:cs="Times New Roman"/>
-              </w:rPr>
-              <w:t>[A]</w:t>
-            </w:r>
-            <w:r>
-              <w:rPr>
-                <w:rStyle w:val="VerbatimChar"/>
-                <w:rFonts w:ascii="Times New Roman" w:hAnsi="Times New Roman" w:eastAsia="Times New Roman" w:cs="Times New Roman"/>
-                <w:vertAlign w:val="subscript"/>
-              </w:rPr>
-              <w:t>0</w:t>
-            </w:r>
-            <w:r>
-              <w:rPr>
-                <w:rStyle w:val="VerbatimChar"/>
-                <w:rFonts w:ascii="Times New Roman" w:hAnsi="Times New Roman" w:eastAsia="Times New Roman" w:cs="Times New Roman"/>
-              </w:rPr>
-              <w:t xml:space="preserve"> = 0.500 mol·L</w:t>
-            </w:r>
-            <w:r>
-              <w:rPr>
-                <w:rStyle w:val="VerbatimChar"/>
-                <w:rFonts w:ascii="Times New Roman" w:hAnsi="Times New Roman" w:eastAsia="Times New Roman" w:cs="Times New Roman"/>
-                <w:vertAlign w:val="superscript"/>
-              </w:rPr>
-              <w:t>-1</w:t>
-            </w:r>
-            <w:r>
-              <w:rPr>
-                <w:rFonts w:hint="eastAsia" w:ascii="Times New Roman" w:hAnsi="Times New Roman" w:eastAsia="Times New Roman" w:cs="Times New Roman"/>
-              </w:rPr>
-              <w:t>（</w:t>
-            </w:r>
-            <w:r>
-              <w:rPr>
-                <w:rFonts w:hint="eastAsia" w:ascii="Times New Roman" w:hAnsi="Times New Roman" w:eastAsia="FangSong" w:cs="Times New Roman"/>
-              </w:rPr>
-              <w:t>与实验初值吻合</w:t>
-            </w:r>
-            <w:r>
-              <w:rPr>
-                <w:rFonts w:hint="eastAsia" w:ascii="Times New Roman" w:hAnsi="Times New Roman" w:eastAsia="Times New Roman" w:cs="Times New Roman"/>
-              </w:rPr>
-              <w:t>）。</w:t>
-            </w:r>
-            <w:r>
-              <w:rPr>
-                <w:rFonts w:hint="eastAsia" w:ascii="Times New Roman" w:hAnsi="Times New Roman" w:eastAsia="FangSong" w:cs="Times New Roman"/>
-              </w:rPr>
-              <w:t>又</w:t>
-            </w:r>
-            <w:r>
-              <w:rPr>
-                <w:rFonts w:ascii="Times New Roman" w:hAnsi="Times New Roman" w:eastAsia="Times New Roman" w:cs="Times New Roman"/>
-              </w:rPr>
-              <w:t xml:space="preserve"> </w:t>
-            </w:r>
-            <w:r>
-              <w:rPr>
-                <w:rStyle w:val="VerbatimChar"/>
-                <w:rFonts w:ascii="Times New Roman" w:hAnsi="Times New Roman" w:eastAsia="Times New Roman" w:cs="Times New Roman"/>
-              </w:rPr>
-              <w:t>Σy</w:t>
-            </w:r>
-            <w:r>
-              <w:rPr>
-                <w:rStyle w:val="VerbatimChar"/>
-                <w:rFonts w:ascii="Times New Roman" w:hAnsi="Times New Roman" w:eastAsia="Times New Roman" w:cs="Times New Roman"/>
-                <w:vertAlign w:val="superscript"/>
-              </w:rPr>
-              <w:t>2</w:t>
-            </w:r>
-            <w:r>
-              <w:rPr>
-                <w:rStyle w:val="VerbatimChar"/>
-                <w:rFonts w:ascii="Times New Roman" w:hAnsi="Times New Roman" w:eastAsia="Times New Roman" w:cs="Times New Roman"/>
-              </w:rPr>
-              <w:t xml:space="preserve"> = 6.365</w:t>
-            </w:r>
-            <w:r>
-              <w:rPr>
-                <w:rFonts w:hint="eastAsia" w:ascii="Times New Roman" w:hAnsi="Times New Roman" w:eastAsia="Times New Roman" w:cs="Times New Roman"/>
-              </w:rPr>
-              <w:t>，</w:t>
-            </w:r>
-            <w:r>
-              <w:rPr>
-                <w:rFonts w:hint="eastAsia" w:ascii="Times New Roman" w:hAnsi="Times New Roman" w:eastAsia="FangSong" w:cs="Times New Roman"/>
-              </w:rPr>
-              <w:t>代入得</w:t>
-            </w:r>
-            <w:r>
-              <w:rPr>
-                <w:rFonts w:ascii="Times New Roman" w:hAnsi="Times New Roman" w:eastAsia="Times New Roman" w:cs="Times New Roman"/>
-              </w:rPr>
-              <w:t xml:space="preserve"> </w:t>
-            </w:r>
-            <w:r>
-              <w:rPr>
-                <w:rStyle w:val="VerbatimChar"/>
-                <w:rFonts w:ascii="Times New Roman" w:hAnsi="Times New Roman" w:eastAsia="Times New Roman" w:cs="Times New Roman"/>
-              </w:rPr>
-              <w:t>r</w:t>
-            </w:r>
-            <w:r>
-              <w:rPr>
-                <w:rStyle w:val="VerbatimChar"/>
-                <w:rFonts w:ascii="Times New Roman" w:hAnsi="Times New Roman" w:eastAsia="Times New Roman" w:cs="Times New Roman"/>
-                <w:vertAlign w:val="superscript"/>
-              </w:rPr>
-              <w:t>2</w:t>
-            </w:r>
-            <w:r>
-              <w:rPr>
-                <w:rStyle w:val="VerbatimChar"/>
-                <w:rFonts w:ascii="Times New Roman" w:hAnsi="Times New Roman" w:eastAsia="Times New Roman" w:cs="Times New Roman"/>
-              </w:rPr>
-              <w:t xml:space="preserve"> ≈ 0.9999</w:t>
-            </w:r>
-            <w:r>
-              <w:rPr>
-                <w:rFonts w:hint="eastAsia" w:ascii="Times New Roman" w:hAnsi="Times New Roman" w:eastAsia="Times New Roman" w:cs="Times New Roman"/>
-              </w:rPr>
-              <w:t>，</w:t>
-            </w:r>
-            <w:r>
-              <w:rPr>
-                <w:rFonts w:hint="eastAsia" w:ascii="Times New Roman" w:hAnsi="Times New Roman" w:eastAsia="FangSong" w:cs="Times New Roman"/>
-              </w:rPr>
-              <w:t>拟合极佳</w:t>
-            </w:r>
-          </w:p>
-        </w:tc>
-      </w:tr>
-      <w:tr>
-        <w:tc>
-          <w:tcPr/>
-          <w:p>
-            <w:pPr>
-              <w:pStyle w:val="Compact"/>
-              <w:jc w:val="center"/>
-            </w:pPr>
-            <w:r>
-              <w:rPr>
-                <w:rFonts w:ascii="Times New Roman" w:hAnsi="Times New Roman" w:eastAsia="Times New Roman" w:cs="Times New Roman"/>
-              </w:rPr>
-              <w:t xml:space="preserve">12</w:t>
-            </w:r>
-          </w:p>
-        </w:tc>
-        <w:tc>
-          <w:tcPr/>
-          <w:p>
-            <w:pPr>
-              <w:pStyle w:val="Compact"/>
-              <w:jc w:val="center"/>
-            </w:pPr>
-            <w:r>
-              <w:rPr>
-                <w:rFonts w:hint="eastAsia" w:ascii="Times New Roman" w:hAnsi="Times New Roman" w:eastAsia="FangSong" w:cs="Times New Roman"/>
-              </w:rPr>
-              <w:t xml:space="preserve">说明</w:t>
-            </w:r>
-            <w:r>
-              <w:rPr>
-                <w:rFonts w:ascii="Times New Roman" w:hAnsi="Times New Roman" w:eastAsia="Times New Roman" w:cs="Times New Roman"/>
-              </w:rPr>
-              <w:t xml:space="preserve"> E</w:t>
-            </w:r>
-            <w:r>
-              <w:rPr>
-                <w:rFonts w:ascii="Times New Roman" w:hAnsi="Times New Roman" w:eastAsia="Times New Roman" w:cs="Times New Roman"/>
-                <w:vertAlign w:val="subscript"/>
-              </w:rPr>
-              <w:t>a</w:t>
-            </w:r>
-            <w:r>
-              <w:rPr>
-                <w:rFonts w:ascii="Times New Roman" w:hAnsi="Times New Roman" w:eastAsia="Times New Roman" w:cs="Times New Roman"/>
-              </w:rPr>
-              <w:t xml:space="preserve"> </w:t>
-            </w:r>
-            <w:r>
-              <w:rPr>
-                <w:rFonts w:hint="eastAsia" w:ascii="Times New Roman" w:hAnsi="Times New Roman" w:eastAsia="FangSong" w:cs="Times New Roman"/>
-              </w:rPr>
-              <w:t>随温度变化</w:t>
-            </w:r>
-            <w:r>
-              <w:rPr>
-                <w:rFonts w:hint="eastAsia" w:ascii="Times New Roman" w:hAnsi="Times New Roman" w:eastAsia="Times New Roman" w:cs="Times New Roman"/>
-              </w:rPr>
-              <w:t>（</w:t>
-            </w:r>
-            <w:r>
-              <w:rPr>
-                <w:rFonts w:hint="eastAsia" w:ascii="Times New Roman" w:hAnsi="Times New Roman" w:eastAsia="FangSong" w:cs="Times New Roman"/>
-              </w:rPr>
-              <w:t>或机理</w:t>
-            </w:r>
-            <w:r>
-              <w:rPr>
-                <w:rFonts w:hint="eastAsia" w:ascii="Times New Roman" w:hAnsi="Times New Roman" w:eastAsia="Times New Roman" w:cs="Times New Roman"/>
-              </w:rPr>
-              <w:t>/</w:t>
-            </w:r>
-            <w:r>
-              <w:rPr>
-                <w:rFonts w:hint="eastAsia" w:ascii="Times New Roman" w:hAnsi="Times New Roman" w:eastAsia="FangSong" w:cs="Times New Roman"/>
-              </w:rPr>
-              <w:t>速控步改变</w:t>
-            </w:r>
-            <w:r>
-              <w:rPr>
-                <w:rFonts w:hint="eastAsia" w:ascii="Times New Roman" w:hAnsi="Times New Roman" w:eastAsia="Times New Roman" w:cs="Times New Roman"/>
-              </w:rPr>
-              <w:t>），Arrhenius</w:t>
-            </w:r>
-            <w:r>
-              <w:rPr>
-                <w:rFonts w:ascii="Times New Roman" w:hAnsi="Times New Roman" w:eastAsia="Times New Roman" w:cs="Times New Roman"/>
-              </w:rPr>
-              <w:t xml:space="preserve"> </w:t>
-            </w:r>
-            <w:r>
-              <w:rPr>
-                <w:rFonts w:hint="eastAsia" w:ascii="Times New Roman" w:hAnsi="Times New Roman" w:eastAsia="FangSong" w:cs="Times New Roman"/>
-              </w:rPr>
-              <w:t>模型在该区间不成立</w:t>
-            </w:r>
-            <w:r>
-              <w:rPr>
-                <w:rFonts w:hint="eastAsia" w:ascii="Times New Roman" w:hAnsi="Times New Roman" w:eastAsia="Times New Roman" w:cs="Times New Roman"/>
-              </w:rPr>
-              <w:t>。</w:t>
-            </w:r>
-            <w:r>
-              <w:rPr>
-                <w:rFonts w:hint="eastAsia" w:ascii="Times New Roman" w:hAnsi="Times New Roman" w:eastAsia="FangSong" w:cs="Times New Roman"/>
-              </w:rPr>
-              <w:t>仍用两点式只能得</w:t>
-            </w:r>
-            <w:r>
-              <w:rPr>
-                <w:rFonts w:hint="eastAsia" w:ascii="Times New Roman" w:hAnsi="Times New Roman" w:eastAsia="FangSong" w:cs="Times New Roman"/>
-                <w:b/>
-                <w:bCs/>
-              </w:rPr>
-              <w:t xml:space="preserve">表观活化能</w:t>
-            </w:r>
-            <w:r>
-              <w:rPr>
-                <w:rFonts w:hint="eastAsia" w:ascii="Times New Roman" w:hAnsi="Times New Roman" w:eastAsia="Times New Roman" w:cs="Times New Roman"/>
-              </w:rPr>
-              <w:t>，</w:t>
-            </w:r>
-            <w:r>
-              <w:rPr>
-                <w:rFonts w:hint="eastAsia" w:ascii="Times New Roman" w:hAnsi="Times New Roman" w:eastAsia="FangSong" w:cs="Times New Roman"/>
-              </w:rPr>
-              <w:t>其数值落在真实</w:t>
-            </w:r>
-            <w:r>
-              <w:rPr>
-                <w:rFonts w:ascii="Times New Roman" w:hAnsi="Times New Roman" w:eastAsia="Times New Roman" w:cs="Times New Roman"/>
-              </w:rPr>
-              <w:t xml:space="preserve"> E</w:t>
-            </w:r>
-            <w:r>
-              <w:rPr>
-                <w:rFonts w:ascii="Times New Roman" w:hAnsi="Times New Roman" w:eastAsia="Times New Roman" w:cs="Times New Roman"/>
-                <w:vertAlign w:val="subscript"/>
-              </w:rPr>
-              <w:t>a</w:t>
-            </w:r>
-            <w:r>
-              <w:rPr>
-                <w:rFonts w:ascii="Times New Roman" w:hAnsi="Times New Roman" w:eastAsia="Times New Roman" w:cs="Times New Roman"/>
-              </w:rPr>
-              <w:t xml:space="preserve"> </w:t>
-            </w:r>
-            <w:r>
-              <w:rPr>
-                <w:rFonts w:hint="eastAsia" w:ascii="Times New Roman" w:hAnsi="Times New Roman" w:eastAsia="FangSong" w:cs="Times New Roman"/>
-              </w:rPr>
-              <w:t>的高低两端之间</w:t>
-            </w:r>
-            <w:r>
-              <w:rPr>
-                <w:rFonts w:hint="eastAsia" w:ascii="Times New Roman" w:hAnsi="Times New Roman" w:eastAsia="Times New Roman" w:cs="Times New Roman"/>
-              </w:rPr>
-              <w:t>，</w:t>
-            </w:r>
-            <w:r>
-              <w:rPr>
-                <w:rFonts w:hint="eastAsia" w:ascii="Times New Roman" w:hAnsi="Times New Roman" w:eastAsia="FangSong" w:cs="Times New Roman"/>
-              </w:rPr>
-              <w:t>通常低估高温段的真实值</w:t>
-            </w:r>
-          </w:p>
-        </w:tc>
-      </w:tr>
-      <w:tr>
-        <w:tc>
-          <w:tcPr/>
-          <w:p>
-            <w:pPr>
-              <w:pStyle w:val="Compact"/>
-              <w:jc w:val="center"/>
-            </w:pPr>
-            <w:r>
-              <w:rPr>
-                <w:rFonts w:ascii="Times New Roman" w:hAnsi="Times New Roman" w:eastAsia="Times New Roman" w:cs="Times New Roman"/>
-              </w:rPr>
-              <w:t xml:space="preserve">13</w:t>
-            </w:r>
-          </w:p>
-        </w:tc>
-        <w:tc>
-          <w:tcPr/>
-          <w:p>
-            <w:pPr>
-              <w:pStyle w:val="Compact"/>
-              <w:jc w:val="center"/>
-            </w:pPr>
-            <w:r>
-              <w:rPr>
-                <w:rFonts w:hint="eastAsia" w:ascii="Times New Roman" w:hAnsi="Times New Roman" w:eastAsia="FangSong" w:cs="Times New Roman"/>
-              </w:rPr>
-              <w:t xml:space="preserve">横轴取</w:t>
-            </w:r>
-            <w:r>
-              <w:rPr>
-                <w:rFonts w:ascii="Times New Roman" w:hAnsi="Times New Roman" w:eastAsia="Times New Roman" w:cs="Times New Roman"/>
-              </w:rPr>
-              <w:t xml:space="preserve"> T </w:t>
-            </w:r>
-            <w:r>
-              <w:rPr>
-                <w:rFonts w:hint="eastAsia" w:ascii="Times New Roman" w:hAnsi="Times New Roman" w:eastAsia="FangSong" w:cs="Times New Roman"/>
-              </w:rPr>
-              <w:t>时</w:t>
-            </w:r>
-            <w:r>
-              <w:rPr>
-                <w:rFonts w:hint="eastAsia" w:ascii="Times New Roman" w:hAnsi="Times New Roman" w:eastAsia="Times New Roman" w:cs="Times New Roman"/>
-              </w:rPr>
-              <w:t>，</w:t>
-            </w:r>
-            <m:oMath>
-              <m:r>
-                <m:rPr>
-                  <m:sty m:val="p"/>
-                </m:rPr>
-                <m:t>ln</m:t>
-              </m:r>
-              <m:r>
-                <m:t>k</m:t>
-              </m:r>
-              <m:r>
-                <m:rPr>
-                  <m:sty m:val="p"/>
-                </m:rPr>
-                <m:t>=</m:t>
-              </m:r>
-              <m:r>
-                <m:rPr>
-                  <m:sty m:val="p"/>
-                </m:rPr>
-                <m:t>ln</m:t>
-              </m:r>
-              <m:r>
-                <m:t>A</m:t>
-              </m:r>
-              <m:r>
-                <m:rPr>
-                  <m:sty m:val="p"/>
-                </m:rPr>
-                <m:t>−</m:t>
-              </m:r>
-              <m:sSub>
-                <m:e>
-                  <m:r>
-                    <m:t>E</m:t>
-                  </m:r>
-                </m:e>
-                <m:sub>
-                  <m:r>
-                    <m:t>a</m:t>
-                  </m:r>
-                </m:sub>
-              </m:sSub>
-              <m:r>
-                <m:rPr>
-                  <m:sty m:val="p"/>
-                </m:rPr>
-                <m:t>/</m:t>
-              </m:r>
-              <m:r>
-                <m:rPr>
-                  <m:sty m:val="p"/>
-                </m:rPr>
-                <m:t>(</m:t>
-              </m:r>
-              <m:r>
-                <m:t>R</m:t>
-              </m:r>
-              <m:r>
-                <m:t>T</m:t>
-              </m:r>
-              <m:r>
-                <m:rPr>
-                  <m:sty m:val="p"/>
-                </m:rPr>
-                <m:t>)</m:t>
-              </m:r>
-            </m:oMath>
-            <w:r>
-              <w:rPr>
-                <w:rFonts w:ascii="Times New Roman" w:hAnsi="Times New Roman" w:eastAsia="Times New Roman" w:cs="Times New Roman"/>
-              </w:rPr>
-              <w:t xml:space="preserve"> </w:t>
-            </w:r>
-            <w:r>
-              <w:rPr>
-                <w:rFonts w:hint="eastAsia" w:ascii="Times New Roman" w:hAnsi="Times New Roman" w:eastAsia="FangSong" w:cs="Times New Roman"/>
-              </w:rPr>
-              <w:t xml:space="preserve">对</w:t>
-            </w:r>
-            <w:r>
-              <w:rPr>
-                <w:rFonts w:ascii="Times New Roman" w:hAnsi="Times New Roman" w:eastAsia="Times New Roman" w:cs="Times New Roman"/>
-              </w:rPr>
-              <w:t xml:space="preserve"> T </w:t>
-            </w:r>
-            <w:r>
-              <w:rPr>
-                <w:rFonts w:hint="eastAsia" w:ascii="Times New Roman" w:hAnsi="Times New Roman" w:eastAsia="FangSong" w:cs="Times New Roman"/>
-              </w:rPr>
-              <w:t xml:space="preserve">求导得</w:t>
-            </w:r>
-            <w:r>
-              <w:rPr>
-                <w:rFonts w:ascii="Times New Roman" w:hAnsi="Times New Roman" w:eastAsia="Times New Roman" w:cs="Times New Roman"/>
-              </w:rPr>
-              <w:t xml:space="preserve"> </w:t>
-            </w:r>
-            <m:oMath>
-              <m:sSub>
-                <m:e>
-                  <m:r>
-                    <m:t>E</m:t>
-                  </m:r>
-                </m:e>
-                <m:sub>
-                  <m:r>
-                    <m:t>a</m:t>
-                  </m:r>
-                </m:sub>
-              </m:sSub>
-              <m:r>
-                <m:rPr>
-                  <m:sty m:val="p"/>
-                </m:rPr>
-                <m:t>/</m:t>
-              </m:r>
-              <m:r>
-                <m:rPr>
-                  <m:sty m:val="p"/>
-                </m:rPr>
-                <m:t>(</m:t>
-              </m:r>
-              <m:r>
-                <m:t>R</m:t>
-              </m:r>
-              <m:sSup>
-                <m:e>
-                  <m:r>
-                    <m:t>T</m:t>
-                  </m:r>
-                </m:e>
-                <m:sup>
-                  <m:r>
-                    <m:t>2</m:t>
-                  </m:r>
-                </m:sup>
-              </m:sSup>
-              <m:r>
-                <m:rPr>
-                  <m:sty m:val="p"/>
-                </m:rPr>
-                <m:t>)</m:t>
-              </m:r>
-              <m:r>
-                <m:rPr>
-                  <m:sty m:val="p"/>
-                </m:rPr>
-                <m:t>&gt;</m:t>
-              </m:r>
-              <m:r>
-                <m:t>0</m:t>
-              </m:r>
-            </m:oMath>
-            <w:r>
-              <w:rPr>
-                <w:rFonts w:hint="eastAsia" w:ascii="Times New Roman" w:hAnsi="Times New Roman" w:eastAsia="Times New Roman" w:cs="Times New Roman"/>
-              </w:rPr>
-              <w:t>，</w:t>
-            </w:r>
-            <w:r>
-              <w:rPr>
-                <w:rFonts w:hint="eastAsia" w:ascii="Times New Roman" w:hAnsi="Times New Roman" w:eastAsia="FangSong" w:cs="Times New Roman"/>
-              </w:rPr>
-              <w:t>是递增的下凹曲线</w:t>
-            </w:r>
-            <w:r>
-              <w:rPr>
-                <w:rFonts w:hint="eastAsia" w:ascii="Times New Roman" w:hAnsi="Times New Roman" w:eastAsia="Times New Roman" w:cs="Times New Roman"/>
-              </w:rPr>
-              <w:t>：</w:t>
-            </w:r>
-            <w:r>
-              <w:rPr>
-                <w:rFonts w:hint="eastAsia" w:ascii="Times New Roman" w:hAnsi="Times New Roman" w:eastAsia="FangSong" w:cs="Times New Roman"/>
-              </w:rPr>
-              <w:t>低温端陡</w:t>
-            </w:r>
-            <w:r>
-              <w:rPr>
-                <w:rFonts w:hint="eastAsia" w:ascii="Times New Roman" w:hAnsi="Times New Roman" w:eastAsia="Times New Roman" w:cs="Times New Roman"/>
-              </w:rPr>
-              <w:t>、</w:t>
-            </w:r>
-            <w:r>
-              <w:rPr>
-                <w:rFonts w:hint="eastAsia" w:ascii="Times New Roman" w:hAnsi="Times New Roman" w:eastAsia="FangSong" w:cs="Times New Roman"/>
-              </w:rPr>
-              <w:t>高温端平</w:t>
-            </w:r>
-          </w:p>
-        </w:tc>
-      </w:tr>
-      <w:tr>
-        <w:tc>
-          <w:tcPr/>
-          <w:p>
-            <w:pPr>
-              <w:pStyle w:val="Compact"/>
-              <w:jc w:val="center"/>
-            </w:pPr>
-            <w:r>
-              <w:rPr>
-                <w:rFonts w:ascii="Times New Roman" w:hAnsi="Times New Roman" w:eastAsia="Times New Roman" w:cs="Times New Roman"/>
-              </w:rPr>
-              <w:t xml:space="preserve">14</w:t>
-            </w:r>
-          </w:p>
-        </w:tc>
-        <w:tc>
-          <w:tcPr/>
-          <w:p>
-            <w:pPr>
-              <w:pStyle w:val="Compact"/>
-              <w:jc w:val="center"/>
-            </w:pPr>
-            <w:r>
-              <w:rPr>
-                <w:rFonts w:hint="eastAsia" w:ascii="Times New Roman" w:hAnsi="Times New Roman" w:eastAsia="FangSong" w:cs="Times New Roman"/>
-              </w:rPr>
-              <w:t>由前两点</w:t>
-            </w:r>
-            <w:r>
-              <w:rPr>
-                <w:rFonts w:hint="eastAsia" w:ascii="Times New Roman" w:hAnsi="Times New Roman" w:eastAsia="Times New Roman" w:cs="Times New Roman"/>
-              </w:rPr>
-              <w:t>：</w:t>
-            </w:r>
-            <w:r>
-              <w:rPr>
-                <w:rFonts w:hint="eastAsia" w:ascii="Times New Roman" w:hAnsi="Times New Roman" w:eastAsia="FangSong" w:cs="Times New Roman"/>
-              </w:rPr>
-              <w:t>斜率</w:t>
-            </w:r>
-            <w:r>
-              <w:rPr>
-                <w:rFonts w:ascii="Times New Roman" w:hAnsi="Times New Roman" w:eastAsia="Times New Roman" w:cs="Times New Roman"/>
-              </w:rPr>
-              <w:t xml:space="preserve"> =</w:t>
-            </w:r>
-            <w:r>
-              <w:rPr>
-                <w:rFonts w:ascii="Times New Roman" w:hAnsi="Times New Roman" w:eastAsia="Times New Roman" w:cs="Times New Roman"/>
-              </w:rPr>
-              <w:t xml:space="preserve"> </w:t>
-            </w:r>
-            <w:r>
-              <w:rPr>
-                <w:rStyle w:val="VerbatimChar"/>
-                <w:rFonts w:ascii="Times New Roman" w:hAnsi="Times New Roman" w:eastAsia="Times New Roman" w:cs="Times New Roman"/>
-              </w:rPr>
-              <w:t>(7.50−5.00)/100 = 0.0250 L·mol</w:t>
-            </w:r>
-            <w:r>
-              <w:rPr>
-                <w:rStyle w:val="VerbatimChar"/>
-                <w:rFonts w:ascii="Times New Roman" w:hAnsi="Times New Roman" w:eastAsia="Times New Roman" w:cs="Times New Roman"/>
-                <w:vertAlign w:val="superscript"/>
-              </w:rPr>
-              <w:t>-1</w:t>
-            </w:r>
-            <w:r>
-              <w:rPr>
-                <w:rStyle w:val="VerbatimChar"/>
-                <w:rFonts w:ascii="Times New Roman" w:hAnsi="Times New Roman" w:eastAsia="Times New Roman" w:cs="Times New Roman"/>
-              </w:rPr>
-              <w:t>·s</w:t>
-            </w:r>
-            <w:r>
-              <w:rPr>
-                <w:rStyle w:val="VerbatimChar"/>
-                <w:rFonts w:ascii="Times New Roman" w:hAnsi="Times New Roman" w:eastAsia="Times New Roman" w:cs="Times New Roman"/>
-                <w:vertAlign w:val="superscript"/>
-              </w:rPr>
-              <w:t>-1</w:t>
-            </w:r>
-            <w:r>
-              <w:rPr>
-                <w:rFonts w:ascii="Times New Roman" w:hAnsi="Times New Roman" w:eastAsia="Times New Roman" w:cs="Times New Roman"/>
-              </w:rPr>
-              <w:t xml:space="preserve"> </w:t>
-            </w:r>
-            <w:r>
-              <w:rPr>
-                <w:rFonts w:ascii="Times New Roman" w:hAnsi="Times New Roman" w:eastAsia="Times New Roman" w:cs="Times New Roman"/>
-              </w:rPr>
-              <w:t xml:space="preserve">= </w:t>
-            </w:r>
-            <w:r>
-              <w:rPr>
-                <w:rFonts w:hint="eastAsia" w:ascii="Times New Roman" w:hAnsi="Times New Roman" w:eastAsia="Times New Roman" w:cs="Times New Roman"/>
-              </w:rPr>
-              <w:t xml:space="preserve">k；</w:t>
-            </w:r>
-            <w:r>
-              <w:rPr>
-                <w:rStyle w:val="VerbatimChar"/>
-                <w:rFonts w:ascii="Times New Roman" w:hAnsi="Times New Roman" w:eastAsia="Times New Roman" w:cs="Times New Roman"/>
-              </w:rPr>
-              <w:t>[A]</w:t>
-            </w:r>
-            <w:r>
-              <w:rPr>
-                <w:rStyle w:val="VerbatimChar"/>
-                <w:rFonts w:ascii="Times New Roman" w:hAnsi="Times New Roman" w:eastAsia="Times New Roman" w:cs="Times New Roman"/>
-                <w:vertAlign w:val="subscript"/>
-              </w:rPr>
-              <w:t>0</w:t>
-            </w:r>
-            <w:r>
-              <w:rPr>
-                <w:rStyle w:val="VerbatimChar"/>
-                <w:rFonts w:ascii="Times New Roman" w:hAnsi="Times New Roman" w:eastAsia="Times New Roman" w:cs="Times New Roman"/>
-              </w:rPr>
-              <w:t xml:space="preserve"> = 1/5.00 = 0.200 mol·L</w:t>
-            </w:r>
-            <w:r>
-              <w:rPr>
-                <w:rStyle w:val="VerbatimChar"/>
-                <w:rFonts w:ascii="Times New Roman" w:hAnsi="Times New Roman" w:eastAsia="Times New Roman" w:cs="Times New Roman"/>
-                <w:vertAlign w:val="superscript"/>
-              </w:rPr>
-              <w:t>-1</w:t>
-            </w:r>
-            <w:r>
-              <w:rPr>
-                <w:rFonts w:hint="eastAsia" w:ascii="Times New Roman" w:hAnsi="Times New Roman" w:eastAsia="Times New Roman" w:cs="Times New Roman"/>
-              </w:rPr>
-              <w:t>。</w:t>
-            </w:r>
-            <w:r>
-              <w:rPr>
-                <w:rFonts w:hint="eastAsia" w:ascii="Times New Roman" w:hAnsi="Times New Roman" w:eastAsia="FangSong" w:cs="Times New Roman"/>
-              </w:rPr>
-              <w:t>第四点预测</w:t>
-            </w:r>
-            <w:r>
-              <w:rPr>
-                <w:rFonts w:ascii="Times New Roman" w:hAnsi="Times New Roman" w:eastAsia="Times New Roman" w:cs="Times New Roman"/>
-              </w:rPr>
-              <w:t xml:space="preserve"> </w:t>
-            </w:r>
-            <w:r>
-              <w:rPr>
-                <w:rStyle w:val="VerbatimChar"/>
-                <w:rFonts w:ascii="Times New Roman" w:hAnsi="Times New Roman" w:eastAsia="Times New Roman" w:cs="Times New Roman"/>
-              </w:rPr>
-              <w:t xml:space="preserve">1/[A] = 5.00 + 0.0250×300 = 12.50</w:t>
-            </w:r>
-            <w:r>
-              <w:rPr>
-                <w:rFonts w:hint="eastAsia" w:ascii="Times New Roman" w:hAnsi="Times New Roman" w:eastAsia="Times New Roman" w:cs="Times New Roman"/>
-              </w:rPr>
-              <w:t>，</w:t>
-            </w:r>
-            <w:r>
-              <w:rPr>
-                <w:rFonts w:hint="eastAsia" w:ascii="Times New Roman" w:hAnsi="Times New Roman" w:eastAsia="FangSong" w:cs="Times New Roman"/>
-              </w:rPr>
-              <w:t>与实测一致</w:t>
-            </w:r>
-            <w:r>
-              <w:rPr>
-                <w:rFonts w:ascii="Times New Roman" w:hAnsi="Times New Roman" w:eastAsia="Times New Roman" w:cs="Times New Roman"/>
-              </w:rPr>
-              <w:t xml:space="preserve"> ✓</w:t>
-            </w:r>
-          </w:p>
-        </w:tc>
-      </w:tr>
-      <w:tr>
-        <w:tc>
-          <w:tcPr/>
-          <w:p>
-            <w:pPr>
-              <w:pStyle w:val="Compact"/>
-              <w:jc w:val="center"/>
-            </w:pPr>
-            <w:r>
-              <w:rPr>
-                <w:rFonts w:ascii="Times New Roman" w:hAnsi="Times New Roman" w:eastAsia="Times New Roman" w:cs="Times New Roman"/>
-              </w:rPr>
-              <w:t xml:space="preserve">15</w:t>
-            </w:r>
-          </w:p>
-        </w:tc>
-        <w:tc>
-          <w:tcPr/>
-          <w:p>
-            <w:pPr>
-              <w:pStyle w:val="Compact"/>
-              <w:jc w:val="center"/>
-            </w:pPr>
-            <w:r>
-              <w:rPr>
-                <w:rFonts w:hint="eastAsia" w:ascii="Times New Roman" w:hAnsi="Times New Roman" w:eastAsia="FangSong" w:cs="Times New Roman"/>
-              </w:rPr>
-              <w:t xml:space="preserve">试</w:t>
-            </w:r>
-            <w:r>
-              <w:rPr>
-                <w:rFonts w:ascii="Times New Roman" w:hAnsi="Times New Roman" w:eastAsia="Times New Roman" w:cs="Times New Roman"/>
-              </w:rPr>
-              <w:t xml:space="preserve"> </w:t>
-            </w:r>
-            <w:r>
-              <w:rPr>
-                <w:rStyle w:val="VerbatimChar"/>
-                <w:rFonts w:ascii="Times New Roman" w:hAnsi="Times New Roman" w:eastAsia="Times New Roman" w:cs="Times New Roman"/>
-              </w:rPr>
-              <w:t xml:space="preserve">1/c</w:t>
-            </w:r>
-            <w:r>
-              <w:rPr>
-                <w:rFonts w:hint="eastAsia" w:ascii="Times New Roman" w:hAnsi="Times New Roman" w:eastAsia="Times New Roman" w:cs="Times New Roman"/>
-              </w:rPr>
-              <w:t xml:space="preserve">：1.00,</w:t>
-            </w:r>
-            <w:r>
-              <w:rPr>
-                <w:rFonts w:ascii="Times New Roman" w:hAnsi="Times New Roman" w:eastAsia="Times New Roman" w:cs="Times New Roman"/>
-              </w:rPr>
-              <w:t xml:space="preserve"> 2.00, 3.00, 4.00, 5.00 —— </w:t>
-            </w:r>
-            <w:r>
-              <w:rPr>
-                <w:rFonts w:hint="eastAsia" w:ascii="Times New Roman" w:hAnsi="Times New Roman" w:eastAsia="FangSong" w:cs="Times New Roman"/>
-              </w:rPr>
-              <w:t xml:space="preserve">对</w:t>
-            </w:r>
-            <w:r>
-              <w:rPr>
-                <w:rFonts w:ascii="Times New Roman" w:hAnsi="Times New Roman" w:eastAsia="Times New Roman" w:cs="Times New Roman"/>
-              </w:rPr>
-              <w:t xml:space="preserve"> t </w:t>
-            </w:r>
-            <w:r>
-              <w:rPr>
-                <w:rFonts w:hint="eastAsia" w:ascii="Times New Roman" w:hAnsi="Times New Roman" w:eastAsia="FangSong" w:cs="Times New Roman"/>
-              </w:rPr>
-              <w:t xml:space="preserve">完全线性</w:t>
-            </w:r>
-            <w:r>
-              <w:rPr>
-                <w:rFonts w:ascii="Times New Roman" w:hAnsi="Times New Roman" w:eastAsia="Times New Roman" w:cs="Times New Roman"/>
-              </w:rPr>
-              <w:t xml:space="preserve"> ⇒</w:t>
-            </w:r>
-            <w:r>
-              <w:rPr>
-                <w:rFonts w:ascii="Times New Roman" w:hAnsi="Times New Roman" w:eastAsia="Times New Roman" w:cs="Times New Roman"/>
-              </w:rPr>
-              <w:t xml:space="preserve"> </w:t>
-            </w:r>
-            <w:r>
-              <w:rPr>
-                <w:rFonts w:hint="eastAsia" w:ascii="Times New Roman" w:hAnsi="Times New Roman" w:eastAsia="FangSong" w:cs="Times New Roman"/>
-                <w:b/>
-                <w:bCs/>
-              </w:rPr>
-              <w:t xml:space="preserve">二级反应</w:t>
-            </w:r>
-            <w:r>
-              <w:rPr>
-                <w:rFonts w:hint="eastAsia" w:ascii="Times New Roman" w:hAnsi="Times New Roman" w:eastAsia="Times New Roman" w:cs="Times New Roman"/>
-              </w:rPr>
-              <w:t>。</w:t>
-            </w:r>
-            <w:r>
-              <w:rPr>
-                <w:rFonts w:hint="eastAsia" w:ascii="Times New Roman" w:hAnsi="Times New Roman" w:eastAsia="FangSong" w:cs="Times New Roman"/>
-              </w:rPr>
-              <w:t>斜率</w:t>
-            </w:r>
-            <w:r>
-              <w:rPr>
-                <w:rFonts w:ascii="Times New Roman" w:hAnsi="Times New Roman" w:eastAsia="Times New Roman" w:cs="Times New Roman"/>
-              </w:rPr>
-              <w:t xml:space="preserve"> =</w:t>
-            </w:r>
-            <w:r>
-              <w:rPr>
-                <w:rFonts w:ascii="Times New Roman" w:hAnsi="Times New Roman" w:eastAsia="Times New Roman" w:cs="Times New Roman"/>
-              </w:rPr>
-              <w:t xml:space="preserve"> </w:t>
-            </w:r>
-            <w:r>
-              <w:rPr>
-                <w:rStyle w:val="VerbatimChar"/>
-                <w:rFonts w:ascii="Times New Roman" w:hAnsi="Times New Roman" w:eastAsia="Times New Roman" w:cs="Times New Roman"/>
-              </w:rPr>
-              <w:t>(5.00−1.00)/80 = 0.0500 L·mol</w:t>
-            </w:r>
-            <w:r>
-              <w:rPr>
-                <w:rStyle w:val="VerbatimChar"/>
-                <w:rFonts w:ascii="Times New Roman" w:hAnsi="Times New Roman" w:eastAsia="Times New Roman" w:cs="Times New Roman"/>
-                <w:vertAlign w:val="superscript"/>
-              </w:rPr>
-              <w:t>-1</w:t>
-            </w:r>
-            <w:r>
-              <w:rPr>
-                <w:rStyle w:val="VerbatimChar"/>
-                <w:rFonts w:ascii="Times New Roman" w:hAnsi="Times New Roman" w:eastAsia="Times New Roman" w:cs="Times New Roman"/>
-              </w:rPr>
-              <w:t>·min</w:t>
-            </w:r>
-            <w:r>
-              <w:rPr>
-                <w:rStyle w:val="VerbatimChar"/>
-                <w:rFonts w:ascii="Times New Roman" w:hAnsi="Times New Roman" w:eastAsia="Times New Roman" w:cs="Times New Roman"/>
-                <w:vertAlign w:val="superscript"/>
-              </w:rPr>
-              <w:t>-1</w:t>
-            </w:r>
-            <w:r>
-              <w:rPr>
-                <w:rFonts w:ascii="Times New Roman" w:hAnsi="Times New Roman" w:eastAsia="Times New Roman" w:cs="Times New Roman"/>
-              </w:rPr>
-              <w:t xml:space="preserve"> </w:t>
-            </w:r>
-            <w:r>
-              <w:rPr>
-                <w:rFonts w:ascii="Times New Roman" w:hAnsi="Times New Roman" w:eastAsia="Times New Roman" w:cs="Times New Roman"/>
-              </w:rPr>
-              <w:t xml:space="preserve">= k</w:t>
-            </w:r>
-          </w:p>
-        </w:tc>
-      </w:tr>
-      <w:tr>
-        <w:tc>
-          <w:tcPr/>
-          <w:p>
-            <w:pPr>
-              <w:pStyle w:val="Compact"/>
-              <w:jc w:val="center"/>
-            </w:pPr>
-            <w:r>
-              <w:rPr>
-                <w:rFonts w:ascii="Times New Roman" w:hAnsi="Times New Roman" w:eastAsia="Times New Roman" w:cs="Times New Roman"/>
-              </w:rPr>
-              <w:t xml:space="preserve">16</w:t>
-            </w:r>
-          </w:p>
-        </w:tc>
-        <w:tc>
-          <w:tcPr/>
-          <w:p>
-            <w:pPr>
-              <w:pStyle w:val="Compact"/>
-              <w:jc w:val="center"/>
-            </w:pPr>
-            <m:oMath>
-              <m:sSub>
-                <m:e>
-                  <m:r>
-                    <m:t>k</m:t>
-                  </m:r>
-                </m:e>
-                <m:sub>
-                  <m:r>
-                    <m:t>298</m:t>
-                  </m:r>
-                </m:sub>
-              </m:sSub>
-              <m:r>
-                <m:rPr>
-                  <m:sty m:val="p"/>
-                </m:rPr>
-                <m:t>=</m:t>
-              </m:r>
-              <m:r>
-                <m:t>0.693</m:t>
-              </m:r>
-              <m:r>
-                <m:rPr>
-                  <m:sty m:val="p"/>
-                </m:rPr>
-                <m:t>/</m:t>
-              </m:r>
-              <m:r>
-                <m:t>100</m:t>
-              </m:r>
-              <m:r>
-                <m:rPr>
-                  <m:sty m:val="p"/>
-                </m:rPr>
-                <m:t>=</m:t>
-              </m:r>
-              <m:r>
-                <m:t>6.93</m:t>
-              </m:r>
-              <m:r>
-                <m:rPr>
-                  <m:sty m:val="p"/>
-                </m:rPr>
-                <m:t>×</m:t>
-              </m:r>
-              <m:sSup>
-                <m:e>
-                  <m:r>
-                    <m:t>10</m:t>
-                  </m:r>
-                </m:e>
-                <m:sup>
-                  <m:r>
-                    <m:rPr>
-                      <m:sty m:val="p"/>
-                    </m:rPr>
-                    <m:t>−</m:t>
-                  </m:r>
-                  <m:r>
-                    <m:t>3</m:t>
-                  </m:r>
-                </m:sup>
-              </m:sSup>
-              <m:r>
-                <m:t> </m:t>
-              </m:r>
-              <m:r>
-                <m:rPr>
-                  <m:sty m:val="p"/>
-                </m:rPr>
-                <m:t>m</m:t>
-              </m:r>
-              <m:r>
-                <m:rPr>
-                  <m:sty m:val="p"/>
-                </m:rPr>
-                <m:t>i</m:t>
-              </m:r>
-              <m:sSup>
-                <m:e>
-                  <m:r>
-                    <m:rPr>
-                      <m:sty m:val="p"/>
-                    </m:rPr>
-                    <m:t>n</m:t>
-                  </m:r>
-                </m:e>
-                <m:sup>
-                  <m:r>
-                    <m:rPr>
-                      <m:sty m:val="p"/>
-                    </m:rPr>
-                    <m:t>−</m:t>
-                  </m:r>
-                  <m:r>
-                    <m:rPr>
-                      <m:sty m:val="p"/>
-                    </m:rPr>
-                    <m:t>1</m:t>
-                  </m:r>
-                </m:sup>
-              </m:sSup>
-            </m:oMath>
-            <w:r>
-              <w:rPr>
-                <w:rFonts w:hint="eastAsia" w:ascii="Times New Roman" w:hAnsi="Times New Roman" w:eastAsia="Times New Roman" w:cs="Times New Roman"/>
-              </w:rPr>
-              <w:t xml:space="preserve">；</w:t>
-            </w:r>
-            <m:oMath>
-              <m:sSub>
-                <m:e>
-                  <m:r>
-                    <m:t>k</m:t>
-                  </m:r>
-                </m:e>
-                <m:sub>
-                  <m:r>
-                    <m:t>308</m:t>
-                  </m:r>
-                </m:sub>
-              </m:sSub>
-              <m:r>
-                <m:rPr>
-                  <m:sty m:val="p"/>
-                </m:rPr>
-                <m:t>=</m:t>
-              </m:r>
-              <m:r>
-                <m:t>0.693</m:t>
-              </m:r>
-              <m:r>
-                <m:rPr>
-                  <m:sty m:val="p"/>
-                </m:rPr>
-                <m:t>/</m:t>
-              </m:r>
-              <m:r>
-                <m:t>25</m:t>
-              </m:r>
-              <m:r>
-                <m:rPr>
-                  <m:sty m:val="p"/>
-                </m:rPr>
-                <m:t>=</m:t>
-              </m:r>
-              <m:r>
-                <m:t>2.77</m:t>
-              </m:r>
-              <m:r>
-                <m:rPr>
-                  <m:sty m:val="p"/>
-                </m:rPr>
-                <m:t>×</m:t>
-              </m:r>
-              <m:sSup>
-                <m:e>
-                  <m:r>
-                    <m:t>10</m:t>
-                  </m:r>
-                </m:e>
-                <m:sup>
-                  <m:r>
-                    <m:rPr>
-                      <m:sty m:val="p"/>
-                    </m:rPr>
-                    <m:t>−</m:t>
-                  </m:r>
-                  <m:r>
-                    <m:t>2</m:t>
-                  </m:r>
-                </m:sup>
-              </m:sSup>
-              <m:r>
-                <m:t> </m:t>
-              </m:r>
-              <m:r>
-                <m:rPr>
-                  <m:sty m:val="p"/>
-                </m:rPr>
-                <m:t>m</m:t>
-              </m:r>
-              <m:r>
-                <m:rPr>
-                  <m:sty m:val="p"/>
-                </m:rPr>
-                <m:t>i</m:t>
-              </m:r>
-              <m:sSup>
-                <m:e>
-                  <m:r>
-                    <m:rPr>
-                      <m:sty m:val="p"/>
-                    </m:rPr>
-                    <m:t>n</m:t>
-                  </m:r>
-                </m:e>
-                <m:sup>
-                  <m:r>
-                    <m:rPr>
-                      <m:sty m:val="p"/>
-                    </m:rPr>
-                    <m:t>−</m:t>
-                  </m:r>
-                  <m:r>
-                    <m:rPr>
-                      <m:sty m:val="p"/>
-                    </m:rPr>
-                    <m:t>1</m:t>
-                  </m:r>
-                </m:sup>
-              </m:sSup>
-            </m:oMath>
-            <w:r>
-              <w:rPr>
-                <w:rFonts w:hint="eastAsia" w:ascii="Times New Roman" w:hAnsi="Times New Roman" w:eastAsia="Times New Roman" w:cs="Times New Roman"/>
-              </w:rPr>
-              <w:t xml:space="preserve">；</w:t>
-            </w:r>
-            <m:oMath>
-              <m:sSub>
-                <m:e>
-                  <m:r>
-                    <m:t>E</m:t>
-                  </m:r>
-                </m:e>
-                <m:sub>
-                  <m:r>
-                    <m:t>a</m:t>
-                  </m:r>
-                </m:sub>
-              </m:sSub>
-              <m:r>
-                <m:rPr>
-                  <m:sty m:val="p"/>
-                </m:rPr>
-                <m:t>=</m:t>
-              </m:r>
-              <m:r>
-                <m:t>R</m:t>
-              </m:r>
-              <m:f>
-                <m:fPr>
-                  <m:type m:val="bar"/>
-                </m:fPr>
-                <m:num>
-                  <m:r>
-                    <m:rPr>
-                      <m:sty m:val="p"/>
-                    </m:rPr>
-                    <m:t>ln</m:t>
-                  </m:r>
-                  <m:r>
-                    <m:rPr>
-                      <m:sty m:val="p"/>
-                    </m:rPr>
-                    <m:t>(</m:t>
-                  </m:r>
-                  <m:sSub>
-                    <m:e>
-                      <m:r>
-                        <m:t>k</m:t>
-                      </m:r>
-                    </m:e>
-                    <m:sub>
-                      <m:r>
-                        <m:t>2</m:t>
-                      </m:r>
-                    </m:sub>
-                  </m:sSub>
-                  <m:r>
-                    <m:rPr>
-                      <m:sty m:val="p"/>
-                    </m:rPr>
-                    <m:t>/</m:t>
-                  </m:r>
-                  <m:sSub>
-                    <m:e>
-                      <m:r>
-                        <m:t>k</m:t>
-                      </m:r>
-                    </m:e>
-                    <m:sub>
-                      <m:r>
-                        <m:t>1</m:t>
-                      </m:r>
-                    </m:sub>
-                  </m:sSub>
-                  <m:r>
-                    <m:rPr>
-                      <m:sty m:val="p"/>
-                    </m:rPr>
-                    <m:t>)</m:t>
-                  </m:r>
-                </m:num>
-                <m:den>
-                  <m:r>
-                    <m:t>1</m:t>
-                  </m:r>
-                  <m:r>
-                    <m:rPr>
-                      <m:sty m:val="p"/>
-                    </m:rPr>
-                    <m:t>/</m:t>
-                  </m:r>
-                  <m:sSub>
-                    <m:e>
-                      <m:r>
-                        <m:t>T</m:t>
-                      </m:r>
-                    </m:e>
-                    <m:sub>
-                      <m:r>
-                        <m:t>1</m:t>
-                      </m:r>
-                    </m:sub>
-                  </m:sSub>
-                  <m:r>
-                    <m:rPr>
-                      <m:sty m:val="p"/>
-                    </m:rPr>
-                    <m:t>−</m:t>
-                  </m:r>
-                  <m:r>
-                    <m:t>1</m:t>
-                  </m:r>
-                  <m:r>
-                    <m:rPr>
-                      <m:sty m:val="p"/>
-                    </m:rPr>
-                    <m:t>/</m:t>
-                  </m:r>
-                  <m:sSub>
-                    <m:e>
-                      <m:r>
-                        <m:t>T</m:t>
-                      </m:r>
-                    </m:e>
-                    <m:sub>
-                      <m:r>
-                        <m:t>2</m:t>
-                      </m:r>
-                    </m:sub>
-                  </m:sSub>
-                </m:den>
-              </m:f>
-              <m:r>
-                <m:rPr>
-                  <m:sty m:val="p"/>
-                </m:rPr>
-                <m:t>=</m:t>
-              </m:r>
-              <m:r>
-                <m:t>8.314</m:t>
-              </m:r>
-              <m:r>
-                <m:rPr>
-                  <m:sty m:val="p"/>
-                </m:rPr>
-                <m:t>×</m:t>
-              </m:r>
-              <m:f>
-                <m:fPr>
-                  <m:type m:val="bar"/>
-                </m:fPr>
-                <m:num>
-                  <m:r>
-                    <m:t>1.386</m:t>
-                  </m:r>
-                </m:num>
-                <m:den>
-                  <m:r>
-                    <m:t>1.088</m:t>
-                  </m:r>
-                  <m:r>
-                    <m:rPr>
-                      <m:sty m:val="p"/>
-                    </m:rPr>
-                    <m:t>×</m:t>
-                  </m:r>
-                  <m:sSup>
-                    <m:e>
-                      <m:r>
-                        <m:t>10</m:t>
-                      </m:r>
-                    </m:e>
-                    <m:sup>
-                      <m:r>
-                        <m:rPr>
-                          <m:sty m:val="p"/>
-                        </m:rPr>
-                        <m:t>−</m:t>
-                      </m:r>
-                      <m:r>
-                        <m:t>4</m:t>
-                      </m:r>
-                    </m:sup>
-                  </m:sSup>
-                </m:den>
-              </m:f>
-              <m:r>
-                <m:rPr>
-                  <m:sty m:val="p"/>
-                </m:rPr>
-                <m:t>=</m:t>
-              </m:r>
-              <m:r>
-                <m:t>1.06</m:t>
-              </m:r>
-              <m:r>
-                <m:rPr>
-                  <m:sty m:val="p"/>
-                </m:rPr>
-                <m:t>×</m:t>
-              </m:r>
-              <m:sSup>
-                <m:e>
-                  <m:r>
-                    <m:t>10</m:t>
-                  </m:r>
-                </m:e>
-                <m:sup>
-                  <m:r>
-                    <m:t>5</m:t>
-                  </m:r>
-                </m:sup>
-              </m:sSup>
-              <m:r>
-                <m:t> </m:t>
-              </m:r>
-              <m:r>
-                <m:rPr>
-                  <m:sty m:val="p"/>
-                </m:rPr>
-                <m:t>J</m:t>
-              </m:r>
-              <m:r>
-                <m:rPr>
-                  <m:sty m:val="p"/>
-                </m:rPr>
-                <m:t>⋅</m:t>
-              </m:r>
-              <m:r>
-                <m:rPr>
-                  <m:sty m:val="p"/>
-                </m:rPr>
-                <m:t>m</m:t>
-              </m:r>
-              <m:r>
-                <m:rPr>
-                  <m:sty m:val="p"/>
-                </m:rPr>
-                <m:t>o</m:t>
-              </m:r>
-              <m:sSup>
-                <m:e>
-                  <m:r>
-                    <m:rPr>
-                      <m:sty m:val="p"/>
-                    </m:rPr>
-                    <m:t>l</m:t>
-                  </m:r>
-                </m:e>
-                <m:sup>
-                  <m:r>
-                    <m:rPr>
-                      <m:sty m:val="p"/>
-                    </m:rPr>
-                    <m:t>−</m:t>
-                  </m:r>
-                  <m:r>
-                    <m:rPr>
-                      <m:sty m:val="p"/>
-                    </m:rPr>
-                    <m:t>1</m:t>
-                  </m:r>
-                </m:sup>
-              </m:sSup>
-              <m:r>
-                <m:rPr>
-                  <m:sty m:val="p"/>
-                </m:rPr>
-                <m:t>=</m:t>
-              </m:r>
-              <m:r>
-                <m:t>106</m:t>
-              </m:r>
-              <m:r>
-                <m:t> </m:t>
-              </m:r>
-              <m:r>
-                <m:rPr>
-                  <m:sty m:val="p"/>
-                </m:rPr>
-                <m:t>k</m:t>
-              </m:r>
-              <m:r>
-                <m:rPr>
-                  <m:sty m:val="p"/>
-                </m:rPr>
-                <m:t>J</m:t>
-              </m:r>
-              <m:r>
-                <m:rPr>
-                  <m:sty m:val="p"/>
-                </m:rPr>
-                <m:t>⋅</m:t>
-              </m:r>
-              <m:r>
-                <m:rPr>
-                  <m:sty m:val="p"/>
-                </m:rPr>
-                <m:t>m</m:t>
-              </m:r>
-              <m:r>
-                <m:rPr>
-                  <m:sty m:val="p"/>
-                </m:rPr>
-                <m:t>o</m:t>
-              </m:r>
-              <m:sSup>
-                <m:e>
-                  <m:r>
-                    <m:rPr>
-                      <m:sty m:val="p"/>
-                    </m:rPr>
-                    <m:t>l</m:t>
-                  </m:r>
-                </m:e>
-                <m:sup>
-                  <m:r>
-                    <m:rPr>
-                      <m:sty m:val="p"/>
-                    </m:rPr>
-                    <m:t>−</m:t>
-                  </m:r>
-                  <m:r>
-                    <m:rPr>
-                      <m:sty m:val="p"/>
-                    </m:rPr>
-                    <m:t>1</m:t>
-                  </m:r>
-                </m:sup>
-              </m:sSup>
-            </m:oMath>
-          </w:p>
-        </w:tc>
-      </w:tr>
-    </w:tbl>
+    <w:p>
+      <w:pPr>
+        <w:pStyle w:val="BodyText"/>
+      </w:pPr>
+      <w:r>
+        <w:rPr>
+          <w:rFonts w:ascii="Times New Roman" w:hAnsi="Times New Roman" w:eastAsia="Times New Roman" w:cs="Times New Roman"/>
+          <w:b/>
+          <w:bCs/>
+        </w:rPr>
+        <w:t xml:space="preserve">1.</w:t>
+      </w:r>
+      <w:r>
+        <w:rPr>
+          <w:rFonts w:ascii="Times New Roman" w:hAnsi="Times New Roman" w:eastAsia="Times New Roman" w:cs="Times New Roman"/>
+        </w:rPr>
+        <w:t xml:space="preserve"> </w:t>
+      </w:r>
+      <w:r>
+        <w:rPr>
+          <w:rFonts w:hint="eastAsia" w:ascii="Times New Roman" w:hAnsi="Times New Roman" w:eastAsia="FangSong" w:cs="Times New Roman"/>
+        </w:rPr>
+        <w:t xml:space="preserve">斜率</w:t>
+      </w:r>
+      <w:r>
+        <w:rPr>
+          <w:rFonts w:ascii="Times New Roman" w:hAnsi="Times New Roman" w:eastAsia="Times New Roman" w:cs="Times New Roman"/>
+        </w:rPr>
+        <w:t xml:space="preserve"> =</w:t>
+      </w:r>
+      <w:r>
+        <w:rPr>
+          <w:rFonts w:ascii="Times New Roman" w:hAnsi="Times New Roman" w:eastAsia="Times New Roman" w:cs="Times New Roman"/>
+        </w:rPr>
+        <w:t xml:space="preserve"> </w:t>
+      </w:r>
+      <w:r>
+        <w:rPr>
+          <w:rStyle w:val="VerbatimChar"/>
+          <w:rFonts w:ascii="Times New Roman" w:hAnsi="Times New Roman" w:eastAsia="Times New Roman" w:cs="Times New Roman"/>
+        </w:rPr>
+        <w:t>(0.500 − 0.800) mol·L</w:t>
+      </w:r>
+      <w:r>
+        <w:rPr>
+          <w:rStyle w:val="VerbatimChar"/>
+          <w:rFonts w:ascii="Times New Roman" w:hAnsi="Times New Roman" w:eastAsia="Times New Roman" w:cs="Times New Roman"/>
+          <w:vertAlign w:val="superscript"/>
+        </w:rPr>
+        <w:t>-1</w:t>
+      </w:r>
+      <w:r>
+        <w:rPr>
+          <w:rStyle w:val="VerbatimChar"/>
+          <w:rFonts w:ascii="Times New Roman" w:hAnsi="Times New Roman" w:eastAsia="Times New Roman" w:cs="Times New Roman"/>
+        </w:rPr>
+        <w:t xml:space="preserve"> ÷ 10 min = −0.0300 mol·L</w:t>
+      </w:r>
+      <w:r>
+        <w:rPr>
+          <w:rStyle w:val="VerbatimChar"/>
+          <w:rFonts w:ascii="Times New Roman" w:hAnsi="Times New Roman" w:eastAsia="Times New Roman" w:cs="Times New Roman"/>
+          <w:vertAlign w:val="superscript"/>
+        </w:rPr>
+        <w:t>-1</w:t>
+      </w:r>
+      <w:r>
+        <w:rPr>
+          <w:rStyle w:val="VerbatimChar"/>
+          <w:rFonts w:ascii="Times New Roman" w:hAnsi="Times New Roman" w:eastAsia="Times New Roman" w:cs="Times New Roman"/>
+        </w:rPr>
+        <w:t>·min</w:t>
+      </w:r>
+      <w:r>
+        <w:rPr>
+          <w:rStyle w:val="VerbatimChar"/>
+          <w:rFonts w:ascii="Times New Roman" w:hAnsi="Times New Roman" w:eastAsia="Times New Roman" w:cs="Times New Roman"/>
+          <w:vertAlign w:val="superscript"/>
+        </w:rPr>
+        <w:t>-1</w:t>
+      </w:r>
+      <w:r>
+        <w:rPr>
+          <w:rFonts w:hint="eastAsia" w:ascii="Times New Roman" w:hAnsi="Times New Roman" w:eastAsia="Times New Roman" w:cs="Times New Roman"/>
+        </w:rPr>
+        <w:t>；</w:t>
+      </w:r>
+      <w:r>
+        <w:rPr>
+          <w:rFonts w:hint="eastAsia" w:ascii="Times New Roman" w:hAnsi="Times New Roman" w:eastAsia="FangSong" w:cs="Times New Roman"/>
+        </w:rPr>
+        <w:t>零级反应图斜率</w:t>
+      </w:r>
+      <w:r>
+        <w:rPr>
+          <w:rFonts w:ascii="Times New Roman" w:hAnsi="Times New Roman" w:eastAsia="Times New Roman" w:cs="Times New Roman"/>
+        </w:rPr>
+        <w:t xml:space="preserve"> =</w:t>
+      </w:r>
+      <w:r>
+        <w:rPr>
+          <w:rFonts w:ascii="Times New Roman" w:hAnsi="Times New Roman" w:eastAsia="Times New Roman" w:cs="Times New Roman"/>
+        </w:rPr>
+        <w:t xml:space="preserve"> </w:t>
+      </w:r>
+      <w:r>
+        <w:rPr>
+          <w:rStyle w:val="VerbatimChar"/>
+          <w:rFonts w:ascii="Times New Roman" w:hAnsi="Times New Roman" w:eastAsia="Times New Roman" w:cs="Times New Roman"/>
+        </w:rPr>
+        <w:t xml:space="preserve">−k</w:t>
+      </w:r>
+      <w:r>
+        <w:rPr>
+          <w:rFonts w:hint="eastAsia" w:ascii="Times New Roman" w:hAnsi="Times New Roman" w:eastAsia="Times New Roman" w:cs="Times New Roman"/>
+        </w:rPr>
+        <w:t>，</w:t>
+      </w:r>
+      <w:r>
+        <w:rPr>
+          <w:rFonts w:hint="eastAsia" w:ascii="Times New Roman" w:hAnsi="Times New Roman" w:eastAsia="FangSong" w:cs="Times New Roman"/>
+        </w:rPr>
+        <w:t>故</w:t>
+      </w:r>
+      <w:r>
+        <w:rPr>
+          <w:rFonts w:ascii="Times New Roman" w:hAnsi="Times New Roman" w:eastAsia="Times New Roman" w:cs="Times New Roman"/>
+        </w:rPr>
+        <w:t xml:space="preserve"> </w:t>
+      </w:r>
+      <m:oMath>
+        <m:oMathPr>
+          <m:ctrlPr>
+            <w:rPr>
+              <w:sz w:val="28"/>
+              <w:szCs w:val="28"/>
+            </w:rPr>
+          </m:ctrlPr>
+        </m:oMathPr>
+        <m:r>
+          <m:t>k</m:t>
+        </m:r>
+        <m:r>
+          <m:rPr>
+            <m:sty m:val="p"/>
+          </m:rPr>
+          <m:t>=</m:t>
+        </m:r>
+        <m:r>
+          <m:t>0.0300</m:t>
+        </m:r>
+        <m:r>
+          <m:t> </m:t>
+        </m:r>
+        <m:r>
+          <m:rPr>
+            <m:sty m:val="p"/>
+          </m:rPr>
+          <m:t>m</m:t>
+        </m:r>
+        <m:r>
+          <m:rPr>
+            <m:sty m:val="p"/>
+          </m:rPr>
+          <m:t>o</m:t>
+        </m:r>
+        <m:r>
+          <m:rPr>
+            <m:sty m:val="p"/>
+          </m:rPr>
+          <m:t>l</m:t>
+        </m:r>
+        <m:r>
+          <m:rPr>
+            <m:sty m:val="p"/>
+          </m:rPr>
+          <m:t>⋅</m:t>
+        </m:r>
+        <m:sSup>
+          <m:e>
+            <m:r>
+              <m:rPr>
+                <m:sty m:val="p"/>
+              </m:rPr>
+              <m:t>L</m:t>
+            </m:r>
+          </m:e>
+          <m:sup>
+            <m:r>
+              <m:rPr>
+                <m:sty m:val="p"/>
+              </m:rPr>
+              <m:t>−</m:t>
+            </m:r>
+            <m:r>
+              <m:rPr>
+                <m:sty m:val="p"/>
+              </m:rPr>
+              <m:t>1</m:t>
+            </m:r>
+          </m:sup>
+        </m:sSup>
+        <m:r>
+          <m:rPr>
+            <m:sty m:val="p"/>
+          </m:rPr>
+          <m:t>⋅</m:t>
+        </m:r>
+        <m:r>
+          <m:rPr>
+            <m:sty m:val="p"/>
+          </m:rPr>
+          <m:t>m</m:t>
+        </m:r>
+        <m:r>
+          <m:rPr>
+            <m:sty m:val="p"/>
+          </m:rPr>
+          <m:t>i</m:t>
+        </m:r>
+        <m:sSup>
+          <m:e>
+            <m:r>
+              <m:rPr>
+                <m:sty m:val="p"/>
+              </m:rPr>
+              <m:t>n</m:t>
+            </m:r>
+          </m:e>
+          <m:sup>
+            <m:r>
+              <m:rPr>
+                <m:sty m:val="p"/>
+              </m:rPr>
+              <m:t>−</m:t>
+            </m:r>
+            <m:r>
+              <m:rPr>
+                <m:sty m:val="p"/>
+              </m:rPr>
+              <m:t>1</m:t>
+            </m:r>
+          </m:sup>
+        </m:sSup>
+      </m:oMath>
+      <w:r>
+        <w:rPr>
+          <w:rFonts w:ascii="Times New Roman" w:hAnsi="Times New Roman" w:eastAsia="Times New Roman" w:cs="Times New Roman"/>
+        </w:rPr>
+        <w:t xml:space="preserve">。</w:t>
+      </w:r>
+    </w:p>
+    <w:p>
+      <w:pPr>
+        <w:pStyle w:val="BodyText"/>
+      </w:pPr>
+      <w:r>
+        <w:rPr>
+          <w:rFonts w:ascii="Times New Roman" w:hAnsi="Times New Roman" w:eastAsia="Times New Roman" w:cs="Times New Roman"/>
+          <w:b/>
+          <w:bCs/>
+        </w:rPr>
+        <w:t xml:space="preserve">2.</w:t>
+      </w:r>
+      <w:r>
+        <w:rPr>
+          <w:rFonts w:ascii="Times New Roman" w:hAnsi="Times New Roman" w:eastAsia="Times New Roman" w:cs="Times New Roman"/>
+        </w:rPr>
+        <w:t xml:space="preserve"> </w:t>
+      </w:r>
+      <w:r>
+        <w:rPr>
+          <w:rFonts w:hint="eastAsia" w:ascii="Times New Roman" w:hAnsi="Times New Roman" w:eastAsia="FangSong" w:cs="Times New Roman"/>
+        </w:rPr>
+        <w:t>二级</w:t>
+      </w:r>
+      <w:r>
+        <w:rPr>
+          <w:rFonts w:hint="eastAsia" w:ascii="Times New Roman" w:hAnsi="Times New Roman" w:eastAsia="Times New Roman" w:cs="Times New Roman"/>
+        </w:rPr>
+        <w:t>；</w:t>
+      </w:r>
+      <w:r>
+        <w:rPr>
+          <w:rFonts w:hint="eastAsia" w:ascii="Times New Roman" w:hAnsi="Times New Roman" w:eastAsia="FangSong" w:cs="Times New Roman"/>
+        </w:rPr>
+        <w:t>积分式</w:t>
+      </w:r>
+      <w:r>
+        <w:rPr>
+          <w:rFonts w:ascii="Times New Roman" w:hAnsi="Times New Roman" w:eastAsia="Times New Roman" w:cs="Times New Roman"/>
+        </w:rPr>
+        <w:t xml:space="preserve"> </w:t>
+      </w:r>
+      <m:oMath>
+        <m:oMathPr>
+          <m:ctrlPr>
+            <w:rPr>
+              <w:sz w:val="28"/>
+              <w:szCs w:val="28"/>
+            </w:rPr>
+          </m:ctrlPr>
+        </m:oMathPr>
+        <m:f>
+          <m:fPr>
+            <m:type m:val="bar"/>
+          </m:fPr>
+          <m:num>
+            <m:r>
+              <m:t>1</m:t>
+            </m:r>
+          </m:num>
+          <m:den>
+            <m:r>
+              <m:rPr>
+                <m:sty m:val="p"/>
+              </m:rPr>
+              <m:t>[</m:t>
+            </m:r>
+            <m:r>
+              <m:t>A</m:t>
+            </m:r>
+            <m:r>
+              <m:rPr>
+                <m:sty m:val="p"/>
+              </m:rPr>
+              <m:t>]</m:t>
+            </m:r>
+          </m:den>
+        </m:f>
+        <m:r>
+          <m:rPr>
+            <m:sty m:val="p"/>
+          </m:rPr>
+          <m:t>=</m:t>
+        </m:r>
+        <m:r>
+          <m:t>k</m:t>
+        </m:r>
+        <m:r>
+          <m:t>t</m:t>
+        </m:r>
+        <m:r>
+          <m:rPr>
+            <m:sty m:val="p"/>
+          </m:rPr>
+          <m:t>+</m:t>
+        </m:r>
+        <m:f>
+          <m:fPr>
+            <m:type m:val="bar"/>
+          </m:fPr>
+          <m:num>
+            <m:r>
+              <m:t>1</m:t>
+            </m:r>
+          </m:num>
+          <m:den>
+            <m:r>
+              <m:rPr>
+                <m:sty m:val="p"/>
+              </m:rPr>
+              <m:t>[</m:t>
+            </m:r>
+            <m:r>
+              <m:t>A</m:t>
+            </m:r>
+            <m:sSub>
+              <m:e>
+                <m:r>
+                  <m:rPr>
+                    <m:sty m:val="p"/>
+                  </m:rPr>
+                  <m:t>]</m:t>
+                </m:r>
+              </m:e>
+              <m:sub>
+                <m:r>
+                  <m:t>0</m:t>
+                </m:r>
+              </m:sub>
+            </m:sSub>
+          </m:den>
+        </m:f>
+      </m:oMath>
+      <w:r>
+        <w:rPr>
+          <w:rFonts w:hint="eastAsia" w:ascii="Times New Roman" w:hAnsi="Times New Roman" w:eastAsia="Times New Roman" w:cs="Times New Roman"/>
+        </w:rPr>
+        <w:t>，</w:t>
+      </w:r>
+      <w:r>
+        <w:rPr>
+          <w:rFonts w:hint="eastAsia" w:ascii="Times New Roman" w:hAnsi="Times New Roman" w:eastAsia="FangSong" w:cs="Times New Roman"/>
+        </w:rPr>
+        <w:t>斜率即</w:t>
+      </w:r>
+      <w:r>
+        <w:rPr>
+          <w:rFonts w:ascii="Times New Roman" w:hAnsi="Times New Roman" w:eastAsia="Times New Roman" w:cs="Times New Roman"/>
+        </w:rPr>
+        <w:t xml:space="preserve"> </w:t>
+      </w:r>
+      <m:oMath>
+        <m:oMathPr>
+          <m:ctrlPr>
+            <w:rPr>
+              <w:sz w:val="28"/>
+              <w:szCs w:val="28"/>
+            </w:rPr>
+          </m:ctrlPr>
+        </m:oMathPr>
+        <m:r>
+          <m:t>k</m:t>
+        </m:r>
+        <m:r>
+          <m:rPr>
+            <m:sty m:val="p"/>
+          </m:rPr>
+          <m:t>=</m:t>
+        </m:r>
+        <m:r>
+          <m:t>0.0250</m:t>
+        </m:r>
+        <m:r>
+          <m:t> </m:t>
+        </m:r>
+        <m:r>
+          <m:rPr>
+            <m:sty m:val="p"/>
+          </m:rPr>
+          <m:t>L</m:t>
+        </m:r>
+        <m:r>
+          <m:rPr>
+            <m:sty m:val="p"/>
+          </m:rPr>
+          <m:t>⋅</m:t>
+        </m:r>
+        <m:r>
+          <m:rPr>
+            <m:sty m:val="p"/>
+          </m:rPr>
+          <m:t>m</m:t>
+        </m:r>
+        <m:r>
+          <m:rPr>
+            <m:sty m:val="p"/>
+          </m:rPr>
+          <m:t>o</m:t>
+        </m:r>
+        <m:sSup>
+          <m:e>
+            <m:r>
+              <m:rPr>
+                <m:sty m:val="p"/>
+              </m:rPr>
+              <m:t>l</m:t>
+            </m:r>
+          </m:e>
+          <m:sup>
+            <m:r>
+              <m:rPr>
+                <m:sty m:val="p"/>
+              </m:rPr>
+              <m:t>−</m:t>
+            </m:r>
+            <m:r>
+              <m:rPr>
+                <m:sty m:val="p"/>
+              </m:rPr>
+              <m:t>1</m:t>
+            </m:r>
+          </m:sup>
+        </m:sSup>
+        <m:r>
+          <m:rPr>
+            <m:sty m:val="p"/>
+          </m:rPr>
+          <m:t>⋅</m:t>
+        </m:r>
+        <m:sSup>
+          <m:e>
+            <m:r>
+              <m:rPr>
+                <m:sty m:val="p"/>
+              </m:rPr>
+              <m:t>s</m:t>
+            </m:r>
+          </m:e>
+          <m:sup>
+            <m:r>
+              <m:rPr>
+                <m:sty m:val="p"/>
+              </m:rPr>
+              <m:t>−</m:t>
+            </m:r>
+            <m:r>
+              <m:rPr>
+                <m:sty m:val="p"/>
+              </m:rPr>
+              <m:t>1</m:t>
+            </m:r>
+          </m:sup>
+        </m:sSup>
+      </m:oMath>
+      <w:r>
+        <w:rPr>
+          <w:rFonts w:ascii="Times New Roman" w:hAnsi="Times New Roman" w:eastAsia="Times New Roman" w:cs="Times New Roman"/>
+        </w:rPr>
+        <w:t xml:space="preserve">。</w:t>
+      </w:r>
+    </w:p>
+    <w:p>
+      <w:pPr>
+        <w:pStyle w:val="BodyText"/>
+      </w:pPr>
+      <w:r>
+        <w:rPr>
+          <w:rFonts w:ascii="Times New Roman" w:hAnsi="Times New Roman" w:eastAsia="Times New Roman" w:cs="Times New Roman"/>
+          <w:b/>
+          <w:bCs/>
+        </w:rPr>
+        <w:t xml:space="preserve">3.</w:t>
+      </w:r>
+      <w:r>
+        <w:rPr>
+          <w:rFonts w:ascii="Times New Roman" w:hAnsi="Times New Roman" w:eastAsia="Times New Roman" w:cs="Times New Roman"/>
+        </w:rPr>
+        <w:t xml:space="preserve"> </w:t>
+      </w:r>
+      <w:r>
+        <w:rPr>
+          <w:rFonts w:ascii="Times New Roman" w:hAnsi="Times New Roman" w:eastAsia="Times New Roman" w:cs="Times New Roman"/>
+        </w:rPr>
+        <w:t xml:space="preserve">(a)</w:t>
+      </w:r>
+      <w:r>
+        <w:rPr>
+          <w:rFonts w:ascii="Times New Roman" w:hAnsi="Times New Roman" w:eastAsia="Times New Roman" w:cs="Times New Roman"/>
+        </w:rPr>
+        <w:t xml:space="preserve"> </w:t>
+      </w:r>
+      <w:r>
+        <w:rPr>
+          <w:rStyle w:val="VerbatimChar"/>
+          <w:rFonts w:ascii="Times New Roman" w:hAnsi="Times New Roman" w:eastAsia="Times New Roman" w:cs="Times New Roman"/>
+        </w:rPr>
+        <w:t xml:space="preserve">ln[A]</w:t>
+      </w:r>
+      <w:r>
+        <w:rPr>
+          <w:rFonts w:hint="eastAsia" w:ascii="Times New Roman" w:hAnsi="Times New Roman" w:eastAsia="Times New Roman" w:cs="Times New Roman"/>
+        </w:rPr>
+        <w:t xml:space="preserve">–t；(b)</w:t>
+      </w:r>
+      <w:r>
+        <w:rPr>
+          <w:rFonts w:ascii="Times New Roman" w:hAnsi="Times New Roman" w:eastAsia="Times New Roman" w:cs="Times New Roman"/>
+        </w:rPr>
+        <w:t xml:space="preserve"> p–</w:t>
+      </w:r>
+      <w:r>
+        <w:rPr>
+          <w:rStyle w:val="VerbatimChar"/>
+          <w:rFonts w:ascii="Times New Roman" w:hAnsi="Times New Roman" w:eastAsia="Times New Roman" w:cs="Times New Roman"/>
+        </w:rPr>
+        <w:t xml:space="preserve">1/V</w:t>
+      </w:r>
+      <w:r>
+        <w:rPr>
+          <w:rFonts w:hint="eastAsia" w:ascii="Times New Roman" w:hAnsi="Times New Roman" w:eastAsia="Times New Roman" w:cs="Times New Roman"/>
+        </w:rPr>
+        <w:t>（</w:t>
+      </w:r>
+      <w:r>
+        <w:rPr>
+          <w:rFonts w:hint="eastAsia" w:ascii="Times New Roman" w:hAnsi="Times New Roman" w:eastAsia="FangSong" w:cs="Times New Roman"/>
+        </w:rPr>
+        <w:t>或</w:t>
+      </w:r>
+      <w:r>
+        <w:rPr>
+          <w:rFonts w:ascii="Times New Roman" w:hAnsi="Times New Roman" w:eastAsia="Times New Roman" w:cs="Times New Roman"/>
+        </w:rPr>
+        <w:t xml:space="preserve"> </w:t>
+      </w:r>
+      <w:r>
+        <w:rPr>
+          <w:rStyle w:val="VerbatimChar"/>
+          <w:rFonts w:ascii="Times New Roman" w:hAnsi="Times New Roman" w:eastAsia="Times New Roman" w:cs="Times New Roman"/>
+        </w:rPr>
+        <w:t xml:space="preserve">pV</w:t>
+      </w:r>
+      <w:r>
+        <w:rPr>
+          <w:rFonts w:hint="eastAsia" w:ascii="Times New Roman" w:hAnsi="Times New Roman" w:eastAsia="Times New Roman" w:cs="Times New Roman"/>
+        </w:rPr>
+        <w:t xml:space="preserve">–p）；(c)</w:t>
+      </w:r>
+      <w:r>
+        <w:rPr>
+          <w:rFonts w:ascii="Times New Roman" w:hAnsi="Times New Roman" w:eastAsia="Times New Roman" w:cs="Times New Roman"/>
+        </w:rPr>
+        <w:t xml:space="preserve"> </w:t>
+      </w:r>
+      <w:r>
+        <w:rPr>
+          <w:rStyle w:val="VerbatimChar"/>
+          <w:rFonts w:ascii="Times New Roman" w:hAnsi="Times New Roman" w:eastAsia="Times New Roman" w:cs="Times New Roman"/>
+        </w:rPr>
+        <w:t xml:space="preserve">ln k</w:t>
+      </w:r>
+      <w:r>
+        <w:rPr>
+          <w:rFonts w:ascii="Times New Roman" w:hAnsi="Times New Roman" w:eastAsia="Times New Roman" w:cs="Times New Roman"/>
+        </w:rPr>
+        <w:t xml:space="preserve">–</w:t>
+      </w:r>
+      <w:r>
+        <w:rPr>
+          <w:rStyle w:val="VerbatimChar"/>
+          <w:rFonts w:ascii="Times New Roman" w:hAnsi="Times New Roman" w:eastAsia="Times New Roman" w:cs="Times New Roman"/>
+        </w:rPr>
+        <w:t xml:space="preserve">1/T</w:t>
+      </w:r>
+      <w:r>
+        <w:rPr>
+          <w:rFonts w:ascii="Times New Roman" w:hAnsi="Times New Roman" w:eastAsia="Times New Roman" w:cs="Times New Roman"/>
+        </w:rPr>
+        <w:t xml:space="preserve">。</w:t>
+      </w:r>
+    </w:p>
+    <w:p>
+      <w:pPr>
+        <w:pStyle w:val="BodyText"/>
+      </w:pPr>
+      <w:r>
+        <w:rPr>
+          <w:rFonts w:ascii="Times New Roman" w:hAnsi="Times New Roman" w:eastAsia="Times New Roman" w:cs="Times New Roman"/>
+          <w:b/>
+          <w:bCs/>
+        </w:rPr>
+        <w:t xml:space="preserve">4.</w:t>
+      </w:r>
+      <w:r>
+        <w:rPr>
+          <w:rFonts w:ascii="Times New Roman" w:hAnsi="Times New Roman" w:eastAsia="Times New Roman" w:cs="Times New Roman"/>
+        </w:rPr>
+        <w:t xml:space="preserve"> </w:t>
+      </w:r>
+      <w:r>
+        <w:rPr>
+          <w:rFonts w:hint="eastAsia" w:ascii="Times New Roman" w:hAnsi="Times New Roman" w:eastAsia="FangSong" w:cs="Times New Roman"/>
+        </w:rPr>
+        <w:t>对</w:t>
+      </w:r>
+      <w:r>
+        <w:rPr>
+          <w:rFonts w:hint="eastAsia" w:ascii="Times New Roman" w:hAnsi="Times New Roman" w:eastAsia="Times New Roman" w:cs="Times New Roman"/>
+        </w:rPr>
+        <w:t>。</w:t>
+      </w:r>
+      <w:r>
+        <w:rPr>
+          <w:rFonts w:hint="eastAsia" w:ascii="Times New Roman" w:hAnsi="Times New Roman" w:eastAsia="FangSong" w:cs="Times New Roman"/>
+        </w:rPr>
+        <w:t>斜率</w:t>
+      </w:r>
+      <w:r>
+        <w:rPr>
+          <w:rFonts w:ascii="Times New Roman" w:hAnsi="Times New Roman" w:eastAsia="Times New Roman" w:cs="Times New Roman"/>
+        </w:rPr>
+        <w:t xml:space="preserve"> =</w:t>
+      </w:r>
+      <w:r>
+        <w:rPr>
+          <w:rFonts w:ascii="Times New Roman" w:hAnsi="Times New Roman" w:eastAsia="Times New Roman" w:cs="Times New Roman"/>
+        </w:rPr>
+        <w:t xml:space="preserve"> </w:t>
+      </w:r>
+      <w:r>
+        <w:rPr>
+          <w:rStyle w:val="VerbatimChar"/>
+          <w:rFonts w:ascii="Times New Roman" w:hAnsi="Times New Roman" w:eastAsia="Times New Roman" w:cs="Times New Roman"/>
+        </w:rPr>
+        <w:t>−E</w:t>
+      </w:r>
+      <w:r>
+        <w:rPr>
+          <w:rStyle w:val="VerbatimChar"/>
+          <w:rFonts w:ascii="Times New Roman" w:hAnsi="Times New Roman" w:eastAsia="Times New Roman" w:cs="Times New Roman"/>
+          <w:vertAlign w:val="subscript"/>
+        </w:rPr>
+        <w:t>a</w:t>
+      </w:r>
+      <w:r>
+        <w:rPr>
+          <w:rStyle w:val="VerbatimChar"/>
+          <w:rFonts w:ascii="Times New Roman" w:hAnsi="Times New Roman" w:eastAsia="Times New Roman" w:cs="Times New Roman"/>
+        </w:rPr>
+        <w:t>/R</w:t>
+      </w:r>
+      <w:r>
+        <w:rPr>
+          <w:rFonts w:hint="eastAsia" w:ascii="Times New Roman" w:hAnsi="Times New Roman" w:eastAsia="Times New Roman" w:cs="Times New Roman"/>
+        </w:rPr>
+        <w:t xml:space="preserve">，R</w:t>
+      </w:r>
+      <w:r>
+        <w:rPr>
+          <w:rFonts w:ascii="Times New Roman" w:hAnsi="Times New Roman" w:eastAsia="Times New Roman" w:cs="Times New Roman"/>
+        </w:rPr>
+        <w:t xml:space="preserve"> &gt; </w:t>
+      </w:r>
+      <w:r>
+        <w:rPr>
+          <w:rFonts w:hint="eastAsia" w:ascii="Times New Roman" w:hAnsi="Times New Roman" w:eastAsia="Times New Roman" w:cs="Times New Roman"/>
+        </w:rPr>
+        <w:t>0，</w:t>
+      </w:r>
+      <w:r>
+        <w:rPr>
+          <w:rFonts w:hint="eastAsia" w:ascii="Times New Roman" w:hAnsi="Times New Roman" w:eastAsia="FangSong" w:cs="Times New Roman"/>
+        </w:rPr>
+        <w:t>斜率为负</w:t>
+      </w:r>
+      <w:r>
+        <w:rPr>
+          <w:rFonts w:ascii="Times New Roman" w:hAnsi="Times New Roman" w:eastAsia="Times New Roman" w:cs="Times New Roman"/>
+        </w:rPr>
+        <w:t xml:space="preserve"> ⇒ E</w:t>
+      </w:r>
+      <w:r>
+        <w:rPr>
+          <w:rFonts w:ascii="Times New Roman" w:hAnsi="Times New Roman" w:eastAsia="Times New Roman" w:cs="Times New Roman"/>
+          <w:vertAlign w:val="subscript"/>
+        </w:rPr>
+        <w:t>a</w:t>
+      </w:r>
+      <w:r>
+        <w:rPr>
+          <w:rFonts w:ascii="Times New Roman" w:hAnsi="Times New Roman" w:eastAsia="Times New Roman" w:cs="Times New Roman"/>
+        </w:rPr>
+        <w:t xml:space="preserve"> &gt; 0。</w:t>
+      </w:r>
+    </w:p>
+    <w:p>
+      <w:pPr>
+        <w:pStyle w:val="BodyText"/>
+      </w:pPr>
+      <w:r>
+        <w:rPr>
+          <w:rFonts w:ascii="Times New Roman" w:hAnsi="Times New Roman" w:eastAsia="Times New Roman" w:cs="Times New Roman"/>
+          <w:b/>
+          <w:bCs/>
+        </w:rPr>
+        <w:t xml:space="preserve">5.</w:t>
+      </w:r>
+      <w:r>
+        <w:rPr>
+          <w:rFonts w:ascii="Times New Roman" w:hAnsi="Times New Roman" w:eastAsia="Times New Roman" w:cs="Times New Roman"/>
+        </w:rPr>
+        <w:t xml:space="preserve"> </w:t>
+      </w:r>
+      <m:oMath>
+        <m:oMathPr>
+          <m:ctrlPr>
+            <w:rPr>
+              <w:sz w:val="28"/>
+              <w:szCs w:val="28"/>
+            </w:rPr>
+          </m:ctrlPr>
+        </m:oMathPr>
+        <m:r>
+          <m:rPr>
+            <m:sty m:val="p"/>
+          </m:rPr>
+          <m:t>ln</m:t>
+        </m:r>
+        <m:r>
+          <m:t>k</m:t>
+        </m:r>
+        <m:r>
+          <m:rPr>
+            <m:sty m:val="p"/>
+          </m:rPr>
+          <m:t>=</m:t>
+        </m:r>
+        <m:r>
+          <m:rPr>
+            <m:sty m:val="p"/>
+          </m:rPr>
+          <m:t>−</m:t>
+        </m:r>
+        <m:f>
+          <m:fPr>
+            <m:type m:val="bar"/>
+          </m:fPr>
+          <m:num>
+            <m:sSub>
+              <m:e>
+                <m:r>
+                  <m:t>E</m:t>
+                </m:r>
+              </m:e>
+              <m:sub>
+                <m:r>
+                  <m:t>a</m:t>
+                </m:r>
+              </m:sub>
+            </m:sSub>
+          </m:num>
+          <m:den>
+            <m:r>
+              <m:t>R</m:t>
+            </m:r>
+          </m:den>
+        </m:f>
+        <m:r>
+          <m:rPr>
+            <m:sty m:val="p"/>
+          </m:rPr>
+          <m:t>⋅</m:t>
+        </m:r>
+        <m:f>
+          <m:fPr>
+            <m:type m:val="bar"/>
+          </m:fPr>
+          <m:num>
+            <m:r>
+              <m:t>1</m:t>
+            </m:r>
+          </m:num>
+          <m:den>
+            <m:r>
+              <m:t>T</m:t>
+            </m:r>
+          </m:den>
+        </m:f>
+        <m:r>
+          <m:rPr>
+            <m:sty m:val="p"/>
+          </m:rPr>
+          <m:t>+</m:t>
+        </m:r>
+        <m:r>
+          <m:rPr>
+            <m:sty m:val="p"/>
+          </m:rPr>
+          <m:t>ln</m:t>
+        </m:r>
+        <m:r>
+          <m:t>A</m:t>
+        </m:r>
+      </m:oMath>
+      <w:r>
+        <w:rPr>
+          <w:rFonts w:hint="eastAsia" w:ascii="Times New Roman" w:hAnsi="Times New Roman" w:eastAsia="Times New Roman" w:cs="Times New Roman"/>
+        </w:rPr>
+        <w:t>；</w:t>
+      </w:r>
+      <w:r>
+        <w:rPr>
+          <w:rFonts w:hint="eastAsia" w:ascii="Times New Roman" w:hAnsi="Times New Roman" w:eastAsia="FangSong" w:cs="Times New Roman"/>
+        </w:rPr>
+        <w:t>斜率</w:t>
+      </w:r>
+      <w:r>
+        <w:rPr>
+          <w:rFonts w:ascii="Times New Roman" w:hAnsi="Times New Roman" w:eastAsia="Times New Roman" w:cs="Times New Roman"/>
+        </w:rPr>
+        <w:t xml:space="preserve"> </w:t>
+      </w:r>
+      <w:r>
+        <w:rPr>
+          <w:rStyle w:val="VerbatimChar"/>
+          <w:rFonts w:ascii="Times New Roman" w:hAnsi="Times New Roman" w:eastAsia="Times New Roman" w:cs="Times New Roman"/>
+        </w:rPr>
+        <w:t>−E</w:t>
+      </w:r>
+      <w:r>
+        <w:rPr>
+          <w:rStyle w:val="VerbatimChar"/>
+          <w:rFonts w:ascii="Times New Roman" w:hAnsi="Times New Roman" w:eastAsia="Times New Roman" w:cs="Times New Roman"/>
+          <w:vertAlign w:val="subscript"/>
+        </w:rPr>
+        <w:t>a</w:t>
+      </w:r>
+      <w:r>
+        <w:rPr>
+          <w:rStyle w:val="VerbatimChar"/>
+          <w:rFonts w:ascii="Times New Roman" w:hAnsi="Times New Roman" w:eastAsia="Times New Roman" w:cs="Times New Roman"/>
+        </w:rPr>
+        <w:t>/R</w:t>
+      </w:r>
+      <w:r>
+        <w:rPr>
+          <w:rFonts w:hint="eastAsia" w:ascii="Times New Roman" w:hAnsi="Times New Roman" w:eastAsia="Times New Roman" w:cs="Times New Roman"/>
+        </w:rPr>
+        <w:t>（</w:t>
+      </w:r>
+      <w:r>
+        <w:rPr>
+          <w:rFonts w:hint="eastAsia" w:ascii="Times New Roman" w:hAnsi="Times New Roman" w:eastAsia="FangSong" w:cs="Times New Roman"/>
+        </w:rPr>
+        <w:t>单位</w:t>
+      </w:r>
+      <w:r>
+        <w:rPr>
+          <w:rFonts w:ascii="Times New Roman" w:hAnsi="Times New Roman" w:eastAsia="Times New Roman" w:cs="Times New Roman"/>
+        </w:rPr>
+        <w:t xml:space="preserve"> </w:t>
+      </w:r>
+      <w:r>
+        <w:rPr>
+          <w:rFonts w:hint="eastAsia" w:ascii="Times New Roman" w:hAnsi="Times New Roman" w:eastAsia="Times New Roman" w:cs="Times New Roman"/>
+        </w:rPr>
+        <w:t>K），</w:t>
+      </w:r>
+      <w:r>
+        <w:rPr>
+          <w:rFonts w:hint="eastAsia" w:ascii="Times New Roman" w:hAnsi="Times New Roman" w:eastAsia="FangSong" w:cs="Times New Roman"/>
+        </w:rPr>
+        <w:t>截距</w:t>
+      </w:r>
+      <w:r>
+        <w:rPr>
+          <w:rFonts w:ascii="Times New Roman" w:hAnsi="Times New Roman" w:eastAsia="Times New Roman" w:cs="Times New Roman"/>
+        </w:rPr>
+        <w:t xml:space="preserve"> </w:t>
+      </w:r>
+      <w:r>
+        <w:rPr>
+          <w:rStyle w:val="VerbatimChar"/>
+          <w:rFonts w:ascii="Times New Roman" w:hAnsi="Times New Roman" w:eastAsia="Times New Roman" w:cs="Times New Roman"/>
+        </w:rPr>
+        <w:t xml:space="preserve">ln A</w:t>
+      </w:r>
+      <w:r>
+        <w:rPr>
+          <w:rFonts w:ascii="Times New Roman" w:hAnsi="Times New Roman" w:eastAsia="Times New Roman" w:cs="Times New Roman"/>
+        </w:rPr>
+        <w:t xml:space="preserve">。</w:t>
+      </w:r>
+    </w:p>
+    <w:p>
+      <w:pPr>
+        <w:pStyle w:val="BodyText"/>
+      </w:pPr>
+      <w:r>
+        <w:rPr>
+          <w:rFonts w:ascii="Times New Roman" w:hAnsi="Times New Roman" w:eastAsia="Times New Roman" w:cs="Times New Roman"/>
+          <w:b/>
+          <w:bCs/>
+        </w:rPr>
+        <w:t xml:space="preserve">6.</w:t>
+      </w:r>
+      <w:r>
+        <w:rPr>
+          <w:rFonts w:ascii="Times New Roman" w:hAnsi="Times New Roman" w:eastAsia="Times New Roman" w:cs="Times New Roman"/>
+        </w:rPr>
+        <w:t xml:space="preserve"> </w:t>
+      </w:r>
+      <m:oMath>
+        <m:oMathPr>
+          <m:ctrlPr>
+            <w:rPr>
+              <w:sz w:val="28"/>
+              <w:szCs w:val="28"/>
+            </w:rPr>
+          </m:ctrlPr>
+        </m:oMathPr>
+        <m:r>
+          <m:rPr>
+            <m:sty m:val="p"/>
+          </m:rPr>
+          <m:t>ln</m:t>
+        </m:r>
+        <m:r>
+          <m:rPr>
+            <m:sty m:val="p"/>
+          </m:rPr>
+          <m:t>(</m:t>
+        </m:r>
+        <m:sSub>
+          <m:e>
+            <m:r>
+              <m:t>k</m:t>
+            </m:r>
+          </m:e>
+          <m:sub>
+            <m:r>
+              <m:t>2</m:t>
+            </m:r>
+          </m:sub>
+        </m:sSub>
+        <m:r>
+          <m:rPr>
+            <m:sty m:val="p"/>
+          </m:rPr>
+          <m:t>/</m:t>
+        </m:r>
+        <m:sSub>
+          <m:e>
+            <m:r>
+              <m:t>k</m:t>
+            </m:r>
+          </m:e>
+          <m:sub>
+            <m:r>
+              <m:t>1</m:t>
+            </m:r>
+          </m:sub>
+        </m:sSub>
+        <m:r>
+          <m:rPr>
+            <m:sty m:val="p"/>
+          </m:rPr>
+          <m:t>)</m:t>
+        </m:r>
+        <m:r>
+          <m:rPr>
+            <m:sty m:val="p"/>
+          </m:rPr>
+          <m:t>=</m:t>
+        </m:r>
+        <m:r>
+          <m:rPr>
+            <m:sty m:val="p"/>
+          </m:rPr>
+          <m:t>ln</m:t>
+        </m:r>
+        <m:r>
+          <m:rPr>
+            <m:sty m:val="p"/>
+          </m:rPr>
+          <m:t>(</m:t>
+        </m:r>
+        <m:r>
+          <m:t>1.85</m:t>
+        </m:r>
+        <m:r>
+          <m:rPr>
+            <m:sty m:val="p"/>
+          </m:rPr>
+          <m:t>×</m:t>
+        </m:r>
+        <m:sSup>
+          <m:e>
+            <m:r>
+              <m:t>10</m:t>
+            </m:r>
+          </m:e>
+          <m:sup>
+            <m:r>
+              <m:rPr>
+                <m:sty m:val="p"/>
+              </m:rPr>
+              <m:t>−</m:t>
+            </m:r>
+            <m:r>
+              <m:t>2</m:t>
+            </m:r>
+          </m:sup>
+        </m:sSup>
+        <m:r>
+          <m:rPr>
+            <m:sty m:val="p"/>
+          </m:rPr>
+          <m:t>/</m:t>
+        </m:r>
+        <m:r>
+          <m:t>2.40</m:t>
+        </m:r>
+        <m:r>
+          <m:rPr>
+            <m:sty m:val="p"/>
+          </m:rPr>
+          <m:t>×</m:t>
+        </m:r>
+        <m:sSup>
+          <m:e>
+            <m:r>
+              <m:t>10</m:t>
+            </m:r>
+          </m:e>
+          <m:sup>
+            <m:r>
+              <m:rPr>
+                <m:sty m:val="p"/>
+              </m:rPr>
+              <m:t>−</m:t>
+            </m:r>
+            <m:r>
+              <m:t>3</m:t>
+            </m:r>
+          </m:sup>
+        </m:sSup>
+        <m:r>
+          <m:rPr>
+            <m:sty m:val="p"/>
+          </m:rPr>
+          <m:t>)</m:t>
+        </m:r>
+        <m:r>
+          <m:rPr>
+            <m:sty m:val="p"/>
+          </m:rPr>
+          <m:t>=</m:t>
+        </m:r>
+        <m:r>
+          <m:rPr>
+            <m:sty m:val="p"/>
+          </m:rPr>
+          <m:t>ln</m:t>
+        </m:r>
+        <m:r>
+          <m:t>7.708</m:t>
+        </m:r>
+        <m:r>
+          <m:rPr>
+            <m:sty m:val="p"/>
+          </m:rPr>
+          <m:t>=</m:t>
+        </m:r>
+        <m:r>
+          <m:t>2.042</m:t>
+        </m:r>
+      </m:oMath>
+      <w:r>
+        <w:rPr>
+          <w:rFonts w:hint="eastAsia" w:ascii="Times New Roman" w:hAnsi="Times New Roman" w:eastAsia="Times New Roman" w:cs="Times New Roman"/>
+        </w:rPr>
+        <w:t xml:space="preserve">；</w:t>
+      </w:r>
+      <m:oMath>
+        <m:oMathPr>
+          <m:ctrlPr>
+            <w:rPr>
+              <w:sz w:val="28"/>
+              <w:szCs w:val="28"/>
+            </w:rPr>
+          </m:ctrlPr>
+        </m:oMathPr>
+        <m:r>
+          <m:t>1</m:t>
+        </m:r>
+        <m:r>
+          <m:rPr>
+            <m:sty m:val="p"/>
+          </m:rPr>
+          <m:t>/</m:t>
+        </m:r>
+        <m:sSub>
+          <m:e>
+            <m:r>
+              <m:t>T</m:t>
+            </m:r>
+          </m:e>
+          <m:sub>
+            <m:r>
+              <m:t>1</m:t>
+            </m:r>
+          </m:sub>
+        </m:sSub>
+        <m:r>
+          <m:rPr>
+            <m:sty m:val="p"/>
+          </m:rPr>
+          <m:t>−</m:t>
+        </m:r>
+        <m:r>
+          <m:t>1</m:t>
+        </m:r>
+        <m:r>
+          <m:rPr>
+            <m:sty m:val="p"/>
+          </m:rPr>
+          <m:t>/</m:t>
+        </m:r>
+        <m:sSub>
+          <m:e>
+            <m:r>
+              <m:t>T</m:t>
+            </m:r>
+          </m:e>
+          <m:sub>
+            <m:r>
+              <m:t>2</m:t>
+            </m:r>
+          </m:sub>
+        </m:sSub>
+        <m:r>
+          <m:rPr>
+            <m:sty m:val="p"/>
+          </m:rPr>
+          <m:t>=</m:t>
+        </m:r>
+        <m:r>
+          <m:t>3.226</m:t>
+        </m:r>
+        <m:r>
+          <m:rPr>
+            <m:sty m:val="p"/>
+          </m:rPr>
+          <m:t>×</m:t>
+        </m:r>
+        <m:sSup>
+          <m:e>
+            <m:r>
+              <m:t>10</m:t>
+            </m:r>
+          </m:e>
+          <m:sup>
+            <m:r>
+              <m:rPr>
+                <m:sty m:val="p"/>
+              </m:rPr>
+              <m:t>−</m:t>
+            </m:r>
+            <m:r>
+              <m:t>3</m:t>
+            </m:r>
+          </m:sup>
+        </m:sSup>
+        <m:r>
+          <m:rPr>
+            <m:sty m:val="p"/>
+          </m:rPr>
+          <m:t>−</m:t>
+        </m:r>
+        <m:r>
+          <m:t>3.030</m:t>
+        </m:r>
+        <m:r>
+          <m:rPr>
+            <m:sty m:val="p"/>
+          </m:rPr>
+          <m:t>×</m:t>
+        </m:r>
+        <m:sSup>
+          <m:e>
+            <m:r>
+              <m:t>10</m:t>
+            </m:r>
+          </m:e>
+          <m:sup>
+            <m:r>
+              <m:rPr>
+                <m:sty m:val="p"/>
+              </m:rPr>
+              <m:t>−</m:t>
+            </m:r>
+            <m:r>
+              <m:t>3</m:t>
+            </m:r>
+          </m:sup>
+        </m:sSup>
+        <m:r>
+          <m:rPr>
+            <m:sty m:val="p"/>
+          </m:rPr>
+          <m:t>=</m:t>
+        </m:r>
+        <m:r>
+          <m:t>1.955</m:t>
+        </m:r>
+        <m:r>
+          <m:rPr>
+            <m:sty m:val="p"/>
+          </m:rPr>
+          <m:t>×</m:t>
+        </m:r>
+        <m:sSup>
+          <m:e>
+            <m:r>
+              <m:t>10</m:t>
+            </m:r>
+          </m:e>
+          <m:sup>
+            <m:r>
+              <m:rPr>
+                <m:sty m:val="p"/>
+              </m:rPr>
+              <m:t>−</m:t>
+            </m:r>
+            <m:r>
+              <m:t>4</m:t>
+            </m:r>
+          </m:sup>
+        </m:sSup>
+        <m:r>
+          <m:t> </m:t>
+        </m:r>
+        <m:sSup>
+          <m:e>
+            <m:r>
+              <m:rPr>
+                <m:sty m:val="p"/>
+              </m:rPr>
+              <m:t>K</m:t>
+            </m:r>
+          </m:e>
+          <m:sup>
+            <m:r>
+              <m:rPr>
+                <m:sty m:val="p"/>
+              </m:rPr>
+              <m:t>−</m:t>
+            </m:r>
+            <m:r>
+              <m:rPr>
+                <m:sty m:val="p"/>
+              </m:rPr>
+              <m:t>1</m:t>
+            </m:r>
+          </m:sup>
+        </m:sSup>
+      </m:oMath>
+      <w:r>
+        <w:rPr>
+          <w:rFonts w:ascii="Times New Roman" w:hAnsi="Times New Roman" w:eastAsia="Times New Roman" w:cs="Times New Roman"/>
+        </w:rPr>
+        <w:t xml:space="preserve">。</w:t>
+      </w:r>
+      <m:oMath>
+        <m:oMathPr>
+          <m:ctrlPr>
+            <w:rPr>
+              <w:sz w:val="28"/>
+              <w:szCs w:val="28"/>
+            </w:rPr>
+          </m:ctrlPr>
+        </m:oMathPr>
+        <m:sSub>
+          <m:e>
+            <m:r>
+              <m:t>E</m:t>
+            </m:r>
+          </m:e>
+          <m:sub>
+            <m:r>
+              <m:t>a</m:t>
+            </m:r>
+          </m:sub>
+        </m:sSub>
+        <m:r>
+          <m:rPr>
+            <m:sty m:val="p"/>
+          </m:rPr>
+          <m:t>=</m:t>
+        </m:r>
+        <m:r>
+          <m:t>R</m:t>
+        </m:r>
+        <m:r>
+          <m:rPr>
+            <m:sty m:val="p"/>
+          </m:rPr>
+          <m:t>⋅</m:t>
+        </m:r>
+        <m:f>
+          <m:fPr>
+            <m:type m:val="bar"/>
+          </m:fPr>
+          <m:num>
+            <m:r>
+              <m:rPr>
+                <m:sty m:val="p"/>
+              </m:rPr>
+              <m:t>ln</m:t>
+            </m:r>
+            <m:r>
+              <m:rPr>
+                <m:sty m:val="p"/>
+              </m:rPr>
+              <m:t>(</m:t>
+            </m:r>
+            <m:sSub>
+              <m:e>
+                <m:r>
+                  <m:t>k</m:t>
+                </m:r>
+              </m:e>
+              <m:sub>
+                <m:r>
+                  <m:t>2</m:t>
+                </m:r>
+              </m:sub>
+            </m:sSub>
+            <m:r>
+              <m:rPr>
+                <m:sty m:val="p"/>
+              </m:rPr>
+              <m:t>/</m:t>
+            </m:r>
+            <m:sSub>
+              <m:e>
+                <m:r>
+                  <m:t>k</m:t>
+                </m:r>
+              </m:e>
+              <m:sub>
+                <m:r>
+                  <m:t>1</m:t>
+                </m:r>
+              </m:sub>
+            </m:sSub>
+            <m:r>
+              <m:rPr>
+                <m:sty m:val="p"/>
+              </m:rPr>
+              <m:t>)</m:t>
+            </m:r>
+          </m:num>
+          <m:den>
+            <m:r>
+              <m:t>1</m:t>
+            </m:r>
+            <m:r>
+              <m:rPr>
+                <m:sty m:val="p"/>
+              </m:rPr>
+              <m:t>/</m:t>
+            </m:r>
+            <m:sSub>
+              <m:e>
+                <m:r>
+                  <m:t>T</m:t>
+                </m:r>
+              </m:e>
+              <m:sub>
+                <m:r>
+                  <m:t>1</m:t>
+                </m:r>
+              </m:sub>
+            </m:sSub>
+            <m:r>
+              <m:rPr>
+                <m:sty m:val="p"/>
+              </m:rPr>
+              <m:t>−</m:t>
+            </m:r>
+            <m:r>
+              <m:t>1</m:t>
+            </m:r>
+            <m:r>
+              <m:rPr>
+                <m:sty m:val="p"/>
+              </m:rPr>
+              <m:t>/</m:t>
+            </m:r>
+            <m:sSub>
+              <m:e>
+                <m:r>
+                  <m:t>T</m:t>
+                </m:r>
+              </m:e>
+              <m:sub>
+                <m:r>
+                  <m:t>2</m:t>
+                </m:r>
+              </m:sub>
+            </m:sSub>
+          </m:den>
+        </m:f>
+        <m:r>
+          <m:rPr>
+            <m:sty m:val="p"/>
+          </m:rPr>
+          <m:t>=</m:t>
+        </m:r>
+        <m:r>
+          <m:t>8.314</m:t>
+        </m:r>
+        <m:r>
+          <m:rPr>
+            <m:sty m:val="p"/>
+          </m:rPr>
+          <m:t>×</m:t>
+        </m:r>
+        <m:f>
+          <m:fPr>
+            <m:type m:val="bar"/>
+          </m:fPr>
+          <m:num>
+            <m:r>
+              <m:t>2.042</m:t>
+            </m:r>
+          </m:num>
+          <m:den>
+            <m:r>
+              <m:t>1.955</m:t>
+            </m:r>
+            <m:r>
+              <m:rPr>
+                <m:sty m:val="p"/>
+              </m:rPr>
+              <m:t>×</m:t>
+            </m:r>
+            <m:sSup>
+              <m:e>
+                <m:r>
+                  <m:t>10</m:t>
+                </m:r>
+              </m:e>
+              <m:sup>
+                <m:r>
+                  <m:rPr>
+                    <m:sty m:val="p"/>
+                  </m:rPr>
+                  <m:t>−</m:t>
+                </m:r>
+                <m:r>
+                  <m:t>4</m:t>
+                </m:r>
+              </m:sup>
+            </m:sSup>
+          </m:den>
+        </m:f>
+        <m:r>
+          <m:rPr>
+            <m:sty m:val="p"/>
+          </m:rPr>
+          <m:t>=</m:t>
+        </m:r>
+        <m:r>
+          <m:t>8.68</m:t>
+        </m:r>
+        <m:r>
+          <m:rPr>
+            <m:sty m:val="p"/>
+          </m:rPr>
+          <m:t>×</m:t>
+        </m:r>
+        <m:sSup>
+          <m:e>
+            <m:r>
+              <m:t>10</m:t>
+            </m:r>
+          </m:e>
+          <m:sup>
+            <m:r>
+              <m:t>4</m:t>
+            </m:r>
+          </m:sup>
+        </m:sSup>
+        <m:r>
+          <m:t> </m:t>
+        </m:r>
+        <m:r>
+          <m:rPr>
+            <m:sty m:val="p"/>
+          </m:rPr>
+          <m:t>J</m:t>
+        </m:r>
+        <m:r>
+          <m:rPr>
+            <m:sty m:val="p"/>
+          </m:rPr>
+          <m:t>⋅</m:t>
+        </m:r>
+        <m:r>
+          <m:rPr>
+            <m:sty m:val="p"/>
+          </m:rPr>
+          <m:t>m</m:t>
+        </m:r>
+        <m:r>
+          <m:rPr>
+            <m:sty m:val="p"/>
+          </m:rPr>
+          <m:t>o</m:t>
+        </m:r>
+        <m:sSup>
+          <m:e>
+            <m:r>
+              <m:rPr>
+                <m:sty m:val="p"/>
+              </m:rPr>
+              <m:t>l</m:t>
+            </m:r>
+          </m:e>
+          <m:sup>
+            <m:r>
+              <m:rPr>
+                <m:sty m:val="p"/>
+              </m:rPr>
+              <m:t>−</m:t>
+            </m:r>
+            <m:r>
+              <m:rPr>
+                <m:sty m:val="p"/>
+              </m:rPr>
+              <m:t>1</m:t>
+            </m:r>
+          </m:sup>
+        </m:sSup>
+        <m:r>
+          <m:rPr>
+            <m:sty m:val="p"/>
+          </m:rPr>
+          <m:t>=</m:t>
+        </m:r>
+        <m:r>
+          <m:t>86.8</m:t>
+        </m:r>
+        <m:r>
+          <m:t> </m:t>
+        </m:r>
+        <m:r>
+          <m:rPr>
+            <m:sty m:val="p"/>
+          </m:rPr>
+          <m:t>k</m:t>
+        </m:r>
+        <m:r>
+          <m:rPr>
+            <m:sty m:val="p"/>
+          </m:rPr>
+          <m:t>J</m:t>
+        </m:r>
+        <m:r>
+          <m:rPr>
+            <m:sty m:val="p"/>
+          </m:rPr>
+          <m:t>⋅</m:t>
+        </m:r>
+        <m:r>
+          <m:rPr>
+            <m:sty m:val="p"/>
+          </m:rPr>
+          <m:t>m</m:t>
+        </m:r>
+        <m:r>
+          <m:rPr>
+            <m:sty m:val="p"/>
+          </m:rPr>
+          <m:t>o</m:t>
+        </m:r>
+        <m:sSup>
+          <m:e>
+            <m:r>
+              <m:rPr>
+                <m:sty m:val="p"/>
+              </m:rPr>
+              <m:t>l</m:t>
+            </m:r>
+          </m:e>
+          <m:sup>
+            <m:r>
+              <m:rPr>
+                <m:sty m:val="p"/>
+              </m:rPr>
+              <m:t>−</m:t>
+            </m:r>
+            <m:r>
+              <m:rPr>
+                <m:sty m:val="p"/>
+              </m:rPr>
+              <m:t>1</m:t>
+            </m:r>
+          </m:sup>
+        </m:sSup>
+      </m:oMath>
+      <w:r>
+        <w:rPr>
+          <w:rFonts w:hint="eastAsia" w:ascii="Times New Roman" w:hAnsi="Times New Roman" w:eastAsia="Times New Roman" w:cs="Times New Roman"/>
+        </w:rPr>
+        <w:t xml:space="preserve">；</w:t>
+      </w:r>
+      <m:oMath>
+        <m:oMathPr>
+          <m:ctrlPr>
+            <w:rPr>
+              <w:sz w:val="28"/>
+              <w:szCs w:val="28"/>
+            </w:rPr>
+          </m:ctrlPr>
+        </m:oMathPr>
+        <m:r>
+          <m:rPr>
+            <m:sty m:val="p"/>
+          </m:rPr>
+          <m:t>ln</m:t>
+        </m:r>
+        <m:r>
+          <m:t>A</m:t>
+        </m:r>
+        <m:r>
+          <m:rPr>
+            <m:sty m:val="p"/>
+          </m:rPr>
+          <m:t>=</m:t>
+        </m:r>
+        <m:r>
+          <m:rPr>
+            <m:sty m:val="p"/>
+          </m:rPr>
+          <m:t>ln</m:t>
+        </m:r>
+        <m:sSub>
+          <m:e>
+            <m:r>
+              <m:t>k</m:t>
+            </m:r>
+          </m:e>
+          <m:sub>
+            <m:r>
+              <m:t>1</m:t>
+            </m:r>
+          </m:sub>
+        </m:sSub>
+        <m:r>
+          <m:rPr>
+            <m:sty m:val="p"/>
+          </m:rPr>
+          <m:t>+</m:t>
+        </m:r>
+        <m:sSub>
+          <m:e>
+            <m:r>
+              <m:t>E</m:t>
+            </m:r>
+          </m:e>
+          <m:sub>
+            <m:r>
+              <m:t>a</m:t>
+            </m:r>
+          </m:sub>
+        </m:sSub>
+        <m:r>
+          <m:rPr>
+            <m:sty m:val="p"/>
+          </m:rPr>
+          <m:t>/</m:t>
+        </m:r>
+        <m:r>
+          <m:rPr>
+            <m:sty m:val="p"/>
+          </m:rPr>
+          <m:t>(</m:t>
+        </m:r>
+        <m:r>
+          <m:t>R</m:t>
+        </m:r>
+        <m:sSub>
+          <m:e>
+            <m:r>
+              <m:t>T</m:t>
+            </m:r>
+          </m:e>
+          <m:sub>
+            <m:r>
+              <m:t>1</m:t>
+            </m:r>
+          </m:sub>
+        </m:sSub>
+        <m:r>
+          <m:rPr>
+            <m:sty m:val="p"/>
+          </m:rPr>
+          <m:t>)</m:t>
+        </m:r>
+        <m:r>
+          <m:rPr>
+            <m:sty m:val="p"/>
+          </m:rPr>
+          <m:t>=</m:t>
+        </m:r>
+        <m:r>
+          <m:rPr>
+            <m:sty m:val="p"/>
+          </m:rPr>
+          <m:t>−</m:t>
+        </m:r>
+        <m:r>
+          <m:t>6.032</m:t>
+        </m:r>
+        <m:r>
+          <m:rPr>
+            <m:sty m:val="p"/>
+          </m:rPr>
+          <m:t>+</m:t>
+        </m:r>
+        <m:r>
+          <m:t>33.70</m:t>
+        </m:r>
+        <m:r>
+          <m:rPr>
+            <m:sty m:val="p"/>
+          </m:rPr>
+          <m:t>=</m:t>
+        </m:r>
+        <m:r>
+          <m:t>27.67</m:t>
+        </m:r>
+      </m:oMath>
+      <w:r>
+        <w:rPr>
+          <w:rFonts w:hint="eastAsia" w:ascii="Times New Roman" w:hAnsi="Times New Roman" w:eastAsia="Times New Roman" w:cs="Times New Roman"/>
+        </w:rPr>
+        <w:t xml:space="preserve">，</w:t>
+      </w:r>
+      <m:oMath>
+        <m:oMathPr>
+          <m:ctrlPr>
+            <w:rPr>
+              <w:sz w:val="28"/>
+              <w:szCs w:val="28"/>
+            </w:rPr>
+          </m:ctrlPr>
+        </m:oMathPr>
+        <m:r>
+          <m:t>A</m:t>
+        </m:r>
+        <m:r>
+          <m:rPr>
+            <m:sty m:val="p"/>
+          </m:rPr>
+          <m:t>≈</m:t>
+        </m:r>
+        <m:r>
+          <m:t>1.0</m:t>
+        </m:r>
+        <m:r>
+          <m:rPr>
+            <m:sty m:val="p"/>
+          </m:rPr>
+          <m:t>×</m:t>
+        </m:r>
+        <m:sSup>
+          <m:e>
+            <m:r>
+              <m:t>10</m:t>
+            </m:r>
+          </m:e>
+          <m:sup>
+            <m:r>
+              <m:t>12</m:t>
+            </m:r>
+          </m:sup>
+        </m:sSup>
+        <m:r>
+          <m:t> </m:t>
+        </m:r>
+        <m:sSup>
+          <m:e>
+            <m:r>
+              <m:rPr>
+                <m:sty m:val="p"/>
+              </m:rPr>
+              <m:t>s</m:t>
+            </m:r>
+          </m:e>
+          <m:sup>
+            <m:r>
+              <m:rPr>
+                <m:sty m:val="p"/>
+              </m:rPr>
+              <m:t>−</m:t>
+            </m:r>
+            <m:r>
+              <m:rPr>
+                <m:sty m:val="p"/>
+              </m:rPr>
+              <m:t>1</m:t>
+            </m:r>
+          </m:sup>
+        </m:sSup>
+      </m:oMath>
+      <w:r>
+        <w:rPr>
+          <w:rFonts w:ascii="Times New Roman" w:hAnsi="Times New Roman" w:eastAsia="Times New Roman" w:cs="Times New Roman"/>
+        </w:rPr>
+        <w:t xml:space="preserve">。</w:t>
+      </w:r>
+    </w:p>
+    <w:p>
+      <w:pPr>
+        <w:pStyle w:val="BodyText"/>
+      </w:pPr>
+      <w:r>
+        <w:rPr>
+          <w:rFonts w:ascii="Times New Roman" w:hAnsi="Times New Roman" w:eastAsia="Times New Roman" w:cs="Times New Roman"/>
+          <w:b/>
+          <w:bCs/>
+        </w:rPr>
+        <w:t xml:space="preserve">7.</w:t>
+      </w:r>
+      <w:r>
+        <w:rPr>
+          <w:rFonts w:ascii="Times New Roman" w:hAnsi="Times New Roman" w:eastAsia="Times New Roman" w:cs="Times New Roman"/>
+        </w:rPr>
+        <w:t xml:space="preserve"> </w:t>
+      </w:r>
+      <m:oMath>
+        <m:oMathPr>
+          <m:ctrlPr>
+            <w:rPr>
+              <w:sz w:val="28"/>
+              <w:szCs w:val="28"/>
+            </w:rPr>
+          </m:ctrlPr>
+        </m:oMathPr>
+        <m:r>
+          <m:rPr>
+            <m:sty m:val="p"/>
+          </m:rPr>
+          <m:t>ln</m:t>
+        </m:r>
+        <m:r>
+          <m:rPr>
+            <m:sty m:val="p"/>
+          </m:rPr>
+          <m:t>(</m:t>
+        </m:r>
+        <m:sSub>
+          <m:e>
+            <m:r>
+              <m:t>p</m:t>
+            </m:r>
+          </m:e>
+          <m:sub>
+            <m:r>
+              <m:t>2</m:t>
+            </m:r>
+          </m:sub>
+        </m:sSub>
+        <m:r>
+          <m:rPr>
+            <m:sty m:val="p"/>
+          </m:rPr>
+          <m:t>/</m:t>
+        </m:r>
+        <m:sSub>
+          <m:e>
+            <m:r>
+              <m:t>p</m:t>
+            </m:r>
+          </m:e>
+          <m:sub>
+            <m:r>
+              <m:t>1</m:t>
+            </m:r>
+          </m:sub>
+        </m:sSub>
+        <m:r>
+          <m:rPr>
+            <m:sty m:val="p"/>
+          </m:rPr>
+          <m:t>)</m:t>
+        </m:r>
+        <m:r>
+          <m:rPr>
+            <m:sty m:val="p"/>
+          </m:rPr>
+          <m:t>=</m:t>
+        </m:r>
+        <m:r>
+          <m:rPr>
+            <m:sty m:val="p"/>
+          </m:rPr>
+          <m:t>ln</m:t>
+        </m:r>
+        <m:r>
+          <m:rPr>
+            <m:sty m:val="p"/>
+          </m:rPr>
+          <m:t>(</m:t>
+        </m:r>
+        <m:r>
+          <m:t>41.6</m:t>
+        </m:r>
+        <m:r>
+          <m:rPr>
+            <m:sty m:val="p"/>
+          </m:rPr>
+          <m:t>/</m:t>
+        </m:r>
+        <m:r>
+          <m:t>5.20</m:t>
+        </m:r>
+        <m:r>
+          <m:rPr>
+            <m:sty m:val="p"/>
+          </m:rPr>
+          <m:t>)</m:t>
+        </m:r>
+        <m:r>
+          <m:rPr>
+            <m:sty m:val="p"/>
+          </m:rPr>
+          <m:t>=</m:t>
+        </m:r>
+        <m:r>
+          <m:rPr>
+            <m:sty m:val="p"/>
+          </m:rPr>
+          <m:t>ln</m:t>
+        </m:r>
+        <m:r>
+          <m:t>8.00</m:t>
+        </m:r>
+        <m:r>
+          <m:rPr>
+            <m:sty m:val="p"/>
+          </m:rPr>
+          <m:t>=</m:t>
+        </m:r>
+        <m:r>
+          <m:t>2.079</m:t>
+        </m:r>
+      </m:oMath>
+      <w:r>
+        <w:rPr>
+          <w:rFonts w:hint="eastAsia" w:ascii="Times New Roman" w:hAnsi="Times New Roman" w:eastAsia="Times New Roman" w:cs="Times New Roman"/>
+        </w:rPr>
+        <w:t xml:space="preserve">；</w:t>
+      </w:r>
+      <m:oMath>
+        <m:oMathPr>
+          <m:ctrlPr>
+            <w:rPr>
+              <w:sz w:val="28"/>
+              <w:szCs w:val="28"/>
+            </w:rPr>
+          </m:ctrlPr>
+        </m:oMathPr>
+        <m:r>
+          <m:t>1</m:t>
+        </m:r>
+        <m:r>
+          <m:rPr>
+            <m:sty m:val="p"/>
+          </m:rPr>
+          <m:t>/</m:t>
+        </m:r>
+        <m:sSub>
+          <m:e>
+            <m:r>
+              <m:t>T</m:t>
+            </m:r>
+          </m:e>
+          <m:sub>
+            <m:r>
+              <m:t>1</m:t>
+            </m:r>
+          </m:sub>
+        </m:sSub>
+        <m:r>
+          <m:rPr>
+            <m:sty m:val="p"/>
+          </m:rPr>
+          <m:t>−</m:t>
+        </m:r>
+        <m:r>
+          <m:t>1</m:t>
+        </m:r>
+        <m:r>
+          <m:rPr>
+            <m:sty m:val="p"/>
+          </m:rPr>
+          <m:t>/</m:t>
+        </m:r>
+        <m:sSub>
+          <m:e>
+            <m:r>
+              <m:t>T</m:t>
+            </m:r>
+          </m:e>
+          <m:sub>
+            <m:r>
+              <m:t>2</m:t>
+            </m:r>
+          </m:sub>
+        </m:sSub>
+        <m:r>
+          <m:rPr>
+            <m:sty m:val="p"/>
+          </m:rPr>
+          <m:t>=</m:t>
+        </m:r>
+        <m:r>
+          <m:t>3.448</m:t>
+        </m:r>
+        <m:r>
+          <m:rPr>
+            <m:sty m:val="p"/>
+          </m:rPr>
+          <m:t>×</m:t>
+        </m:r>
+        <m:sSup>
+          <m:e>
+            <m:r>
+              <m:t>10</m:t>
+            </m:r>
+          </m:e>
+          <m:sup>
+            <m:r>
+              <m:rPr>
+                <m:sty m:val="p"/>
+              </m:rPr>
+              <m:t>−</m:t>
+            </m:r>
+            <m:r>
+              <m:t>3</m:t>
+            </m:r>
+          </m:sup>
+        </m:sSup>
+        <m:r>
+          <m:rPr>
+            <m:sty m:val="p"/>
+          </m:rPr>
+          <m:t>−</m:t>
+        </m:r>
+        <m:r>
+          <m:t>2.941</m:t>
+        </m:r>
+        <m:r>
+          <m:rPr>
+            <m:sty m:val="p"/>
+          </m:rPr>
+          <m:t>×</m:t>
+        </m:r>
+        <m:sSup>
+          <m:e>
+            <m:r>
+              <m:t>10</m:t>
+            </m:r>
+          </m:e>
+          <m:sup>
+            <m:r>
+              <m:rPr>
+                <m:sty m:val="p"/>
+              </m:rPr>
+              <m:t>−</m:t>
+            </m:r>
+            <m:r>
+              <m:t>3</m:t>
+            </m:r>
+          </m:sup>
+        </m:sSup>
+        <m:r>
+          <m:rPr>
+            <m:sty m:val="p"/>
+          </m:rPr>
+          <m:t>=</m:t>
+        </m:r>
+        <m:r>
+          <m:t>5.072</m:t>
+        </m:r>
+        <m:r>
+          <m:rPr>
+            <m:sty m:val="p"/>
+          </m:rPr>
+          <m:t>×</m:t>
+        </m:r>
+        <m:sSup>
+          <m:e>
+            <m:r>
+              <m:t>10</m:t>
+            </m:r>
+          </m:e>
+          <m:sup>
+            <m:r>
+              <m:rPr>
+                <m:sty m:val="p"/>
+              </m:rPr>
+              <m:t>−</m:t>
+            </m:r>
+            <m:r>
+              <m:t>4</m:t>
+            </m:r>
+          </m:sup>
+        </m:sSup>
+        <m:r>
+          <m:t> </m:t>
+        </m:r>
+        <m:sSup>
+          <m:e>
+            <m:r>
+              <m:rPr>
+                <m:sty m:val="p"/>
+              </m:rPr>
+              <m:t>K</m:t>
+            </m:r>
+          </m:e>
+          <m:sup>
+            <m:r>
+              <m:rPr>
+                <m:sty m:val="p"/>
+              </m:rPr>
+              <m:t>−</m:t>
+            </m:r>
+            <m:r>
+              <m:rPr>
+                <m:sty m:val="p"/>
+              </m:rPr>
+              <m:t>1</m:t>
+            </m:r>
+          </m:sup>
+        </m:sSup>
+      </m:oMath>
+      <w:r>
+        <w:rPr>
+          <w:rFonts w:ascii="Times New Roman" w:hAnsi="Times New Roman" w:eastAsia="Times New Roman" w:cs="Times New Roman"/>
+        </w:rPr>
+        <w:t xml:space="preserve">。</w:t>
+      </w:r>
+      <m:oMath>
+        <m:oMathPr>
+          <m:ctrlPr>
+            <w:rPr>
+              <w:sz w:val="28"/>
+              <w:szCs w:val="28"/>
+            </w:rPr>
+          </m:ctrlPr>
+        </m:oMathPr>
+        <m:r>
+          <m:rPr>
+            <m:sty m:val="p"/>
+          </m:rPr>
+          <m:t>Δ</m:t>
+        </m:r>
+        <m:sSub>
+          <m:e>
+            <m:r>
+              <m:t>H</m:t>
+            </m:r>
+          </m:e>
+          <m:sub>
+            <m:r>
+              <m:t>v</m:t>
+            </m:r>
+            <m:r>
+              <m:t>a</m:t>
+            </m:r>
+            <m:r>
+              <m:t>p</m:t>
+            </m:r>
+          </m:sub>
+        </m:sSub>
+        <m:r>
+          <m:rPr>
+            <m:sty m:val="p"/>
+          </m:rPr>
+          <m:t>=</m:t>
+        </m:r>
+        <m:r>
+          <m:t>8.314</m:t>
+        </m:r>
+        <m:r>
+          <m:rPr>
+            <m:sty m:val="p"/>
+          </m:rPr>
+          <m:t>×</m:t>
+        </m:r>
+        <m:f>
+          <m:fPr>
+            <m:type m:val="bar"/>
+          </m:fPr>
+          <m:num>
+            <m:r>
+              <m:t>2.079</m:t>
+            </m:r>
+          </m:num>
+          <m:den>
+            <m:r>
+              <m:t>5.072</m:t>
+            </m:r>
+            <m:r>
+              <m:rPr>
+                <m:sty m:val="p"/>
+              </m:rPr>
+              <m:t>×</m:t>
+            </m:r>
+            <m:sSup>
+              <m:e>
+                <m:r>
+                  <m:t>10</m:t>
+                </m:r>
+              </m:e>
+              <m:sup>
+                <m:r>
+                  <m:rPr>
+                    <m:sty m:val="p"/>
+                  </m:rPr>
+                  <m:t>−</m:t>
+                </m:r>
+                <m:r>
+                  <m:t>4</m:t>
+                </m:r>
+              </m:sup>
+            </m:sSup>
+          </m:den>
+        </m:f>
+        <m:r>
+          <m:rPr>
+            <m:sty m:val="p"/>
+          </m:rPr>
+          <m:t>=</m:t>
+        </m:r>
+        <m:r>
+          <m:t>3.41</m:t>
+        </m:r>
+        <m:r>
+          <m:rPr>
+            <m:sty m:val="p"/>
+          </m:rPr>
+          <m:t>×</m:t>
+        </m:r>
+        <m:sSup>
+          <m:e>
+            <m:r>
+              <m:t>10</m:t>
+            </m:r>
+          </m:e>
+          <m:sup>
+            <m:r>
+              <m:t>4</m:t>
+            </m:r>
+          </m:sup>
+        </m:sSup>
+        <m:r>
+          <m:t> </m:t>
+        </m:r>
+        <m:r>
+          <m:rPr>
+            <m:sty m:val="p"/>
+          </m:rPr>
+          <m:t>J</m:t>
+        </m:r>
+        <m:r>
+          <m:rPr>
+            <m:sty m:val="p"/>
+          </m:rPr>
+          <m:t>⋅</m:t>
+        </m:r>
+        <m:r>
+          <m:rPr>
+            <m:sty m:val="p"/>
+          </m:rPr>
+          <m:t>m</m:t>
+        </m:r>
+        <m:r>
+          <m:rPr>
+            <m:sty m:val="p"/>
+          </m:rPr>
+          <m:t>o</m:t>
+        </m:r>
+        <m:sSup>
+          <m:e>
+            <m:r>
+              <m:rPr>
+                <m:sty m:val="p"/>
+              </m:rPr>
+              <m:t>l</m:t>
+            </m:r>
+          </m:e>
+          <m:sup>
+            <m:r>
+              <m:rPr>
+                <m:sty m:val="p"/>
+              </m:rPr>
+              <m:t>−</m:t>
+            </m:r>
+            <m:r>
+              <m:rPr>
+                <m:sty m:val="p"/>
+              </m:rPr>
+              <m:t>1</m:t>
+            </m:r>
+          </m:sup>
+        </m:sSup>
+        <m:r>
+          <m:rPr>
+            <m:sty m:val="p"/>
+          </m:rPr>
+          <m:t>≈</m:t>
+        </m:r>
+        <m:r>
+          <m:t>34.1</m:t>
+        </m:r>
+        <m:r>
+          <m:t> </m:t>
+        </m:r>
+        <m:r>
+          <m:rPr>
+            <m:sty m:val="p"/>
+          </m:rPr>
+          <m:t>k</m:t>
+        </m:r>
+        <m:r>
+          <m:rPr>
+            <m:sty m:val="p"/>
+          </m:rPr>
+          <m:t>J</m:t>
+        </m:r>
+        <m:r>
+          <m:rPr>
+            <m:sty m:val="p"/>
+          </m:rPr>
+          <m:t>⋅</m:t>
+        </m:r>
+        <m:r>
+          <m:rPr>
+            <m:sty m:val="p"/>
+          </m:rPr>
+          <m:t>m</m:t>
+        </m:r>
+        <m:r>
+          <m:rPr>
+            <m:sty m:val="p"/>
+          </m:rPr>
+          <m:t>o</m:t>
+        </m:r>
+        <m:sSup>
+          <m:e>
+            <m:r>
+              <m:rPr>
+                <m:sty m:val="p"/>
+              </m:rPr>
+              <m:t>l</m:t>
+            </m:r>
+          </m:e>
+          <m:sup>
+            <m:r>
+              <m:rPr>
+                <m:sty m:val="p"/>
+              </m:rPr>
+              <m:t>−</m:t>
+            </m:r>
+            <m:r>
+              <m:rPr>
+                <m:sty m:val="p"/>
+              </m:rPr>
+              <m:t>1</m:t>
+            </m:r>
+          </m:sup>
+        </m:sSup>
+      </m:oMath>
+      <w:r>
+        <w:rPr>
+          <w:rFonts w:ascii="Times New Roman" w:hAnsi="Times New Roman" w:eastAsia="Times New Roman" w:cs="Times New Roman"/>
+        </w:rPr>
+        <w:t xml:space="preserve">。</w:t>
+      </w:r>
+    </w:p>
+    <w:p>
+      <w:pPr>
+        <w:pStyle w:val="BodyText"/>
+      </w:pPr>
+      <w:r>
+        <w:rPr>
+          <w:rFonts w:ascii="Times New Roman" w:hAnsi="Times New Roman" w:eastAsia="Times New Roman" w:cs="Times New Roman"/>
+          <w:b/>
+          <w:bCs/>
+        </w:rPr>
+        <w:t xml:space="preserve">8.</w:t>
+      </w:r>
+      <w:r>
+        <w:rPr>
+          <w:rFonts w:ascii="Times New Roman" w:hAnsi="Times New Roman" w:eastAsia="Times New Roman" w:cs="Times New Roman"/>
+        </w:rPr>
+        <w:t xml:space="preserve"> </w:t>
+      </w:r>
+      <w:r>
+        <w:rPr>
+          <w:rFonts w:ascii="Times New Roman" w:hAnsi="Times New Roman" w:eastAsia="Times New Roman" w:cs="Times New Roman"/>
+        </w:rPr>
+        <w:t xml:space="preserve">(a)</w:t>
+      </w:r>
+      <w:r>
+        <w:rPr>
+          <w:rFonts w:ascii="Times New Roman" w:hAnsi="Times New Roman" w:eastAsia="Times New Roman" w:cs="Times New Roman"/>
+        </w:rPr>
+        <w:t xml:space="preserve"> </w:t>
+      </w:r>
+      <m:oMath>
+        <m:oMathPr>
+          <m:ctrlPr>
+            <w:rPr>
+              <w:sz w:val="28"/>
+              <w:szCs w:val="28"/>
+            </w:rPr>
+          </m:ctrlPr>
+        </m:oMathPr>
+        <m:r>
+          <m:t>k</m:t>
+        </m:r>
+        <m:r>
+          <m:rPr>
+            <m:sty m:val="p"/>
+          </m:rPr>
+          <m:t>=</m:t>
+        </m:r>
+        <m:r>
+          <m:t>3.60</m:t>
+        </m:r>
+        <m:r>
+          <m:rPr>
+            <m:sty m:val="p"/>
+          </m:rPr>
+          <m:t>×</m:t>
+        </m:r>
+        <m:sSup>
+          <m:e>
+            <m:r>
+              <m:t>10</m:t>
+            </m:r>
+          </m:e>
+          <m:sup>
+            <m:r>
+              <m:rPr>
+                <m:sty m:val="p"/>
+              </m:rPr>
+              <m:t>−</m:t>
+            </m:r>
+            <m:r>
+              <m:t>3</m:t>
+            </m:r>
+          </m:sup>
+        </m:sSup>
+        <m:r>
+          <m:t> </m:t>
+        </m:r>
+        <m:sSup>
+          <m:e>
+            <m:r>
+              <m:rPr>
+                <m:sty m:val="p"/>
+              </m:rPr>
+              <m:t>s</m:t>
+            </m:r>
+          </m:e>
+          <m:sup>
+            <m:r>
+              <m:rPr>
+                <m:sty m:val="p"/>
+              </m:rPr>
+              <m:t>−</m:t>
+            </m:r>
+            <m:r>
+              <m:rPr>
+                <m:sty m:val="p"/>
+              </m:rPr>
+              <m:t>1</m:t>
+            </m:r>
+          </m:sup>
+        </m:sSup>
+      </m:oMath>
+      <w:r>
+        <w:rPr>
+          <w:rFonts w:hint="eastAsia" w:ascii="Times New Roman" w:hAnsi="Times New Roman" w:eastAsia="Times New Roman" w:cs="Times New Roman"/>
+        </w:rPr>
+        <w:t xml:space="preserve">；(b)</w:t>
+      </w:r>
+      <w:r>
+        <w:rPr>
+          <w:rFonts w:ascii="Times New Roman" w:hAnsi="Times New Roman" w:eastAsia="Times New Roman" w:cs="Times New Roman"/>
+        </w:rPr>
+        <w:t xml:space="preserve"> </w:t>
+      </w:r>
+      <m:oMath>
+        <m:oMathPr>
+          <m:ctrlPr>
+            <w:rPr>
+              <w:sz w:val="28"/>
+              <w:szCs w:val="28"/>
+            </w:rPr>
+          </m:ctrlPr>
+        </m:oMathPr>
+        <m:sSub>
+          <m:e>
+            <m:r>
+              <m:t>t</m:t>
+            </m:r>
+          </m:e>
+          <m:sub>
+            <m:r>
+              <m:t>1</m:t>
+            </m:r>
+            <m:r>
+              <m:rPr>
+                <m:sty m:val="p"/>
+              </m:rPr>
+              <m:t>/</m:t>
+            </m:r>
+            <m:r>
+              <m:t>2</m:t>
+            </m:r>
+          </m:sub>
+        </m:sSub>
+        <m:r>
+          <m:rPr>
+            <m:sty m:val="p"/>
+          </m:rPr>
+          <m:t>=</m:t>
+        </m:r>
+        <m:r>
+          <m:rPr>
+            <m:sty m:val="p"/>
+          </m:rPr>
+          <m:t>ln</m:t>
+        </m:r>
+        <m:r>
+          <m:t>2</m:t>
+        </m:r>
+        <m:r>
+          <m:rPr>
+            <m:sty m:val="p"/>
+          </m:rPr>
+          <m:t>/</m:t>
+        </m:r>
+        <m:r>
+          <m:t>k</m:t>
+        </m:r>
+        <m:r>
+          <m:rPr>
+            <m:sty m:val="p"/>
+          </m:rPr>
+          <m:t>=</m:t>
+        </m:r>
+        <m:r>
+          <m:t>0.693</m:t>
+        </m:r>
+        <m:r>
+          <m:rPr>
+            <m:sty m:val="p"/>
+          </m:rPr>
+          <m:t>/</m:t>
+        </m:r>
+        <m:r>
+          <m:t>3.60</m:t>
+        </m:r>
+        <m:r>
+          <m:rPr>
+            <m:sty m:val="p"/>
+          </m:rPr>
+          <m:t>×</m:t>
+        </m:r>
+        <m:sSup>
+          <m:e>
+            <m:r>
+              <m:t>10</m:t>
+            </m:r>
+          </m:e>
+          <m:sup>
+            <m:r>
+              <m:rPr>
+                <m:sty m:val="p"/>
+              </m:rPr>
+              <m:t>−</m:t>
+            </m:r>
+            <m:r>
+              <m:t>3</m:t>
+            </m:r>
+          </m:sup>
+        </m:sSup>
+        <m:r>
+          <m:rPr>
+            <m:sty m:val="p"/>
+          </m:rPr>
+          <m:t>=</m:t>
+        </m:r>
+        <m:r>
+          <m:t>193</m:t>
+        </m:r>
+        <m:r>
+          <m:t> </m:t>
+        </m:r>
+        <m:r>
+          <m:rPr>
+            <m:sty m:val="p"/>
+          </m:rPr>
+          <m:t>s</m:t>
+        </m:r>
+      </m:oMath>
+      <w:r>
+        <w:rPr>
+          <w:rFonts w:hint="eastAsia" w:ascii="Times New Roman" w:hAnsi="Times New Roman" w:eastAsia="Times New Roman" w:cs="Times New Roman"/>
+        </w:rPr>
+        <w:t xml:space="preserve">；(c)</w:t>
+      </w:r>
+      <w:r>
+        <w:rPr>
+          <w:rFonts w:ascii="Times New Roman" w:hAnsi="Times New Roman" w:eastAsia="Times New Roman" w:cs="Times New Roman"/>
+        </w:rPr>
+        <w:t xml:space="preserve"> </w:t>
+      </w:r>
+      <m:oMath>
+        <m:oMathPr>
+          <m:ctrlPr>
+            <w:rPr>
+              <w:sz w:val="28"/>
+              <w:szCs w:val="28"/>
+            </w:rPr>
+          </m:ctrlPr>
+        </m:oMathPr>
+        <m:r>
+          <m:rPr>
+            <m:sty m:val="p"/>
+          </m:rPr>
+          <m:t>[</m:t>
+        </m:r>
+        <m:r>
+          <m:t>A</m:t>
+        </m:r>
+        <m:r>
+          <m:rPr>
+            <m:sty m:val="p"/>
+          </m:rPr>
+          <m:t>]</m:t>
+        </m:r>
+        <m:r>
+          <m:rPr>
+            <m:sty m:val="p"/>
+          </m:rPr>
+          <m:t>=</m:t>
+        </m:r>
+        <m:r>
+          <m:t>0.250</m:t>
+        </m:r>
+        <m:r>
+          <m:rPr>
+            <m:sty m:val="p"/>
+          </m:rPr>
+          <m:t>×</m:t>
+        </m:r>
+        <m:sSup>
+          <m:e>
+            <m:r>
+              <m:rPr>
+                <m:sty m:val="p"/>
+              </m:rPr>
+              <m:t>e</m:t>
+            </m:r>
+          </m:e>
+          <m:sup>
+            <m:r>
+              <m:rPr>
+                <m:sty m:val="p"/>
+              </m:rPr>
+              <m:t>−</m:t>
+            </m:r>
+            <m:r>
+              <m:t>3.60</m:t>
+            </m:r>
+            <m:r>
+              <m:rPr>
+                <m:sty m:val="p"/>
+              </m:rPr>
+              <m:t>×</m:t>
+            </m:r>
+            <m:sSup>
+              <m:e>
+                <m:r>
+                  <m:t>10</m:t>
+                </m:r>
+              </m:e>
+              <m:sup>
+                <m:r>
+                  <m:rPr>
+                    <m:sty m:val="p"/>
+                  </m:rPr>
+                  <m:t>−</m:t>
+                </m:r>
+                <m:r>
+                  <m:t>3</m:t>
+                </m:r>
+              </m:sup>
+            </m:sSup>
+            <m:r>
+              <m:rPr>
+                <m:sty m:val="p"/>
+              </m:rPr>
+              <m:t>×</m:t>
+            </m:r>
+            <m:r>
+              <m:t>7200</m:t>
+            </m:r>
+          </m:sup>
+        </m:sSup>
+        <m:r>
+          <m:rPr>
+            <m:sty m:val="p"/>
+          </m:rPr>
+          <m:t>=</m:t>
+        </m:r>
+        <m:r>
+          <m:t>0.250</m:t>
+        </m:r>
+        <m:r>
+          <m:rPr>
+            <m:sty m:val="p"/>
+          </m:rPr>
+          <m:t>×</m:t>
+        </m:r>
+        <m:sSup>
+          <m:e>
+            <m:r>
+              <m:rPr>
+                <m:sty m:val="p"/>
+              </m:rPr>
+              <m:t>e</m:t>
+            </m:r>
+          </m:e>
+          <m:sup>
+            <m:r>
+              <m:rPr>
+                <m:sty m:val="p"/>
+              </m:rPr>
+              <m:t>−</m:t>
+            </m:r>
+            <m:r>
+              <m:t>25.9</m:t>
+            </m:r>
+          </m:sup>
+        </m:sSup>
+        <m:r>
+          <m:rPr>
+            <m:sty m:val="p"/>
+          </m:rPr>
+          <m:t>=</m:t>
+        </m:r>
+        <m:r>
+          <m:t>1.4</m:t>
+        </m:r>
+        <m:r>
+          <m:rPr>
+            <m:sty m:val="p"/>
+          </m:rPr>
+          <m:t>×</m:t>
+        </m:r>
+        <m:sSup>
+          <m:e>
+            <m:r>
+              <m:t>10</m:t>
+            </m:r>
+          </m:e>
+          <m:sup>
+            <m:r>
+              <m:rPr>
+                <m:sty m:val="p"/>
+              </m:rPr>
+              <m:t>−</m:t>
+            </m:r>
+            <m:r>
+              <m:t>12</m:t>
+            </m:r>
+          </m:sup>
+        </m:sSup>
+        <m:r>
+          <m:t> </m:t>
+        </m:r>
+        <m:r>
+          <m:rPr>
+            <m:sty m:val="p"/>
+          </m:rPr>
+          <m:t>m</m:t>
+        </m:r>
+        <m:r>
+          <m:rPr>
+            <m:sty m:val="p"/>
+          </m:rPr>
+          <m:t>o</m:t>
+        </m:r>
+        <m:r>
+          <m:rPr>
+            <m:sty m:val="p"/>
+          </m:rPr>
+          <m:t>l</m:t>
+        </m:r>
+        <m:r>
+          <m:rPr>
+            <m:sty m:val="p"/>
+          </m:rPr>
+          <m:t>⋅</m:t>
+        </m:r>
+        <m:sSup>
+          <m:e>
+            <m:r>
+              <m:rPr>
+                <m:sty m:val="p"/>
+              </m:rPr>
+              <m:t>L</m:t>
+            </m:r>
+          </m:e>
+          <m:sup>
+            <m:r>
+              <m:rPr>
+                <m:sty m:val="p"/>
+              </m:rPr>
+              <m:t>−</m:t>
+            </m:r>
+            <m:r>
+              <m:rPr>
+                <m:sty m:val="p"/>
+              </m:rPr>
+              <m:t>1</m:t>
+            </m:r>
+          </m:sup>
+        </m:sSup>
+      </m:oMath>
+      <w:r>
+        <w:rPr>
+          <w:rFonts w:hint="eastAsia" w:ascii="Times New Roman" w:hAnsi="Times New Roman" w:eastAsia="Times New Roman" w:cs="Times New Roman"/>
+        </w:rPr>
+        <w:t>（</w:t>
+      </w:r>
+      <w:r>
+        <w:rPr>
+          <w:rFonts w:hint="eastAsia" w:ascii="Times New Roman" w:hAnsi="Times New Roman" w:eastAsia="FangSong" w:cs="Times New Roman"/>
+        </w:rPr>
+        <w:t>已极低</w:t>
+      </w:r>
+      <w:r>
+        <w:rPr>
+          <w:rFonts w:hint="eastAsia" w:ascii="Times New Roman" w:hAnsi="Times New Roman" w:eastAsia="Times New Roman" w:cs="Times New Roman"/>
+        </w:rPr>
+        <w:t>，</w:t>
+      </w:r>
+      <w:r>
+        <w:rPr>
+          <w:rFonts w:hint="eastAsia" w:ascii="Times New Roman" w:hAnsi="Times New Roman" w:eastAsia="FangSong" w:cs="Times New Roman"/>
+        </w:rPr>
+        <w:t>实际受检出限限制</w:t>
+      </w:r>
+      <w:r>
+        <w:rPr>
+          <w:rFonts w:hint="eastAsia" w:ascii="Times New Roman" w:hAnsi="Times New Roman" w:eastAsia="Times New Roman" w:cs="Times New Roman"/>
+        </w:rPr>
+        <w:t>）。</w:t>
+      </w:r>
+    </w:p>
+    <w:p>
+      <w:pPr>
+        <w:pStyle w:val="BodyText"/>
+      </w:pPr>
+      <w:r>
+        <w:rPr>
+          <w:rFonts w:ascii="Times New Roman" w:hAnsi="Times New Roman" w:eastAsia="Times New Roman" w:cs="Times New Roman"/>
+          <w:b/>
+          <w:bCs/>
+        </w:rPr>
+        <w:t xml:space="preserve">9.</w:t>
+      </w:r>
+      <w:r>
+        <w:rPr>
+          <w:rFonts w:ascii="Times New Roman" w:hAnsi="Times New Roman" w:eastAsia="Times New Roman" w:cs="Times New Roman"/>
+        </w:rPr>
+        <w:t xml:space="preserve"> </w:t>
+      </w:r>
+      <m:oMath>
+        <m:oMathPr>
+          <m:ctrlPr>
+            <w:rPr>
+              <w:sz w:val="28"/>
+              <w:szCs w:val="28"/>
+            </w:rPr>
+          </m:ctrlPr>
+        </m:oMathPr>
+        <m:r>
+          <m:rPr>
+            <m:sty m:val="p"/>
+          </m:rPr>
+          <m:t>[</m:t>
+        </m:r>
+        <m:r>
+          <m:t>A</m:t>
+        </m:r>
+        <m:sSub>
+          <m:e>
+            <m:r>
+              <m:rPr>
+                <m:sty m:val="p"/>
+              </m:rPr>
+              <m:t>]</m:t>
+            </m:r>
+          </m:e>
+          <m:sub>
+            <m:r>
+              <m:t>0</m:t>
+            </m:r>
+          </m:sub>
+        </m:sSub>
+        <m:r>
+          <m:rPr>
+            <m:sty m:val="p"/>
+          </m:rPr>
+          <m:t>=</m:t>
+        </m:r>
+        <m:r>
+          <m:t>1</m:t>
+        </m:r>
+        <m:r>
+          <m:rPr>
+            <m:sty m:val="p"/>
+          </m:rPr>
+          <m:t>/</m:t>
+        </m:r>
+        <m:r>
+          <m:t>4.00</m:t>
+        </m:r>
+        <m:r>
+          <m:rPr>
+            <m:sty m:val="p"/>
+          </m:rPr>
+          <m:t>=</m:t>
+        </m:r>
+        <m:r>
+          <m:t>0.250</m:t>
+        </m:r>
+        <m:r>
+          <m:t> </m:t>
+        </m:r>
+        <m:r>
+          <m:rPr>
+            <m:sty m:val="p"/>
+          </m:rPr>
+          <m:t>m</m:t>
+        </m:r>
+        <m:r>
+          <m:rPr>
+            <m:sty m:val="p"/>
+          </m:rPr>
+          <m:t>o</m:t>
+        </m:r>
+        <m:r>
+          <m:rPr>
+            <m:sty m:val="p"/>
+          </m:rPr>
+          <m:t>l</m:t>
+        </m:r>
+        <m:r>
+          <m:rPr>
+            <m:sty m:val="p"/>
+          </m:rPr>
+          <m:t>⋅</m:t>
+        </m:r>
+        <m:sSup>
+          <m:e>
+            <m:r>
+              <m:rPr>
+                <m:sty m:val="p"/>
+              </m:rPr>
+              <m:t>L</m:t>
+            </m:r>
+          </m:e>
+          <m:sup>
+            <m:r>
+              <m:rPr>
+                <m:sty m:val="p"/>
+              </m:rPr>
+              <m:t>−</m:t>
+            </m:r>
+            <m:r>
+              <m:rPr>
+                <m:sty m:val="p"/>
+              </m:rPr>
+              <m:t>1</m:t>
+            </m:r>
+          </m:sup>
+        </m:sSup>
+      </m:oMath>
+      <w:r>
+        <w:rPr>
+          <w:rFonts w:hint="eastAsia" w:ascii="Times New Roman" w:hAnsi="Times New Roman" w:eastAsia="Times New Roman" w:cs="Times New Roman"/>
+        </w:rPr>
+        <w:t xml:space="preserve">；20</w:t>
+      </w:r>
+      <w:r>
+        <w:rPr>
+          <w:rFonts w:ascii="Times New Roman" w:hAnsi="Times New Roman" w:eastAsia="Times New Roman" w:cs="Times New Roman"/>
+        </w:rPr>
+        <w:t xml:space="preserve"> min </w:t>
+      </w:r>
+      <w:r>
+        <w:rPr>
+          <w:rFonts w:hint="eastAsia" w:ascii="Times New Roman" w:hAnsi="Times New Roman" w:eastAsia="FangSong" w:cs="Times New Roman"/>
+        </w:rPr>
+        <w:t xml:space="preserve">后</w:t>
+      </w:r>
+      <w:r>
+        <w:rPr>
+          <w:rFonts w:ascii="Times New Roman" w:hAnsi="Times New Roman" w:eastAsia="Times New Roman" w:cs="Times New Roman"/>
+        </w:rPr>
+        <w:t xml:space="preserve"> </w:t>
+      </w:r>
+      <w:r>
+        <w:rPr>
+          <w:rStyle w:val="VerbatimChar"/>
+          <w:rFonts w:ascii="Times New Roman" w:hAnsi="Times New Roman" w:eastAsia="Times New Roman" w:cs="Times New Roman"/>
+        </w:rPr>
+        <w:t xml:space="preserve">1/[A] = 4.00 + 0.100×20 = 6.00</w:t>
+      </w:r>
+      <w:r>
+        <w:rPr>
+          <w:rFonts w:hint="eastAsia" w:ascii="Times New Roman" w:hAnsi="Times New Roman" w:eastAsia="Times New Roman" w:cs="Times New Roman"/>
+        </w:rPr>
+        <w:t xml:space="preserve">，</w:t>
+      </w:r>
+      <w:r>
+        <w:rPr>
+          <w:rStyle w:val="VerbatimChar"/>
+          <w:rFonts w:ascii="Times New Roman" w:hAnsi="Times New Roman" w:eastAsia="Times New Roman" w:cs="Times New Roman"/>
+        </w:rPr>
+        <w:t>[A] = 1/6.00 = 0.167 mol·L</w:t>
+      </w:r>
+      <w:r>
+        <w:rPr>
+          <w:rStyle w:val="VerbatimChar"/>
+          <w:rFonts w:ascii="Times New Roman" w:hAnsi="Times New Roman" w:eastAsia="Times New Roman" w:cs="Times New Roman"/>
+          <w:vertAlign w:val="superscript"/>
+        </w:rPr>
+        <w:t>-1</w:t>
+      </w:r>
+      <w:r>
+        <w:rPr>
+          <w:rFonts w:ascii="Times New Roman" w:hAnsi="Times New Roman" w:eastAsia="Times New Roman" w:cs="Times New Roman"/>
+        </w:rPr>
+        <w:t xml:space="preserve">。</w:t>
+      </w:r>
+    </w:p>
+    <w:p>
+      <w:pPr>
+        <w:pStyle w:val="BodyText"/>
+      </w:pPr>
+      <w:r>
+        <w:rPr>
+          <w:rFonts w:ascii="Times New Roman" w:hAnsi="Times New Roman" w:eastAsia="Times New Roman" w:cs="Times New Roman"/>
+          <w:b/>
+          <w:bCs/>
+        </w:rPr>
+        <w:t xml:space="preserve">10.</w:t>
+      </w:r>
+      <w:r>
+        <w:rPr>
+          <w:rFonts w:ascii="Times New Roman" w:hAnsi="Times New Roman" w:eastAsia="Times New Roman" w:cs="Times New Roman"/>
+        </w:rPr>
+        <w:t xml:space="preserve"> </w:t>
+      </w:r>
+      <m:oMath>
+        <m:oMathPr>
+          <m:ctrlPr>
+            <w:rPr>
+              <w:sz w:val="28"/>
+              <w:szCs w:val="28"/>
+            </w:rPr>
+          </m:ctrlPr>
+        </m:oMathPr>
+        <m:r>
+          <m:t>n</m:t>
+        </m:r>
+        <m:r>
+          <m:rPr>
+            <m:sty m:val="p"/>
+          </m:rPr>
+          <m:t>=</m:t>
+        </m:r>
+        <m:f>
+          <m:fPr>
+            <m:type m:val="bar"/>
+          </m:fPr>
+          <m:num>
+            <m:r>
+              <m:rPr>
+                <m:sty m:val="p"/>
+              </m:rPr>
+              <m:t>ln</m:t>
+            </m:r>
+            <m:r>
+              <m:rPr>
+                <m:sty m:val="p"/>
+              </m:rPr>
+              <m:t>(</m:t>
+            </m:r>
+            <m:sSub>
+              <m:e>
+                <m:r>
+                  <m:t>v</m:t>
+                </m:r>
+              </m:e>
+              <m:sub>
+                <m:r>
+                  <m:t>2</m:t>
+                </m:r>
+              </m:sub>
+            </m:sSub>
+            <m:r>
+              <m:rPr>
+                <m:sty m:val="p"/>
+              </m:rPr>
+              <m:t>/</m:t>
+            </m:r>
+            <m:sSub>
+              <m:e>
+                <m:r>
+                  <m:t>v</m:t>
+                </m:r>
+              </m:e>
+              <m:sub>
+                <m:r>
+                  <m:t>1</m:t>
+                </m:r>
+              </m:sub>
+            </m:sSub>
+            <m:r>
+              <m:rPr>
+                <m:sty m:val="p"/>
+              </m:rPr>
+              <m:t>)</m:t>
+            </m:r>
+          </m:num>
+          <m:den>
+            <m:r>
+              <m:rPr>
+                <m:sty m:val="p"/>
+              </m:rPr>
+              <m:t>ln</m:t>
+            </m:r>
+            <m:r>
+              <m:rPr>
+                <m:sty m:val="p"/>
+              </m:rPr>
+              <m:t>(</m:t>
+            </m:r>
+            <m:r>
+              <m:rPr>
+                <m:sty m:val="p"/>
+              </m:rPr>
+              <m:t>[</m:t>
+            </m:r>
+            <m:r>
+              <m:t>A</m:t>
+            </m:r>
+            <m:sSub>
+              <m:e>
+                <m:r>
+                  <m:rPr>
+                    <m:sty m:val="p"/>
+                  </m:rPr>
+                  <m:t>]</m:t>
+                </m:r>
+              </m:e>
+              <m:sub>
+                <m:r>
+                  <m:t>2</m:t>
+                </m:r>
+              </m:sub>
+            </m:sSub>
+            <m:r>
+              <m:rPr>
+                <m:sty m:val="p"/>
+              </m:rPr>
+              <m:t>/</m:t>
+            </m:r>
+            <m:r>
+              <m:rPr>
+                <m:sty m:val="p"/>
+              </m:rPr>
+              <m:t>[</m:t>
+            </m:r>
+            <m:r>
+              <m:t>A</m:t>
+            </m:r>
+            <m:sSub>
+              <m:e>
+                <m:r>
+                  <m:rPr>
+                    <m:sty m:val="p"/>
+                  </m:rPr>
+                  <m:t>]</m:t>
+                </m:r>
+              </m:e>
+              <m:sub>
+                <m:r>
+                  <m:t>1</m:t>
+                </m:r>
+              </m:sub>
+            </m:sSub>
+            <m:r>
+              <m:rPr>
+                <m:sty m:val="p"/>
+              </m:rPr>
+              <m:t>)</m:t>
+            </m:r>
+          </m:den>
+        </m:f>
+        <m:r>
+          <m:rPr>
+            <m:sty m:val="p"/>
+          </m:rPr>
+          <m:t>=</m:t>
+        </m:r>
+        <m:f>
+          <m:fPr>
+            <m:type m:val="bar"/>
+          </m:fPr>
+          <m:num>
+            <m:r>
+              <m:rPr>
+                <m:sty m:val="p"/>
+              </m:rPr>
+              <m:t>ln</m:t>
+            </m:r>
+            <m:r>
+              <m:t>4</m:t>
+            </m:r>
+          </m:num>
+          <m:den>
+            <m:r>
+              <m:rPr>
+                <m:sty m:val="p"/>
+              </m:rPr>
+              <m:t>ln</m:t>
+            </m:r>
+            <m:r>
+              <m:t>2</m:t>
+            </m:r>
+          </m:den>
+        </m:f>
+        <m:r>
+          <m:rPr>
+            <m:sty m:val="p"/>
+          </m:rPr>
+          <m:t>=</m:t>
+        </m:r>
+        <m:r>
+          <m:t>2</m:t>
+        </m:r>
+      </m:oMath>
+      <w:r>
+        <w:rPr>
+          <w:rFonts w:hint="eastAsia" w:ascii="Times New Roman" w:hAnsi="Times New Roman" w:eastAsia="Times New Roman" w:cs="Times New Roman"/>
+        </w:rPr>
+        <w:t xml:space="preserve">；</w:t>
+      </w:r>
+      <m:oMath>
+        <m:oMathPr>
+          <m:ctrlPr>
+            <w:rPr>
+              <w:sz w:val="28"/>
+              <w:szCs w:val="28"/>
+            </w:rPr>
+          </m:ctrlPr>
+        </m:oMathPr>
+        <m:r>
+          <m:t>k</m:t>
+        </m:r>
+        <m:r>
+          <m:rPr>
+            <m:sty m:val="p"/>
+          </m:rPr>
+          <m:t>=</m:t>
+        </m:r>
+        <m:r>
+          <m:t>v</m:t>
+        </m:r>
+        <m:r>
+          <m:rPr>
+            <m:sty m:val="p"/>
+          </m:rPr>
+          <m:t>/</m:t>
+        </m:r>
+        <m:r>
+          <m:rPr>
+            <m:sty m:val="p"/>
+          </m:rPr>
+          <m:t>[</m:t>
+        </m:r>
+        <m:r>
+          <m:t>A</m:t>
+        </m:r>
+        <m:sSup>
+          <m:e>
+            <m:r>
+              <m:rPr>
+                <m:sty m:val="p"/>
+              </m:rPr>
+              <m:t>]</m:t>
+            </m:r>
+          </m:e>
+          <m:sup>
+            <m:r>
+              <m:t>2</m:t>
+            </m:r>
+          </m:sup>
+        </m:sSup>
+        <m:r>
+          <m:rPr>
+            <m:sty m:val="p"/>
+          </m:rPr>
+          <m:t>=</m:t>
+        </m:r>
+        <m:r>
+          <m:t>2.0</m:t>
+        </m:r>
+        <m:r>
+          <m:rPr>
+            <m:sty m:val="p"/>
+          </m:rPr>
+          <m:t>×</m:t>
+        </m:r>
+        <m:sSup>
+          <m:e>
+            <m:r>
+              <m:t>10</m:t>
+            </m:r>
+          </m:e>
+          <m:sup>
+            <m:r>
+              <m:rPr>
+                <m:sty m:val="p"/>
+              </m:rPr>
+              <m:t>−</m:t>
+            </m:r>
+            <m:r>
+              <m:t>4</m:t>
+            </m:r>
+          </m:sup>
+        </m:sSup>
+        <m:r>
+          <m:rPr>
+            <m:sty m:val="p"/>
+          </m:rPr>
+          <m:t>/</m:t>
+        </m:r>
+        <m:sSup>
+          <m:e>
+            <m:r>
+              <m:t>0.10</m:t>
+            </m:r>
+          </m:e>
+          <m:sup>
+            <m:r>
+              <m:t>2</m:t>
+            </m:r>
+          </m:sup>
+        </m:sSup>
+        <m:r>
+          <m:rPr>
+            <m:sty m:val="p"/>
+          </m:rPr>
+          <m:t>=</m:t>
+        </m:r>
+        <m:r>
+          <m:t>0.0200</m:t>
+        </m:r>
+        <m:r>
+          <m:t> </m:t>
+        </m:r>
+        <m:r>
+          <m:rPr>
+            <m:sty m:val="p"/>
+          </m:rPr>
+          <m:t>L</m:t>
+        </m:r>
+        <m:r>
+          <m:rPr>
+            <m:sty m:val="p"/>
+          </m:rPr>
+          <m:t>⋅</m:t>
+        </m:r>
+        <m:r>
+          <m:rPr>
+            <m:sty m:val="p"/>
+          </m:rPr>
+          <m:t>m</m:t>
+        </m:r>
+        <m:r>
+          <m:rPr>
+            <m:sty m:val="p"/>
+          </m:rPr>
+          <m:t>o</m:t>
+        </m:r>
+        <m:sSup>
+          <m:e>
+            <m:r>
+              <m:rPr>
+                <m:sty m:val="p"/>
+              </m:rPr>
+              <m:t>l</m:t>
+            </m:r>
+          </m:e>
+          <m:sup>
+            <m:r>
+              <m:rPr>
+                <m:sty m:val="p"/>
+              </m:rPr>
+              <m:t>−</m:t>
+            </m:r>
+            <m:r>
+              <m:rPr>
+                <m:sty m:val="p"/>
+              </m:rPr>
+              <m:t>1</m:t>
+            </m:r>
+          </m:sup>
+        </m:sSup>
+        <m:r>
+          <m:rPr>
+            <m:sty m:val="p"/>
+          </m:rPr>
+          <m:t>⋅</m:t>
+        </m:r>
+        <m:sSup>
+          <m:e>
+            <m:r>
+              <m:rPr>
+                <m:sty m:val="p"/>
+              </m:rPr>
+              <m:t>s</m:t>
+            </m:r>
+          </m:e>
+          <m:sup>
+            <m:r>
+              <m:rPr>
+                <m:sty m:val="p"/>
+              </m:rPr>
+              <m:t>−</m:t>
+            </m:r>
+            <m:r>
+              <m:rPr>
+                <m:sty m:val="p"/>
+              </m:rPr>
+              <m:t>1</m:t>
+            </m:r>
+          </m:sup>
+        </m:sSup>
+      </m:oMath>
+      <w:r>
+        <w:rPr>
+          <w:rFonts w:ascii="Times New Roman" w:hAnsi="Times New Roman" w:eastAsia="Times New Roman" w:cs="Times New Roman"/>
+        </w:rPr>
+        <w:t xml:space="preserve">。</w:t>
+      </w:r>
+    </w:p>
+    <w:p>
+      <w:pPr>
+        <w:pStyle w:val="BodyText"/>
+      </w:pPr>
+      <w:r>
+        <w:rPr>
+          <w:rFonts w:ascii="Times New Roman" w:hAnsi="Times New Roman" w:eastAsia="Times New Roman" w:cs="Times New Roman"/>
+          <w:b/>
+          <w:bCs/>
+        </w:rPr>
+        <w:t xml:space="preserve">11.</w:t>
+      </w:r>
+      <w:r>
+        <w:rPr>
+          <w:rFonts w:ascii="Times New Roman" w:hAnsi="Times New Roman" w:eastAsia="Times New Roman" w:cs="Times New Roman"/>
+        </w:rPr>
+        <w:t xml:space="preserve"> </w:t>
+      </w:r>
+      <w:r>
+        <w:rPr>
+          <w:rStyle w:val="VerbatimChar"/>
+          <w:rFonts w:ascii="Times New Roman" w:hAnsi="Times New Roman" w:eastAsia="Times New Roman" w:cs="Times New Roman"/>
+        </w:rPr>
+        <w:t xml:space="preserve">ln([A]/cθ)</w:t>
+      </w:r>
+      <w:r>
+        <w:rPr>
+          <w:rFonts w:ascii="Times New Roman" w:hAnsi="Times New Roman" w:eastAsia="Times New Roman" w:cs="Times New Roman"/>
+        </w:rPr>
+        <w:t xml:space="preserve"> </w:t>
+      </w:r>
+      <w:r>
+        <w:rPr>
+          <w:rFonts w:ascii="Times New Roman" w:hAnsi="Times New Roman" w:eastAsia="Times New Roman" w:cs="Times New Roman"/>
+        </w:rPr>
+        <w:t>= −0.693, −0.892, −1.094, −1.291, −1.492。Σx = 600、Σy = −5.462、Σx</w:t>
+      </w:r>
+      <w:r>
+        <w:rPr>
+          <w:rFonts w:ascii="Times New Roman" w:hAnsi="Times New Roman" w:eastAsia="Times New Roman" w:cs="Times New Roman"/>
+          <w:vertAlign w:val="superscript"/>
+        </w:rPr>
+        <w:t>2</w:t>
+      </w:r>
+      <w:r>
+        <w:rPr>
+          <w:rFonts w:ascii="Times New Roman" w:hAnsi="Times New Roman" w:eastAsia="Times New Roman" w:cs="Times New Roman"/>
+        </w:rPr>
+        <w:t xml:space="preserve"> = 1.080×10</w:t>
+      </w:r>
+      <w:r>
+        <w:rPr>
+          <w:rFonts w:ascii="Times New Roman" w:hAnsi="Times New Roman" w:eastAsia="Times New Roman" w:cs="Times New Roman"/>
+          <w:vertAlign w:val="superscript"/>
+        </w:rPr>
+        <w:t>5</w:t>
+      </w:r>
+      <w:r>
+        <w:rPr>
+          <w:rFonts w:ascii="Times New Roman" w:hAnsi="Times New Roman" w:eastAsia="Times New Roman" w:cs="Times New Roman"/>
+        </w:rPr>
+        <w:t>、Σxy = −775.3。</w:t>
+      </w:r>
+      <m:oMath>
+        <m:oMathPr>
+          <m:ctrlPr>
+            <w:rPr>
+              <w:sz w:val="28"/>
+              <w:szCs w:val="28"/>
+            </w:rPr>
+          </m:ctrlPr>
+        </m:oMathPr>
+        <m:r>
+          <m:t>a</m:t>
+        </m:r>
+        <m:r>
+          <m:rPr>
+            <m:sty m:val="p"/>
+          </m:rPr>
+          <m:t>=</m:t>
+        </m:r>
+        <m:f>
+          <m:fPr>
+            <m:type m:val="bar"/>
+          </m:fPr>
+          <m:num>
+            <m:r>
+              <m:t>5</m:t>
+            </m:r>
+            <m:r>
+              <m:rPr>
+                <m:sty m:val="p"/>
+              </m:rPr>
+              <m:t>×</m:t>
+            </m:r>
+            <m:r>
+              <m:rPr>
+                <m:sty m:val="p"/>
+              </m:rPr>
+              <m:t>(</m:t>
+            </m:r>
+            <m:r>
+              <m:rPr>
+                <m:sty m:val="p"/>
+              </m:rPr>
+              <m:t>−</m:t>
+            </m:r>
+            <m:r>
+              <m:t>775.3</m:t>
+            </m:r>
+            <m:r>
+              <m:rPr>
+                <m:sty m:val="p"/>
+              </m:rPr>
+              <m:t>)</m:t>
+            </m:r>
+            <m:r>
+              <m:rPr>
+                <m:sty m:val="p"/>
+              </m:rPr>
+              <m:t>−</m:t>
+            </m:r>
+            <m:r>
+              <m:t>600</m:t>
+            </m:r>
+            <m:r>
+              <m:rPr>
+                <m:sty m:val="p"/>
+              </m:rPr>
+              <m:t>×</m:t>
+            </m:r>
+            <m:r>
+              <m:rPr>
+                <m:sty m:val="p"/>
+              </m:rPr>
+              <m:t>(</m:t>
+            </m:r>
+            <m:r>
+              <m:rPr>
+                <m:sty m:val="p"/>
+              </m:rPr>
+              <m:t>−</m:t>
+            </m:r>
+            <m:r>
+              <m:t>5.462</m:t>
+            </m:r>
+            <m:r>
+              <m:rPr>
+                <m:sty m:val="p"/>
+              </m:rPr>
+              <m:t>)</m:t>
+            </m:r>
+          </m:num>
+          <m:den>
+            <m:r>
+              <m:t>5</m:t>
+            </m:r>
+            <m:r>
+              <m:rPr>
+                <m:sty m:val="p"/>
+              </m:rPr>
+              <m:t>×</m:t>
+            </m:r>
+            <m:r>
+              <m:t>1.080</m:t>
+            </m:r>
+            <m:r>
+              <m:rPr>
+                <m:sty m:val="p"/>
+              </m:rPr>
+              <m:t>×</m:t>
+            </m:r>
+            <m:sSup>
+              <m:e>
+                <m:r>
+                  <m:t>10</m:t>
+                </m:r>
+              </m:e>
+              <m:sup>
+                <m:r>
+                  <m:t>5</m:t>
+                </m:r>
+              </m:sup>
+            </m:sSup>
+            <m:r>
+              <m:rPr>
+                <m:sty m:val="p"/>
+              </m:rPr>
+              <m:t>−</m:t>
+            </m:r>
+            <m:sSup>
+              <m:e>
+                <m:r>
+                  <m:t>600</m:t>
+                </m:r>
+              </m:e>
+              <m:sup>
+                <m:r>
+                  <m:t>2</m:t>
+                </m:r>
+              </m:sup>
+            </m:sSup>
+          </m:den>
+        </m:f>
+        <m:r>
+          <m:rPr>
+            <m:sty m:val="p"/>
+          </m:rPr>
+          <m:t>=</m:t>
+        </m:r>
+        <m:f>
+          <m:fPr>
+            <m:type m:val="bar"/>
+          </m:fPr>
+          <m:num>
+            <m:r>
+              <m:rPr>
+                <m:sty m:val="p"/>
+              </m:rPr>
+              <m:t>−</m:t>
+            </m:r>
+            <m:r>
+              <m:t>3876.5</m:t>
+            </m:r>
+            <m:r>
+              <m:rPr>
+                <m:sty m:val="p"/>
+              </m:rPr>
+              <m:t>+</m:t>
+            </m:r>
+            <m:r>
+              <m:t>3277.2</m:t>
+            </m:r>
+          </m:num>
+          <m:den>
+            <m:r>
+              <m:t>5.400</m:t>
+            </m:r>
+            <m:r>
+              <m:rPr>
+                <m:sty m:val="p"/>
+              </m:rPr>
+              <m:t>×</m:t>
+            </m:r>
+            <m:sSup>
+              <m:e>
+                <m:r>
+                  <m:t>10</m:t>
+                </m:r>
+              </m:e>
+              <m:sup>
+                <m:r>
+                  <m:t>5</m:t>
+                </m:r>
+              </m:sup>
+            </m:sSup>
+            <m:r>
+              <m:rPr>
+                <m:sty m:val="p"/>
+              </m:rPr>
+              <m:t>−</m:t>
+            </m:r>
+            <m:r>
+              <m:t>3.600</m:t>
+            </m:r>
+            <m:r>
+              <m:rPr>
+                <m:sty m:val="p"/>
+              </m:rPr>
+              <m:t>×</m:t>
+            </m:r>
+            <m:sSup>
+              <m:e>
+                <m:r>
+                  <m:t>10</m:t>
+                </m:r>
+              </m:e>
+              <m:sup>
+                <m:r>
+                  <m:t>5</m:t>
+                </m:r>
+              </m:sup>
+            </m:sSup>
+          </m:den>
+        </m:f>
+        <m:r>
+          <m:rPr>
+            <m:sty m:val="p"/>
+          </m:rPr>
+          <m:t>=</m:t>
+        </m:r>
+        <m:f>
+          <m:fPr>
+            <m:type m:val="bar"/>
+          </m:fPr>
+          <m:num>
+            <m:r>
+              <m:rPr>
+                <m:sty m:val="p"/>
+              </m:rPr>
+              <m:t>−</m:t>
+            </m:r>
+            <m:r>
+              <m:t>599.3</m:t>
+            </m:r>
+          </m:num>
+          <m:den>
+            <m:r>
+              <m:t>1.800</m:t>
+            </m:r>
+            <m:r>
+              <m:rPr>
+                <m:sty m:val="p"/>
+              </m:rPr>
+              <m:t>×</m:t>
+            </m:r>
+            <m:sSup>
+              <m:e>
+                <m:r>
+                  <m:t>10</m:t>
+                </m:r>
+              </m:e>
+              <m:sup>
+                <m:r>
+                  <m:t>5</m:t>
+                </m:r>
+              </m:sup>
+            </m:sSup>
+          </m:den>
+        </m:f>
+        <m:r>
+          <m:rPr>
+            <m:sty m:val="p"/>
+          </m:rPr>
+          <m:t>=</m:t>
+        </m:r>
+        <m:r>
+          <m:rPr>
+            <m:sty m:val="p"/>
+          </m:rPr>
+          <m:t>−</m:t>
+        </m:r>
+        <m:r>
+          <m:t>3.33</m:t>
+        </m:r>
+        <m:r>
+          <m:rPr>
+            <m:sty m:val="p"/>
+          </m:rPr>
+          <m:t>×</m:t>
+        </m:r>
+        <m:sSup>
+          <m:e>
+            <m:r>
+              <m:t>10</m:t>
+            </m:r>
+          </m:e>
+          <m:sup>
+            <m:r>
+              <m:rPr>
+                <m:sty m:val="p"/>
+              </m:rPr>
+              <m:t>−</m:t>
+            </m:r>
+            <m:r>
+              <m:t>3</m:t>
+            </m:r>
+          </m:sup>
+        </m:sSup>
+        <m:r>
+          <m:t> </m:t>
+        </m:r>
+        <m:sSup>
+          <m:e>
+            <m:r>
+              <m:rPr>
+                <m:sty m:val="p"/>
+              </m:rPr>
+              <m:t>s</m:t>
+            </m:r>
+          </m:e>
+          <m:sup>
+            <m:r>
+              <m:rPr>
+                <m:sty m:val="p"/>
+              </m:rPr>
+              <m:t>−</m:t>
+            </m:r>
+            <m:r>
+              <m:rPr>
+                <m:sty m:val="p"/>
+              </m:rPr>
+              <m:t>1</m:t>
+            </m:r>
+          </m:sup>
+        </m:sSup>
+      </m:oMath>
+      <w:r>
+        <w:rPr>
+          <w:rFonts w:hint="eastAsia" w:ascii="Times New Roman" w:hAnsi="Times New Roman" w:eastAsia="Times New Roman" w:cs="Times New Roman"/>
+        </w:rPr>
+        <w:t>，</w:t>
+      </w:r>
+      <w:r>
+        <w:rPr>
+          <w:rFonts w:hint="eastAsia" w:ascii="Times New Roman" w:hAnsi="Times New Roman" w:eastAsia="FangSong" w:cs="Times New Roman"/>
+        </w:rPr>
+        <w:t>故</w:t>
+      </w:r>
+      <w:r>
+        <w:rPr>
+          <w:rFonts w:ascii="Times New Roman" w:hAnsi="Times New Roman" w:eastAsia="Times New Roman" w:cs="Times New Roman"/>
+        </w:rPr>
+        <w:t xml:space="preserve"> </w:t>
+      </w:r>
+      <m:oMath>
+        <m:oMathPr>
+          <m:ctrlPr>
+            <w:rPr>
+              <w:sz w:val="28"/>
+              <w:szCs w:val="28"/>
+            </w:rPr>
+          </m:ctrlPr>
+        </m:oMathPr>
+        <m:r>
+          <m:t>k</m:t>
+        </m:r>
+        <m:r>
+          <m:rPr>
+            <m:sty m:val="p"/>
+          </m:rPr>
+          <m:t>=</m:t>
+        </m:r>
+        <m:r>
+          <m:t>3.33</m:t>
+        </m:r>
+        <m:r>
+          <m:rPr>
+            <m:sty m:val="p"/>
+          </m:rPr>
+          <m:t>×</m:t>
+        </m:r>
+        <m:sSup>
+          <m:e>
+            <m:r>
+              <m:t>10</m:t>
+            </m:r>
+          </m:e>
+          <m:sup>
+            <m:r>
+              <m:rPr>
+                <m:sty m:val="p"/>
+              </m:rPr>
+              <m:t>−</m:t>
+            </m:r>
+            <m:r>
+              <m:t>3</m:t>
+            </m:r>
+          </m:sup>
+        </m:sSup>
+        <m:r>
+          <m:t> </m:t>
+        </m:r>
+        <m:sSup>
+          <m:e>
+            <m:r>
+              <m:rPr>
+                <m:sty m:val="p"/>
+              </m:rPr>
+              <m:t>s</m:t>
+            </m:r>
+          </m:e>
+          <m:sup>
+            <m:r>
+              <m:rPr>
+                <m:sty m:val="p"/>
+              </m:rPr>
+              <m:t>−</m:t>
+            </m:r>
+            <m:r>
+              <m:rPr>
+                <m:sty m:val="p"/>
+              </m:rPr>
+              <m:t>1</m:t>
+            </m:r>
+          </m:sup>
+        </m:sSup>
+      </m:oMath>
+      <w:r>
+        <w:rPr>
+          <w:rFonts w:hint="eastAsia" w:ascii="Times New Roman" w:hAnsi="Times New Roman" w:eastAsia="Times New Roman" w:cs="Times New Roman"/>
+        </w:rPr>
+        <w:t xml:space="preserve">；</w:t>
+      </w:r>
+      <m:oMath>
+        <m:oMathPr>
+          <m:ctrlPr>
+            <w:rPr>
+              <w:sz w:val="28"/>
+              <w:szCs w:val="28"/>
+            </w:rPr>
+          </m:ctrlPr>
+        </m:oMathPr>
+        <m:r>
+          <m:t>b</m:t>
+        </m:r>
+        <m:r>
+          <m:rPr>
+            <m:sty m:val="p"/>
+          </m:rPr>
+          <m:t>=</m:t>
+        </m:r>
+        <m:acc>
+          <m:accPr>
+            <m:chr m:val="‾"/>
+          </m:accPr>
+          <m:e>
+            <m:r>
+              <m:t>y</m:t>
+            </m:r>
+          </m:e>
+        </m:acc>
+        <m:r>
+          <m:rPr>
+            <m:sty m:val="p"/>
+          </m:rPr>
+          <m:t>−</m:t>
+        </m:r>
+        <m:r>
+          <m:t>a</m:t>
+        </m:r>
+        <m:acc>
+          <m:accPr>
+            <m:chr m:val="‾"/>
+          </m:accPr>
+          <m:e>
+            <m:r>
+              <m:t>x</m:t>
+            </m:r>
+          </m:e>
+        </m:acc>
+        <m:r>
+          <m:rPr>
+            <m:sty m:val="p"/>
+          </m:rPr>
+          <m:t>=</m:t>
+        </m:r>
+        <m:r>
+          <m:rPr>
+            <m:sty m:val="p"/>
+          </m:rPr>
+          <m:t>−</m:t>
+        </m:r>
+        <m:r>
+          <m:t>1.0924</m:t>
+        </m:r>
+        <m:r>
+          <m:rPr>
+            <m:sty m:val="p"/>
+          </m:rPr>
+          <m:t>−</m:t>
+        </m:r>
+        <m:r>
+          <m:rPr>
+            <m:sty m:val="p"/>
+          </m:rPr>
+          <m:t>(</m:t>
+        </m:r>
+        <m:r>
+          <m:rPr>
+            <m:sty m:val="p"/>
+          </m:rPr>
+          <m:t>−</m:t>
+        </m:r>
+        <m:r>
+          <m:t>3.33</m:t>
+        </m:r>
+        <m:r>
+          <m:rPr>
+            <m:sty m:val="p"/>
+          </m:rPr>
+          <m:t>×</m:t>
+        </m:r>
+        <m:sSup>
+          <m:e>
+            <m:r>
+              <m:t>10</m:t>
+            </m:r>
+          </m:e>
+          <m:sup>
+            <m:r>
+              <m:rPr>
+                <m:sty m:val="p"/>
+              </m:rPr>
+              <m:t>−</m:t>
+            </m:r>
+            <m:r>
+              <m:t>3</m:t>
+            </m:r>
+          </m:sup>
+        </m:sSup>
+        <m:r>
+          <m:rPr>
+            <m:sty m:val="p"/>
+          </m:rPr>
+          <m:t>×</m:t>
+        </m:r>
+        <m:r>
+          <m:t>120</m:t>
+        </m:r>
+        <m:r>
+          <m:rPr>
+            <m:sty m:val="p"/>
+          </m:rPr>
+          <m:t>)</m:t>
+        </m:r>
+        <m:r>
+          <m:rPr>
+            <m:sty m:val="p"/>
+          </m:rPr>
+          <m:t>=</m:t>
+        </m:r>
+        <m:r>
+          <m:rPr>
+            <m:sty m:val="p"/>
+          </m:rPr>
+          <m:t>−</m:t>
+        </m:r>
+        <m:r>
+          <m:t>0.693</m:t>
+        </m:r>
+      </m:oMath>
+      <w:r>
+        <w:rPr>
+          <w:rFonts w:hint="eastAsia" w:ascii="Times New Roman" w:hAnsi="Times New Roman" w:eastAsia="Times New Roman" w:cs="Times New Roman"/>
+        </w:rPr>
+        <w:t>，</w:t>
+      </w:r>
+      <w:r>
+        <w:rPr>
+          <w:rFonts w:hint="eastAsia" w:ascii="Times New Roman" w:hAnsi="Times New Roman" w:eastAsia="FangSong" w:cs="Times New Roman"/>
+        </w:rPr>
+        <w:t>故</w:t>
+      </w:r>
+      <w:r>
+        <w:rPr>
+          <w:rFonts w:ascii="Times New Roman" w:hAnsi="Times New Roman" w:eastAsia="Times New Roman" w:cs="Times New Roman"/>
+        </w:rPr>
+        <w:t xml:space="preserve"> </w:t>
+      </w:r>
+      <w:r>
+        <w:rPr>
+          <w:rStyle w:val="VerbatimChar"/>
+          <w:rFonts w:ascii="Times New Roman" w:hAnsi="Times New Roman" w:eastAsia="Times New Roman" w:cs="Times New Roman"/>
+        </w:rPr>
+        <w:t>[A]</w:t>
+      </w:r>
+      <w:r>
+        <w:rPr>
+          <w:rStyle w:val="VerbatimChar"/>
+          <w:rFonts w:ascii="Times New Roman" w:hAnsi="Times New Roman" w:eastAsia="Times New Roman" w:cs="Times New Roman"/>
+          <w:vertAlign w:val="subscript"/>
+        </w:rPr>
+        <w:t>0</w:t>
+      </w:r>
+      <w:r>
+        <w:rPr>
+          <w:rStyle w:val="VerbatimChar"/>
+          <w:rFonts w:ascii="Times New Roman" w:hAnsi="Times New Roman" w:eastAsia="Times New Roman" w:cs="Times New Roman"/>
+        </w:rPr>
+        <w:t xml:space="preserve"> = 0.500 mol·L</w:t>
+      </w:r>
+      <w:r>
+        <w:rPr>
+          <w:rStyle w:val="VerbatimChar"/>
+          <w:rFonts w:ascii="Times New Roman" w:hAnsi="Times New Roman" w:eastAsia="Times New Roman" w:cs="Times New Roman"/>
+          <w:vertAlign w:val="superscript"/>
+        </w:rPr>
+        <w:t>-1</w:t>
+      </w:r>
+      <w:r>
+        <w:rPr>
+          <w:rFonts w:hint="eastAsia" w:ascii="Times New Roman" w:hAnsi="Times New Roman" w:eastAsia="Times New Roman" w:cs="Times New Roman"/>
+        </w:rPr>
+        <w:t>（</w:t>
+      </w:r>
+      <w:r>
+        <w:rPr>
+          <w:rFonts w:hint="eastAsia" w:ascii="Times New Roman" w:hAnsi="Times New Roman" w:eastAsia="FangSong" w:cs="Times New Roman"/>
+        </w:rPr>
+        <w:t>与实验初值吻合</w:t>
+      </w:r>
+      <w:r>
+        <w:rPr>
+          <w:rFonts w:hint="eastAsia" w:ascii="Times New Roman" w:hAnsi="Times New Roman" w:eastAsia="Times New Roman" w:cs="Times New Roman"/>
+        </w:rPr>
+        <w:t>）。</w:t>
+      </w:r>
+      <w:r>
+        <w:rPr>
+          <w:rFonts w:hint="eastAsia" w:ascii="Times New Roman" w:hAnsi="Times New Roman" w:eastAsia="FangSong" w:cs="Times New Roman"/>
+        </w:rPr>
+        <w:t>又</w:t>
+      </w:r>
+      <w:r>
+        <w:rPr>
+          <w:rFonts w:ascii="Times New Roman" w:hAnsi="Times New Roman" w:eastAsia="Times New Roman" w:cs="Times New Roman"/>
+        </w:rPr>
+        <w:t xml:space="preserve"> </w:t>
+      </w:r>
+      <w:r>
+        <w:rPr>
+          <w:rStyle w:val="VerbatimChar"/>
+          <w:rFonts w:ascii="Times New Roman" w:hAnsi="Times New Roman" w:eastAsia="Times New Roman" w:cs="Times New Roman"/>
+        </w:rPr>
+        <w:t>Σy</w:t>
+      </w:r>
+      <w:r>
+        <w:rPr>
+          <w:rStyle w:val="VerbatimChar"/>
+          <w:rFonts w:ascii="Times New Roman" w:hAnsi="Times New Roman" w:eastAsia="Times New Roman" w:cs="Times New Roman"/>
+          <w:vertAlign w:val="superscript"/>
+        </w:rPr>
+        <w:t>2</w:t>
+      </w:r>
+      <w:r>
+        <w:rPr>
+          <w:rStyle w:val="VerbatimChar"/>
+          <w:rFonts w:ascii="Times New Roman" w:hAnsi="Times New Roman" w:eastAsia="Times New Roman" w:cs="Times New Roman"/>
+        </w:rPr>
+        <w:t xml:space="preserve"> = 6.365</w:t>
+      </w:r>
+      <w:r>
+        <w:rPr>
+          <w:rFonts w:hint="eastAsia" w:ascii="Times New Roman" w:hAnsi="Times New Roman" w:eastAsia="Times New Roman" w:cs="Times New Roman"/>
+        </w:rPr>
+        <w:t>，</w:t>
+      </w:r>
+      <w:r>
+        <w:rPr>
+          <w:rFonts w:hint="eastAsia" w:ascii="Times New Roman" w:hAnsi="Times New Roman" w:eastAsia="FangSong" w:cs="Times New Roman"/>
+        </w:rPr>
+        <w:t>代入得</w:t>
+      </w:r>
+      <w:r>
+        <w:rPr>
+          <w:rFonts w:ascii="Times New Roman" w:hAnsi="Times New Roman" w:eastAsia="Times New Roman" w:cs="Times New Roman"/>
+        </w:rPr>
+        <w:t xml:space="preserve"> </w:t>
+      </w:r>
+      <w:r>
+        <w:rPr>
+          <w:rStyle w:val="VerbatimChar"/>
+          <w:rFonts w:ascii="Times New Roman" w:hAnsi="Times New Roman" w:eastAsia="Times New Roman" w:cs="Times New Roman"/>
+        </w:rPr>
+        <w:t>r</w:t>
+      </w:r>
+      <w:r>
+        <w:rPr>
+          <w:rStyle w:val="VerbatimChar"/>
+          <w:rFonts w:ascii="Times New Roman" w:hAnsi="Times New Roman" w:eastAsia="Times New Roman" w:cs="Times New Roman"/>
+          <w:vertAlign w:val="superscript"/>
+        </w:rPr>
+        <w:t>2</w:t>
+      </w:r>
+      <w:r>
+        <w:rPr>
+          <w:rStyle w:val="VerbatimChar"/>
+          <w:rFonts w:ascii="Times New Roman" w:hAnsi="Times New Roman" w:eastAsia="Times New Roman" w:cs="Times New Roman"/>
+        </w:rPr>
+        <w:t xml:space="preserve"> ≈ 0.9999</w:t>
+      </w:r>
+      <w:r>
+        <w:rPr>
+          <w:rFonts w:hint="eastAsia" w:ascii="Times New Roman" w:hAnsi="Times New Roman" w:eastAsia="Times New Roman" w:cs="Times New Roman"/>
+        </w:rPr>
+        <w:t>，</w:t>
+      </w:r>
+      <w:r>
+        <w:rPr>
+          <w:rFonts w:hint="eastAsia" w:ascii="Times New Roman" w:hAnsi="Times New Roman" w:eastAsia="FangSong" w:cs="Times New Roman"/>
+        </w:rPr>
+        <w:t>拟合极佳</w:t>
+      </w:r>
+      <w:r>
+        <w:rPr>
+          <w:rFonts w:hint="eastAsia" w:ascii="Times New Roman" w:hAnsi="Times New Roman" w:eastAsia="Times New Roman" w:cs="Times New Roman"/>
+        </w:rPr>
+        <w:t>。</w:t>
+      </w:r>
+    </w:p>
+    <w:p>
+      <w:pPr>
+        <w:pStyle w:val="BodyText"/>
+      </w:pPr>
+      <w:r>
+        <w:rPr>
+          <w:rFonts w:ascii="Times New Roman" w:hAnsi="Times New Roman" w:eastAsia="Times New Roman" w:cs="Times New Roman"/>
+          <w:b/>
+          <w:bCs/>
+        </w:rPr>
+        <w:t xml:space="preserve">12.</w:t>
+      </w:r>
+      <w:r>
+        <w:rPr>
+          <w:rFonts w:ascii="Times New Roman" w:hAnsi="Times New Roman" w:eastAsia="Times New Roman" w:cs="Times New Roman"/>
+        </w:rPr>
+        <w:t xml:space="preserve"> </w:t>
+      </w:r>
+      <w:r>
+        <w:rPr>
+          <w:rFonts w:hint="eastAsia" w:ascii="Times New Roman" w:hAnsi="Times New Roman" w:eastAsia="FangSong" w:cs="Times New Roman"/>
+        </w:rPr>
+        <w:t xml:space="preserve">说明</w:t>
+      </w:r>
+      <w:r>
+        <w:rPr>
+          <w:rFonts w:ascii="Times New Roman" w:hAnsi="Times New Roman" w:eastAsia="Times New Roman" w:cs="Times New Roman"/>
+        </w:rPr>
+        <w:t xml:space="preserve"> E</w:t>
+      </w:r>
+      <w:r>
+        <w:rPr>
+          <w:rFonts w:ascii="Times New Roman" w:hAnsi="Times New Roman" w:eastAsia="Times New Roman" w:cs="Times New Roman"/>
+          <w:vertAlign w:val="subscript"/>
+        </w:rPr>
+        <w:t>a</w:t>
+      </w:r>
+      <w:r>
+        <w:rPr>
+          <w:rFonts w:ascii="Times New Roman" w:hAnsi="Times New Roman" w:eastAsia="Times New Roman" w:cs="Times New Roman"/>
+        </w:rPr>
+        <w:t xml:space="preserve"> </w:t>
+      </w:r>
+      <w:r>
+        <w:rPr>
+          <w:rFonts w:hint="eastAsia" w:ascii="Times New Roman" w:hAnsi="Times New Roman" w:eastAsia="FangSong" w:cs="Times New Roman"/>
+        </w:rPr>
+        <w:t>随温度变化</w:t>
+      </w:r>
+      <w:r>
+        <w:rPr>
+          <w:rFonts w:hint="eastAsia" w:ascii="Times New Roman" w:hAnsi="Times New Roman" w:eastAsia="Times New Roman" w:cs="Times New Roman"/>
+        </w:rPr>
+        <w:t>（</w:t>
+      </w:r>
+      <w:r>
+        <w:rPr>
+          <w:rFonts w:hint="eastAsia" w:ascii="Times New Roman" w:hAnsi="Times New Roman" w:eastAsia="FangSong" w:cs="Times New Roman"/>
+        </w:rPr>
+        <w:t>或机理</w:t>
+      </w:r>
+      <w:r>
+        <w:rPr>
+          <w:rFonts w:hint="eastAsia" w:ascii="Times New Roman" w:hAnsi="Times New Roman" w:eastAsia="Times New Roman" w:cs="Times New Roman"/>
+        </w:rPr>
+        <w:t>/</w:t>
+      </w:r>
+      <w:r>
+        <w:rPr>
+          <w:rFonts w:hint="eastAsia" w:ascii="Times New Roman" w:hAnsi="Times New Roman" w:eastAsia="FangSong" w:cs="Times New Roman"/>
+        </w:rPr>
+        <w:t>速控步改变</w:t>
+      </w:r>
+      <w:r>
+        <w:rPr>
+          <w:rFonts w:hint="eastAsia" w:ascii="Times New Roman" w:hAnsi="Times New Roman" w:eastAsia="Times New Roman" w:cs="Times New Roman"/>
+        </w:rPr>
+        <w:t>），Arrhenius</w:t>
+      </w:r>
+      <w:r>
+        <w:rPr>
+          <w:rFonts w:ascii="Times New Roman" w:hAnsi="Times New Roman" w:eastAsia="Times New Roman" w:cs="Times New Roman"/>
+        </w:rPr>
+        <w:t xml:space="preserve"> </w:t>
+      </w:r>
+      <w:r>
+        <w:rPr>
+          <w:rFonts w:hint="eastAsia" w:ascii="Times New Roman" w:hAnsi="Times New Roman" w:eastAsia="FangSong" w:cs="Times New Roman"/>
+        </w:rPr>
+        <w:t>模型在该区间不成立</w:t>
+      </w:r>
+      <w:r>
+        <w:rPr>
+          <w:rFonts w:hint="eastAsia" w:ascii="Times New Roman" w:hAnsi="Times New Roman" w:eastAsia="Times New Roman" w:cs="Times New Roman"/>
+        </w:rPr>
+        <w:t>。</w:t>
+      </w:r>
+      <w:r>
+        <w:rPr>
+          <w:rFonts w:hint="eastAsia" w:ascii="Times New Roman" w:hAnsi="Times New Roman" w:eastAsia="FangSong" w:cs="Times New Roman"/>
+        </w:rPr>
+        <w:t>仍用两点式只能得</w:t>
+      </w:r>
+      <w:r>
+        <w:rPr>
+          <w:rFonts w:hint="eastAsia" w:ascii="Times New Roman" w:hAnsi="Times New Roman" w:eastAsia="FangSong" w:cs="Times New Roman"/>
+          <w:b/>
+          <w:bCs/>
+        </w:rPr>
+        <w:t xml:space="preserve">表观活化能</w:t>
+      </w:r>
+      <w:r>
+        <w:rPr>
+          <w:rFonts w:hint="eastAsia" w:ascii="Times New Roman" w:hAnsi="Times New Roman" w:eastAsia="Times New Roman" w:cs="Times New Roman"/>
+        </w:rPr>
+        <w:t>，</w:t>
+      </w:r>
+      <w:r>
+        <w:rPr>
+          <w:rFonts w:hint="eastAsia" w:ascii="Times New Roman" w:hAnsi="Times New Roman" w:eastAsia="FangSong" w:cs="Times New Roman"/>
+        </w:rPr>
+        <w:t>其数值落在真实</w:t>
+      </w:r>
+      <w:r>
+        <w:rPr>
+          <w:rFonts w:ascii="Times New Roman" w:hAnsi="Times New Roman" w:eastAsia="Times New Roman" w:cs="Times New Roman"/>
+        </w:rPr>
+        <w:t xml:space="preserve"> E</w:t>
+      </w:r>
+      <w:r>
+        <w:rPr>
+          <w:rFonts w:ascii="Times New Roman" w:hAnsi="Times New Roman" w:eastAsia="Times New Roman" w:cs="Times New Roman"/>
+          <w:vertAlign w:val="subscript"/>
+        </w:rPr>
+        <w:t>a</w:t>
+      </w:r>
+      <w:r>
+        <w:rPr>
+          <w:rFonts w:ascii="Times New Roman" w:hAnsi="Times New Roman" w:eastAsia="Times New Roman" w:cs="Times New Roman"/>
+        </w:rPr>
+        <w:t xml:space="preserve"> </w:t>
+      </w:r>
+      <w:r>
+        <w:rPr>
+          <w:rFonts w:hint="eastAsia" w:ascii="Times New Roman" w:hAnsi="Times New Roman" w:eastAsia="FangSong" w:cs="Times New Roman"/>
+        </w:rPr>
+        <w:t>的高低两端之间</w:t>
+      </w:r>
+      <w:r>
+        <w:rPr>
+          <w:rFonts w:hint="eastAsia" w:ascii="Times New Roman" w:hAnsi="Times New Roman" w:eastAsia="Times New Roman" w:cs="Times New Roman"/>
+        </w:rPr>
+        <w:t>，</w:t>
+      </w:r>
+      <w:r>
+        <w:rPr>
+          <w:rFonts w:hint="eastAsia" w:ascii="Times New Roman" w:hAnsi="Times New Roman" w:eastAsia="FangSong" w:cs="Times New Roman"/>
+        </w:rPr>
+        <w:t>通常低估高温段的真实值</w:t>
+      </w:r>
+      <w:r>
+        <w:rPr>
+          <w:rFonts w:hint="eastAsia" w:ascii="Times New Roman" w:hAnsi="Times New Roman" w:eastAsia="Times New Roman" w:cs="Times New Roman"/>
+        </w:rPr>
+        <w:t>。</w:t>
+      </w:r>
+    </w:p>
+    <w:p>
+      <w:pPr>
+        <w:pStyle w:val="BodyText"/>
+      </w:pPr>
+      <w:r>
+        <w:rPr>
+          <w:rFonts w:ascii="Times New Roman" w:hAnsi="Times New Roman" w:eastAsia="Times New Roman" w:cs="Times New Roman"/>
+          <w:b/>
+          <w:bCs/>
+        </w:rPr>
+        <w:t xml:space="preserve">13.</w:t>
+      </w:r>
+      <w:r>
+        <w:rPr>
+          <w:rFonts w:ascii="Times New Roman" w:hAnsi="Times New Roman" w:eastAsia="Times New Roman" w:cs="Times New Roman"/>
+        </w:rPr>
+        <w:t xml:space="preserve"> </w:t>
+      </w:r>
+      <w:r>
+        <w:rPr>
+          <w:rFonts w:hint="eastAsia" w:ascii="Times New Roman" w:hAnsi="Times New Roman" w:eastAsia="FangSong" w:cs="Times New Roman"/>
+        </w:rPr>
+        <w:t xml:space="preserve">横轴取</w:t>
+      </w:r>
+      <w:r>
+        <w:rPr>
+          <w:rFonts w:ascii="Times New Roman" w:hAnsi="Times New Roman" w:eastAsia="Times New Roman" w:cs="Times New Roman"/>
+        </w:rPr>
+        <w:t xml:space="preserve"> T </w:t>
+      </w:r>
+      <w:r>
+        <w:rPr>
+          <w:rFonts w:hint="eastAsia" w:ascii="Times New Roman" w:hAnsi="Times New Roman" w:eastAsia="FangSong" w:cs="Times New Roman"/>
+        </w:rPr>
+        <w:t>时</w:t>
+      </w:r>
+      <w:r>
+        <w:rPr>
+          <w:rFonts w:hint="eastAsia" w:ascii="Times New Roman" w:hAnsi="Times New Roman" w:eastAsia="Times New Roman" w:cs="Times New Roman"/>
+        </w:rPr>
+        <w:t>，</w:t>
+      </w:r>
+      <m:oMath>
+        <m:oMathPr>
+          <m:ctrlPr>
+            <w:rPr>
+              <w:sz w:val="28"/>
+              <w:szCs w:val="28"/>
+            </w:rPr>
+          </m:ctrlPr>
+        </m:oMathPr>
+        <m:r>
+          <m:rPr>
+            <m:sty m:val="p"/>
+          </m:rPr>
+          <m:t>ln</m:t>
+        </m:r>
+        <m:r>
+          <m:t>k</m:t>
+        </m:r>
+        <m:r>
+          <m:rPr>
+            <m:sty m:val="p"/>
+          </m:rPr>
+          <m:t>=</m:t>
+        </m:r>
+        <m:r>
+          <m:rPr>
+            <m:sty m:val="p"/>
+          </m:rPr>
+          <m:t>ln</m:t>
+        </m:r>
+        <m:r>
+          <m:t>A</m:t>
+        </m:r>
+        <m:r>
+          <m:rPr>
+            <m:sty m:val="p"/>
+          </m:rPr>
+          <m:t>−</m:t>
+        </m:r>
+        <m:sSub>
+          <m:e>
+            <m:r>
+              <m:t>E</m:t>
+            </m:r>
+          </m:e>
+          <m:sub>
+            <m:r>
+              <m:t>a</m:t>
+            </m:r>
+          </m:sub>
+        </m:sSub>
+        <m:r>
+          <m:rPr>
+            <m:sty m:val="p"/>
+          </m:rPr>
+          <m:t>/</m:t>
+        </m:r>
+        <m:r>
+          <m:rPr>
+            <m:sty m:val="p"/>
+          </m:rPr>
+          <m:t>(</m:t>
+        </m:r>
+        <m:r>
+          <m:t>R</m:t>
+        </m:r>
+        <m:r>
+          <m:t>T</m:t>
+        </m:r>
+        <m:r>
+          <m:rPr>
+            <m:sty m:val="p"/>
+          </m:rPr>
+          <m:t>)</m:t>
+        </m:r>
+      </m:oMath>
+      <w:r>
+        <w:rPr>
+          <w:rFonts w:ascii="Times New Roman" w:hAnsi="Times New Roman" w:eastAsia="Times New Roman" w:cs="Times New Roman"/>
+        </w:rPr>
+        <w:t xml:space="preserve"> </w:t>
+      </w:r>
+      <w:r>
+        <w:rPr>
+          <w:rFonts w:hint="eastAsia" w:ascii="Times New Roman" w:hAnsi="Times New Roman" w:eastAsia="FangSong" w:cs="Times New Roman"/>
+        </w:rPr>
+        <w:t xml:space="preserve">对</w:t>
+      </w:r>
+      <w:r>
+        <w:rPr>
+          <w:rFonts w:ascii="Times New Roman" w:hAnsi="Times New Roman" w:eastAsia="Times New Roman" w:cs="Times New Roman"/>
+        </w:rPr>
+        <w:t xml:space="preserve"> T </w:t>
+      </w:r>
+      <w:r>
+        <w:rPr>
+          <w:rFonts w:hint="eastAsia" w:ascii="Times New Roman" w:hAnsi="Times New Roman" w:eastAsia="FangSong" w:cs="Times New Roman"/>
+        </w:rPr>
+        <w:t xml:space="preserve">求导得斜率</w:t>
+      </w:r>
+      <w:r>
+        <w:rPr>
+          <w:rFonts w:ascii="Times New Roman" w:hAnsi="Times New Roman" w:eastAsia="Times New Roman" w:cs="Times New Roman"/>
+        </w:rPr>
+        <w:t xml:space="preserve"> </w:t>
+      </w:r>
+      <m:oMath>
+        <m:oMathPr>
+          <m:ctrlPr>
+            <w:rPr>
+              <w:sz w:val="28"/>
+              <w:szCs w:val="28"/>
+            </w:rPr>
+          </m:ctrlPr>
+        </m:oMathPr>
+        <m:sSub>
+          <m:e>
+            <m:r>
+              <m:t>E</m:t>
+            </m:r>
+          </m:e>
+          <m:sub>
+            <m:r>
+              <m:t>a</m:t>
+            </m:r>
+          </m:sub>
+        </m:sSub>
+        <m:r>
+          <m:rPr>
+            <m:sty m:val="p"/>
+          </m:rPr>
+          <m:t>/</m:t>
+        </m:r>
+        <m:r>
+          <m:rPr>
+            <m:sty m:val="p"/>
+          </m:rPr>
+          <m:t>(</m:t>
+        </m:r>
+        <m:r>
+          <m:t>R</m:t>
+        </m:r>
+        <m:sSup>
+          <m:e>
+            <m:r>
+              <m:t>T</m:t>
+            </m:r>
+          </m:e>
+          <m:sup>
+            <m:r>
+              <m:t>2</m:t>
+            </m:r>
+          </m:sup>
+        </m:sSup>
+        <m:r>
+          <m:rPr>
+            <m:sty m:val="p"/>
+          </m:rPr>
+          <m:t>)</m:t>
+        </m:r>
+        <m:r>
+          <m:rPr>
+            <m:sty m:val="p"/>
+          </m:rPr>
+          <m:t>&gt;</m:t>
+        </m:r>
+        <m:r>
+          <m:t>0</m:t>
+        </m:r>
+      </m:oMath>
+      <w:r>
+        <w:rPr>
+          <w:rFonts w:hint="eastAsia" w:ascii="Times New Roman" w:hAnsi="Times New Roman" w:eastAsia="Times New Roman" w:cs="Times New Roman"/>
+        </w:rPr>
+        <w:t>，</w:t>
+      </w:r>
+      <w:r>
+        <w:rPr>
+          <w:rFonts w:hint="eastAsia" w:ascii="Times New Roman" w:hAnsi="Times New Roman" w:eastAsia="FangSong" w:cs="Times New Roman"/>
+        </w:rPr>
+        <w:t>是递增的下凹曲线</w:t>
+      </w:r>
+      <w:r>
+        <w:rPr>
+          <w:rFonts w:hint="eastAsia" w:ascii="Times New Roman" w:hAnsi="Times New Roman" w:eastAsia="Times New Roman" w:cs="Times New Roman"/>
+        </w:rPr>
+        <w:t>：</w:t>
+      </w:r>
+      <w:r>
+        <w:rPr>
+          <w:rFonts w:hint="eastAsia" w:ascii="Times New Roman" w:hAnsi="Times New Roman" w:eastAsia="FangSong" w:cs="Times New Roman"/>
+        </w:rPr>
+        <w:t>低温端陡</w:t>
+      </w:r>
+      <w:r>
+        <w:rPr>
+          <w:rFonts w:hint="eastAsia" w:ascii="Times New Roman" w:hAnsi="Times New Roman" w:eastAsia="Times New Roman" w:cs="Times New Roman"/>
+        </w:rPr>
+        <w:t>、</w:t>
+      </w:r>
+      <w:r>
+        <w:rPr>
+          <w:rFonts w:hint="eastAsia" w:ascii="Times New Roman" w:hAnsi="Times New Roman" w:eastAsia="FangSong" w:cs="Times New Roman"/>
+        </w:rPr>
+        <w:t>高温端平</w:t>
+      </w:r>
+      <w:r>
+        <w:rPr>
+          <w:rFonts w:hint="eastAsia" w:ascii="Times New Roman" w:hAnsi="Times New Roman" w:eastAsia="Times New Roman" w:cs="Times New Roman"/>
+        </w:rPr>
+        <w:t>（T</w:t>
+      </w:r>
+      <w:r>
+        <w:rPr>
+          <w:rFonts w:ascii="Times New Roman" w:hAnsi="Times New Roman" w:eastAsia="Times New Roman" w:cs="Times New Roman"/>
+        </w:rPr>
+        <w:t xml:space="preserve"> </w:t>
+      </w:r>
+      <w:r>
+        <w:rPr>
+          <w:rFonts w:hint="eastAsia" w:ascii="Times New Roman" w:hAnsi="Times New Roman" w:eastAsia="FangSong" w:cs="Times New Roman"/>
+        </w:rPr>
+        <w:t xml:space="preserve">越大</w:t>
+      </w:r>
+      <w:r>
+        <w:rPr>
+          <w:rFonts w:ascii="Times New Roman" w:hAnsi="Times New Roman" w:eastAsia="Times New Roman" w:cs="Times New Roman"/>
+        </w:rPr>
+        <w:t xml:space="preserve"> </w:t>
+      </w:r>
+      <m:oMath>
+        <m:r>
+          <m:t>1</m:t>
+        </m:r>
+        <m:r>
+          <m:rPr>
+            <m:sty m:val="p"/>
+          </m:rPr>
+          <m:t>/</m:t>
+        </m:r>
+        <m:sSup>
+          <m:e>
+            <m:r>
+              <m:t>T</m:t>
+            </m:r>
+          </m:e>
+          <m:sup>
+            <m:r>
+              <m:t>2</m:t>
+            </m:r>
+          </m:sup>
+        </m:sSup>
+      </m:oMath>
+      <w:r>
+        <w:rPr>
+          <w:rFonts w:ascii="Times New Roman" w:hAnsi="Times New Roman" w:eastAsia="Times New Roman" w:cs="Times New Roman"/>
+        </w:rPr>
+        <w:t xml:space="preserve"> </w:t>
+      </w:r>
+      <w:r>
+        <w:rPr>
+          <w:rFonts w:hint="eastAsia" w:ascii="Times New Roman" w:hAnsi="Times New Roman" w:eastAsia="FangSong" w:cs="Times New Roman"/>
+        </w:rPr>
+        <w:t>越小</w:t>
+      </w:r>
+      <w:r>
+        <w:rPr>
+          <w:rFonts w:hint="eastAsia" w:ascii="Times New Roman" w:hAnsi="Times New Roman" w:eastAsia="Times New Roman" w:cs="Times New Roman"/>
+        </w:rPr>
+        <w:t>）。</w:t>
+      </w:r>
+    </w:p>
+    <w:p>
+      <w:pPr>
+        <w:pStyle w:val="BodyText"/>
+      </w:pPr>
+      <w:r>
+        <w:rPr>
+          <w:rFonts w:ascii="Times New Roman" w:hAnsi="Times New Roman" w:eastAsia="Times New Roman" w:cs="Times New Roman"/>
+          <w:b/>
+          <w:bCs/>
+        </w:rPr>
+        <w:t xml:space="preserve">14.</w:t>
+      </w:r>
+      <w:r>
+        <w:rPr>
+          <w:rFonts w:ascii="Times New Roman" w:hAnsi="Times New Roman" w:eastAsia="Times New Roman" w:cs="Times New Roman"/>
+        </w:rPr>
+        <w:t xml:space="preserve"> </w:t>
+      </w:r>
+      <w:r>
+        <w:rPr>
+          <w:rFonts w:hint="eastAsia" w:ascii="Times New Roman" w:hAnsi="Times New Roman" w:eastAsia="FangSong" w:cs="Times New Roman"/>
+        </w:rPr>
+        <w:t>由前两点</w:t>
+      </w:r>
+      <w:r>
+        <w:rPr>
+          <w:rFonts w:hint="eastAsia" w:ascii="Times New Roman" w:hAnsi="Times New Roman" w:eastAsia="Times New Roman" w:cs="Times New Roman"/>
+        </w:rPr>
+        <w:t>：</w:t>
+      </w:r>
+      <w:r>
+        <w:rPr>
+          <w:rFonts w:hint="eastAsia" w:ascii="Times New Roman" w:hAnsi="Times New Roman" w:eastAsia="FangSong" w:cs="Times New Roman"/>
+        </w:rPr>
+        <w:t>斜率</w:t>
+      </w:r>
+      <w:r>
+        <w:rPr>
+          <w:rFonts w:ascii="Times New Roman" w:hAnsi="Times New Roman" w:eastAsia="Times New Roman" w:cs="Times New Roman"/>
+        </w:rPr>
+        <w:t xml:space="preserve"> =</w:t>
+      </w:r>
+      <w:r>
+        <w:rPr>
+          <w:rFonts w:ascii="Times New Roman" w:hAnsi="Times New Roman" w:eastAsia="Times New Roman" w:cs="Times New Roman"/>
+        </w:rPr>
+        <w:t xml:space="preserve"> </w:t>
+      </w:r>
+      <w:r>
+        <w:rPr>
+          <w:rStyle w:val="VerbatimChar"/>
+          <w:rFonts w:ascii="Times New Roman" w:hAnsi="Times New Roman" w:eastAsia="Times New Roman" w:cs="Times New Roman"/>
+        </w:rPr>
+        <w:t>(7.50−5.00)/100 = 0.0250 L·mol</w:t>
+      </w:r>
+      <w:r>
+        <w:rPr>
+          <w:rStyle w:val="VerbatimChar"/>
+          <w:rFonts w:ascii="Times New Roman" w:hAnsi="Times New Roman" w:eastAsia="Times New Roman" w:cs="Times New Roman"/>
+          <w:vertAlign w:val="superscript"/>
+        </w:rPr>
+        <w:t>-1</w:t>
+      </w:r>
+      <w:r>
+        <w:rPr>
+          <w:rStyle w:val="VerbatimChar"/>
+          <w:rFonts w:ascii="Times New Roman" w:hAnsi="Times New Roman" w:eastAsia="Times New Roman" w:cs="Times New Roman"/>
+        </w:rPr>
+        <w:t>·s</w:t>
+      </w:r>
+      <w:r>
+        <w:rPr>
+          <w:rStyle w:val="VerbatimChar"/>
+          <w:rFonts w:ascii="Times New Roman" w:hAnsi="Times New Roman" w:eastAsia="Times New Roman" w:cs="Times New Roman"/>
+          <w:vertAlign w:val="superscript"/>
+        </w:rPr>
+        <w:t>-1</w:t>
+      </w:r>
+      <w:r>
+        <w:rPr>
+          <w:rFonts w:ascii="Times New Roman" w:hAnsi="Times New Roman" w:eastAsia="Times New Roman" w:cs="Times New Roman"/>
+        </w:rPr>
+        <w:t xml:space="preserve"> </w:t>
+      </w:r>
+      <w:r>
+        <w:rPr>
+          <w:rFonts w:ascii="Times New Roman" w:hAnsi="Times New Roman" w:eastAsia="Times New Roman" w:cs="Times New Roman"/>
+        </w:rPr>
+        <w:t xml:space="preserve">= </w:t>
+      </w:r>
+      <w:r>
+        <w:rPr>
+          <w:rFonts w:hint="eastAsia" w:ascii="Times New Roman" w:hAnsi="Times New Roman" w:eastAsia="Times New Roman" w:cs="Times New Roman"/>
+        </w:rPr>
+        <w:t xml:space="preserve">k；</w:t>
+      </w:r>
+      <w:r>
+        <w:rPr>
+          <w:rStyle w:val="VerbatimChar"/>
+          <w:rFonts w:ascii="Times New Roman" w:hAnsi="Times New Roman" w:eastAsia="Times New Roman" w:cs="Times New Roman"/>
+        </w:rPr>
+        <w:t>[A]</w:t>
+      </w:r>
+      <w:r>
+        <w:rPr>
+          <w:rStyle w:val="VerbatimChar"/>
+          <w:rFonts w:ascii="Times New Roman" w:hAnsi="Times New Roman" w:eastAsia="Times New Roman" w:cs="Times New Roman"/>
+          <w:vertAlign w:val="subscript"/>
+        </w:rPr>
+        <w:t>0</w:t>
+      </w:r>
+      <w:r>
+        <w:rPr>
+          <w:rStyle w:val="VerbatimChar"/>
+          <w:rFonts w:ascii="Times New Roman" w:hAnsi="Times New Roman" w:eastAsia="Times New Roman" w:cs="Times New Roman"/>
+        </w:rPr>
+        <w:t xml:space="preserve"> = 1/5.00 = 0.200 mol·L</w:t>
+      </w:r>
+      <w:r>
+        <w:rPr>
+          <w:rStyle w:val="VerbatimChar"/>
+          <w:rFonts w:ascii="Times New Roman" w:hAnsi="Times New Roman" w:eastAsia="Times New Roman" w:cs="Times New Roman"/>
+          <w:vertAlign w:val="superscript"/>
+        </w:rPr>
+        <w:t>-1</w:t>
+      </w:r>
+      <w:r>
+        <w:rPr>
+          <w:rFonts w:hint="eastAsia" w:ascii="Times New Roman" w:hAnsi="Times New Roman" w:eastAsia="Times New Roman" w:cs="Times New Roman"/>
+        </w:rPr>
+        <w:t>。</w:t>
+      </w:r>
+      <w:r>
+        <w:rPr>
+          <w:rFonts w:hint="eastAsia" w:ascii="Times New Roman" w:hAnsi="Times New Roman" w:eastAsia="FangSong" w:cs="Times New Roman"/>
+        </w:rPr>
+        <w:t>第四点预测</w:t>
+      </w:r>
+      <w:r>
+        <w:rPr>
+          <w:rFonts w:ascii="Times New Roman" w:hAnsi="Times New Roman" w:eastAsia="Times New Roman" w:cs="Times New Roman"/>
+        </w:rPr>
+        <w:t xml:space="preserve"> </w:t>
+      </w:r>
+      <w:r>
+        <w:rPr>
+          <w:rStyle w:val="VerbatimChar"/>
+          <w:rFonts w:ascii="Times New Roman" w:hAnsi="Times New Roman" w:eastAsia="Times New Roman" w:cs="Times New Roman"/>
+        </w:rPr>
+        <w:t xml:space="preserve">1/[A] = 5.00 + 0.0250×300 = 12.50</w:t>
+      </w:r>
+      <w:r>
+        <w:rPr>
+          <w:rFonts w:hint="eastAsia" w:ascii="Times New Roman" w:hAnsi="Times New Roman" w:eastAsia="Times New Roman" w:cs="Times New Roman"/>
+        </w:rPr>
+        <w:t>，</w:t>
+      </w:r>
+      <w:r>
+        <w:rPr>
+          <w:rFonts w:hint="eastAsia" w:ascii="Times New Roman" w:hAnsi="Times New Roman" w:eastAsia="FangSong" w:cs="Times New Roman"/>
+        </w:rPr>
+        <w:t>与实测一致</w:t>
+      </w:r>
+      <w:r>
+        <w:rPr>
+          <w:rFonts w:ascii="Times New Roman" w:hAnsi="Times New Roman" w:eastAsia="Times New Roman" w:cs="Times New Roman"/>
+        </w:rPr>
+        <w:t xml:space="preserve"> </w:t>
+      </w:r>
+      <w:r>
+        <w:rPr>
+          <w:rFonts w:hint="eastAsia" w:ascii="Times New Roman" w:hAnsi="Times New Roman" w:eastAsia="Times New Roman" w:cs="Times New Roman"/>
+        </w:rPr>
+        <w:t>✓（</w:t>
+      </w:r>
+      <w:r>
+        <w:rPr>
+          <w:rFonts w:hint="eastAsia" w:ascii="Times New Roman" w:hAnsi="Times New Roman" w:eastAsia="FangSong" w:cs="Times New Roman"/>
+        </w:rPr>
+        <w:t>四点严格共线</w:t>
+      </w:r>
+      <w:r>
+        <w:rPr>
+          <w:rFonts w:hint="eastAsia" w:ascii="Times New Roman" w:hAnsi="Times New Roman" w:eastAsia="Times New Roman" w:cs="Times New Roman"/>
+        </w:rPr>
+        <w:t>）。</w:t>
+      </w:r>
+    </w:p>
+    <w:p>
+      <w:pPr>
+        <w:pStyle w:val="BodyText"/>
+      </w:pPr>
+      <w:r>
+        <w:rPr>
+          <w:rFonts w:ascii="Times New Roman" w:hAnsi="Times New Roman" w:eastAsia="Times New Roman" w:cs="Times New Roman"/>
+          <w:b/>
+          <w:bCs/>
+        </w:rPr>
+        <w:t xml:space="preserve">15.</w:t>
+      </w:r>
+      <w:r>
+        <w:rPr>
+          <w:rFonts w:ascii="Times New Roman" w:hAnsi="Times New Roman" w:eastAsia="Times New Roman" w:cs="Times New Roman"/>
+        </w:rPr>
+        <w:t xml:space="preserve"> </w:t>
+      </w:r>
+      <w:r>
+        <w:rPr>
+          <w:rFonts w:hint="eastAsia" w:ascii="Times New Roman" w:hAnsi="Times New Roman" w:eastAsia="FangSong" w:cs="Times New Roman"/>
+        </w:rPr>
+        <w:t xml:space="preserve">试</w:t>
+      </w:r>
+      <w:r>
+        <w:rPr>
+          <w:rFonts w:ascii="Times New Roman" w:hAnsi="Times New Roman" w:eastAsia="Times New Roman" w:cs="Times New Roman"/>
+        </w:rPr>
+        <w:t xml:space="preserve"> </w:t>
+      </w:r>
+      <w:r>
+        <w:rPr>
+          <w:rStyle w:val="VerbatimChar"/>
+          <w:rFonts w:ascii="Times New Roman" w:hAnsi="Times New Roman" w:eastAsia="Times New Roman" w:cs="Times New Roman"/>
+        </w:rPr>
+        <w:t xml:space="preserve">1/c</w:t>
+      </w:r>
+      <w:r>
+        <w:rPr>
+          <w:rFonts w:hint="eastAsia" w:ascii="Times New Roman" w:hAnsi="Times New Roman" w:eastAsia="Times New Roman" w:cs="Times New Roman"/>
+        </w:rPr>
+        <w:t xml:space="preserve">：1.00,</w:t>
+      </w:r>
+      <w:r>
+        <w:rPr>
+          <w:rFonts w:ascii="Times New Roman" w:hAnsi="Times New Roman" w:eastAsia="Times New Roman" w:cs="Times New Roman"/>
+        </w:rPr>
+        <w:t xml:space="preserve"> 2.00, 3.00, 4.00, 5.00 —— </w:t>
+      </w:r>
+      <w:r>
+        <w:rPr>
+          <w:rFonts w:hint="eastAsia" w:ascii="Times New Roman" w:hAnsi="Times New Roman" w:eastAsia="FangSong" w:cs="Times New Roman"/>
+        </w:rPr>
+        <w:t xml:space="preserve">对</w:t>
+      </w:r>
+      <w:r>
+        <w:rPr>
+          <w:rFonts w:ascii="Times New Roman" w:hAnsi="Times New Roman" w:eastAsia="Times New Roman" w:cs="Times New Roman"/>
+        </w:rPr>
+        <w:t xml:space="preserve"> t </w:t>
+      </w:r>
+      <w:r>
+        <w:rPr>
+          <w:rFonts w:hint="eastAsia" w:ascii="Times New Roman" w:hAnsi="Times New Roman" w:eastAsia="FangSong" w:cs="Times New Roman"/>
+        </w:rPr>
+        <w:t xml:space="preserve">完全线性</w:t>
+      </w:r>
+      <w:r>
+        <w:rPr>
+          <w:rFonts w:ascii="Times New Roman" w:hAnsi="Times New Roman" w:eastAsia="Times New Roman" w:cs="Times New Roman"/>
+        </w:rPr>
+        <w:t xml:space="preserve"> ⇒</w:t>
+      </w:r>
+      <w:r>
+        <w:rPr>
+          <w:rFonts w:ascii="Times New Roman" w:hAnsi="Times New Roman" w:eastAsia="Times New Roman" w:cs="Times New Roman"/>
+        </w:rPr>
+        <w:t xml:space="preserve"> </w:t>
+      </w:r>
+      <w:r>
+        <w:rPr>
+          <w:rFonts w:hint="eastAsia" w:ascii="Times New Roman" w:hAnsi="Times New Roman" w:eastAsia="FangSong" w:cs="Times New Roman"/>
+          <w:b/>
+          <w:bCs/>
+        </w:rPr>
+        <w:t xml:space="preserve">二级反应</w:t>
+      </w:r>
+      <w:r>
+        <w:rPr>
+          <w:rFonts w:hint="eastAsia" w:ascii="Times New Roman" w:hAnsi="Times New Roman" w:eastAsia="Times New Roman" w:cs="Times New Roman"/>
+        </w:rPr>
+        <w:t>。</w:t>
+      </w:r>
+      <w:r>
+        <w:rPr>
+          <w:rFonts w:hint="eastAsia" w:ascii="Times New Roman" w:hAnsi="Times New Roman" w:eastAsia="FangSong" w:cs="Times New Roman"/>
+        </w:rPr>
+        <w:t>斜率</w:t>
+      </w:r>
+      <w:r>
+        <w:rPr>
+          <w:rFonts w:ascii="Times New Roman" w:hAnsi="Times New Roman" w:eastAsia="Times New Roman" w:cs="Times New Roman"/>
+        </w:rPr>
+        <w:t xml:space="preserve"> =</w:t>
+      </w:r>
+      <w:r>
+        <w:rPr>
+          <w:rFonts w:ascii="Times New Roman" w:hAnsi="Times New Roman" w:eastAsia="Times New Roman" w:cs="Times New Roman"/>
+        </w:rPr>
+        <w:t xml:space="preserve"> </w:t>
+      </w:r>
+      <w:r>
+        <w:rPr>
+          <w:rStyle w:val="VerbatimChar"/>
+          <w:rFonts w:ascii="Times New Roman" w:hAnsi="Times New Roman" w:eastAsia="Times New Roman" w:cs="Times New Roman"/>
+        </w:rPr>
+        <w:t>(5.00−1.00)/80 = 0.0500 L·mol</w:t>
+      </w:r>
+      <w:r>
+        <w:rPr>
+          <w:rStyle w:val="VerbatimChar"/>
+          <w:rFonts w:ascii="Times New Roman" w:hAnsi="Times New Roman" w:eastAsia="Times New Roman" w:cs="Times New Roman"/>
+          <w:vertAlign w:val="superscript"/>
+        </w:rPr>
+        <w:t>-1</w:t>
+      </w:r>
+      <w:r>
+        <w:rPr>
+          <w:rStyle w:val="VerbatimChar"/>
+          <w:rFonts w:ascii="Times New Roman" w:hAnsi="Times New Roman" w:eastAsia="Times New Roman" w:cs="Times New Roman"/>
+        </w:rPr>
+        <w:t>·min</w:t>
+      </w:r>
+      <w:r>
+        <w:rPr>
+          <w:rStyle w:val="VerbatimChar"/>
+          <w:rFonts w:ascii="Times New Roman" w:hAnsi="Times New Roman" w:eastAsia="Times New Roman" w:cs="Times New Roman"/>
+          <w:vertAlign w:val="superscript"/>
+        </w:rPr>
+        <w:t>-1</w:t>
+      </w:r>
+      <w:r>
+        <w:rPr>
+          <w:rFonts w:ascii="Times New Roman" w:hAnsi="Times New Roman" w:eastAsia="Times New Roman" w:cs="Times New Roman"/>
+        </w:rPr>
+        <w:t xml:space="preserve"> </w:t>
+      </w:r>
+      <w:r>
+        <w:rPr>
+          <w:rFonts w:ascii="Times New Roman" w:hAnsi="Times New Roman" w:eastAsia="Times New Roman" w:cs="Times New Roman"/>
+        </w:rPr>
+        <w:t xml:space="preserve">= k。</w:t>
+      </w:r>
+    </w:p>
+    <w:p>
+      <w:pPr>
+        <w:pStyle w:val="BodyText"/>
+      </w:pPr>
+      <w:r>
+        <w:rPr>
+          <w:rFonts w:ascii="Times New Roman" w:hAnsi="Times New Roman" w:eastAsia="Times New Roman" w:cs="Times New Roman"/>
+          <w:b/>
+          <w:bCs/>
+        </w:rPr>
+        <w:t xml:space="preserve">16.</w:t>
+      </w:r>
+      <w:r>
+        <w:rPr>
+          <w:rFonts w:ascii="Times New Roman" w:hAnsi="Times New Roman" w:eastAsia="Times New Roman" w:cs="Times New Roman"/>
+        </w:rPr>
+        <w:t xml:space="preserve"> </w:t>
+      </w:r>
+      <m:oMath>
+        <m:oMathPr>
+          <m:ctrlPr>
+            <w:rPr>
+              <w:sz w:val="28"/>
+              <w:szCs w:val="28"/>
+            </w:rPr>
+          </m:ctrlPr>
+        </m:oMathPr>
+        <m:sSub>
+          <m:e>
+            <m:r>
+              <m:t>k</m:t>
+            </m:r>
+          </m:e>
+          <m:sub>
+            <m:r>
+              <m:t>298</m:t>
+            </m:r>
+          </m:sub>
+        </m:sSub>
+        <m:r>
+          <m:rPr>
+            <m:sty m:val="p"/>
+          </m:rPr>
+          <m:t>=</m:t>
+        </m:r>
+        <m:r>
+          <m:t>0.693</m:t>
+        </m:r>
+        <m:r>
+          <m:rPr>
+            <m:sty m:val="p"/>
+          </m:rPr>
+          <m:t>/</m:t>
+        </m:r>
+        <m:r>
+          <m:t>100</m:t>
+        </m:r>
+        <m:r>
+          <m:rPr>
+            <m:sty m:val="p"/>
+          </m:rPr>
+          <m:t>=</m:t>
+        </m:r>
+        <m:r>
+          <m:t>6.93</m:t>
+        </m:r>
+        <m:r>
+          <m:rPr>
+            <m:sty m:val="p"/>
+          </m:rPr>
+          <m:t>×</m:t>
+        </m:r>
+        <m:sSup>
+          <m:e>
+            <m:r>
+              <m:t>10</m:t>
+            </m:r>
+          </m:e>
+          <m:sup>
+            <m:r>
+              <m:rPr>
+                <m:sty m:val="p"/>
+              </m:rPr>
+              <m:t>−</m:t>
+            </m:r>
+            <m:r>
+              <m:t>3</m:t>
+            </m:r>
+          </m:sup>
+        </m:sSup>
+        <m:r>
+          <m:t> </m:t>
+        </m:r>
+        <m:r>
+          <m:rPr>
+            <m:sty m:val="p"/>
+          </m:rPr>
+          <m:t>m</m:t>
+        </m:r>
+        <m:r>
+          <m:rPr>
+            <m:sty m:val="p"/>
+          </m:rPr>
+          <m:t>i</m:t>
+        </m:r>
+        <m:sSup>
+          <m:e>
+            <m:r>
+              <m:rPr>
+                <m:sty m:val="p"/>
+              </m:rPr>
+              <m:t>n</m:t>
+            </m:r>
+          </m:e>
+          <m:sup>
+            <m:r>
+              <m:rPr>
+                <m:sty m:val="p"/>
+              </m:rPr>
+              <m:t>−</m:t>
+            </m:r>
+            <m:r>
+              <m:rPr>
+                <m:sty m:val="p"/>
+              </m:rPr>
+              <m:t>1</m:t>
+            </m:r>
+          </m:sup>
+        </m:sSup>
+      </m:oMath>
+      <w:r>
+        <w:rPr>
+          <w:rFonts w:hint="eastAsia" w:ascii="Times New Roman" w:hAnsi="Times New Roman" w:eastAsia="Times New Roman" w:cs="Times New Roman"/>
+        </w:rPr>
+        <w:t xml:space="preserve">；</w:t>
+      </w:r>
+      <m:oMath>
+        <m:oMathPr>
+          <m:ctrlPr>
+            <w:rPr>
+              <w:sz w:val="28"/>
+              <w:szCs w:val="28"/>
+            </w:rPr>
+          </m:ctrlPr>
+        </m:oMathPr>
+        <m:sSub>
+          <m:e>
+            <m:r>
+              <m:t>k</m:t>
+            </m:r>
+          </m:e>
+          <m:sub>
+            <m:r>
+              <m:t>308</m:t>
+            </m:r>
+          </m:sub>
+        </m:sSub>
+        <m:r>
+          <m:rPr>
+            <m:sty m:val="p"/>
+          </m:rPr>
+          <m:t>=</m:t>
+        </m:r>
+        <m:r>
+          <m:t>0.693</m:t>
+        </m:r>
+        <m:r>
+          <m:rPr>
+            <m:sty m:val="p"/>
+          </m:rPr>
+          <m:t>/</m:t>
+        </m:r>
+        <m:r>
+          <m:t>25</m:t>
+        </m:r>
+        <m:r>
+          <m:rPr>
+            <m:sty m:val="p"/>
+          </m:rPr>
+          <m:t>=</m:t>
+        </m:r>
+        <m:r>
+          <m:t>2.77</m:t>
+        </m:r>
+        <m:r>
+          <m:rPr>
+            <m:sty m:val="p"/>
+          </m:rPr>
+          <m:t>×</m:t>
+        </m:r>
+        <m:sSup>
+          <m:e>
+            <m:r>
+              <m:t>10</m:t>
+            </m:r>
+          </m:e>
+          <m:sup>
+            <m:r>
+              <m:rPr>
+                <m:sty m:val="p"/>
+              </m:rPr>
+              <m:t>−</m:t>
+            </m:r>
+            <m:r>
+              <m:t>2</m:t>
+            </m:r>
+          </m:sup>
+        </m:sSup>
+        <m:r>
+          <m:t> </m:t>
+        </m:r>
+        <m:r>
+          <m:rPr>
+            <m:sty m:val="p"/>
+          </m:rPr>
+          <m:t>m</m:t>
+        </m:r>
+        <m:r>
+          <m:rPr>
+            <m:sty m:val="p"/>
+          </m:rPr>
+          <m:t>i</m:t>
+        </m:r>
+        <m:sSup>
+          <m:e>
+            <m:r>
+              <m:rPr>
+                <m:sty m:val="p"/>
+              </m:rPr>
+              <m:t>n</m:t>
+            </m:r>
+          </m:e>
+          <m:sup>
+            <m:r>
+              <m:rPr>
+                <m:sty m:val="p"/>
+              </m:rPr>
+              <m:t>−</m:t>
+            </m:r>
+            <m:r>
+              <m:rPr>
+                <m:sty m:val="p"/>
+              </m:rPr>
+              <m:t>1</m:t>
+            </m:r>
+          </m:sup>
+        </m:sSup>
+      </m:oMath>
+      <w:r>
+        <w:rPr>
+          <w:rFonts w:hint="eastAsia" w:ascii="Times New Roman" w:hAnsi="Times New Roman" w:eastAsia="Times New Roman" w:cs="Times New Roman"/>
+        </w:rPr>
+        <w:t xml:space="preserve">；</w:t>
+      </w:r>
+      <m:oMath>
+        <m:oMathPr>
+          <m:ctrlPr>
+            <w:rPr>
+              <w:sz w:val="28"/>
+              <w:szCs w:val="28"/>
+            </w:rPr>
+          </m:ctrlPr>
+        </m:oMathPr>
+        <m:r>
+          <m:rPr>
+            <m:sty m:val="p"/>
+          </m:rPr>
+          <m:t>ln</m:t>
+        </m:r>
+        <m:r>
+          <m:rPr>
+            <m:sty m:val="p"/>
+          </m:rPr>
+          <m:t>(</m:t>
+        </m:r>
+        <m:sSub>
+          <m:e>
+            <m:r>
+              <m:t>k</m:t>
+            </m:r>
+          </m:e>
+          <m:sub>
+            <m:r>
+              <m:t>2</m:t>
+            </m:r>
+          </m:sub>
+        </m:sSub>
+        <m:r>
+          <m:rPr>
+            <m:sty m:val="p"/>
+          </m:rPr>
+          <m:t>/</m:t>
+        </m:r>
+        <m:sSub>
+          <m:e>
+            <m:r>
+              <m:t>k</m:t>
+            </m:r>
+          </m:e>
+          <m:sub>
+            <m:r>
+              <m:t>1</m:t>
+            </m:r>
+          </m:sub>
+        </m:sSub>
+        <m:r>
+          <m:rPr>
+            <m:sty m:val="p"/>
+          </m:rPr>
+          <m:t>)</m:t>
+        </m:r>
+        <m:r>
+          <m:rPr>
+            <m:sty m:val="p"/>
+          </m:rPr>
+          <m:t>=</m:t>
+        </m:r>
+        <m:r>
+          <m:rPr>
+            <m:sty m:val="p"/>
+          </m:rPr>
+          <m:t>ln</m:t>
+        </m:r>
+        <m:r>
+          <m:t>4</m:t>
+        </m:r>
+        <m:r>
+          <m:rPr>
+            <m:sty m:val="p"/>
+          </m:rPr>
+          <m:t>=</m:t>
+        </m:r>
+        <m:r>
+          <m:t>1.386</m:t>
+        </m:r>
+      </m:oMath>
+      <w:r>
+        <w:rPr>
+          <w:rFonts w:hint="eastAsia" w:ascii="Times New Roman" w:hAnsi="Times New Roman" w:eastAsia="Times New Roman" w:cs="Times New Roman"/>
+        </w:rPr>
+        <w:t xml:space="preserve">；</w:t>
+      </w:r>
+      <m:oMath>
+        <m:oMathPr>
+          <m:ctrlPr>
+            <w:rPr>
+              <w:sz w:val="28"/>
+              <w:szCs w:val="28"/>
+            </w:rPr>
+          </m:ctrlPr>
+        </m:oMathPr>
+        <m:r>
+          <m:t>1</m:t>
+        </m:r>
+        <m:r>
+          <m:rPr>
+            <m:sty m:val="p"/>
+          </m:rPr>
+          <m:t>/</m:t>
+        </m:r>
+        <m:r>
+          <m:t>298</m:t>
+        </m:r>
+        <m:r>
+          <m:rPr>
+            <m:sty m:val="p"/>
+          </m:rPr>
+          <m:t>−</m:t>
+        </m:r>
+        <m:r>
+          <m:t>1</m:t>
+        </m:r>
+        <m:r>
+          <m:rPr>
+            <m:sty m:val="p"/>
+          </m:rPr>
+          <m:t>/</m:t>
+        </m:r>
+        <m:r>
+          <m:t>308</m:t>
+        </m:r>
+        <m:r>
+          <m:rPr>
+            <m:sty m:val="p"/>
+          </m:rPr>
+          <m:t>=</m:t>
+        </m:r>
+        <m:r>
+          <m:t>3.356</m:t>
+        </m:r>
+        <m:r>
+          <m:rPr>
+            <m:sty m:val="p"/>
+          </m:rPr>
+          <m:t>×</m:t>
+        </m:r>
+        <m:sSup>
+          <m:e>
+            <m:r>
+              <m:t>10</m:t>
+            </m:r>
+          </m:e>
+          <m:sup>
+            <m:r>
+              <m:rPr>
+                <m:sty m:val="p"/>
+              </m:rPr>
+              <m:t>−</m:t>
+            </m:r>
+            <m:r>
+              <m:t>3</m:t>
+            </m:r>
+          </m:sup>
+        </m:sSup>
+        <m:r>
+          <m:rPr>
+            <m:sty m:val="p"/>
+          </m:rPr>
+          <m:t>−</m:t>
+        </m:r>
+        <m:r>
+          <m:t>3.247</m:t>
+        </m:r>
+        <m:r>
+          <m:rPr>
+            <m:sty m:val="p"/>
+          </m:rPr>
+          <m:t>×</m:t>
+        </m:r>
+        <m:sSup>
+          <m:e>
+            <m:r>
+              <m:t>10</m:t>
+            </m:r>
+          </m:e>
+          <m:sup>
+            <m:r>
+              <m:rPr>
+                <m:sty m:val="p"/>
+              </m:rPr>
+              <m:t>−</m:t>
+            </m:r>
+            <m:r>
+              <m:t>3</m:t>
+            </m:r>
+          </m:sup>
+        </m:sSup>
+        <m:r>
+          <m:rPr>
+            <m:sty m:val="p"/>
+          </m:rPr>
+          <m:t>=</m:t>
+        </m:r>
+        <m:r>
+          <m:t>1.088</m:t>
+        </m:r>
+        <m:r>
+          <m:rPr>
+            <m:sty m:val="p"/>
+          </m:rPr>
+          <m:t>×</m:t>
+        </m:r>
+        <m:sSup>
+          <m:e>
+            <m:r>
+              <m:t>10</m:t>
+            </m:r>
+          </m:e>
+          <m:sup>
+            <m:r>
+              <m:rPr>
+                <m:sty m:val="p"/>
+              </m:rPr>
+              <m:t>−</m:t>
+            </m:r>
+            <m:r>
+              <m:t>4</m:t>
+            </m:r>
+          </m:sup>
+        </m:sSup>
+        <m:r>
+          <m:t> </m:t>
+        </m:r>
+        <m:sSup>
+          <m:e>
+            <m:r>
+              <m:rPr>
+                <m:sty m:val="p"/>
+              </m:rPr>
+              <m:t>K</m:t>
+            </m:r>
+          </m:e>
+          <m:sup>
+            <m:r>
+              <m:rPr>
+                <m:sty m:val="p"/>
+              </m:rPr>
+              <m:t>−</m:t>
+            </m:r>
+            <m:r>
+              <m:rPr>
+                <m:sty m:val="p"/>
+              </m:rPr>
+              <m:t>1</m:t>
+            </m:r>
+          </m:sup>
+        </m:sSup>
+      </m:oMath>
+      <w:r>
+        <w:rPr>
+          <w:rFonts w:hint="eastAsia" w:ascii="Times New Roman" w:hAnsi="Times New Roman" w:eastAsia="Times New Roman" w:cs="Times New Roman"/>
+        </w:rPr>
+        <w:t xml:space="preserve">；</w:t>
+      </w:r>
+      <m:oMath>
+        <m:oMathPr>
+          <m:ctrlPr>
+            <w:rPr>
+              <w:sz w:val="28"/>
+              <w:szCs w:val="28"/>
+            </w:rPr>
+          </m:ctrlPr>
+        </m:oMathPr>
+        <m:sSub>
+          <m:e>
+            <m:r>
+              <m:t>E</m:t>
+            </m:r>
+          </m:e>
+          <m:sub>
+            <m:r>
+              <m:t>a</m:t>
+            </m:r>
+          </m:sub>
+        </m:sSub>
+        <m:r>
+          <m:rPr>
+            <m:sty m:val="p"/>
+          </m:rPr>
+          <m:t>=</m:t>
+        </m:r>
+        <m:r>
+          <m:t>8.314</m:t>
+        </m:r>
+        <m:r>
+          <m:rPr>
+            <m:sty m:val="p"/>
+          </m:rPr>
+          <m:t>×</m:t>
+        </m:r>
+        <m:f>
+          <m:fPr>
+            <m:type m:val="bar"/>
+          </m:fPr>
+          <m:num>
+            <m:r>
+              <m:t>1.386</m:t>
+            </m:r>
+          </m:num>
+          <m:den>
+            <m:r>
+              <m:t>1.088</m:t>
+            </m:r>
+            <m:r>
+              <m:rPr>
+                <m:sty m:val="p"/>
+              </m:rPr>
+              <m:t>×</m:t>
+            </m:r>
+            <m:sSup>
+              <m:e>
+                <m:r>
+                  <m:t>10</m:t>
+                </m:r>
+              </m:e>
+              <m:sup>
+                <m:r>
+                  <m:rPr>
+                    <m:sty m:val="p"/>
+                  </m:rPr>
+                  <m:t>−</m:t>
+                </m:r>
+                <m:r>
+                  <m:t>4</m:t>
+                </m:r>
+              </m:sup>
+            </m:sSup>
+          </m:den>
+        </m:f>
+        <m:r>
+          <m:rPr>
+            <m:sty m:val="p"/>
+          </m:rPr>
+          <m:t>=</m:t>
+        </m:r>
+        <m:r>
+          <m:t>1.06</m:t>
+        </m:r>
+        <m:r>
+          <m:rPr>
+            <m:sty m:val="p"/>
+          </m:rPr>
+          <m:t>×</m:t>
+        </m:r>
+        <m:sSup>
+          <m:e>
+            <m:r>
+              <m:t>10</m:t>
+            </m:r>
+          </m:e>
+          <m:sup>
+            <m:r>
+              <m:t>5</m:t>
+            </m:r>
+          </m:sup>
+        </m:sSup>
+        <m:r>
+          <m:t> </m:t>
+        </m:r>
+        <m:r>
+          <m:rPr>
+            <m:sty m:val="p"/>
+          </m:rPr>
+          <m:t>J</m:t>
+        </m:r>
+        <m:r>
+          <m:rPr>
+            <m:sty m:val="p"/>
+          </m:rPr>
+          <m:t>⋅</m:t>
+        </m:r>
+        <m:r>
+          <m:rPr>
+            <m:sty m:val="p"/>
+          </m:rPr>
+          <m:t>m</m:t>
+        </m:r>
+        <m:r>
+          <m:rPr>
+            <m:sty m:val="p"/>
+          </m:rPr>
+          <m:t>o</m:t>
+        </m:r>
+        <m:sSup>
+          <m:e>
+            <m:r>
+              <m:rPr>
+                <m:sty m:val="p"/>
+              </m:rPr>
+              <m:t>l</m:t>
+            </m:r>
+          </m:e>
+          <m:sup>
+            <m:r>
+              <m:rPr>
+                <m:sty m:val="p"/>
+              </m:rPr>
+              <m:t>−</m:t>
+            </m:r>
+            <m:r>
+              <m:rPr>
+                <m:sty m:val="p"/>
+              </m:rPr>
+              <m:t>1</m:t>
+            </m:r>
+          </m:sup>
+        </m:sSup>
+        <m:r>
+          <m:rPr>
+            <m:sty m:val="p"/>
+          </m:rPr>
+          <m:t>=</m:t>
+        </m:r>
+        <m:r>
+          <m:t>106</m:t>
+        </m:r>
+        <m:r>
+          <m:t> </m:t>
+        </m:r>
+        <m:r>
+          <m:rPr>
+            <m:sty m:val="p"/>
+          </m:rPr>
+          <m:t>k</m:t>
+        </m:r>
+        <m:r>
+          <m:rPr>
+            <m:sty m:val="p"/>
+          </m:rPr>
+          <m:t>J</m:t>
+        </m:r>
+        <m:r>
+          <m:rPr>
+            <m:sty m:val="p"/>
+          </m:rPr>
+          <m:t>⋅</m:t>
+        </m:r>
+        <m:r>
+          <m:rPr>
+            <m:sty m:val="p"/>
+          </m:rPr>
+          <m:t>m</m:t>
+        </m:r>
+        <m:r>
+          <m:rPr>
+            <m:sty m:val="p"/>
+          </m:rPr>
+          <m:t>o</m:t>
+        </m:r>
+        <m:sSup>
+          <m:e>
+            <m:r>
+              <m:rPr>
+                <m:sty m:val="p"/>
+              </m:rPr>
+              <m:t>l</m:t>
+            </m:r>
+          </m:e>
+          <m:sup>
+            <m:r>
+              <m:rPr>
+                <m:sty m:val="p"/>
+              </m:rPr>
+              <m:t>−</m:t>
+            </m:r>
+            <m:r>
+              <m:rPr>
+                <m:sty m:val="p"/>
+              </m:rPr>
+              <m:t>1</m:t>
+            </m:r>
+          </m:sup>
+        </m:sSup>
+      </m:oMath>
+      <w:r>
+        <w:rPr>
+          <w:rFonts w:ascii="Times New Roman" w:hAnsi="Times New Roman" w:eastAsia="Times New Roman" w:cs="Times New Roman"/>
+        </w:rPr>
+        <w:t xml:space="preserve">。</w:t>
+      </w:r>
+    </w:p>
     <w:p>
       <w:pPr>
         <w:spacing w:before="160" w:after="80"/>

--- a/06-学生侧材料/讲义/_数学工具/数学工具-第1讲-函数图像与线性化.docx
+++ b/06-学生侧材料/讲义/_数学工具/数学工具-第1讲-函数图像与线性化.docx
@@ -401,6 +401,77 @@
           <w:rFonts w:hint="eastAsia" w:ascii="Times New Roman" w:hAnsi="Times New Roman" w:eastAsia="SimHei" w:cs="Times New Roman"/>
         </w:rPr>
         <w:t xml:space="preserve">学习目标</w:t>
+      </w:r>
+    </w:p>
+    <w:p>
+      <w:pPr>
+        <w:pStyle w:val="BlockText"/>
+      </w:pPr>
+      <w:r>
+        <w:rPr>
+          <w:rFonts w:hint="eastAsia" w:ascii="Times New Roman" w:hAnsi="Times New Roman" w:eastAsia="FangSong" w:cs="Times New Roman"/>
+        </w:rPr>
+        <w:t>对齐考纲</w:t>
+      </w:r>
+      <w:r>
+        <w:rPr>
+          <w:rFonts w:hint="eastAsia" w:ascii="Times New Roman" w:hAnsi="Times New Roman" w:eastAsia="Times New Roman" w:cs="Times New Roman"/>
+        </w:rPr>
+        <w:t>：§57</w:t>
+      </w:r>
+      <w:r>
+        <w:rPr>
+          <w:rFonts w:ascii="Times New Roman" w:hAnsi="Times New Roman" w:eastAsia="Times New Roman" w:cs="Times New Roman"/>
+        </w:rPr>
+        <w:t xml:space="preserve"> </w:t>
+      </w:r>
+      <w:r>
+        <w:rPr>
+          <w:rFonts w:hint="eastAsia" w:ascii="Times New Roman" w:hAnsi="Times New Roman" w:eastAsia="FangSong" w:cs="Times New Roman"/>
+        </w:rPr>
+        <w:t>化学动力学</w:t>
+      </w:r>
+      <w:r>
+        <w:rPr>
+          <w:rFonts w:hint="eastAsia" w:ascii="Times New Roman" w:hAnsi="Times New Roman" w:eastAsia="Times New Roman" w:cs="Times New Roman"/>
+        </w:rPr>
+        <w:t>·§18</w:t>
+      </w:r>
+      <w:r>
+        <w:rPr>
+          <w:rFonts w:ascii="Times New Roman" w:hAnsi="Times New Roman" w:eastAsia="Times New Roman" w:cs="Times New Roman"/>
+        </w:rPr>
+        <w:t xml:space="preserve"> </w:t>
+      </w:r>
+      <w:r>
+        <w:rPr>
+          <w:rFonts w:hint="eastAsia" w:ascii="Times New Roman" w:hAnsi="Times New Roman" w:eastAsia="FangSong" w:cs="Times New Roman"/>
+        </w:rPr>
+        <w:t>容量分析</w:t>
+      </w:r>
+      <w:r>
+        <w:rPr>
+          <w:rFonts w:hint="eastAsia" w:ascii="Times New Roman" w:hAnsi="Times New Roman" w:eastAsia="Times New Roman" w:cs="Times New Roman"/>
+        </w:rPr>
+        <w:t>·§20</w:t>
+      </w:r>
+      <w:r>
+        <w:rPr>
+          <w:rFonts w:ascii="Times New Roman" w:hAnsi="Times New Roman" w:eastAsia="Times New Roman" w:cs="Times New Roman"/>
+        </w:rPr>
+        <w:t xml:space="preserve"> </w:t>
+      </w:r>
+      <w:r>
+        <w:rPr>
+          <w:rFonts w:hint="eastAsia" w:ascii="Times New Roman" w:hAnsi="Times New Roman" w:eastAsia="FangSong" w:cs="Times New Roman"/>
+        </w:rPr>
+        <w:t xml:space="preserve">分光光度法</w:t>
+      </w:r>
+      <w:r>
+        <w:rPr>
+          <w:rFonts w:ascii="Times New Roman" w:hAnsi="Times New Roman" w:eastAsia="Times New Roman" w:cs="Times New Roman"/>
+        </w:rPr>
+        <w:t xml:space="preserve"> </w:t>
       </w:r>
     </w:p>
     <w:p>

--- a/06-学生侧材料/讲义/_数学工具/数学工具-第1讲-函数图像与线性化.docx
+++ b/06-学生侧材料/讲义/_数学工具/数学工具-第1讲-函数图像与线性化.docx
@@ -22716,7 +22716,7 @@
         <w:rPr>
           <w:rFonts w:hint="eastAsia" w:ascii="Times New Roman" w:hAnsi="Times New Roman" w:eastAsia="FangSong" w:cs="Times New Roman"/>
         </w:rPr>
-        <w:t>但这条直线可能歪得离谱</w:t>
+        <w:t>但这条直线可能偏差极大</w:t>
       </w:r>
       <w:r>
         <w:rPr>

--- a/06-学生侧材料/讲义/_数学工具/数学工具-第1讲-函数图像与线性化.docx
+++ b/06-学生侧材料/讲义/_数学工具/数学工具-第1讲-函数图像与线性化.docx
@@ -20530,7 +20530,7 @@
       </w:r>
     </w:p>
     <w:bookmarkEnd w:id="32"/>
-    <w:bookmarkStart w:id="33" w:name="真题挑战5-题竞赛风格改编5-题"/>
+    <w:bookmarkStart w:id="33" w:name="真题挑战5-题竞赛风格改编"/>
     <w:p>
       <w:pPr>
         <w:pStyle w:val="Heading3"/>
@@ -20577,24 +20577,6 @@
           <w:rFonts w:hint="eastAsia" w:ascii="Times New Roman" w:hAnsi="Times New Roman" w:eastAsia="SimHei" w:cs="Times New Roman"/>
         </w:rPr>
         <w:t>竞赛风格改编</w:t>
-      </w:r>
-      <w:r>
-        <w:rPr>
-          <w:rFonts w:hint="eastAsia" w:ascii="Times New Roman" w:hAnsi="Times New Roman" w:eastAsia="Times New Roman" w:cs="Times New Roman"/>
-        </w:rPr>
-        <w:t>）（5</w:t>
-      </w:r>
-      <w:r>
-        <w:rPr>
-          <w:rFonts w:ascii="Times New Roman" w:hAnsi="Times New Roman" w:eastAsia="Times New Roman" w:cs="Times New Roman"/>
-        </w:rPr>
-        <w:t xml:space="preserve"> </w:t>
-      </w:r>
-      <w:r>
-        <w:rPr>
-          <w:rFonts w:hint="eastAsia" w:ascii="Times New Roman" w:hAnsi="Times New Roman" w:eastAsia="SimHei" w:cs="Times New Roman"/>
-        </w:rPr>
-        <w:t>题</w:t>
       </w:r>
       <w:r>
         <w:rPr>

--- a/06-学生侧材料/讲义/_数学工具/数学工具-第1讲-函数图像与线性化.docx
+++ b/06-学生侧材料/讲义/_数学工具/数学工具-第1讲-函数图像与线性化.docx
@@ -20530,7 +20530,7 @@
       </w:r>
     </w:p>
     <w:bookmarkEnd w:id="32"/>
-    <w:bookmarkStart w:id="33" w:name="真题挑战5-题竞赛风格改编"/>
+    <w:bookmarkStart w:id="33" w:name="真题挑战5-题竞赛风格改编5-题"/>
     <w:p>
       <w:pPr>
         <w:pStyle w:val="Heading3"/>
@@ -20577,6 +20577,24 @@
           <w:rFonts w:hint="eastAsia" w:ascii="Times New Roman" w:hAnsi="Times New Roman" w:eastAsia="SimHei" w:cs="Times New Roman"/>
         </w:rPr>
         <w:t>竞赛风格改编</w:t>
+      </w:r>
+      <w:r>
+        <w:rPr>
+          <w:rFonts w:hint="eastAsia" w:ascii="Times New Roman" w:hAnsi="Times New Roman" w:eastAsia="Times New Roman" w:cs="Times New Roman"/>
+        </w:rPr>
+        <w:t>）（5</w:t>
+      </w:r>
+      <w:r>
+        <w:rPr>
+          <w:rFonts w:ascii="Times New Roman" w:hAnsi="Times New Roman" w:eastAsia="Times New Roman" w:cs="Times New Roman"/>
+        </w:rPr>
+        <w:t xml:space="preserve"> </w:t>
+      </w:r>
+      <w:r>
+        <w:rPr>
+          <w:rFonts w:hint="eastAsia" w:ascii="Times New Roman" w:hAnsi="Times New Roman" w:eastAsia="SimHei" w:cs="Times New Roman"/>
+        </w:rPr>
+        <w:t>题</w:t>
       </w:r>
       <w:r>
         <w:rPr>

--- a/06-学生侧材料/讲义/_数学工具/数学工具-第1讲-函数图像与线性化.docx
+++ b/06-学生侧材料/讲义/_数学工具/数学工具-第1讲-函数图像与线性化.docx
@@ -2,7 +2,7 @@
 <file path=word/document.xml><?xml version="1.0" encoding="utf-8"?>
 <w:document xmlns:w="http://schemas.openxmlformats.org/wordprocessingml/2006/main" xmlns:m="http://schemas.openxmlformats.org/officeDocument/2006/math" xmlns:r="http://schemas.openxmlformats.org/officeDocument/2006/relationships" xmlns:o="urn:schemas-microsoft-com:office:office" xmlns:v="urn:schemas-microsoft-com:vml" xmlns:w10="urn:schemas-microsoft-com:office:word" xmlns:a="http://schemas.openxmlformats.org/drawingml/2006/main" xmlns:pic="http://schemas.openxmlformats.org/drawingml/2006/picture" xmlns:wp="http://schemas.openxmlformats.org/drawingml/2006/wordprocessingDrawing">
   <w:body>
-    <w:bookmarkStart w:id="36" w:name="第1讲函数图像与线性化"/>
+    <w:bookmarkStart w:id="37" w:name="第1讲函数图像与线性化"/>
     <w:p>
       <w:pPr>
         <w:pStyle w:val="Heading1"/>
@@ -16548,7 +16548,7 @@
     </w:p>
     <w:bookmarkEnd w:id="25"/>
     <w:bookmarkEnd w:id="26"/>
-    <w:bookmarkStart w:id="30" w:name="五核心公式速查"/>
+    <w:bookmarkStart w:id="27" w:name="本讲小结"/>
     <w:p>
       <w:pPr>
         <w:pStyle w:val="Heading2"/>
@@ -16558,6 +16558,758 @@
         <w:rPr>
           <w:rFonts w:hint="eastAsia" w:ascii="Times New Roman" w:hAnsi="Times New Roman" w:eastAsia="SimHei" w:cs="Times New Roman"/>
         </w:rPr>
+        <w:t xml:space="preserve">本讲小结</w:t>
+      </w:r>
+    </w:p>
+    <w:p>
+      <w:pPr>
+        <w:pStyle w:val="FirstParagraph"/>
+      </w:pPr>
+      <w:r>
+        <w:rPr>
+          <w:rFonts w:hint="eastAsia" w:ascii="Times New Roman" w:hAnsi="Times New Roman" w:eastAsia="FangSong" w:cs="Times New Roman"/>
+        </w:rPr>
+        <w:t>本讲主线是一条链</w:t>
+      </w:r>
+      <w:r>
+        <w:rPr>
+          <w:rFonts w:hint="eastAsia" w:ascii="Times New Roman" w:hAnsi="Times New Roman" w:eastAsia="Times New Roman" w:cs="Times New Roman"/>
+        </w:rPr>
+        <w:t>：</w:t>
+      </w:r>
+      <w:r>
+        <w:rPr>
+          <w:rFonts w:hint="eastAsia" w:ascii="Times New Roman" w:hAnsi="Times New Roman" w:eastAsia="FangSong" w:cs="Times New Roman"/>
+          <w:b/>
+          <w:bCs/>
+        </w:rPr>
+        <w:t xml:space="preserve">变量</w:t>
+      </w:r>
+      <w:r>
+        <w:rPr>
+          <w:rFonts w:ascii="Times New Roman" w:hAnsi="Times New Roman" w:eastAsia="Times New Roman" w:cs="Times New Roman"/>
+          <w:b/>
+          <w:bCs/>
+        </w:rPr>
+        <w:t xml:space="preserve"> → </w:t>
+      </w:r>
+      <w:r>
+        <w:rPr>
+          <w:rFonts w:hint="eastAsia" w:ascii="Times New Roman" w:hAnsi="Times New Roman" w:eastAsia="FangSong" w:cs="Times New Roman"/>
+          <w:b/>
+          <w:bCs/>
+        </w:rPr>
+        <w:t xml:space="preserve">图像</w:t>
+      </w:r>
+      <w:r>
+        <w:rPr>
+          <w:rFonts w:ascii="Times New Roman" w:hAnsi="Times New Roman" w:eastAsia="Times New Roman" w:cs="Times New Roman"/>
+          <w:b/>
+          <w:bCs/>
+        </w:rPr>
+        <w:t xml:space="preserve"> → </w:t>
+      </w:r>
+      <w:r>
+        <w:rPr>
+          <w:rFonts w:hint="eastAsia" w:ascii="Times New Roman" w:hAnsi="Times New Roman" w:eastAsia="FangSong" w:cs="Times New Roman"/>
+          <w:b/>
+          <w:bCs/>
+        </w:rPr>
+        <w:t xml:space="preserve">斜率</w:t>
+      </w:r>
+      <w:r>
+        <w:rPr>
+          <w:rFonts w:ascii="Times New Roman" w:hAnsi="Times New Roman" w:eastAsia="Times New Roman" w:cs="Times New Roman"/>
+          <w:b/>
+          <w:bCs/>
+        </w:rPr>
+        <w:t xml:space="preserve"> → </w:t>
+      </w:r>
+      <w:r>
+        <w:rPr>
+          <w:rFonts w:hint="eastAsia" w:ascii="Times New Roman" w:hAnsi="Times New Roman" w:eastAsia="FangSong" w:cs="Times New Roman"/>
+          <w:b/>
+          <w:bCs/>
+        </w:rPr>
+        <w:t xml:space="preserve">线性化</w:t>
+      </w:r>
+      <w:r>
+        <w:rPr>
+          <w:rFonts w:ascii="Times New Roman" w:hAnsi="Times New Roman" w:eastAsia="Times New Roman" w:cs="Times New Roman"/>
+          <w:b/>
+          <w:bCs/>
+        </w:rPr>
+        <w:t xml:space="preserve"> → </w:t>
+      </w:r>
+      <w:r>
+        <w:rPr>
+          <w:rFonts w:hint="eastAsia" w:ascii="Times New Roman" w:hAnsi="Times New Roman" w:eastAsia="FangSong" w:cs="Times New Roman"/>
+          <w:b/>
+          <w:bCs/>
+        </w:rPr>
+        <w:t xml:space="preserve">拟合</w:t>
+      </w:r>
+      <w:r>
+        <w:rPr>
+          <w:rFonts w:ascii="Times New Roman" w:hAnsi="Times New Roman" w:eastAsia="Times New Roman" w:cs="Times New Roman"/>
+        </w:rPr>
+        <w:t xml:space="preserve">。</w:t>
+      </w:r>
+    </w:p>
+    <w:p>
+      <w:pPr>
+        <w:pStyle w:val="Compact"/>
+        <w:numPr>
+          <w:ilvl w:val="0"/>
+          <w:numId w:val="1004"/>
+        </w:numPr>
+      </w:pPr>
+      <w:r>
+        <w:rPr>
+          <w:rFonts w:hint="eastAsia" w:ascii="Times New Roman" w:hAnsi="Times New Roman" w:eastAsia="FangSong" w:cs="Times New Roman"/>
+          <w:b/>
+          <w:bCs/>
+        </w:rPr>
+        <w:t>读图第一步永远是读轴</w:t>
+      </w:r>
+      <w:r>
+        <w:rPr>
+          <w:rFonts w:hint="eastAsia" w:ascii="Times New Roman" w:hAnsi="Times New Roman" w:eastAsia="Times New Roman" w:cs="Times New Roman"/>
+          <w:b/>
+          <w:bCs/>
+        </w:rPr>
+        <w:t>（</w:t>
+      </w:r>
+      <w:r>
+        <w:rPr>
+          <w:rFonts w:hint="eastAsia" w:ascii="Times New Roman" w:hAnsi="Times New Roman" w:eastAsia="FangSong" w:cs="Times New Roman"/>
+          <w:b/>
+          <w:bCs/>
+        </w:rPr>
+        <w:t>含单位</w:t>
+      </w:r>
+      <w:r>
+        <w:rPr>
+          <w:rFonts w:hint="eastAsia" w:ascii="Times New Roman" w:hAnsi="Times New Roman" w:eastAsia="Times New Roman" w:cs="Times New Roman"/>
+          <w:b/>
+          <w:bCs/>
+        </w:rPr>
+        <w:t>）</w:t>
+      </w:r>
+      <w:r>
+        <w:rPr>
+          <w:rFonts w:hint="eastAsia" w:ascii="Times New Roman" w:hAnsi="Times New Roman" w:eastAsia="Times New Roman" w:cs="Times New Roman"/>
+        </w:rPr>
+        <w:t>：</w:t>
+      </w:r>
+      <w:r>
+        <w:rPr>
+          <w:rFonts w:hint="eastAsia" w:ascii="Times New Roman" w:hAnsi="Times New Roman" w:eastAsia="FangSong" w:cs="Times New Roman"/>
+        </w:rPr>
+        <w:t>横轴是</w:t>
+      </w:r>
+      <w:r>
+        <w:rPr>
+          <w:rFonts w:ascii="Times New Roman" w:hAnsi="Times New Roman" w:eastAsia="Times New Roman" w:cs="Times New Roman"/>
+        </w:rPr>
+        <w:t xml:space="preserve"> t </w:t>
+      </w:r>
+      <w:r>
+        <w:rPr>
+          <w:rFonts w:hint="eastAsia" w:ascii="Times New Roman" w:hAnsi="Times New Roman" w:eastAsia="FangSong" w:cs="Times New Roman"/>
+        </w:rPr>
+        <w:t xml:space="preserve">还是</w:t>
+      </w:r>
+      <w:r>
+        <w:rPr>
+          <w:rFonts w:ascii="Times New Roman" w:hAnsi="Times New Roman" w:eastAsia="Times New Roman" w:cs="Times New Roman"/>
+        </w:rPr>
+        <w:t xml:space="preserve"> </w:t>
+      </w:r>
+      <w:r>
+        <w:rPr>
+          <w:rStyle w:val="VerbatimChar"/>
+          <w:rFonts w:ascii="Times New Roman" w:hAnsi="Times New Roman" w:eastAsia="Times New Roman" w:cs="Times New Roman"/>
+        </w:rPr>
+        <w:t xml:space="preserve">1/T</w:t>
+      </w:r>
+      <w:r>
+        <w:rPr>
+          <w:rFonts w:hint="eastAsia" w:ascii="Times New Roman" w:hAnsi="Times New Roman" w:eastAsia="Times New Roman" w:cs="Times New Roman"/>
+        </w:rPr>
+        <w:t>、</w:t>
+      </w:r>
+      <w:r>
+        <w:rPr>
+          <w:rFonts w:hint="eastAsia" w:ascii="Times New Roman" w:hAnsi="Times New Roman" w:eastAsia="FangSong" w:cs="Times New Roman"/>
+        </w:rPr>
+        <w:t>纵轴是</w:t>
+      </w:r>
+      <w:r>
+        <w:rPr>
+          <w:rFonts w:ascii="Times New Roman" w:hAnsi="Times New Roman" w:eastAsia="Times New Roman" w:cs="Times New Roman"/>
+        </w:rPr>
+        <w:t xml:space="preserve"> c </w:t>
+      </w:r>
+      <w:r>
+        <w:rPr>
+          <w:rFonts w:hint="eastAsia" w:ascii="Times New Roman" w:hAnsi="Times New Roman" w:eastAsia="FangSong" w:cs="Times New Roman"/>
+        </w:rPr>
+        <w:t xml:space="preserve">还是</w:t>
+      </w:r>
+      <w:r>
+        <w:rPr>
+          <w:rFonts w:ascii="Times New Roman" w:hAnsi="Times New Roman" w:eastAsia="Times New Roman" w:cs="Times New Roman"/>
+        </w:rPr>
+        <w:t xml:space="preserve"> </w:t>
+      </w:r>
+      <w:r>
+        <w:rPr>
+          <w:rStyle w:val="VerbatimChar"/>
+          <w:rFonts w:ascii="Times New Roman" w:hAnsi="Times New Roman" w:eastAsia="Times New Roman" w:cs="Times New Roman"/>
+        </w:rPr>
+        <w:t xml:space="preserve">ln c</w:t>
+      </w:r>
+      <w:r>
+        <w:rPr>
+          <w:rFonts w:hint="eastAsia" w:ascii="Times New Roman" w:hAnsi="Times New Roman" w:eastAsia="Times New Roman" w:cs="Times New Roman"/>
+        </w:rPr>
+        <w:t>，</w:t>
+      </w:r>
+      <w:r>
+        <w:rPr>
+          <w:rFonts w:hint="eastAsia" w:ascii="Times New Roman" w:hAnsi="Times New Roman" w:eastAsia="FangSong" w:cs="Times New Roman"/>
+        </w:rPr>
+        <w:t>结论完全不同</w:t>
+      </w:r>
+      <w:r>
+        <w:rPr>
+          <w:rFonts w:hint="eastAsia" w:ascii="Times New Roman" w:hAnsi="Times New Roman" w:eastAsia="Times New Roman" w:cs="Times New Roman"/>
+        </w:rPr>
+        <w:t>；</w:t>
+      </w:r>
+      <w:r>
+        <w:rPr>
+          <w:rFonts w:hint="eastAsia" w:ascii="Times New Roman" w:hAnsi="Times New Roman" w:eastAsia="FangSong" w:cs="Times New Roman"/>
+        </w:rPr>
+        <w:t>自变量的判定依据是</w:t>
+      </w:r>
+      <w:r>
+        <w:rPr>
+          <w:rFonts w:hint="eastAsia" w:ascii="Times New Roman" w:hAnsi="Times New Roman" w:eastAsia="Times New Roman" w:cs="Times New Roman"/>
+        </w:rPr>
+        <w:t>「</w:t>
+      </w:r>
+      <w:r>
+        <w:rPr>
+          <w:rFonts w:hint="eastAsia" w:ascii="Times New Roman" w:hAnsi="Times New Roman" w:eastAsia="FangSong" w:cs="Times New Roman"/>
+        </w:rPr>
+        <w:t>谁是人为控制的量</w:t>
+      </w:r>
+      <w:r>
+        <w:rPr>
+          <w:rFonts w:hint="eastAsia" w:ascii="Times New Roman" w:hAnsi="Times New Roman" w:eastAsia="Times New Roman" w:cs="Times New Roman"/>
+        </w:rPr>
+        <w:t>」，</w:t>
+      </w:r>
+      <w:r>
+        <w:rPr>
+          <w:rFonts w:hint="eastAsia" w:ascii="Times New Roman" w:hAnsi="Times New Roman" w:eastAsia="FangSong" w:cs="Times New Roman"/>
+        </w:rPr>
+        <w:t>不是它在图上的位置</w:t>
+      </w:r>
+      <w:r>
+        <w:rPr>
+          <w:rFonts w:hint="eastAsia" w:ascii="Times New Roman" w:hAnsi="Times New Roman" w:eastAsia="Times New Roman" w:cs="Times New Roman"/>
+        </w:rPr>
+        <w:t>。</w:t>
+      </w:r>
+    </w:p>
+    <w:p>
+      <w:pPr>
+        <w:pStyle w:val="Compact"/>
+        <w:numPr>
+          <w:ilvl w:val="0"/>
+          <w:numId w:val="1004"/>
+        </w:numPr>
+      </w:pPr>
+      <w:r>
+        <w:rPr>
+          <w:rFonts w:hint="eastAsia" w:ascii="Times New Roman" w:hAnsi="Times New Roman" w:eastAsia="FangSong" w:cs="Times New Roman"/>
+          <w:b/>
+          <w:bCs/>
+        </w:rPr>
+        <w:t xml:space="preserve">斜率</w:t>
+      </w:r>
+      <w:r>
+        <w:rPr>
+          <w:rFonts w:ascii="Times New Roman" w:hAnsi="Times New Roman" w:eastAsia="Times New Roman" w:cs="Times New Roman"/>
+          <w:b/>
+          <w:bCs/>
+        </w:rPr>
+        <w:t xml:space="preserve"> = </w:t>
+      </w:r>
+      <w:r>
+        <w:rPr>
+          <w:rFonts w:hint="eastAsia" w:ascii="Times New Roman" w:hAnsi="Times New Roman" w:eastAsia="FangSong" w:cs="Times New Roman"/>
+          <w:b/>
+          <w:bCs/>
+        </w:rPr>
+        <w:t xml:space="preserve">纵轴变化</w:t>
+      </w:r>
+      <w:r>
+        <w:rPr>
+          <w:rFonts w:ascii="Times New Roman" w:hAnsi="Times New Roman" w:eastAsia="Times New Roman" w:cs="Times New Roman"/>
+          <w:b/>
+          <w:bCs/>
+        </w:rPr>
+        <w:t xml:space="preserve"> ÷ </w:t>
+      </w:r>
+      <w:r>
+        <w:rPr>
+          <w:rFonts w:hint="eastAsia" w:ascii="Times New Roman" w:hAnsi="Times New Roman" w:eastAsia="FangSong" w:cs="Times New Roman"/>
+          <w:b/>
+          <w:bCs/>
+        </w:rPr>
+        <w:t xml:space="preserve">横轴变化</w:t>
+      </w:r>
+      <w:r>
+        <w:rPr>
+          <w:rFonts w:hint="eastAsia" w:ascii="Times New Roman" w:hAnsi="Times New Roman" w:eastAsia="Times New Roman" w:cs="Times New Roman"/>
+        </w:rPr>
+        <w:t>，</w:t>
+      </w:r>
+      <w:r>
+        <w:rPr>
+          <w:rFonts w:hint="eastAsia" w:ascii="Times New Roman" w:hAnsi="Times New Roman" w:eastAsia="FangSong" w:cs="Times New Roman"/>
+        </w:rPr>
+        <w:t>单位随之而定</w:t>
+      </w:r>
+      <w:r>
+        <w:rPr>
+          <w:rFonts w:hint="eastAsia" w:ascii="Times New Roman" w:hAnsi="Times New Roman" w:eastAsia="Times New Roman" w:cs="Times New Roman"/>
+        </w:rPr>
+        <w:t>；</w:t>
+      </w:r>
+      <w:r>
+        <w:rPr>
+          <w:rFonts w:hint="eastAsia" w:ascii="Times New Roman" w:hAnsi="Times New Roman" w:eastAsia="FangSong" w:cs="Times New Roman"/>
+        </w:rPr>
+        <w:t>六类化学图像的斜率各对应一个物理常数</w:t>
+      </w:r>
+      <w:r>
+        <w:rPr>
+          <w:rFonts w:hint="eastAsia" w:ascii="Times New Roman" w:hAnsi="Times New Roman" w:eastAsia="Times New Roman" w:cs="Times New Roman"/>
+        </w:rPr>
+        <w:t>（§2.2</w:t>
+      </w:r>
+      <w:r>
+        <w:rPr>
+          <w:rFonts w:ascii="Times New Roman" w:hAnsi="Times New Roman" w:eastAsia="Times New Roman" w:cs="Times New Roman"/>
+        </w:rPr>
+        <w:t xml:space="preserve"> </w:t>
+      </w:r>
+      <w:r>
+        <w:rPr>
+          <w:rFonts w:hint="eastAsia" w:ascii="Times New Roman" w:hAnsi="Times New Roman" w:eastAsia="FangSong" w:cs="Times New Roman"/>
+        </w:rPr>
+        <w:t>表是本讲核心</w:t>
+      </w:r>
+      <w:r>
+        <w:rPr>
+          <w:rFonts w:hint="eastAsia" w:ascii="Times New Roman" w:hAnsi="Times New Roman" w:eastAsia="Times New Roman" w:cs="Times New Roman"/>
+        </w:rPr>
+        <w:t>，</w:t>
+      </w:r>
+      <w:r>
+        <w:rPr>
+          <w:rFonts w:hint="eastAsia" w:ascii="Times New Roman" w:hAnsi="Times New Roman" w:eastAsia="FangSong" w:cs="Times New Roman"/>
+        </w:rPr>
+        <w:t>建议抄在速查卡上</w:t>
+      </w:r>
+      <w:r>
+        <w:rPr>
+          <w:rFonts w:hint="eastAsia" w:ascii="Times New Roman" w:hAnsi="Times New Roman" w:eastAsia="Times New Roman" w:cs="Times New Roman"/>
+        </w:rPr>
+        <w:t>）。</w:t>
+      </w:r>
+    </w:p>
+    <w:p>
+      <w:pPr>
+        <w:pStyle w:val="Compact"/>
+        <w:numPr>
+          <w:ilvl w:val="0"/>
+          <w:numId w:val="1004"/>
+        </w:numPr>
+      </w:pPr>
+      <w:r>
+        <w:rPr>
+          <w:rFonts w:hint="eastAsia" w:ascii="Times New Roman" w:hAnsi="Times New Roman" w:eastAsia="FangSong" w:cs="Times New Roman"/>
+          <w:b/>
+          <w:bCs/>
+        </w:rPr>
+        <w:t xml:space="preserve">线性化三手法</w:t>
+      </w:r>
+      <w:r>
+        <w:rPr>
+          <w:rFonts w:hint="eastAsia" w:ascii="Times New Roman" w:hAnsi="Times New Roman" w:eastAsia="Times New Roman" w:cs="Times New Roman"/>
+        </w:rPr>
+        <w:t>（</w:t>
+      </w:r>
+      <w:r>
+        <w:rPr>
+          <w:rFonts w:hint="eastAsia" w:ascii="Times New Roman" w:hAnsi="Times New Roman" w:eastAsia="FangSong" w:cs="Times New Roman"/>
+        </w:rPr>
+        <w:t>取对数</w:t>
+      </w:r>
+      <w:r>
+        <w:rPr>
+          <w:rFonts w:hint="eastAsia" w:ascii="Times New Roman" w:hAnsi="Times New Roman" w:eastAsia="Times New Roman" w:cs="Times New Roman"/>
+        </w:rPr>
+        <w:t>/</w:t>
+      </w:r>
+      <w:r>
+        <w:rPr>
+          <w:rFonts w:hint="eastAsia" w:ascii="Times New Roman" w:hAnsi="Times New Roman" w:eastAsia="FangSong" w:cs="Times New Roman"/>
+        </w:rPr>
+        <w:t>取倒数</w:t>
+      </w:r>
+      <w:r>
+        <w:rPr>
+          <w:rFonts w:hint="eastAsia" w:ascii="Times New Roman" w:hAnsi="Times New Roman" w:eastAsia="Times New Roman" w:cs="Times New Roman"/>
+        </w:rPr>
+        <w:t>/</w:t>
+      </w:r>
+      <w:r>
+        <w:rPr>
+          <w:rFonts w:hint="eastAsia" w:ascii="Times New Roman" w:hAnsi="Times New Roman" w:eastAsia="FangSong" w:cs="Times New Roman"/>
+        </w:rPr>
+        <w:t>换变量</w:t>
+      </w:r>
+      <w:r>
+        <w:rPr>
+          <w:rFonts w:hint="eastAsia" w:ascii="Times New Roman" w:hAnsi="Times New Roman" w:eastAsia="Times New Roman" w:cs="Times New Roman"/>
+        </w:rPr>
+        <w:t>）</w:t>
+      </w:r>
+      <w:r>
+        <w:rPr>
+          <w:rFonts w:hint="eastAsia" w:ascii="Times New Roman" w:hAnsi="Times New Roman" w:eastAsia="FangSong" w:cs="Times New Roman"/>
+        </w:rPr>
+        <w:t>把曲线掰成直线</w:t>
+      </w:r>
+      <w:r>
+        <w:rPr>
+          <w:rFonts w:hint="eastAsia" w:ascii="Times New Roman" w:hAnsi="Times New Roman" w:eastAsia="Times New Roman" w:cs="Times New Roman"/>
+        </w:rPr>
+        <w:t>，</w:t>
+      </w:r>
+      <w:r>
+        <w:rPr>
+          <w:rFonts w:hint="eastAsia" w:ascii="Times New Roman" w:hAnsi="Times New Roman" w:eastAsia="FangSong" w:cs="Times New Roman"/>
+        </w:rPr>
+        <w:t>一次换来三样东西</w:t>
+      </w:r>
+      <w:r>
+        <w:rPr>
+          <w:rFonts w:hint="eastAsia" w:ascii="Times New Roman" w:hAnsi="Times New Roman" w:eastAsia="Times New Roman" w:cs="Times New Roman"/>
+        </w:rPr>
+        <w:t>：</w:t>
+      </w:r>
+      <w:r>
+        <w:rPr>
+          <w:rFonts w:hint="eastAsia" w:ascii="Times New Roman" w:hAnsi="Times New Roman" w:eastAsia="FangSong" w:cs="Times New Roman"/>
+        </w:rPr>
+        <w:t>斜率</w:t>
+      </w:r>
+      <w:r>
+        <w:rPr>
+          <w:rFonts w:hint="eastAsia" w:ascii="Times New Roman" w:hAnsi="Times New Roman" w:eastAsia="Times New Roman" w:cs="Times New Roman"/>
+        </w:rPr>
+        <w:t>（</w:t>
+      </w:r>
+      <w:r>
+        <w:rPr>
+          <w:rFonts w:hint="eastAsia" w:ascii="Times New Roman" w:hAnsi="Times New Roman" w:eastAsia="FangSong" w:cs="Times New Roman"/>
+        </w:rPr>
+        <w:t>物理常数</w:t>
+      </w:r>
+      <w:r>
+        <w:rPr>
+          <w:rFonts w:hint="eastAsia" w:ascii="Times New Roman" w:hAnsi="Times New Roman" w:eastAsia="Times New Roman" w:cs="Times New Roman"/>
+        </w:rPr>
+        <w:t>）、</w:t>
+      </w:r>
+      <w:r>
+        <w:rPr>
+          <w:rFonts w:hint="eastAsia" w:ascii="Times New Roman" w:hAnsi="Times New Roman" w:eastAsia="FangSong" w:cs="Times New Roman"/>
+        </w:rPr>
+        <w:t>截距</w:t>
+      </w:r>
+      <w:r>
+        <w:rPr>
+          <w:rFonts w:hint="eastAsia" w:ascii="Times New Roman" w:hAnsi="Times New Roman" w:eastAsia="Times New Roman" w:cs="Times New Roman"/>
+        </w:rPr>
+        <w:t>（</w:t>
+      </w:r>
+      <w:r>
+        <w:rPr>
+          <w:rFonts w:hint="eastAsia" w:ascii="Times New Roman" w:hAnsi="Times New Roman" w:eastAsia="FangSong" w:cs="Times New Roman"/>
+        </w:rPr>
+        <w:t>初值</w:t>
+      </w:r>
+      <w:r>
+        <w:rPr>
+          <w:rFonts w:hint="eastAsia" w:ascii="Times New Roman" w:hAnsi="Times New Roman" w:eastAsia="Times New Roman" w:cs="Times New Roman"/>
+        </w:rPr>
+        <w:t>/</w:t>
+      </w:r>
+      <w:r>
+        <w:rPr>
+          <w:rFonts w:hint="eastAsia" w:ascii="Times New Roman" w:hAnsi="Times New Roman" w:eastAsia="FangSong" w:cs="Times New Roman"/>
+        </w:rPr>
+        <w:t>常数</w:t>
+      </w:r>
+      <w:r>
+        <w:rPr>
+          <w:rFonts w:hint="eastAsia" w:ascii="Times New Roman" w:hAnsi="Times New Roman" w:eastAsia="Times New Roman" w:cs="Times New Roman"/>
+        </w:rPr>
+        <w:t>）、</w:t>
+      </w:r>
+      <w:r>
+        <w:rPr>
+          <w:rFonts w:hint="eastAsia" w:ascii="Times New Roman" w:hAnsi="Times New Roman" w:eastAsia="FangSong" w:cs="Times New Roman"/>
+        </w:rPr>
+        <w:t>模型检验</w:t>
+      </w:r>
+      <w:r>
+        <w:rPr>
+          <w:rFonts w:hint="eastAsia" w:ascii="Times New Roman" w:hAnsi="Times New Roman" w:eastAsia="Times New Roman" w:cs="Times New Roman"/>
+        </w:rPr>
+        <w:t>（</w:t>
+      </w:r>
+      <w:r>
+        <w:rPr>
+          <w:rFonts w:hint="eastAsia" w:ascii="Times New Roman" w:hAnsi="Times New Roman" w:eastAsia="FangSong" w:cs="Times New Roman"/>
+        </w:rPr>
+        <w:t>不直</w:t>
+      </w:r>
+      <w:r>
+        <w:rPr>
+          <w:rFonts w:ascii="Times New Roman" w:hAnsi="Times New Roman" w:eastAsia="Times New Roman" w:cs="Times New Roman"/>
+        </w:rPr>
+        <w:t xml:space="preserve"> = </w:t>
+      </w:r>
+      <w:r>
+        <w:rPr>
+          <w:rFonts w:hint="eastAsia" w:ascii="Times New Roman" w:hAnsi="Times New Roman" w:eastAsia="FangSong" w:cs="Times New Roman"/>
+        </w:rPr>
+        <w:t>模型错</w:t>
+      </w:r>
+      <w:r>
+        <w:rPr>
+          <w:rFonts w:hint="eastAsia" w:ascii="Times New Roman" w:hAnsi="Times New Roman" w:eastAsia="Times New Roman" w:cs="Times New Roman"/>
+        </w:rPr>
+        <w:t>）；</w:t>
+      </w:r>
+      <w:r>
+        <w:rPr>
+          <w:rFonts w:hint="eastAsia" w:ascii="Times New Roman" w:hAnsi="Times New Roman" w:eastAsia="FangSong" w:cs="Times New Roman"/>
+        </w:rPr>
+        <w:t>四类必背线性化务必熟到能默写</w:t>
+      </w:r>
+      <w:r>
+        <w:rPr>
+          <w:rFonts w:hint="eastAsia" w:ascii="Times New Roman" w:hAnsi="Times New Roman" w:eastAsia="Times New Roman" w:cs="Times New Roman"/>
+        </w:rPr>
+        <w:t>。</w:t>
+      </w:r>
+    </w:p>
+    <w:p>
+      <w:pPr>
+        <w:pStyle w:val="Compact"/>
+        <w:numPr>
+          <w:ilvl w:val="0"/>
+          <w:numId w:val="1004"/>
+        </w:numPr>
+      </w:pPr>
+      <w:r>
+        <w:rPr>
+          <w:rFonts w:hint="eastAsia" w:ascii="Times New Roman" w:hAnsi="Times New Roman" w:eastAsia="FangSong" w:cs="Times New Roman"/>
+          <w:b/>
+          <w:bCs/>
+        </w:rPr>
+        <w:t xml:space="preserve">真实数据有抖动</w:t>
+      </w:r>
+      <w:r>
+        <w:rPr>
+          <w:rFonts w:hint="eastAsia" w:ascii="Times New Roman" w:hAnsi="Times New Roman" w:eastAsia="Times New Roman" w:cs="Times New Roman"/>
+        </w:rPr>
+        <w:t>：</w:t>
+      </w:r>
+      <w:r>
+        <w:rPr>
+          <w:rFonts w:hint="eastAsia" w:ascii="Times New Roman" w:hAnsi="Times New Roman" w:eastAsia="FangSong" w:cs="Times New Roman"/>
+        </w:rPr>
+        <w:t>最小二乘</w:t>
+      </w:r>
+      <w:r>
+        <w:rPr>
+          <w:rFonts w:hint="eastAsia" w:ascii="Times New Roman" w:hAnsi="Times New Roman" w:eastAsia="Times New Roman" w:cs="Times New Roman"/>
+        </w:rPr>
+        <w:t>（</w:t>
+      </w:r>
+      <w:r>
+        <w:rPr>
+          <w:rFonts w:hint="eastAsia" w:ascii="Times New Roman" w:hAnsi="Times New Roman" w:eastAsia="FangSong" w:cs="Times New Roman"/>
+        </w:rPr>
+        <w:t>残差平方和最小</w:t>
+      </w:r>
+      <w:r>
+        <w:rPr>
+          <w:rFonts w:hint="eastAsia" w:ascii="Times New Roman" w:hAnsi="Times New Roman" w:eastAsia="Times New Roman" w:cs="Times New Roman"/>
+        </w:rPr>
+        <w:t>）</w:t>
+      </w:r>
+      <w:r>
+        <w:rPr>
+          <w:rFonts w:hint="eastAsia" w:ascii="Times New Roman" w:hAnsi="Times New Roman" w:eastAsia="FangSong" w:cs="Times New Roman"/>
+        </w:rPr>
+        <w:t>给出客观定线规则</w:t>
+      </w:r>
+      <w:r>
+        <w:rPr>
+          <w:rFonts w:hint="eastAsia" w:ascii="Times New Roman" w:hAnsi="Times New Roman" w:eastAsia="Times New Roman" w:cs="Times New Roman"/>
+        </w:rPr>
+        <w:t>，r</w:t>
+      </w:r>
+      <w:r>
+        <w:rPr>
+          <w:rFonts w:hint="eastAsia" w:ascii="Times New Roman" w:hAnsi="Times New Roman" w:eastAsia="Times New Roman" w:cs="Times New Roman"/>
+          <w:vertAlign w:val="superscript"/>
+        </w:rPr>
+        <w:t>2</w:t>
+      </w:r>
+      <w:r>
+        <w:rPr>
+          <w:rFonts w:ascii="Times New Roman" w:hAnsi="Times New Roman" w:eastAsia="Times New Roman" w:cs="Times New Roman"/>
+        </w:rPr>
+        <w:t xml:space="preserve"> </w:t>
+      </w:r>
+      <w:r>
+        <w:rPr>
+          <w:rFonts w:hint="eastAsia" w:ascii="Times New Roman" w:hAnsi="Times New Roman" w:eastAsia="FangSong" w:cs="Times New Roman"/>
+        </w:rPr>
+        <w:t>判读拟合质量</w:t>
+      </w:r>
+      <w:r>
+        <w:rPr>
+          <w:rFonts w:hint="eastAsia" w:ascii="Times New Roman" w:hAnsi="Times New Roman" w:eastAsia="Times New Roman" w:cs="Times New Roman"/>
+        </w:rPr>
+        <w:t>；</w:t>
+      </w:r>
+      <w:r>
+        <w:rPr>
+          <w:rFonts w:hint="eastAsia" w:ascii="Times New Roman" w:hAnsi="Times New Roman" w:eastAsia="FangSong" w:cs="Times New Roman"/>
+        </w:rPr>
+        <w:t>牢记三个误用</w:t>
+      </w:r>
+      <w:r>
+        <w:rPr>
+          <w:rFonts w:hint="eastAsia" w:ascii="Times New Roman" w:hAnsi="Times New Roman" w:eastAsia="Times New Roman" w:cs="Times New Roman"/>
+        </w:rPr>
+        <w:t>——</w:t>
+      </w:r>
+      <w:r>
+        <w:rPr>
+          <w:rFonts w:hint="eastAsia" w:ascii="Times New Roman" w:hAnsi="Times New Roman" w:eastAsia="FangSong" w:cs="Times New Roman"/>
+        </w:rPr>
+        <w:t>先变换再拟合</w:t>
+      </w:r>
+      <w:r>
+        <w:rPr>
+          <w:rFonts w:hint="eastAsia" w:ascii="Times New Roman" w:hAnsi="Times New Roman" w:eastAsia="Times New Roman" w:cs="Times New Roman"/>
+        </w:rPr>
+        <w:t>、</w:t>
+      </w:r>
+      <w:r>
+        <w:rPr>
+          <w:rFonts w:hint="eastAsia" w:ascii="Times New Roman" w:hAnsi="Times New Roman" w:eastAsia="FangSong" w:cs="Times New Roman"/>
+        </w:rPr>
+        <w:t>判级数看全时段</w:t>
+      </w:r>
+      <w:r>
+        <w:rPr>
+          <w:rFonts w:hint="eastAsia" w:ascii="Times New Roman" w:hAnsi="Times New Roman" w:eastAsia="Times New Roman" w:cs="Times New Roman"/>
+        </w:rPr>
+        <w:t>、</w:t>
+      </w:r>
+      <w:r>
+        <w:rPr>
+          <w:rFonts w:hint="eastAsia" w:ascii="Times New Roman" w:hAnsi="Times New Roman" w:eastAsia="FangSong" w:cs="Times New Roman"/>
+        </w:rPr>
+        <w:t>别强制过原点</w:t>
+      </w:r>
+      <w:r>
+        <w:rPr>
+          <w:rFonts w:hint="eastAsia" w:ascii="Times New Roman" w:hAnsi="Times New Roman" w:eastAsia="Times New Roman" w:cs="Times New Roman"/>
+        </w:rPr>
+        <w:t>。</w:t>
+      </w:r>
+    </w:p>
+    <w:p>
+      <w:pPr>
+        <w:pStyle w:val="FirstParagraph"/>
+      </w:pPr>
+      <w:r>
+        <w:rPr>
+          <w:rFonts w:hint="eastAsia" w:ascii="Times New Roman" w:hAnsi="Times New Roman" w:eastAsia="FangSong" w:cs="Times New Roman"/>
+        </w:rPr>
+        <w:t xml:space="preserve">下一讲把本讲反复出现的</w:t>
+      </w:r>
+      <w:r>
+        <w:rPr>
+          <w:rFonts w:ascii="Times New Roman" w:hAnsi="Times New Roman" w:eastAsia="Times New Roman" w:cs="Times New Roman"/>
+        </w:rPr>
+        <w:t xml:space="preserve"> </w:t>
+      </w:r>
+      <w:r>
+        <w:rPr>
+          <w:rStyle w:val="VerbatimChar"/>
+          <w:rFonts w:ascii="Times New Roman" w:hAnsi="Times New Roman" w:eastAsia="Times New Roman" w:cs="Times New Roman"/>
+        </w:rPr>
+        <w:t xml:space="preserve">ln</w:t>
+      </w:r>
+      <w:r>
+        <w:rPr>
+          <w:rFonts w:ascii="Times New Roman" w:hAnsi="Times New Roman" w:eastAsia="Times New Roman" w:cs="Times New Roman"/>
+        </w:rPr>
+        <w:t xml:space="preserve"> </w:t>
+      </w:r>
+      <w:r>
+        <w:rPr>
+          <w:rFonts w:hint="eastAsia" w:ascii="Times New Roman" w:hAnsi="Times New Roman" w:eastAsia="FangSong" w:cs="Times New Roman"/>
+        </w:rPr>
+        <w:t>运算规则补齐</w:t>
+      </w:r>
+      <w:r>
+        <w:rPr>
+          <w:rFonts w:hint="eastAsia" w:ascii="Times New Roman" w:hAnsi="Times New Roman" w:eastAsia="Times New Roman" w:cs="Times New Roman"/>
+        </w:rPr>
+        <w:t>。</w:t>
+      </w:r>
+    </w:p>
+    <w:bookmarkEnd w:id="27"/>
+    <w:bookmarkStart w:id="31" w:name="五本讲速查"/>
+    <w:p>
+      <w:pPr>
+        <w:pStyle w:val="Heading2"/>
+        <w:spacing w:before="280" w:after="120"/>
+      </w:pPr>
+      <w:r>
+        <w:rPr>
+          <w:rFonts w:hint="eastAsia" w:ascii="Times New Roman" w:hAnsi="Times New Roman" w:eastAsia="SimHei" w:cs="Times New Roman"/>
+        </w:rPr>
         <w:t>五</w:t>
       </w:r>
       <w:r>
@@ -16570,10 +17322,10 @@
         <w:rPr>
           <w:rFonts w:hint="eastAsia" w:ascii="Times New Roman" w:hAnsi="Times New Roman" w:eastAsia="SimHei" w:cs="Times New Roman"/>
         </w:rPr>
-        <w:t>核心公式速查</w:t>
+        <w:t>本讲速查</w:t>
       </w:r>
     </w:p>
-    <w:bookmarkStart w:id="27" w:name="斜率与直线"/>
+    <w:bookmarkStart w:id="28" w:name="斜率与直线"/>
     <w:p>
       <w:pPr>
         <w:pStyle w:val="Heading3"/>
@@ -16848,8 +17600,8 @@
         </w:tc>
       </w:tr>
     </w:tbl>
-    <w:bookmarkEnd w:id="27"/>
-    <w:bookmarkStart w:id="28" w:name="线性化对照"/>
+    <w:bookmarkEnd w:id="28"/>
+    <w:bookmarkStart w:id="29" w:name="线性化对照"/>
     <w:p>
       <w:pPr>
         <w:pStyle w:val="Heading3"/>
@@ -17399,8 +18151,8 @@
         </w:tc>
       </w:tr>
     </w:tbl>
-    <w:bookmarkEnd w:id="28"/>
-    <w:bookmarkStart w:id="29" w:name="最小二乘散点拟合"/>
+    <w:bookmarkEnd w:id="29"/>
+    <w:bookmarkStart w:id="30" w:name="最小二乘散点拟合"/>
     <w:p>
       <w:pPr>
         <w:pStyle w:val="Heading3"/>
@@ -17981,9 +18733,9 @@
         </w:pict>
       </w:r>
     </w:p>
-    <w:bookmarkEnd w:id="29"/>
     <w:bookmarkEnd w:id="30"/>
-    <w:bookmarkStart w:id="34" w:name="六练习题"/>
+    <w:bookmarkEnd w:id="31"/>
+    <w:bookmarkStart w:id="35" w:name="六练习题"/>
     <w:p>
       <w:pPr>
         <w:pStyle w:val="Heading2"/>
@@ -18051,7 +18803,7 @@
         <w:t>。</w:t>
       </w:r>
     </w:p>
-    <w:bookmarkStart w:id="31" w:name="基础巩固5-题"/>
+    <w:bookmarkStart w:id="32" w:name="基础巩固5-题"/>
     <w:p>
       <w:pPr>
         <w:pStyle w:val="Heading3"/>
@@ -18814,8 +19566,8 @@
         <w:t>。</w:t>
       </w:r>
     </w:p>
-    <w:bookmarkEnd w:id="31"/>
-    <w:bookmarkStart w:id="32" w:name="竞赛入门6-题"/>
+    <w:bookmarkEnd w:id="32"/>
+    <w:bookmarkStart w:id="33" w:name="竞赛入门6-题"/>
     <w:p>
       <w:pPr>
         <w:pStyle w:val="Heading3"/>
@@ -20529,8 +21281,8 @@
         <w:t>）</w:t>
       </w:r>
     </w:p>
-    <w:bookmarkEnd w:id="32"/>
-    <w:bookmarkStart w:id="33" w:name="真题挑战5-题竞赛风格改编"/>
+    <w:bookmarkEnd w:id="33"/>
+    <w:bookmarkStart w:id="34" w:name="真题挑战5-题竞赛风格改编"/>
     <w:p>
       <w:pPr>
         <w:pStyle w:val="Heading3"/>
@@ -21507,9 +22259,9 @@
         </w:pict>
       </w:r>
     </w:p>
-    <w:bookmarkEnd w:id="33"/>
     <w:bookmarkEnd w:id="34"/>
-    <w:bookmarkStart w:id="35" w:name="练习题参考答案"/>
+    <w:bookmarkEnd w:id="35"/>
+    <w:bookmarkStart w:id="36" w:name="练习题参考答案"/>
     <w:p>
       <w:pPr>
         <w:pStyle w:val="Heading2"/>
@@ -29064,8 +29816,8 @@
         <w:t>）。</w:t>
       </w:r>
     </w:p>
-    <w:bookmarkEnd w:id="35"/>
     <w:bookmarkEnd w:id="36"/>
+    <w:bookmarkEnd w:id="37"/>
     <w:sectPr>
       <w:footerReference w:type="default" r:id="rId9"/>
       <w:footnotePr>
@@ -29440,6 +30192,9 @@
     <w:lvlOverride w:ilvl="8">
       <w:startOverride w:val="1"/>
     </w:lvlOverride>
+  </w:num>
+  <w:num w:numId="1004">
+    <w:abstractNumId w:val="991"/>
   </w:num>
 </w:numbering>
 </file>

--- a/06-学生侧材料/讲义/_数学工具/数学工具-第1讲-函数图像与线性化.docx
+++ b/06-学生侧材料/讲义/_数学工具/数学工具-第1讲-函数图像与线性化.docx
@@ -731,7 +731,7 @@
         <w:rPr>
           <w:rFonts w:hint="eastAsia" w:ascii="Times New Roman" w:hAnsi="Times New Roman" w:eastAsia="FangSong" w:cs="Times New Roman"/>
         </w:rPr>
-        <w:t xml:space="preserve">能判断一条曲线该取对数还是取倒数才能掰成直线</w:t>
+        <w:t xml:space="preserve">能判断一条曲线该取对数还是取倒数才能化为直线</w:t>
       </w:r>
     </w:p>
     <w:p>
@@ -1150,7 +1150,7 @@
         <w:rPr>
           <w:rFonts w:hint="eastAsia" w:ascii="Times New Roman" w:hAnsi="Times New Roman" w:eastAsia="FangSong" w:cs="Times New Roman"/>
         </w:rPr>
-        <w:t>自己变的量</w:t>
+        <w:t>由实验者设定的量</w:t>
       </w:r>
       <w:r>
         <w:rPr>
@@ -1188,7 +1188,7 @@
         <w:rPr>
           <w:rFonts w:hint="eastAsia" w:ascii="Times New Roman" w:hAnsi="Times New Roman" w:eastAsia="FangSong" w:cs="Times New Roman"/>
         </w:rPr>
-        <w:t>跟着变的量</w:t>
+        <w:t>随之确定的量</w:t>
       </w:r>
       <w:r>
         <w:rPr>
@@ -1266,7 +1266,7 @@
         <w:rPr>
           <w:rFonts w:hint="eastAsia" w:ascii="Times New Roman" w:hAnsi="Times New Roman" w:eastAsia="FangSong" w:cs="Times New Roman"/>
         </w:rPr>
-        <w:t>后面所有图像和公式都不会乱</w:t>
+        <w:t>后续的图像与公式才不会混淆</w:t>
       </w:r>
       <w:r>
         <w:rPr>
@@ -1972,25 +1972,13 @@
         <w:rPr>
           <w:rFonts w:hint="eastAsia" w:ascii="Times New Roman" w:hAnsi="Times New Roman" w:eastAsia="FangSong" w:cs="Times New Roman"/>
         </w:rPr>
-        <w:t>三个字你早就用过</w:t>
-      </w:r>
-      <w:r>
-        <w:rPr>
-          <w:rFonts w:hint="eastAsia" w:ascii="Times New Roman" w:hAnsi="Times New Roman" w:eastAsia="Times New Roman" w:cs="Times New Roman"/>
-        </w:rPr>
-        <w:t>——</w:t>
-      </w:r>
-      <w:r>
-        <w:rPr>
-          <w:rFonts w:hint="eastAsia" w:ascii="Times New Roman" w:hAnsi="Times New Roman" w:eastAsia="FangSong" w:cs="Times New Roman"/>
-        </w:rPr>
-        <w:t>查表</w:t>
-      </w:r>
-      <w:r>
-        <w:rPr>
-          <w:rFonts w:hint="eastAsia" w:ascii="Times New Roman" w:hAnsi="Times New Roman" w:eastAsia="Times New Roman" w:cs="Times New Roman"/>
-        </w:rPr>
-        <w:t>。</w:t>
+        <w:t>的原型是查表</w:t>
+      </w:r>
+      <w:r>
+        <w:rPr>
+          <w:rFonts w:hint="eastAsia" w:ascii="Times New Roman" w:hAnsi="Times New Roman" w:eastAsia="Times New Roman" w:cs="Times New Roman"/>
+        </w:rPr>
+        <w:t>：</w:t>
       </w:r>
       <w:r>
         <w:rPr>
@@ -2014,13 +2002,13 @@
         <w:rPr>
           <w:rFonts w:hint="eastAsia" w:ascii="Times New Roman" w:hAnsi="Times New Roman" w:eastAsia="Times New Roman" w:cs="Times New Roman"/>
         </w:rPr>
-        <w:t>。</w:t>
-      </w:r>
-      <w:r>
-        <w:rPr>
-          <w:rFonts w:hint="eastAsia" w:ascii="Times New Roman" w:hAnsi="Times New Roman" w:eastAsia="FangSong" w:cs="Times New Roman"/>
-        </w:rPr>
-        <w:t>公式只是把这张表写成了可以连续取值的形式</w:t>
+        <w:t>，</w:t>
+      </w:r>
+      <w:r>
+        <w:rPr>
+          <w:rFonts w:hint="eastAsia" w:ascii="Times New Roman" w:hAnsi="Times New Roman" w:eastAsia="FangSong" w:cs="Times New Roman"/>
+        </w:rPr>
+        <w:t>公式只是把它写成可连续取值的形式</w:t>
       </w:r>
       <w:r>
         <w:rPr>
@@ -2034,7 +2022,7 @@
           <w:b/>
           <w:bCs/>
         </w:rPr>
-        <w:t>先问</w:t>
+        <w:t>先确定自变量</w:t>
       </w:r>
       <w:r>
         <w:rPr>
@@ -2042,7 +2030,7 @@
           <w:b/>
           <w:bCs/>
         </w:rPr>
-        <w:t>”</w:t>
+        <w:t>，</w:t>
       </w:r>
       <w:r>
         <w:rPr>
@@ -2050,47 +2038,7 @@
           <w:b/>
           <w:bCs/>
         </w:rPr>
-        <w:t>谁是自己变的</w:t>
-      </w:r>
-      <w:r>
-        <w:rPr>
-          <w:rFonts w:hint="eastAsia" w:ascii="Times New Roman" w:hAnsi="Times New Roman" w:eastAsia="Times New Roman" w:cs="Times New Roman"/>
-          <w:b/>
-          <w:bCs/>
-        </w:rPr>
-        <w:t>”，</w:t>
-      </w:r>
-      <w:r>
-        <w:rPr>
-          <w:rFonts w:hint="eastAsia" w:ascii="Times New Roman" w:hAnsi="Times New Roman" w:eastAsia="FangSong" w:cs="Times New Roman"/>
-          <w:b/>
-          <w:bCs/>
-        </w:rPr>
-        <w:t>再问</w:t>
-      </w:r>
-      <w:r>
-        <w:rPr>
-          <w:rFonts w:hint="eastAsia" w:ascii="Times New Roman" w:hAnsi="Times New Roman" w:eastAsia="Times New Roman" w:cs="Times New Roman"/>
-          <w:b/>
-          <w:bCs/>
-        </w:rPr>
-        <w:t>”</w:t>
-      </w:r>
-      <w:r>
-        <w:rPr>
-          <w:rFonts w:hint="eastAsia" w:ascii="Times New Roman" w:hAnsi="Times New Roman" w:eastAsia="FangSong" w:cs="Times New Roman"/>
-          <w:b/>
-          <w:bCs/>
-        </w:rPr>
-        <w:t>跟着变的是谁</w:t>
-      </w:r>
-      <w:r>
-        <w:rPr>
-          <w:rFonts w:hint="eastAsia" w:ascii="Times New Roman" w:hAnsi="Times New Roman" w:eastAsia="Times New Roman" w:cs="Times New Roman"/>
-          <w:b/>
-          <w:bCs/>
-        </w:rPr>
-        <w:t>”</w:t>
+        <w:t>再确定因变量</w:t>
       </w:r>
       <w:r>
         <w:rPr>
@@ -4164,7 +4112,7 @@
         <w:rPr>
           <w:rFonts w:hint="eastAsia" w:ascii="Times New Roman" w:hAnsi="Times New Roman" w:eastAsia="FangSong" w:cs="Times New Roman"/>
         </w:rPr>
-        <w:t>把这句话念出来</w:t>
+        <w:t>读出这句话</w:t>
       </w:r>
       <w:r>
         <w:rPr>
@@ -4176,7 +4124,7 @@
         <w:rPr>
           <w:rFonts w:hint="eastAsia" w:ascii="Times New Roman" w:hAnsi="Times New Roman" w:eastAsia="FangSong" w:cs="Times New Roman"/>
         </w:rPr>
-        <w:t>斜率的物理意义和单位同时就有了</w:t>
+        <w:t>斜率的物理意义与单位便同时确定</w:t>
       </w:r>
       <w:r>
         <w:rPr>
@@ -5233,7 +5181,7 @@
         <w:rPr>
           <w:rFonts w:hint="eastAsia" w:ascii="Times New Roman" w:hAnsi="Times New Roman" w:eastAsia="FangSong" w:cs="Times New Roman"/>
         </w:rPr>
-        <w:t>三条最容易翻车的</w:t>
+        <w:t>三条最容易出错的</w:t>
       </w:r>
       <w:r>
         <w:rPr>
@@ -5371,7 +5319,7 @@
         <w:rPr>
           <w:rFonts w:hint="eastAsia" w:ascii="Times New Roman" w:hAnsi="Times New Roman" w:eastAsia="FangSong" w:cs="Times New Roman"/>
         </w:rPr>
-        <w:t>别习惯性写负号</w:t>
+        <w:t>不宜习惯性写负号</w:t>
       </w:r>
       <w:r>
         <w:rPr>
@@ -5428,7 +5376,7 @@
         <w:rPr>
           <w:rFonts w:hint="eastAsia" w:ascii="Times New Roman" w:hAnsi="Times New Roman" w:eastAsia="FangSong" w:cs="Times New Roman"/>
         </w:rPr>
-        <w:t>别读反方向</w:t>
+        <w:t>注意方向勿读反</w:t>
       </w:r>
       <w:r>
         <w:rPr>
@@ -5993,7 +5941,7 @@
         <w:rPr>
           <w:rFonts w:hint="eastAsia" w:ascii="Times New Roman" w:hAnsi="Times New Roman" w:eastAsia="FangSong" w:cs="Times New Roman"/>
         </w:rPr>
-        <w:t>做完题把这一列念一遍</w:t>
+        <w:t>完成计算后核对这一列</w:t>
       </w:r>
       <w:r>
         <w:rPr>
@@ -6228,7 +6176,7 @@
     </w:p>
     <w:bookmarkEnd w:id="15"/>
     <w:bookmarkEnd w:id="16"/>
-    <w:bookmarkStart w:id="22" w:name="三把曲线掰直-线性化"/>
+    <w:bookmarkStart w:id="22" w:name="三把曲线化为直线-线性化"/>
     <w:p>
       <w:pPr>
         <w:pStyle w:val="Heading2"/>
@@ -6250,7 +6198,7 @@
         <w:rPr>
           <w:rFonts w:hint="eastAsia" w:ascii="Times New Roman" w:hAnsi="Times New Roman" w:eastAsia="SimHei" w:cs="Times New Roman"/>
         </w:rPr>
-        <w:t>把曲线掰直</w:t>
+        <w:t>把曲线化为直线</w:t>
       </w:r>
       <w:r>
         <w:rPr>
@@ -6413,19 +6361,7 @@
         <w:rPr>
           <w:rFonts w:hint="eastAsia" w:ascii="Times New Roman" w:hAnsi="Times New Roman" w:eastAsia="FangSong" w:cs="Times New Roman"/>
         </w:rPr>
-        <w:t>一旦排成直线</w:t>
-      </w:r>
-      <w:r>
-        <w:rPr>
-          <w:rFonts w:hint="eastAsia" w:ascii="Times New Roman" w:hAnsi="Times New Roman" w:eastAsia="Times New Roman" w:cs="Times New Roman"/>
-        </w:rPr>
-        <w:t>，</w:t>
-      </w:r>
-      <w:r>
-        <w:rPr>
-          <w:rFonts w:hint="eastAsia" w:ascii="Times New Roman" w:hAnsi="Times New Roman" w:eastAsia="FangSong" w:cs="Times New Roman"/>
-        </w:rPr>
-        <w:t>你就能免费获得三样东西</w:t>
+        <w:t>化为直线后可同时得到三项信息</w:t>
       </w:r>
       <w:r>
         <w:rPr>
@@ -6485,31 +6421,7 @@
         <w:rPr>
           <w:rFonts w:hint="eastAsia" w:ascii="Times New Roman" w:hAnsi="Times New Roman" w:eastAsia="FangSong" w:cs="Times New Roman"/>
         </w:rPr>
-        <w:t>以及</w:t>
-      </w:r>
-      <w:r>
-        <w:rPr>
-          <w:rFonts w:hint="eastAsia" w:ascii="Times New Roman" w:hAnsi="Times New Roman" w:eastAsia="Times New Roman" w:cs="Times New Roman"/>
-        </w:rPr>
-        <w:t>”</w:t>
-      </w:r>
-      <w:r>
-        <w:rPr>
-          <w:rFonts w:hint="eastAsia" w:ascii="Times New Roman" w:hAnsi="Times New Roman" w:eastAsia="FangSong" w:cs="Times New Roman"/>
-        </w:rPr>
-        <w:t>点是否真的服从这个规律</w:t>
-      </w:r>
-      <w:r>
-        <w:rPr>
-          <w:rFonts w:hint="eastAsia" w:ascii="Times New Roman" w:hAnsi="Times New Roman" w:eastAsia="Times New Roman" w:cs="Times New Roman"/>
-        </w:rPr>
-        <w:t>”</w:t>
-      </w:r>
-      <w:r>
-        <w:rPr>
-          <w:rFonts w:hint="eastAsia" w:ascii="Times New Roman" w:hAnsi="Times New Roman" w:eastAsia="FangSong" w:cs="Times New Roman"/>
-        </w:rPr>
-        <w:t>的判断</w:t>
+        <w:t>以及数据是否服从该规律的判断</w:t>
       </w:r>
       <w:r>
         <w:rPr>
@@ -6521,7 +6433,7 @@
         <w:rPr>
           <w:rFonts w:hint="eastAsia" w:ascii="Times New Roman" w:hAnsi="Times New Roman" w:eastAsia="FangSong" w:cs="Times New Roman"/>
         </w:rPr>
-        <w:t>不直就说明模型错了</w:t>
+        <w:t>点不共线说明模型不适用</w:t>
       </w:r>
       <w:r>
         <w:rPr>
@@ -6531,7 +6443,7 @@
       </w:r>
     </w:p>
     <w:bookmarkEnd w:id="17"/>
-    <w:bookmarkStart w:id="18" w:name="三种掰直手法"/>
+    <w:bookmarkStart w:id="18" w:name="三种线性化手法"/>
     <w:p>
       <w:pPr>
         <w:pStyle w:val="Heading3"/>
@@ -6547,7 +6459,7 @@
         <w:rPr>
           <w:rFonts w:hint="eastAsia" w:ascii="Times New Roman" w:hAnsi="Times New Roman" w:eastAsia="SimHei" w:cs="Times New Roman"/>
         </w:rPr>
-        <w:t xml:space="preserve">三种掰直手法</w:t>
+        <w:t xml:space="preserve">三种线性化手法</w:t>
       </w:r>
     </w:p>
     <w:tbl>
@@ -7198,31 +7110,7 @@
         <w:rPr>
           <w:rFonts w:hint="eastAsia" w:ascii="Times New Roman" w:hAnsi="Times New Roman" w:eastAsia="FangSong" w:cs="Times New Roman"/>
         </w:rPr>
-        <w:t>取对数为何能</w:t>
-      </w:r>
-      <w:r>
-        <w:rPr>
-          <w:rFonts w:hint="eastAsia" w:ascii="Times New Roman" w:hAnsi="Times New Roman" w:eastAsia="Times New Roman" w:cs="Times New Roman"/>
-        </w:rPr>
-        <w:t>”</w:t>
-      </w:r>
-      <w:r>
-        <w:rPr>
-          <w:rFonts w:hint="eastAsia" w:ascii="Times New Roman" w:hAnsi="Times New Roman" w:eastAsia="FangSong" w:cs="Times New Roman"/>
-        </w:rPr>
-        <w:t>掰直</w:t>
-      </w:r>
-      <w:r>
-        <w:rPr>
-          <w:rFonts w:hint="eastAsia" w:ascii="Times New Roman" w:hAnsi="Times New Roman" w:eastAsia="Times New Roman" w:cs="Times New Roman"/>
-        </w:rPr>
-        <w:t>”</w:t>
-      </w:r>
-      <w:r>
-        <w:rPr>
-          <w:rFonts w:hint="eastAsia" w:ascii="Times New Roman" w:hAnsi="Times New Roman" w:eastAsia="FangSong" w:cs="Times New Roman"/>
-        </w:rPr>
-        <w:t>指数</w:t>
+        <w:t>取对数为何能把指数曲线化为直线</w:t>
       </w:r>
       <w:r>
         <w:rPr>
@@ -7310,7 +7198,7 @@
         <w:rPr>
           <w:rFonts w:hint="eastAsia" w:ascii="Times New Roman" w:hAnsi="Times New Roman" w:eastAsia="FangSong" w:cs="Times New Roman"/>
         </w:rPr>
-        <w:t>对数把指数上的</w:t>
+        <w:t>对数把指数中的</w:t>
       </w:r>
       <w:r>
         <w:rPr>
@@ -7322,7 +7210,7 @@
         <w:rPr>
           <w:rFonts w:hint="eastAsia" w:ascii="Times New Roman" w:hAnsi="Times New Roman" w:eastAsia="FangSong" w:cs="Times New Roman"/>
         </w:rPr>
-        <w:t>拽了下来</w:t>
+        <w:t>移到系数位置</w:t>
       </w:r>
       <w:r>
         <w:rPr>
@@ -8554,25 +8442,13 @@
         <w:rPr>
           <w:rFonts w:hint="eastAsia" w:ascii="Times New Roman" w:hAnsi="Times New Roman" w:eastAsia="FangSong" w:cs="Times New Roman"/>
         </w:rPr>
-        <w:t>用来</w:t>
-      </w:r>
-      <w:r>
-        <w:rPr>
-          <w:rFonts w:hint="eastAsia" w:ascii="Times New Roman" w:hAnsi="Times New Roman" w:eastAsia="Times New Roman" w:cs="Times New Roman"/>
-        </w:rPr>
-        <w:t>”</w:t>
-      </w:r>
-      <w:r>
-        <w:rPr>
-          <w:rFonts w:hint="eastAsia" w:ascii="Times New Roman" w:hAnsi="Times New Roman" w:eastAsia="FangSong" w:cs="Times New Roman"/>
-        </w:rPr>
-        <w:t>去掉单位</w:t>
-      </w:r>
-      <w:r>
-        <w:rPr>
-          <w:rFonts w:hint="eastAsia" w:ascii="Times New Roman" w:hAnsi="Times New Roman" w:eastAsia="Times New Roman" w:cs="Times New Roman"/>
-        </w:rPr>
-        <w:t>”。</w:t>
+        <w:t>用于消去单位</w:t>
+      </w:r>
+      <w:r>
+        <w:rPr>
+          <w:rFonts w:hint="eastAsia" w:ascii="Times New Roman" w:hAnsi="Times New Roman" w:eastAsia="Times New Roman" w:cs="Times New Roman"/>
+        </w:rPr>
+        <w:t>。</w:t>
       </w:r>
       <w:r>
         <w:rPr>
@@ -9449,7 +9325,7 @@
         <w:rPr>
           <w:rFonts w:hint="eastAsia" w:ascii="Times New Roman" w:hAnsi="Times New Roman" w:eastAsia="FangSong" w:cs="Times New Roman"/>
         </w:rPr>
-        <w:t>按五步法走一遍</w:t>
+        <w:t>按五步法完整推导一次</w:t>
       </w:r>
       <w:r>
         <w:rPr>
@@ -9624,7 +9500,7 @@
         <w:rPr>
           <w:rFonts w:hint="eastAsia" w:ascii="Times New Roman" w:hAnsi="Times New Roman" w:eastAsia="FangSong" w:cs="Times New Roman"/>
         </w:rPr>
-        <w:t>真实实验数据不会这么听话</w:t>
+        <w:t>真实实验数据并不恰好共线</w:t>
       </w:r>
       <w:r>
         <w:rPr>
@@ -9660,7 +9536,7 @@
         <w:rPr>
           <w:rFonts w:hint="eastAsia" w:ascii="Times New Roman" w:hAnsi="Times New Roman" w:eastAsia="FangSong" w:cs="Times New Roman"/>
         </w:rPr>
-        <w:t>画出来的点总在直线附近抖</w:t>
+        <w:t>数据点总在直线附近散布</w:t>
       </w:r>
       <w:r>
         <w:rPr>
@@ -10812,7 +10688,7 @@
         <w:rPr>
           <w:rFonts w:hint="eastAsia" w:ascii="Times New Roman" w:hAnsi="Times New Roman" w:eastAsia="FangSong" w:cs="Times New Roman"/>
         </w:rPr>
-        <w:t>不会除零</w:t>
+        <w:t>故不会出现除零</w:t>
       </w:r>
       <w:r>
         <w:rPr>
@@ -11364,9 +11240,9 @@
             </w:pPr>
             <w:r>
               <w:rPr>
-                <w:rFonts w:ascii="Times New Roman" w:hAnsi="Times New Roman" w:eastAsia="Times New Roman" w:cs="Times New Roman"/>
-              </w:rPr>
-              <w:t xml:space="preserve">0.99 ~ 0.999</w:t>
+                <w:rFonts w:hint="eastAsia" w:ascii="Times New Roman" w:hAnsi="Times New Roman" w:eastAsia="Times New Roman" w:cs="Times New Roman"/>
+              </w:rPr>
+              <w:t xml:space="preserve">0.99～0.999</w:t>
             </w:r>
           </w:p>
         </w:tc>
@@ -11423,9 +11299,9 @@
             </w:pPr>
             <w:r>
               <w:rPr>
-                <w:rFonts w:ascii="Times New Roman" w:hAnsi="Times New Roman" w:eastAsia="Times New Roman" w:cs="Times New Roman"/>
-              </w:rPr>
-              <w:t xml:space="preserve">0.95 ~ 0.99</w:t>
+                <w:rFonts w:hint="eastAsia" w:ascii="Times New Roman" w:hAnsi="Times New Roman" w:eastAsia="Times New Roman" w:cs="Times New Roman"/>
+              </w:rPr>
+              <w:t xml:space="preserve">0.95～0.99</w:t>
             </w:r>
           </w:p>
         </w:tc>
@@ -11516,7 +11392,7 @@
                 <w:b/>
                 <w:bCs/>
               </w:rPr>
-              <w:t xml:space="preserve">别用这条线反推物理量</w:t>
+              <w:t xml:space="preserve">不宜用这条线反推物理量</w:t>
             </w:r>
             <w:r>
               <w:rPr>
@@ -11925,7 +11801,7 @@
           <w:b/>
           <w:bCs/>
         </w:rPr>
-        <w:t xml:space="preserve">别直接抄</w:t>
+        <w:t xml:space="preserve">不宜直接采用</w:t>
       </w:r>
       <w:r>
         <w:rPr>
@@ -21365,7 +21241,19 @@
         <w:rPr>
           <w:rFonts w:ascii="Times New Roman" w:hAnsi="Times New Roman" w:eastAsia="Times New Roman" w:cs="Times New Roman"/>
         </w:rPr>
-        <w:t xml:space="preserve"> 300~360 K </w:t>
+        <w:t xml:space="preserve"> </w:t>
+      </w:r>
+      <w:r>
+        <w:rPr>
+          <w:rFonts w:hint="eastAsia" w:ascii="Times New Roman" w:hAnsi="Times New Roman" w:eastAsia="Times New Roman" w:cs="Times New Roman"/>
+        </w:rPr>
+        <w:t xml:space="preserve">300～360</w:t>
+      </w:r>
+      <w:r>
+        <w:rPr>
+          <w:rFonts w:ascii="Times New Roman" w:hAnsi="Times New Roman" w:eastAsia="Times New Roman" w:cs="Times New Roman"/>
+        </w:rPr>
+        <w:t xml:space="preserve"> K </w:t>
       </w:r>
       <w:r>
         <w:rPr>
@@ -29492,7 +29380,7 @@
         <w:rPr>
           <w:rFonts w:hint="eastAsia" w:ascii="Times New Roman" w:hAnsi="Times New Roman" w:eastAsia="FangSong" w:cs="Times New Roman"/>
         </w:rPr>
-        <w:t xml:space="preserve">这一讲能解开哪些坎</w:t>
+        <w:t xml:space="preserve">本讲在化学中的落点</w:t>
       </w:r>
       <w:r>
         <w:rPr>
@@ -29588,7 +29476,7 @@
         <w:rPr>
           <w:rFonts w:hint="eastAsia" w:ascii="Times New Roman" w:hAnsi="Times New Roman" w:eastAsia="FangSong" w:cs="Times New Roman"/>
         </w:rPr>
-        <w:t>不再是死记</w:t>
+        <w:t>不必死记</w:t>
       </w:r>
       <w:r>
         <w:rPr>

--- a/06-学生侧材料/讲义/_数学工具/数学工具-第1讲-函数图像与线性化.docx
+++ b/06-学生侧材料/讲义/_数学工具/数学工具-第1讲-函数图像与线性化.docx
@@ -865,7 +865,7 @@
       </w:r>
     </w:p>
     <w:bookmarkEnd w:id="9"/>
-    <w:bookmarkStart w:id="12" w:name="一化学里的谁随谁变-变量与函数"/>
+    <w:bookmarkStart w:id="12" w:name="一变量与函数"/>
     <w:p>
       <w:pPr>
         <w:pStyle w:val="Heading2"/>
@@ -887,37 +887,7 @@
         <w:rPr>
           <w:rFonts w:hint="eastAsia" w:ascii="Times New Roman" w:hAnsi="Times New Roman" w:eastAsia="SimHei" w:cs="Times New Roman"/>
         </w:rPr>
-        <w:t>化学里的</w:t>
-      </w:r>
-      <w:r>
-        <w:rPr>
-          <w:rFonts w:hint="eastAsia" w:ascii="Times New Roman" w:hAnsi="Times New Roman" w:eastAsia="Times New Roman" w:cs="Times New Roman"/>
-        </w:rPr>
-        <w:t>”</w:t>
-      </w:r>
-      <w:r>
-        <w:rPr>
-          <w:rFonts w:hint="eastAsia" w:ascii="Times New Roman" w:hAnsi="Times New Roman" w:eastAsia="SimHei" w:cs="Times New Roman"/>
-        </w:rPr>
-        <w:t>谁随谁变</w:t>
-      </w:r>
-      <w:r>
-        <w:rPr>
-          <w:rFonts w:hint="eastAsia" w:ascii="Times New Roman" w:hAnsi="Times New Roman" w:eastAsia="Times New Roman" w:cs="Times New Roman"/>
-        </w:rPr>
-        <w:t>”</w:t>
-      </w:r>
-      <w:r>
-        <w:rPr>
-          <w:rFonts w:ascii="Times New Roman" w:hAnsi="Times New Roman" w:eastAsia="Times New Roman" w:cs="Times New Roman"/>
-        </w:rPr>
-        <w:t xml:space="preserve"> —— </w:t>
-      </w:r>
-      <w:r>
-        <w:rPr>
-          <w:rFonts w:hint="eastAsia" w:ascii="Times New Roman" w:hAnsi="Times New Roman" w:eastAsia="SimHei" w:cs="Times New Roman"/>
-        </w:rPr>
-        <w:t xml:space="preserve">变量与函数</w:t>
+        <w:t>变量与函数</w:t>
       </w:r>
     </w:p>
     <w:bookmarkStart w:id="10" w:name="变量自变量与函数关系"/>
@@ -2443,7 +2413,7 @@
       </w:r>
     </w:p>
     <w:bookmarkEnd w:id="10"/>
-    <w:bookmarkStart w:id="11" w:name="图像把函数画出来"/>
+    <w:bookmarkStart w:id="11" w:name="函数的图像"/>
     <w:p>
       <w:pPr>
         <w:pStyle w:val="Heading3"/>
@@ -2459,19 +2429,7 @@
         <w:rPr>
           <w:rFonts w:hint="eastAsia" w:ascii="Times New Roman" w:hAnsi="Times New Roman" w:eastAsia="SimHei" w:cs="Times New Roman"/>
         </w:rPr>
-        <w:t>图像</w:t>
-      </w:r>
-      <w:r>
-        <w:rPr>
-          <w:rFonts w:hint="eastAsia" w:ascii="Times New Roman" w:hAnsi="Times New Roman" w:eastAsia="Times New Roman" w:cs="Times New Roman"/>
-        </w:rPr>
-        <w:t>：</w:t>
-      </w:r>
-      <w:r>
-        <w:rPr>
-          <w:rFonts w:hint="eastAsia" w:ascii="Times New Roman" w:hAnsi="Times New Roman" w:eastAsia="SimHei" w:cs="Times New Roman"/>
-        </w:rPr>
-        <w:t>把函数画出来</w:t>
+        <w:t xml:space="preserve">函数的图像</w:t>
       </w:r>
     </w:p>
     <w:p>
@@ -3607,7 +3565,7 @@
     </w:p>
     <w:bookmarkEnd w:id="11"/>
     <w:bookmarkEnd w:id="12"/>
-    <w:bookmarkStart w:id="16" w:name="二直线的斜率-化学里最有用的一个数"/>
+    <w:bookmarkStart w:id="16" w:name="二斜率"/>
     <w:p>
       <w:pPr>
         <w:pStyle w:val="Heading2"/>
@@ -3629,19 +3587,7 @@
         <w:rPr>
           <w:rFonts w:hint="eastAsia" w:ascii="Times New Roman" w:hAnsi="Times New Roman" w:eastAsia="SimHei" w:cs="Times New Roman"/>
         </w:rPr>
-        <w:t>直线的斜率</w:t>
-      </w:r>
-      <w:r>
-        <w:rPr>
-          <w:rFonts w:ascii="Times New Roman" w:hAnsi="Times New Roman" w:eastAsia="Times New Roman" w:cs="Times New Roman"/>
-        </w:rPr>
-        <w:t xml:space="preserve"> —— </w:t>
-      </w:r>
-      <w:r>
-        <w:rPr>
-          <w:rFonts w:hint="eastAsia" w:ascii="Times New Roman" w:hAnsi="Times New Roman" w:eastAsia="SimHei" w:cs="Times New Roman"/>
-        </w:rPr>
-        <w:t xml:space="preserve">化学里最有用的一个数</w:t>
+        <w:t>斜率</w:t>
       </w:r>
     </w:p>
     <w:bookmarkStart w:id="13" w:name="斜率的定义与读法"/>
@@ -6213,7 +6159,7 @@
         <w:t xml:space="preserve">线性化</w:t>
       </w:r>
     </w:p>
-    <w:bookmarkStart w:id="17" w:name="为什么要线性化"/>
+    <w:bookmarkStart w:id="17" w:name="线性化的动机"/>
     <w:p>
       <w:pPr>
         <w:pStyle w:val="Heading3"/>
@@ -6229,7 +6175,7 @@
         <w:rPr>
           <w:rFonts w:hint="eastAsia" w:ascii="Times New Roman" w:hAnsi="Times New Roman" w:eastAsia="SimHei" w:cs="Times New Roman"/>
         </w:rPr>
-        <w:t xml:space="preserve">为什么要线性化</w:t>
+        <w:t xml:space="preserve">线性化的动机</w:t>
       </w:r>
     </w:p>
     <w:p>
@@ -9413,7 +9359,7 @@
       </w:r>
     </w:p>
     <w:bookmarkEnd w:id="20"/>
-    <w:bookmarkStart w:id="21" w:name="散点怎么办-最小二乘直线"/>
+    <w:bookmarkStart w:id="21" w:name="最小二乘拟合"/>
     <w:p>
       <w:pPr>
         <w:pStyle w:val="Heading3"/>
@@ -9429,19 +9375,7 @@
         <w:rPr>
           <w:rFonts w:hint="eastAsia" w:ascii="Times New Roman" w:hAnsi="Times New Roman" w:eastAsia="SimHei" w:cs="Times New Roman"/>
         </w:rPr>
-        <w:t xml:space="preserve">散点怎么办</w:t>
-      </w:r>
-      <w:r>
-        <w:rPr>
-          <w:rFonts w:ascii="Times New Roman" w:hAnsi="Times New Roman" w:eastAsia="Times New Roman" w:cs="Times New Roman"/>
-        </w:rPr>
-        <w:t xml:space="preserve"> —— </w:t>
-      </w:r>
-      <w:r>
-        <w:rPr>
-          <w:rFonts w:hint="eastAsia" w:ascii="Times New Roman" w:hAnsi="Times New Roman" w:eastAsia="SimHei" w:cs="Times New Roman"/>
-        </w:rPr>
-        <w:t xml:space="preserve">最小二乘直线</w:t>
+        <w:t xml:space="preserve">最小二乘拟合</w:t>
       </w:r>
     </w:p>
     <w:p>

--- a/06-学生侧材料/讲义/_数学工具/数学工具-第1讲-函数图像与线性化.docx
+++ b/06-学生侧材料/讲义/_数学工具/数学工具-第1讲-函数图像与线性化.docx
@@ -2,30 +2,18 @@
 <file path=word/document.xml><?xml version="1.0" encoding="utf-8"?>
 <w:document xmlns:w="http://schemas.openxmlformats.org/wordprocessingml/2006/main" xmlns:m="http://schemas.openxmlformats.org/officeDocument/2006/math" xmlns:r="http://schemas.openxmlformats.org/officeDocument/2006/relationships" xmlns:o="urn:schemas-microsoft-com:office:office" xmlns:v="urn:schemas-microsoft-com:vml" xmlns:w10="urn:schemas-microsoft-com:office:word" xmlns:a="http://schemas.openxmlformats.org/drawingml/2006/main" xmlns:pic="http://schemas.openxmlformats.org/drawingml/2006/picture" xmlns:wp="http://schemas.openxmlformats.org/drawingml/2006/wordprocessingDrawing">
   <w:body>
-    <w:bookmarkStart w:id="37" w:name="第1讲函数图像与线性化"/>
     <w:p>
       <w:pPr>
-        <w:pStyle w:val="Heading1"/>
-        <w:spacing w:before="280" w:after="120"/>
-        <w:jc w:val="center"/>
+        <w:pStyle w:val="FirstParagraph"/>
+        <w:ind w:firstLine="420"/>
       </w:pPr>
       <w:r>
         <w:rPr>
-          <w:rFonts w:hint="eastAsia" w:ascii="Times New Roman" w:hAnsi="Times New Roman" w:eastAsia="SimHei" w:cs="Times New Roman"/>
-        </w:rPr>
-        <w:t>第</w:t>
-      </w:r>
-      <w:r>
-        <w:rPr>
-          <w:rFonts w:hint="eastAsia" w:ascii="Times New Roman" w:hAnsi="Times New Roman" w:eastAsia="Times New Roman" w:cs="Times New Roman"/>
-        </w:rPr>
-        <w:t>1</w:t>
-      </w:r>
-      <w:r>
-        <w:rPr>
-          <w:rFonts w:hint="eastAsia" w:ascii="Times New Roman" w:hAnsi="Times New Roman" w:eastAsia="SimHei" w:cs="Times New Roman"/>
-        </w:rPr>
-        <w:t>讲</w:t>
+          <w:rFonts w:hint="eastAsia" w:ascii="Times New Roman" w:hAnsi="Times New Roman" w:eastAsia="FangSong" w:cs="Times New Roman"/>
+          <w:b/>
+          <w:bCs/>
+        </w:rPr>
+        <w:t xml:space="preserve">本讲解决的问题</w:t>
       </w:r>
       <w:r>
         <w:rPr>
@@ -35,9 +23,34 @@
       </w:r>
       <w:r>
         <w:rPr>
-          <w:rFonts w:hint="eastAsia" w:ascii="Times New Roman" w:hAnsi="Times New Roman" w:eastAsia="SimHei" w:cs="Times New Roman"/>
-        </w:rPr>
-        <w:t>函数</w:t>
+          <w:rFonts w:hint="eastAsia" w:ascii="Times New Roman" w:hAnsi="Times New Roman" w:eastAsia="FangSong" w:cs="Times New Roman"/>
+        </w:rPr>
+        <w:t>化学讲义里出现</w:t>
+      </w:r>
+      <w:r>
+        <w:rPr>
+          <w:rFonts w:ascii="Times New Roman" w:hAnsi="Times New Roman" w:eastAsia="Times New Roman" w:cs="Times New Roman"/>
+        </w:rPr>
+        <w:t xml:space="preserve"> </w:t>
+      </w:r>
+      <w:r>
+        <w:rPr>
+          <w:rStyle w:val="VerbatimChar"/>
+          <w:rFonts w:ascii="Times New Roman" w:hAnsi="Times New Roman" w:eastAsia="Times New Roman" w:cs="Times New Roman"/>
+        </w:rPr>
+        <w:t xml:space="preserve">ln c</w:t>
+      </w:r>
+      <w:r>
+        <w:rPr>
+          <w:rFonts w:ascii="Times New Roman" w:hAnsi="Times New Roman" w:eastAsia="Times New Roman" w:cs="Times New Roman"/>
+        </w:rPr>
+        <w:t xml:space="preserve">–t </w:t>
+      </w:r>
+      <w:r>
+        <w:rPr>
+          <w:rFonts w:hint="eastAsia" w:ascii="Times New Roman" w:hAnsi="Times New Roman" w:eastAsia="FangSong" w:cs="Times New Roman"/>
+        </w:rPr>
+        <w:t>图</w:t>
       </w:r>
       <w:r>
         <w:rPr>
@@ -47,350 +60,298 @@
       </w:r>
       <w:r>
         <w:rPr>
-          <w:rFonts w:hint="eastAsia" w:ascii="Times New Roman" w:hAnsi="Times New Roman" w:eastAsia="SimHei" w:cs="Times New Roman"/>
-        </w:rPr>
-        <w:t>图像与线性化</w:t>
+          <w:rStyle w:val="VerbatimChar"/>
+          <w:rFonts w:ascii="Times New Roman" w:hAnsi="Times New Roman" w:eastAsia="Times New Roman" w:cs="Times New Roman"/>
+        </w:rPr>
+        <w:t xml:space="preserve">ln k</w:t>
+      </w:r>
+      <w:r>
+        <w:rPr>
+          <w:rFonts w:ascii="Times New Roman" w:hAnsi="Times New Roman" w:eastAsia="Times New Roman" w:cs="Times New Roman"/>
+        </w:rPr>
+        <w:t xml:space="preserve">–</w:t>
+      </w:r>
+      <w:r>
+        <w:rPr>
+          <w:rStyle w:val="VerbatimChar"/>
+          <w:rFonts w:ascii="Times New Roman" w:hAnsi="Times New Roman" w:eastAsia="Times New Roman" w:cs="Times New Roman"/>
+        </w:rPr>
+        <w:t xml:space="preserve">1/T</w:t>
+      </w:r>
+      <w:r>
+        <w:rPr>
+          <w:rFonts w:ascii="Times New Roman" w:hAnsi="Times New Roman" w:eastAsia="Times New Roman" w:cs="Times New Roman"/>
+        </w:rPr>
+        <w:t xml:space="preserve"> </w:t>
+      </w:r>
+      <w:r>
+        <w:rPr>
+          <w:rFonts w:hint="eastAsia" w:ascii="Times New Roman" w:hAnsi="Times New Roman" w:eastAsia="FangSong" w:cs="Times New Roman"/>
+        </w:rPr>
+        <w:t>图时</w:t>
+      </w:r>
+      <w:r>
+        <w:rPr>
+          <w:rFonts w:hint="eastAsia" w:ascii="Times New Roman" w:hAnsi="Times New Roman" w:eastAsia="Times New Roman" w:cs="Times New Roman"/>
+        </w:rPr>
+        <w:t>，</w:t>
+      </w:r>
+      <w:r>
+        <w:rPr>
+          <w:rFonts w:hint="eastAsia" w:ascii="Times New Roman" w:hAnsi="Times New Roman" w:eastAsia="FangSong" w:cs="Times New Roman"/>
+        </w:rPr>
+        <w:t>学生不知道纵轴为什么取对数</w:t>
+      </w:r>
+      <w:r>
+        <w:rPr>
+          <w:rFonts w:hint="eastAsia" w:ascii="Times New Roman" w:hAnsi="Times New Roman" w:eastAsia="Times New Roman" w:cs="Times New Roman"/>
+        </w:rPr>
+        <w:t>、</w:t>
+      </w:r>
+      <w:r>
+        <w:rPr>
+          <w:rFonts w:hint="eastAsia" w:ascii="Times New Roman" w:hAnsi="Times New Roman" w:eastAsia="FangSong" w:cs="Times New Roman"/>
+        </w:rPr>
+        <w:t>斜率为什么等于某个常数</w:t>
+      </w:r>
+      <w:r>
+        <w:rPr>
+          <w:rFonts w:hint="eastAsia" w:ascii="Times New Roman" w:hAnsi="Times New Roman" w:eastAsia="Times New Roman" w:cs="Times New Roman"/>
+        </w:rPr>
+        <w:t>。</w:t>
+      </w:r>
+      <w:r>
+        <w:rPr>
+          <w:rFonts w:ascii="Times New Roman" w:hAnsi="Times New Roman" w:eastAsia="Times New Roman" w:cs="Times New Roman"/>
+        </w:rPr>
+        <w:t xml:space="preserve"> </w:t>
+      </w:r>
+      <w:r>
+        <w:rPr>
+          <w:rFonts w:hint="eastAsia" w:ascii="Times New Roman" w:hAnsi="Times New Roman" w:eastAsia="FangSong" w:cs="Times New Roman"/>
+          <w:b/>
+          <w:bCs/>
+        </w:rPr>
+        <w:t xml:space="preserve">关联讲义</w:t>
+      </w:r>
+      <w:r>
+        <w:rPr>
+          <w:rFonts w:hint="eastAsia" w:ascii="Times New Roman" w:hAnsi="Times New Roman" w:eastAsia="Times New Roman" w:cs="Times New Roman"/>
+        </w:rPr>
+        <w:t>：04-</w:t>
+      </w:r>
+      <w:r>
+        <w:rPr>
+          <w:rFonts w:hint="eastAsia" w:ascii="Times New Roman" w:hAnsi="Times New Roman" w:eastAsia="FangSong" w:cs="Times New Roman"/>
+        </w:rPr>
+        <w:t>课件</w:t>
+      </w:r>
+      <w:r>
+        <w:rPr>
+          <w:rFonts w:hint="eastAsia" w:ascii="Times New Roman" w:hAnsi="Times New Roman" w:eastAsia="Times New Roman" w:cs="Times New Roman"/>
+        </w:rPr>
+        <w:t>/</w:t>
+      </w:r>
+      <w:r>
+        <w:rPr>
+          <w:rFonts w:hint="eastAsia" w:ascii="Times New Roman" w:hAnsi="Times New Roman" w:eastAsia="FangSong" w:cs="Times New Roman"/>
+        </w:rPr>
+        <w:t>学生讲义</w:t>
+      </w:r>
+      <w:r>
+        <w:rPr>
+          <w:rFonts w:hint="eastAsia" w:ascii="Times New Roman" w:hAnsi="Times New Roman" w:eastAsia="Times New Roman" w:cs="Times New Roman"/>
+        </w:rPr>
+        <w:t>/3-</w:t>
+      </w:r>
+      <w:r>
+        <w:rPr>
+          <w:rFonts w:hint="eastAsia" w:ascii="Times New Roman" w:hAnsi="Times New Roman" w:eastAsia="FangSong" w:cs="Times New Roman"/>
+        </w:rPr>
+        <w:t>物理化学</w:t>
+      </w:r>
+      <w:r>
+        <w:rPr>
+          <w:rFonts w:hint="eastAsia" w:ascii="Times New Roman" w:hAnsi="Times New Roman" w:eastAsia="Times New Roman" w:cs="Times New Roman"/>
+        </w:rPr>
+        <w:t>/</w:t>
+      </w:r>
+      <w:r>
+        <w:rPr>
+          <w:rFonts w:hint="eastAsia" w:ascii="Times New Roman" w:hAnsi="Times New Roman" w:eastAsia="FangSong" w:cs="Times New Roman"/>
+        </w:rPr>
+        <w:t>化学动力学</w:t>
+      </w:r>
+      <w:r>
+        <w:rPr>
+          <w:rFonts w:hint="eastAsia" w:ascii="Times New Roman" w:hAnsi="Times New Roman" w:eastAsia="Times New Roman" w:cs="Times New Roman"/>
+        </w:rPr>
+        <w:t>-</w:t>
+      </w:r>
+      <w:r>
+        <w:rPr>
+          <w:rFonts w:hint="eastAsia" w:ascii="Times New Roman" w:hAnsi="Times New Roman" w:eastAsia="FangSong" w:cs="Times New Roman"/>
+        </w:rPr>
+        <w:t>超级充实版</w:t>
+      </w:r>
+      <w:r>
+        <w:rPr>
+          <w:rFonts w:hint="eastAsia" w:ascii="Times New Roman" w:hAnsi="Times New Roman" w:eastAsia="Times New Roman" w:cs="Times New Roman"/>
+        </w:rPr>
+        <w:t>（</w:t>
+      </w:r>
+      <w:r>
+        <w:rPr>
+          <w:rFonts w:hint="eastAsia" w:ascii="Times New Roman" w:hAnsi="Times New Roman" w:eastAsia="FangSong" w:cs="Times New Roman"/>
+        </w:rPr>
+        <w:t>自学完整</w:t>
+      </w:r>
+      <w:r>
+        <w:rPr>
+          <w:rFonts w:hint="eastAsia" w:ascii="Times New Roman" w:hAnsi="Times New Roman" w:eastAsia="Times New Roman" w:cs="Times New Roman"/>
+        </w:rPr>
+        <w:t>）</w:t>
+      </w:r>
+      <w:r>
+        <w:rPr>
+          <w:rFonts w:ascii="Times New Roman" w:hAnsi="Times New Roman" w:eastAsia="Times New Roman" w:cs="Times New Roman"/>
+        </w:rPr>
+        <w:t xml:space="preserve"> · </w:t>
+      </w:r>
+      <w:r>
+        <w:rPr>
+          <w:rFonts w:hint="eastAsia" w:ascii="Times New Roman" w:hAnsi="Times New Roman" w:eastAsia="Times New Roman" w:cs="Times New Roman"/>
+        </w:rPr>
+        <w:t>04-</w:t>
+      </w:r>
+      <w:r>
+        <w:rPr>
+          <w:rFonts w:hint="eastAsia" w:ascii="Times New Roman" w:hAnsi="Times New Roman" w:eastAsia="FangSong" w:cs="Times New Roman"/>
+        </w:rPr>
+        <w:t>课件</w:t>
+      </w:r>
+      <w:r>
+        <w:rPr>
+          <w:rFonts w:hint="eastAsia" w:ascii="Times New Roman" w:hAnsi="Times New Roman" w:eastAsia="Times New Roman" w:cs="Times New Roman"/>
+        </w:rPr>
+        <w:t>/</w:t>
+      </w:r>
+      <w:r>
+        <w:rPr>
+          <w:rFonts w:hint="eastAsia" w:ascii="Times New Roman" w:hAnsi="Times New Roman" w:eastAsia="FangSong" w:cs="Times New Roman"/>
+        </w:rPr>
+        <w:t>学生讲义</w:t>
+      </w:r>
+      <w:r>
+        <w:rPr>
+          <w:rFonts w:hint="eastAsia" w:ascii="Times New Roman" w:hAnsi="Times New Roman" w:eastAsia="Times New Roman" w:cs="Times New Roman"/>
+        </w:rPr>
+        <w:t>/3-</w:t>
+      </w:r>
+      <w:r>
+        <w:rPr>
+          <w:rFonts w:hint="eastAsia" w:ascii="Times New Roman" w:hAnsi="Times New Roman" w:eastAsia="FangSong" w:cs="Times New Roman"/>
+        </w:rPr>
+        <w:t>物理化学</w:t>
+      </w:r>
+      <w:r>
+        <w:rPr>
+          <w:rFonts w:hint="eastAsia" w:ascii="Times New Roman" w:hAnsi="Times New Roman" w:eastAsia="Times New Roman" w:cs="Times New Roman"/>
+        </w:rPr>
+        <w:t>/</w:t>
+      </w:r>
+      <w:r>
+        <w:rPr>
+          <w:rFonts w:hint="eastAsia" w:ascii="Times New Roman" w:hAnsi="Times New Roman" w:eastAsia="FangSong" w:cs="Times New Roman"/>
+        </w:rPr>
+        <w:t>化学平衡</w:t>
+      </w:r>
+      <w:r>
+        <w:rPr>
+          <w:rFonts w:hint="eastAsia" w:ascii="Times New Roman" w:hAnsi="Times New Roman" w:eastAsia="Times New Roman" w:cs="Times New Roman"/>
+        </w:rPr>
+        <w:t>-</w:t>
+      </w:r>
+      <w:r>
+        <w:rPr>
+          <w:rFonts w:hint="eastAsia" w:ascii="Times New Roman" w:hAnsi="Times New Roman" w:eastAsia="FangSong" w:cs="Times New Roman"/>
+        </w:rPr>
+        <w:t>超级充实版</w:t>
+      </w:r>
+      <w:r>
+        <w:rPr>
+          <w:rFonts w:hint="eastAsia" w:ascii="Times New Roman" w:hAnsi="Times New Roman" w:eastAsia="Times New Roman" w:cs="Times New Roman"/>
+        </w:rPr>
+        <w:t>（</w:t>
+      </w:r>
+      <w:r>
+        <w:rPr>
+          <w:rFonts w:hint="eastAsia" w:ascii="Times New Roman" w:hAnsi="Times New Roman" w:eastAsia="FangSong" w:cs="Times New Roman"/>
+        </w:rPr>
+        <w:t>自学完整</w:t>
+      </w:r>
+      <w:r>
+        <w:rPr>
+          <w:rFonts w:hint="eastAsia" w:ascii="Times New Roman" w:hAnsi="Times New Roman" w:eastAsia="Times New Roman" w:cs="Times New Roman"/>
+        </w:rPr>
+        <w:t>）</w:t>
+      </w:r>
+      <w:r>
+        <w:rPr>
+          <w:rFonts w:ascii="Times New Roman" w:hAnsi="Times New Roman" w:eastAsia="Times New Roman" w:cs="Times New Roman"/>
+        </w:rPr>
+        <w:t xml:space="preserve"> </w:t>
+      </w:r>
+      <w:r>
+        <w:rPr>
+          <w:rFonts w:hint="eastAsia" w:ascii="Times New Roman" w:hAnsi="Times New Roman" w:eastAsia="FangSong" w:cs="Times New Roman"/>
+          <w:b/>
+          <w:bCs/>
+        </w:rPr>
+        <w:t xml:space="preserve">考纲对应</w:t>
+      </w:r>
+      <w:r>
+        <w:rPr>
+          <w:rFonts w:hint="eastAsia" w:ascii="Times New Roman" w:hAnsi="Times New Roman" w:eastAsia="Times New Roman" w:cs="Times New Roman"/>
+        </w:rPr>
+        <w:t>：</w:t>
+      </w:r>
+      <w:r>
+        <w:rPr>
+          <w:rFonts w:hint="eastAsia" w:ascii="Times New Roman" w:hAnsi="Times New Roman" w:eastAsia="FangSong" w:cs="Times New Roman"/>
+        </w:rPr>
+        <w:t>不适用</w:t>
+      </w:r>
+      <w:r>
+        <w:rPr>
+          <w:rFonts w:hint="eastAsia" w:ascii="Times New Roman" w:hAnsi="Times New Roman" w:eastAsia="Times New Roman" w:cs="Times New Roman"/>
+        </w:rPr>
+        <w:t>（</w:t>
+      </w:r>
+      <w:r>
+        <w:rPr>
+          <w:rFonts w:hint="eastAsia" w:ascii="Times New Roman" w:hAnsi="Times New Roman" w:eastAsia="FangSong" w:cs="Times New Roman"/>
+        </w:rPr>
+        <w:t>工具层</w:t>
+      </w:r>
+      <w:r>
+        <w:rPr>
+          <w:rFonts w:hint="eastAsia" w:ascii="Times New Roman" w:hAnsi="Times New Roman" w:eastAsia="Times New Roman" w:cs="Times New Roman"/>
+        </w:rPr>
+        <w:t>）</w:t>
       </w:r>
     </w:p>
     <w:p>
       <w:pPr>
-        <w:pStyle w:val="BlockText"/>
+        <w:spacing w:before="160" w:after="80"/>
       </w:pPr>
       <w:r>
-        <w:rPr>
-          <w:rFonts w:hint="eastAsia" w:ascii="Times New Roman" w:hAnsi="Times New Roman" w:eastAsia="FangSong" w:cs="Times New Roman"/>
-          <w:b/>
-          <w:bCs/>
-        </w:rPr>
-        <w:t xml:space="preserve">本讲解决的问题</w:t>
-      </w:r>
-      <w:r>
-        <w:rPr>
-          <w:rFonts w:hint="eastAsia" w:ascii="Times New Roman" w:hAnsi="Times New Roman" w:eastAsia="Times New Roman" w:cs="Times New Roman"/>
-        </w:rPr>
-        <w:t>：</w:t>
-      </w:r>
-      <w:r>
-        <w:rPr>
-          <w:rFonts w:hint="eastAsia" w:ascii="Times New Roman" w:hAnsi="Times New Roman" w:eastAsia="FangSong" w:cs="Times New Roman"/>
-        </w:rPr>
-        <w:t>化学讲义里出现</w:t>
-      </w:r>
-      <w:r>
-        <w:rPr>
-          <w:rFonts w:ascii="Times New Roman" w:hAnsi="Times New Roman" w:eastAsia="Times New Roman" w:cs="Times New Roman"/>
-        </w:rPr>
-        <w:t xml:space="preserve"> </w:t>
-      </w:r>
-      <w:r>
-        <w:rPr>
-          <w:rStyle w:val="VerbatimChar"/>
-          <w:rFonts w:ascii="Times New Roman" w:hAnsi="Times New Roman" w:eastAsia="Times New Roman" w:cs="Times New Roman"/>
-        </w:rPr>
-        <w:t xml:space="preserve">ln c</w:t>
-      </w:r>
-      <w:r>
-        <w:rPr>
-          <w:rFonts w:ascii="Times New Roman" w:hAnsi="Times New Roman" w:eastAsia="Times New Roman" w:cs="Times New Roman"/>
-        </w:rPr>
-        <w:t xml:space="preserve">–t </w:t>
-      </w:r>
-      <w:r>
-        <w:rPr>
-          <w:rFonts w:hint="eastAsia" w:ascii="Times New Roman" w:hAnsi="Times New Roman" w:eastAsia="FangSong" w:cs="Times New Roman"/>
-        </w:rPr>
-        <w:t>图</w:t>
-      </w:r>
-      <w:r>
-        <w:rPr>
-          <w:rFonts w:hint="eastAsia" w:ascii="Times New Roman" w:hAnsi="Times New Roman" w:eastAsia="Times New Roman" w:cs="Times New Roman"/>
-        </w:rPr>
-        <w:t>、</w:t>
-      </w:r>
-      <w:r>
-        <w:rPr>
-          <w:rStyle w:val="VerbatimChar"/>
-          <w:rFonts w:ascii="Times New Roman" w:hAnsi="Times New Roman" w:eastAsia="Times New Roman" w:cs="Times New Roman"/>
-        </w:rPr>
-        <w:t xml:space="preserve">ln k</w:t>
-      </w:r>
-      <w:r>
-        <w:rPr>
-          <w:rFonts w:ascii="Times New Roman" w:hAnsi="Times New Roman" w:eastAsia="Times New Roman" w:cs="Times New Roman"/>
-        </w:rPr>
-        <w:t xml:space="preserve">–</w:t>
-      </w:r>
-      <w:r>
-        <w:rPr>
-          <w:rStyle w:val="VerbatimChar"/>
-          <w:rFonts w:ascii="Times New Roman" w:hAnsi="Times New Roman" w:eastAsia="Times New Roman" w:cs="Times New Roman"/>
-        </w:rPr>
-        <w:t xml:space="preserve">1/T</w:t>
-      </w:r>
-      <w:r>
-        <w:rPr>
-          <w:rFonts w:ascii="Times New Roman" w:hAnsi="Times New Roman" w:eastAsia="Times New Roman" w:cs="Times New Roman"/>
-        </w:rPr>
-        <w:t xml:space="preserve"> </w:t>
-      </w:r>
-      <w:r>
-        <w:rPr>
-          <w:rFonts w:hint="eastAsia" w:ascii="Times New Roman" w:hAnsi="Times New Roman" w:eastAsia="FangSong" w:cs="Times New Roman"/>
-        </w:rPr>
-        <w:t>图时</w:t>
-      </w:r>
-      <w:r>
-        <w:rPr>
-          <w:rFonts w:hint="eastAsia" w:ascii="Times New Roman" w:hAnsi="Times New Roman" w:eastAsia="Times New Roman" w:cs="Times New Roman"/>
-        </w:rPr>
-        <w:t>，</w:t>
-      </w:r>
-      <w:r>
-        <w:rPr>
-          <w:rFonts w:hint="eastAsia" w:ascii="Times New Roman" w:hAnsi="Times New Roman" w:eastAsia="FangSong" w:cs="Times New Roman"/>
-        </w:rPr>
-        <w:t>学生不知道纵轴为什么取对数</w:t>
-      </w:r>
-      <w:r>
-        <w:rPr>
-          <w:rFonts w:hint="eastAsia" w:ascii="Times New Roman" w:hAnsi="Times New Roman" w:eastAsia="Times New Roman" w:cs="Times New Roman"/>
-        </w:rPr>
-        <w:t>、</w:t>
-      </w:r>
-      <w:r>
-        <w:rPr>
-          <w:rFonts w:hint="eastAsia" w:ascii="Times New Roman" w:hAnsi="Times New Roman" w:eastAsia="FangSong" w:cs="Times New Roman"/>
-        </w:rPr>
-        <w:t>斜率为什么等于某个常数</w:t>
-      </w:r>
-      <w:r>
-        <w:rPr>
-          <w:rFonts w:hint="eastAsia" w:ascii="Times New Roman" w:hAnsi="Times New Roman" w:eastAsia="Times New Roman" w:cs="Times New Roman"/>
-        </w:rPr>
-        <w:t>。</w:t>
-      </w:r>
-      <w:r>
-        <w:rPr>
-          <w:rFonts w:ascii="Times New Roman" w:hAnsi="Times New Roman" w:eastAsia="Times New Roman" w:cs="Times New Roman"/>
-        </w:rPr>
-        <w:t xml:space="preserve"> </w:t>
-      </w:r>
-      <w:r>
-        <w:rPr>
-          <w:rFonts w:hint="eastAsia" w:ascii="Times New Roman" w:hAnsi="Times New Roman" w:eastAsia="FangSong" w:cs="Times New Roman"/>
-          <w:b/>
-          <w:bCs/>
-        </w:rPr>
-        <w:t xml:space="preserve">关联讲义</w:t>
-      </w:r>
-      <w:r>
-        <w:rPr>
-          <w:rFonts w:hint="eastAsia" w:ascii="Times New Roman" w:hAnsi="Times New Roman" w:eastAsia="Times New Roman" w:cs="Times New Roman"/>
-        </w:rPr>
-        <w:t>：04-</w:t>
-      </w:r>
-      <w:r>
-        <w:rPr>
-          <w:rFonts w:hint="eastAsia" w:ascii="Times New Roman" w:hAnsi="Times New Roman" w:eastAsia="FangSong" w:cs="Times New Roman"/>
-        </w:rPr>
-        <w:t>课件</w:t>
-      </w:r>
-      <w:r>
-        <w:rPr>
-          <w:rFonts w:hint="eastAsia" w:ascii="Times New Roman" w:hAnsi="Times New Roman" w:eastAsia="Times New Roman" w:cs="Times New Roman"/>
-        </w:rPr>
-        <w:t>/</w:t>
-      </w:r>
-      <w:r>
-        <w:rPr>
-          <w:rFonts w:hint="eastAsia" w:ascii="Times New Roman" w:hAnsi="Times New Roman" w:eastAsia="FangSong" w:cs="Times New Roman"/>
-        </w:rPr>
-        <w:t>学生讲义</w:t>
-      </w:r>
-      <w:r>
-        <w:rPr>
-          <w:rFonts w:hint="eastAsia" w:ascii="Times New Roman" w:hAnsi="Times New Roman" w:eastAsia="Times New Roman" w:cs="Times New Roman"/>
-        </w:rPr>
-        <w:t>/3-</w:t>
-      </w:r>
-      <w:r>
-        <w:rPr>
-          <w:rFonts w:hint="eastAsia" w:ascii="Times New Roman" w:hAnsi="Times New Roman" w:eastAsia="FangSong" w:cs="Times New Roman"/>
-        </w:rPr>
-        <w:t>物理化学</w:t>
-      </w:r>
-      <w:r>
-        <w:rPr>
-          <w:rFonts w:hint="eastAsia" w:ascii="Times New Roman" w:hAnsi="Times New Roman" w:eastAsia="Times New Roman" w:cs="Times New Roman"/>
-        </w:rPr>
-        <w:t>/</w:t>
-      </w:r>
-      <w:r>
-        <w:rPr>
-          <w:rFonts w:hint="eastAsia" w:ascii="Times New Roman" w:hAnsi="Times New Roman" w:eastAsia="FangSong" w:cs="Times New Roman"/>
-        </w:rPr>
-        <w:t>化学动力学</w:t>
-      </w:r>
-      <w:r>
-        <w:rPr>
-          <w:rFonts w:hint="eastAsia" w:ascii="Times New Roman" w:hAnsi="Times New Roman" w:eastAsia="Times New Roman" w:cs="Times New Roman"/>
-        </w:rPr>
-        <w:t>-</w:t>
-      </w:r>
-      <w:r>
-        <w:rPr>
-          <w:rFonts w:hint="eastAsia" w:ascii="Times New Roman" w:hAnsi="Times New Roman" w:eastAsia="FangSong" w:cs="Times New Roman"/>
-        </w:rPr>
-        <w:t>超级充实版</w:t>
-      </w:r>
-      <w:r>
-        <w:rPr>
-          <w:rFonts w:hint="eastAsia" w:ascii="Times New Roman" w:hAnsi="Times New Roman" w:eastAsia="Times New Roman" w:cs="Times New Roman"/>
-        </w:rPr>
-        <w:t>（</w:t>
-      </w:r>
-      <w:r>
-        <w:rPr>
-          <w:rFonts w:hint="eastAsia" w:ascii="Times New Roman" w:hAnsi="Times New Roman" w:eastAsia="FangSong" w:cs="Times New Roman"/>
-        </w:rPr>
-        <w:t>自学完整</w:t>
-      </w:r>
-      <w:r>
-        <w:rPr>
-          <w:rFonts w:hint="eastAsia" w:ascii="Times New Roman" w:hAnsi="Times New Roman" w:eastAsia="Times New Roman" w:cs="Times New Roman"/>
-        </w:rPr>
-        <w:t>）</w:t>
-      </w:r>
-      <w:r>
-        <w:rPr>
-          <w:rFonts w:ascii="Times New Roman" w:hAnsi="Times New Roman" w:eastAsia="Times New Roman" w:cs="Times New Roman"/>
-        </w:rPr>
-        <w:t xml:space="preserve"> · </w:t>
-      </w:r>
-      <w:r>
-        <w:rPr>
-          <w:rFonts w:hint="eastAsia" w:ascii="Times New Roman" w:hAnsi="Times New Roman" w:eastAsia="Times New Roman" w:cs="Times New Roman"/>
-        </w:rPr>
-        <w:t>04-</w:t>
-      </w:r>
-      <w:r>
-        <w:rPr>
-          <w:rFonts w:hint="eastAsia" w:ascii="Times New Roman" w:hAnsi="Times New Roman" w:eastAsia="FangSong" w:cs="Times New Roman"/>
-        </w:rPr>
-        <w:t>课件</w:t>
-      </w:r>
-      <w:r>
-        <w:rPr>
-          <w:rFonts w:hint="eastAsia" w:ascii="Times New Roman" w:hAnsi="Times New Roman" w:eastAsia="Times New Roman" w:cs="Times New Roman"/>
-        </w:rPr>
-        <w:t>/</w:t>
-      </w:r>
-      <w:r>
-        <w:rPr>
-          <w:rFonts w:hint="eastAsia" w:ascii="Times New Roman" w:hAnsi="Times New Roman" w:eastAsia="FangSong" w:cs="Times New Roman"/>
-        </w:rPr>
-        <w:t>学生讲义</w:t>
-      </w:r>
-      <w:r>
-        <w:rPr>
-          <w:rFonts w:hint="eastAsia" w:ascii="Times New Roman" w:hAnsi="Times New Roman" w:eastAsia="Times New Roman" w:cs="Times New Roman"/>
-        </w:rPr>
-        <w:t>/3-</w:t>
-      </w:r>
-      <w:r>
-        <w:rPr>
-          <w:rFonts w:hint="eastAsia" w:ascii="Times New Roman" w:hAnsi="Times New Roman" w:eastAsia="FangSong" w:cs="Times New Roman"/>
-        </w:rPr>
-        <w:t>物理化学</w:t>
-      </w:r>
-      <w:r>
-        <w:rPr>
-          <w:rFonts w:hint="eastAsia" w:ascii="Times New Roman" w:hAnsi="Times New Roman" w:eastAsia="Times New Roman" w:cs="Times New Roman"/>
-        </w:rPr>
-        <w:t>/</w:t>
-      </w:r>
-      <w:r>
-        <w:rPr>
-          <w:rFonts w:hint="eastAsia" w:ascii="Times New Roman" w:hAnsi="Times New Roman" w:eastAsia="FangSong" w:cs="Times New Roman"/>
-        </w:rPr>
-        <w:t>化学平衡</w:t>
-      </w:r>
-      <w:r>
-        <w:rPr>
-          <w:rFonts w:hint="eastAsia" w:ascii="Times New Roman" w:hAnsi="Times New Roman" w:eastAsia="Times New Roman" w:cs="Times New Roman"/>
-        </w:rPr>
-        <w:t>-</w:t>
-      </w:r>
-      <w:r>
-        <w:rPr>
-          <w:rFonts w:hint="eastAsia" w:ascii="Times New Roman" w:hAnsi="Times New Roman" w:eastAsia="FangSong" w:cs="Times New Roman"/>
-        </w:rPr>
-        <w:t>超级充实版</w:t>
-      </w:r>
-      <w:r>
-        <w:rPr>
-          <w:rFonts w:hint="eastAsia" w:ascii="Times New Roman" w:hAnsi="Times New Roman" w:eastAsia="Times New Roman" w:cs="Times New Roman"/>
-        </w:rPr>
-        <w:t>（</w:t>
-      </w:r>
-      <w:r>
-        <w:rPr>
-          <w:rFonts w:hint="eastAsia" w:ascii="Times New Roman" w:hAnsi="Times New Roman" w:eastAsia="FangSong" w:cs="Times New Roman"/>
-        </w:rPr>
-        <w:t>自学完整</w:t>
-      </w:r>
-      <w:r>
-        <w:rPr>
-          <w:rFonts w:hint="eastAsia" w:ascii="Times New Roman" w:hAnsi="Times New Roman" w:eastAsia="Times New Roman" w:cs="Times New Roman"/>
-        </w:rPr>
-        <w:t>）</w:t>
-      </w:r>
-      <w:r>
-        <w:rPr>
-          <w:rFonts w:ascii="Times New Roman" w:hAnsi="Times New Roman" w:eastAsia="Times New Roman" w:cs="Times New Roman"/>
-        </w:rPr>
-        <w:t xml:space="preserve"> </w:t>
-      </w:r>
-      <w:r>
-        <w:rPr>
-          <w:rFonts w:hint="eastAsia" w:ascii="Times New Roman" w:hAnsi="Times New Roman" w:eastAsia="FangSong" w:cs="Times New Roman"/>
-          <w:b/>
-          <w:bCs/>
-        </w:rPr>
-        <w:t xml:space="preserve">考纲对应</w:t>
-      </w:r>
-      <w:r>
-        <w:rPr>
-          <w:rFonts w:hint="eastAsia" w:ascii="Times New Roman" w:hAnsi="Times New Roman" w:eastAsia="Times New Roman" w:cs="Times New Roman"/>
-        </w:rPr>
-        <w:t>：</w:t>
-      </w:r>
-      <w:r>
-        <w:rPr>
-          <w:rFonts w:hint="eastAsia" w:ascii="Times New Roman" w:hAnsi="Times New Roman" w:eastAsia="FangSong" w:cs="Times New Roman"/>
-        </w:rPr>
-        <w:t>不适用</w:t>
-      </w:r>
-      <w:r>
-        <w:rPr>
-          <w:rFonts w:hint="eastAsia" w:ascii="Times New Roman" w:hAnsi="Times New Roman" w:eastAsia="Times New Roman" w:cs="Times New Roman"/>
-        </w:rPr>
-        <w:t>（</w:t>
-      </w:r>
-      <w:r>
-        <w:rPr>
-          <w:rFonts w:hint="eastAsia" w:ascii="Times New Roman" w:hAnsi="Times New Roman" w:eastAsia="FangSong" w:cs="Times New Roman"/>
-        </w:rPr>
-        <w:t>工具层</w:t>
-      </w:r>
-      <w:r>
-        <w:rPr>
-          <w:rFonts w:hint="eastAsia" w:ascii="Times New Roman" w:hAnsi="Times New Roman" w:eastAsia="Times New Roman" w:cs="Times New Roman"/>
-        </w:rPr>
-        <w:t>）</w:t>
+        <w:pict>
+          <v:rect style="width:0;height:1.5pt" o:hralign="center" o:hrstd="t" o:hr="t"/>
+        </w:pict>
       </w:r>
     </w:p>
-    <w:bookmarkStart w:id="9" w:name="学习目标"/>
+    <w:bookmarkStart w:id="11" w:name="变量与函数"/>
     <w:p>
       <w:pPr>
         <w:pStyle w:val="Heading2"/>
@@ -398,26 +359,84 @@
       </w:pPr>
       <w:r>
         <w:rPr>
+          <w:rFonts w:ascii="Times New Roman" w:hAnsi="Times New Roman" w:eastAsia="Times New Roman" w:cs="Times New Roman"/>
+        </w:rPr>
+        <w:t xml:space="preserve">§1 </w:t>
+      </w:r>
+      <w:r>
+        <w:rPr>
           <w:rFonts w:hint="eastAsia" w:ascii="Times New Roman" w:hAnsi="Times New Roman" w:eastAsia="SimHei" w:cs="Times New Roman"/>
         </w:rPr>
-        <w:t xml:space="preserve">学习目标</w:t>
+        <w:t xml:space="preserve">变量与函数</w:t>
+      </w:r>
+    </w:p>
+    <w:bookmarkStart w:id="9" w:name="变量自变量与函数关系"/>
+    <w:p>
+      <w:pPr>
+        <w:pStyle w:val="Heading3"/>
+        <w:spacing w:before="280" w:after="120"/>
+      </w:pPr>
+      <w:r>
+        <w:rPr>
+          <w:rFonts w:ascii="Times New Roman" w:hAnsi="Times New Roman" w:eastAsia="Times New Roman" w:cs="Times New Roman"/>
+        </w:rPr>
+        <w:t xml:space="preserve">1.1 </w:t>
+      </w:r>
+      <w:r>
+        <w:rPr>
+          <w:rFonts w:hint="eastAsia" w:ascii="Times New Roman" w:hAnsi="Times New Roman" w:eastAsia="SimHei" w:cs="Times New Roman"/>
+        </w:rPr>
+        <w:t>变量</w:t>
+      </w:r>
+      <w:r>
+        <w:rPr>
+          <w:rFonts w:hint="eastAsia" w:ascii="Times New Roman" w:hAnsi="Times New Roman" w:eastAsia="Times New Roman" w:cs="Times New Roman"/>
+        </w:rPr>
+        <w:t>、</w:t>
+      </w:r>
+      <w:r>
+        <w:rPr>
+          <w:rFonts w:hint="eastAsia" w:ascii="Times New Roman" w:hAnsi="Times New Roman" w:eastAsia="SimHei" w:cs="Times New Roman"/>
+        </w:rPr>
+        <w:t>自变量与函数关系</w:t>
       </w:r>
     </w:p>
     <w:p>
       <w:pPr>
-        <w:pStyle w:val="BlockText"/>
+        <w:pStyle w:val="FirstParagraph"/>
+        <w:ind w:firstLine="420"/>
       </w:pPr>
       <w:r>
         <w:rPr>
           <w:rFonts w:hint="eastAsia" w:ascii="Times New Roman" w:hAnsi="Times New Roman" w:eastAsia="FangSong" w:cs="Times New Roman"/>
-        </w:rPr>
-        <w:t>对齐考纲</w:t>
-      </w:r>
-      <w:r>
-        <w:rPr>
-          <w:rFonts w:hint="eastAsia" w:ascii="Times New Roman" w:hAnsi="Times New Roman" w:eastAsia="Times New Roman" w:cs="Times New Roman"/>
-        </w:rPr>
-        <w:t>：§57</w:t>
+          <w:b/>
+          <w:bCs/>
+        </w:rPr>
+        <w:t xml:space="preserve">函数</w:t>
+      </w:r>
+      <w:r>
+        <w:rPr>
+          <w:rFonts w:hint="eastAsia" w:ascii="Times New Roman" w:hAnsi="Times New Roman" w:eastAsia="Times New Roman" w:cs="Times New Roman"/>
+        </w:rPr>
+        <w:t>（function）：</w:t>
+      </w:r>
+      <w:r>
+        <w:rPr>
+          <w:rFonts w:hint="eastAsia" w:ascii="Times New Roman" w:hAnsi="Times New Roman" w:eastAsia="FangSong" w:cs="Times New Roman"/>
+        </w:rPr>
+        <w:t>如果在某个变化过程中有两个量</w:t>
+      </w:r>
+      <w:r>
+        <w:rPr>
+          <w:rFonts w:ascii="Times New Roman" w:hAnsi="Times New Roman" w:eastAsia="Times New Roman" w:cs="Times New Roman"/>
+        </w:rPr>
+        <w:t xml:space="preserve"> x </w:t>
+      </w:r>
+      <w:r>
+        <w:rPr>
+          <w:rFonts w:hint="eastAsia" w:ascii="Times New Roman" w:hAnsi="Times New Roman" w:eastAsia="FangSong" w:cs="Times New Roman"/>
+        </w:rPr>
+        <w:t xml:space="preserve">和</w:t>
       </w:r>
       <w:r>
         <w:rPr>
@@ -427,15 +446,9 @@
       </w:r>
       <w:r>
         <w:rPr>
-          <w:rFonts w:hint="eastAsia" w:ascii="Times New Roman" w:hAnsi="Times New Roman" w:eastAsia="FangSong" w:cs="Times New Roman"/>
-        </w:rPr>
-        <w:t>化学动力学</w:t>
-      </w:r>
-      <w:r>
-        <w:rPr>
-          <w:rFonts w:hint="eastAsia" w:ascii="Times New Roman" w:hAnsi="Times New Roman" w:eastAsia="Times New Roman" w:cs="Times New Roman"/>
-        </w:rPr>
-        <w:t>·§18</w:t>
+          <w:rFonts w:hint="eastAsia" w:ascii="Times New Roman" w:hAnsi="Times New Roman" w:eastAsia="Times New Roman" w:cs="Times New Roman"/>
+        </w:rPr>
+        <w:t xml:space="preserve">y，x</w:t>
       </w:r>
       <w:r>
         <w:rPr>
@@ -447,13 +460,13 @@
         <w:rPr>
           <w:rFonts w:hint="eastAsia" w:ascii="Times New Roman" w:hAnsi="Times New Roman" w:eastAsia="FangSong" w:cs="Times New Roman"/>
         </w:rPr>
-        <w:t>容量分析</w:t>
-      </w:r>
-      <w:r>
-        <w:rPr>
-          <w:rFonts w:hint="eastAsia" w:ascii="Times New Roman" w:hAnsi="Times New Roman" w:eastAsia="Times New Roman" w:cs="Times New Roman"/>
-        </w:rPr>
-        <w:t>·§20</w:t>
+        <w:t>每取一个确定的值</w:t>
+      </w:r>
+      <w:r>
+        <w:rPr>
+          <w:rFonts w:hint="eastAsia" w:ascii="Times New Roman" w:hAnsi="Times New Roman" w:eastAsia="Times New Roman" w:cs="Times New Roman"/>
+        </w:rPr>
+        <w:t>，y</w:t>
       </w:r>
       <w:r>
         <w:rPr>
@@ -465,194 +478,61 @@
         <w:rPr>
           <w:rFonts w:hint="eastAsia" w:ascii="Times New Roman" w:hAnsi="Times New Roman" w:eastAsia="FangSong" w:cs="Times New Roman"/>
         </w:rPr>
-        <w:t xml:space="preserve">分光光度法</w:t>
+        <w:t>都有唯一确定的值与之对应</w:t>
+      </w:r>
+      <w:r>
+        <w:rPr>
+          <w:rFonts w:hint="eastAsia" w:ascii="Times New Roman" w:hAnsi="Times New Roman" w:eastAsia="Times New Roman" w:cs="Times New Roman"/>
+        </w:rPr>
+        <w:t>，</w:t>
+      </w:r>
+      <w:r>
+        <w:rPr>
+          <w:rFonts w:hint="eastAsia" w:ascii="Times New Roman" w:hAnsi="Times New Roman" w:eastAsia="FangSong" w:cs="Times New Roman"/>
+        </w:rPr>
+        <w:t>就说</w:t>
+      </w:r>
+      <w:r>
+        <w:rPr>
+          <w:rFonts w:ascii="Times New Roman" w:hAnsi="Times New Roman" w:eastAsia="Times New Roman" w:cs="Times New Roman"/>
+        </w:rPr>
+        <w:t xml:space="preserve"> y </w:t>
+      </w:r>
+      <w:r>
+        <w:rPr>
+          <w:rFonts w:hint="eastAsia" w:ascii="Times New Roman" w:hAnsi="Times New Roman" w:eastAsia="FangSong" w:cs="Times New Roman"/>
+        </w:rPr>
+        <w:t xml:space="preserve">是</w:t>
+      </w:r>
+      <w:r>
+        <w:rPr>
+          <w:rFonts w:ascii="Times New Roman" w:hAnsi="Times New Roman" w:eastAsia="Times New Roman" w:cs="Times New Roman"/>
+        </w:rPr>
+        <w:t xml:space="preserve"> x </w:t>
+      </w:r>
+      <w:r>
+        <w:rPr>
+          <w:rFonts w:hint="eastAsia" w:ascii="Times New Roman" w:hAnsi="Times New Roman" w:eastAsia="FangSong" w:cs="Times New Roman"/>
+        </w:rPr>
+        <w:t>的函数</w:t>
+      </w:r>
+      <w:r>
+        <w:rPr>
+          <w:rFonts w:hint="eastAsia" w:ascii="Times New Roman" w:hAnsi="Times New Roman" w:eastAsia="Times New Roman" w:cs="Times New Roman"/>
+        </w:rPr>
+        <w:t>，</w:t>
+      </w:r>
+      <w:r>
+        <w:rPr>
+          <w:rFonts w:hint="eastAsia" w:ascii="Times New Roman" w:hAnsi="Times New Roman" w:eastAsia="FangSong" w:cs="Times New Roman"/>
+        </w:rPr>
+        <w:t>记作</w:t>
       </w:r>
       <w:r>
         <w:rPr>
           <w:rFonts w:ascii="Times New Roman" w:hAnsi="Times New Roman" w:eastAsia="Times New Roman" w:cs="Times New Roman"/>
         </w:rPr>
         <w:t xml:space="preserve"> </w:t>
-      </w:r>
-    </w:p>
-    <w:p>
-      <w:pPr>
-        <w:pStyle w:val="Compact"/>
-        <w:numPr>
-          <w:ilvl w:val="0"/>
-          <w:numId w:val="1001"/>
-        </w:numPr>
-      </w:pPr>
-      <w:r>
-        <w:rPr>
-          <w:rFonts w:hint="eastAsia" w:ascii="Times New Roman" w:hAnsi="Times New Roman" w:eastAsia="FangSong" w:cs="Times New Roman"/>
-        </w:rPr>
-        <w:t>能指出任意一个化学关系中的自变量与因变量</w:t>
-      </w:r>
-      <w:r>
-        <w:rPr>
-          <w:rFonts w:hint="eastAsia" w:ascii="Times New Roman" w:hAnsi="Times New Roman" w:eastAsia="Times New Roman" w:cs="Times New Roman"/>
-        </w:rPr>
-        <w:t>，</w:t>
-      </w:r>
-      <w:r>
-        <w:rPr>
-          <w:rFonts w:hint="eastAsia" w:ascii="Times New Roman" w:hAnsi="Times New Roman" w:eastAsia="FangSong" w:cs="Times New Roman"/>
-        </w:rPr>
-        <w:t>并说明谁是</w:t>
-      </w:r>
-      <w:r>
-        <w:rPr>
-          <w:rFonts w:hint="eastAsia" w:ascii="Times New Roman" w:hAnsi="Times New Roman" w:eastAsia="Times New Roman" w:cs="Times New Roman"/>
-        </w:rPr>
-        <w:t>”</w:t>
-      </w:r>
-      <w:r>
-        <w:rPr>
-          <w:rFonts w:hint="eastAsia" w:ascii="Times New Roman" w:hAnsi="Times New Roman" w:eastAsia="FangSong" w:cs="Times New Roman"/>
-        </w:rPr>
-        <w:t>人为控制</w:t>
-      </w:r>
-      <w:r>
-        <w:rPr>
-          <w:rFonts w:hint="eastAsia" w:ascii="Times New Roman" w:hAnsi="Times New Roman" w:eastAsia="Times New Roman" w:cs="Times New Roman"/>
-        </w:rPr>
-        <w:t>”</w:t>
-      </w:r>
-      <w:r>
-        <w:rPr>
-          <w:rFonts w:hint="eastAsia" w:ascii="Times New Roman" w:hAnsi="Times New Roman" w:eastAsia="FangSong" w:cs="Times New Roman"/>
-        </w:rPr>
-        <w:t>的量</w:t>
-      </w:r>
-    </w:p>
-    <w:p>
-      <w:pPr>
-        <w:pStyle w:val="Compact"/>
-        <w:numPr>
-          <w:ilvl w:val="0"/>
-          <w:numId w:val="1001"/>
-        </w:numPr>
-      </w:pPr>
-      <w:r>
-        <w:rPr>
-          <w:rFonts w:hint="eastAsia" w:ascii="Times New Roman" w:hAnsi="Times New Roman" w:eastAsia="FangSong" w:cs="Times New Roman"/>
-        </w:rPr>
-        <w:t>能读出化学图像的横轴</w:t>
-      </w:r>
-      <w:r>
-        <w:rPr>
-          <w:rFonts w:hint="eastAsia" w:ascii="Times New Roman" w:hAnsi="Times New Roman" w:eastAsia="Times New Roman" w:cs="Times New Roman"/>
-        </w:rPr>
-        <w:t>、</w:t>
-      </w:r>
-      <w:r>
-        <w:rPr>
-          <w:rFonts w:hint="eastAsia" w:ascii="Times New Roman" w:hAnsi="Times New Roman" w:eastAsia="FangSong" w:cs="Times New Roman"/>
-        </w:rPr>
-        <w:t>纵轴</w:t>
-      </w:r>
-      <w:r>
-        <w:rPr>
-          <w:rFonts w:hint="eastAsia" w:ascii="Times New Roman" w:hAnsi="Times New Roman" w:eastAsia="Times New Roman" w:cs="Times New Roman"/>
-        </w:rPr>
-        <w:t>、</w:t>
-      </w:r>
-      <w:r>
-        <w:rPr>
-          <w:rFonts w:hint="eastAsia" w:ascii="Times New Roman" w:hAnsi="Times New Roman" w:eastAsia="FangSong" w:cs="Times New Roman"/>
-        </w:rPr>
-        <w:t>单位与趋势</w:t>
-      </w:r>
-      <w:r>
-        <w:rPr>
-          <w:rFonts w:hint="eastAsia" w:ascii="Times New Roman" w:hAnsi="Times New Roman" w:eastAsia="Times New Roman" w:cs="Times New Roman"/>
-        </w:rPr>
-        <w:t>，</w:t>
-      </w:r>
-      <w:r>
-        <w:rPr>
-          <w:rFonts w:hint="eastAsia" w:ascii="Times New Roman" w:hAnsi="Times New Roman" w:eastAsia="FangSong" w:cs="Times New Roman"/>
-        </w:rPr>
-        <w:t>说出它对应的函数关系</w:t>
-      </w:r>
-    </w:p>
-    <w:p>
-      <w:pPr>
-        <w:pStyle w:val="Compact"/>
-        <w:numPr>
-          <w:ilvl w:val="0"/>
-          <w:numId w:val="1001"/>
-        </w:numPr>
-      </w:pPr>
-      <w:r>
-        <w:rPr>
-          <w:rFonts w:hint="eastAsia" w:ascii="Times New Roman" w:hAnsi="Times New Roman" w:eastAsia="FangSong" w:cs="Times New Roman"/>
-        </w:rPr>
-        <w:t>能计算直线斜率并正确写出斜率的单位</w:t>
-      </w:r>
-      <w:r>
-        <w:rPr>
-          <w:rFonts w:hint="eastAsia" w:ascii="Times New Roman" w:hAnsi="Times New Roman" w:eastAsia="Times New Roman" w:cs="Times New Roman"/>
-        </w:rPr>
-        <w:t>（</w:t>
-      </w:r>
-      <w:r>
-        <w:rPr>
-          <w:rFonts w:hint="eastAsia" w:ascii="Times New Roman" w:hAnsi="Times New Roman" w:eastAsia="FangSong" w:cs="Times New Roman"/>
-        </w:rPr>
-        <w:t>纵轴单位</w:t>
-      </w:r>
-      <w:r>
-        <w:rPr>
-          <w:rFonts w:ascii="Times New Roman" w:hAnsi="Times New Roman" w:eastAsia="Times New Roman" w:cs="Times New Roman"/>
-        </w:rPr>
-        <w:t xml:space="preserve"> ÷ </w:t>
-      </w:r>
-      <w:r>
-        <w:rPr>
-          <w:rFonts w:hint="eastAsia" w:ascii="Times New Roman" w:hAnsi="Times New Roman" w:eastAsia="FangSong" w:cs="Times New Roman"/>
-        </w:rPr>
-        <w:t>横轴单位</w:t>
-      </w:r>
-      <w:r>
-        <w:rPr>
-          <w:rFonts w:hint="eastAsia" w:ascii="Times New Roman" w:hAnsi="Times New Roman" w:eastAsia="Times New Roman" w:cs="Times New Roman"/>
-        </w:rPr>
-        <w:t>）</w:t>
-      </w:r>
-    </w:p>
-    <w:p>
-      <w:pPr>
-        <w:pStyle w:val="Compact"/>
-        <w:numPr>
-          <w:ilvl w:val="0"/>
-          <w:numId w:val="1001"/>
-        </w:numPr>
-      </w:pPr>
-      <w:r>
-        <w:rPr>
-          <w:rFonts w:hint="eastAsia" w:ascii="Times New Roman" w:hAnsi="Times New Roman" w:eastAsia="FangSong" w:cs="Times New Roman"/>
-        </w:rPr>
-        <w:t>能说出六类常见化学图像的斜率分别对应哪个物理常数</w:t>
-      </w:r>
-      <w:r>
-        <w:rPr>
-          <w:rFonts w:hint="eastAsia" w:ascii="Times New Roman" w:hAnsi="Times New Roman" w:eastAsia="Times New Roman" w:cs="Times New Roman"/>
-        </w:rPr>
-        <w:t>（k、−E</w:t>
-      </w:r>
-      <w:r>
-        <w:rPr>
-          <w:rFonts w:hint="eastAsia" w:ascii="Times New Roman" w:hAnsi="Times New Roman" w:eastAsia="Times New Roman" w:cs="Times New Roman"/>
-          <w:vertAlign w:val="subscript"/>
-        </w:rPr>
-        <w:t>a</w:t>
-      </w:r>
-      <w:r>
-        <w:rPr>
-          <w:rFonts w:hint="eastAsia" w:ascii="Times New Roman" w:hAnsi="Times New Roman" w:eastAsia="Times New Roman" w:cs="Times New Roman"/>
-        </w:rPr>
-        <w:t>/R、−</w:t>
       </w:r>
       <m:oMath>
         <m:oMathPr>
@@ -664,405 +544,6 @@
           </m:ctrlPr>
         </m:oMathPr>
         <m:r>
-          <m:rPr>
-            <m:sty m:val="p"/>
-          </m:rPr>
-          <m:t>Δ</m:t>
-        </m:r>
-        <m:sSub>
-          <m:e>
-            <m:r>
-              <m:t>H</m:t>
-            </m:r>
-          </m:e>
-          <m:sub>
-            <m:r>
-              <m:rPr>
-                <m:sty m:val="p"/>
-              </m:rPr>
-              <m:t>v</m:t>
-            </m:r>
-            <m:r>
-              <m:rPr>
-                <m:sty m:val="p"/>
-              </m:rPr>
-              <m:t>a</m:t>
-            </m:r>
-            <m:r>
-              <m:rPr>
-                <m:sty m:val="p"/>
-              </m:rPr>
-              <m:t>p</m:t>
-            </m:r>
-          </m:sub>
-        </m:sSub>
-        <m:r>
-          <m:rPr>
-            <m:sty m:val="p"/>
-          </m:rPr>
-          <m:t>/</m:t>
-        </m:r>
-        <m:r>
-          <m:t>R</m:t>
-        </m:r>
-      </m:oMath>
-      <w:r>
-        <w:rPr>
-          <w:rFonts w:ascii="Times New Roman" w:hAnsi="Times New Roman" w:eastAsia="Times New Roman" w:cs="Times New Roman"/>
-        </w:rPr>
-        <w:t xml:space="preserve"> </w:t>
-      </w:r>
-      <w:r>
-        <w:rPr>
-          <w:rFonts w:hint="eastAsia" w:ascii="Times New Roman" w:hAnsi="Times New Roman" w:eastAsia="Times New Roman" w:cs="Times New Roman"/>
-        </w:rPr>
-        <w:t xml:space="preserve">…）</w:t>
-      </w:r>
-    </w:p>
-    <w:p>
-      <w:pPr>
-        <w:pStyle w:val="Compact"/>
-        <w:numPr>
-          <w:ilvl w:val="0"/>
-          <w:numId w:val="1001"/>
-        </w:numPr>
-      </w:pPr>
-      <w:r>
-        <w:rPr>
-          <w:rFonts w:hint="eastAsia" w:ascii="Times New Roman" w:hAnsi="Times New Roman" w:eastAsia="FangSong" w:cs="Times New Roman"/>
-        </w:rPr>
-        <w:t xml:space="preserve">能判断一条曲线该取对数还是取倒数才能化为直线</w:t>
-      </w:r>
-    </w:p>
-    <w:p>
-      <w:pPr>
-        <w:pStyle w:val="Compact"/>
-        <w:numPr>
-          <w:ilvl w:val="0"/>
-          <w:numId w:val="1001"/>
-        </w:numPr>
-      </w:pPr>
-      <w:r>
-        <w:rPr>
-          <w:rFonts w:hint="eastAsia" w:ascii="Times New Roman" w:hAnsi="Times New Roman" w:eastAsia="FangSong" w:cs="Times New Roman"/>
-        </w:rPr>
-        <w:t xml:space="preserve">能用五步法完成</w:t>
-      </w:r>
-      <w:r>
-        <w:rPr>
-          <w:rFonts w:ascii="Times New Roman" w:hAnsi="Times New Roman" w:eastAsia="Times New Roman" w:cs="Times New Roman"/>
-        </w:rPr>
-        <w:t xml:space="preserve"> Arrhenius </w:t>
-      </w:r>
-      <w:r>
-        <w:rPr>
-          <w:rFonts w:hint="eastAsia" w:ascii="Times New Roman" w:hAnsi="Times New Roman" w:eastAsia="FangSong" w:cs="Times New Roman"/>
-        </w:rPr>
-        <w:t xml:space="preserve">与</w:t>
-      </w:r>
-      <w:r>
-        <w:rPr>
-          <w:rFonts w:ascii="Times New Roman" w:hAnsi="Times New Roman" w:eastAsia="Times New Roman" w:cs="Times New Roman"/>
-        </w:rPr>
-        <w:t xml:space="preserve"> Clausius-Clapeyron </w:t>
-      </w:r>
-      <w:r>
-        <w:rPr>
-          <w:rFonts w:hint="eastAsia" w:ascii="Times New Roman" w:hAnsi="Times New Roman" w:eastAsia="FangSong" w:cs="Times New Roman"/>
-        </w:rPr>
-        <w:t xml:space="preserve">关系的线性化</w:t>
-      </w:r>
-    </w:p>
-    <w:p>
-      <w:pPr>
-        <w:pStyle w:val="Compact"/>
-        <w:numPr>
-          <w:ilvl w:val="0"/>
-          <w:numId w:val="1001"/>
-        </w:numPr>
-      </w:pPr>
-      <w:r>
-        <w:rPr>
-          <w:rFonts w:hint="eastAsia" w:ascii="Times New Roman" w:hAnsi="Times New Roman" w:eastAsia="FangSong" w:cs="Times New Roman"/>
-        </w:rPr>
-        <w:t xml:space="preserve">能由斜率和截距反推</w:t>
-      </w:r>
-      <w:r>
-        <w:rPr>
-          <w:rFonts w:ascii="Times New Roman" w:hAnsi="Times New Roman" w:eastAsia="Times New Roman" w:cs="Times New Roman"/>
-        </w:rPr>
-        <w:t xml:space="preserve"> k、E</w:t>
-      </w:r>
-      <w:r>
-        <w:rPr>
-          <w:rFonts w:ascii="Times New Roman" w:hAnsi="Times New Roman" w:eastAsia="Times New Roman" w:cs="Times New Roman"/>
-          <w:vertAlign w:val="subscript"/>
-        </w:rPr>
-        <w:t>a</w:t>
-      </w:r>
-      <w:r>
-        <w:rPr>
-          <w:rFonts w:ascii="Times New Roman" w:hAnsi="Times New Roman" w:eastAsia="Times New Roman" w:cs="Times New Roman"/>
-        </w:rPr>
-        <w:t>、A、</w:t>
-      </w:r>
-      <m:oMath>
-        <m:r>
-          <m:rPr>
-            <m:sty m:val="p"/>
-          </m:rPr>
-          <m:t>Δ</m:t>
-        </m:r>
-        <m:sSub>
-          <m:e>
-            <m:r>
-              <m:t>H</m:t>
-            </m:r>
-          </m:e>
-          <m:sub>
-            <m:r>
-              <m:rPr>
-                <m:sty m:val="p"/>
-              </m:rPr>
-              <m:t>v</m:t>
-            </m:r>
-            <m:r>
-              <m:rPr>
-                <m:sty m:val="p"/>
-              </m:rPr>
-              <m:t>a</m:t>
-            </m:r>
-            <m:r>
-              <m:rPr>
-                <m:sty m:val="p"/>
-              </m:rPr>
-              <m:t>p</m:t>
-            </m:r>
-          </m:sub>
-        </m:sSub>
-      </m:oMath>
-      <w:r>
-        <w:rPr>
-          <w:rFonts w:hint="eastAsia" w:ascii="Times New Roman" w:hAnsi="Times New Roman" w:eastAsia="Times New Roman" w:cs="Times New Roman"/>
-        </w:rPr>
-        <w:t>，</w:t>
-      </w:r>
-      <w:r>
-        <w:rPr>
-          <w:rFonts w:hint="eastAsia" w:ascii="Times New Roman" w:hAnsi="Times New Roman" w:eastAsia="FangSong" w:cs="Times New Roman"/>
-        </w:rPr>
-        <w:t>并做量纲自检</w:t>
-      </w:r>
-    </w:p>
-    <w:p>
-      <w:pPr>
-        <w:spacing w:before="160" w:after="80"/>
-      </w:pPr>
-      <w:r>
-        <w:pict>
-          <v:rect style="width:0;height:1.5pt" o:hralign="center" o:hrstd="t" o:hr="t"/>
-        </w:pict>
-      </w:r>
-    </w:p>
-    <w:bookmarkEnd w:id="9"/>
-    <w:bookmarkStart w:id="12" w:name="一变量与函数"/>
-    <w:p>
-      <w:pPr>
-        <w:pStyle w:val="Heading2"/>
-        <w:spacing w:before="280" w:after="120"/>
-      </w:pPr>
-      <w:r>
-        <w:rPr>
-          <w:rFonts w:hint="eastAsia" w:ascii="Times New Roman" w:hAnsi="Times New Roman" w:eastAsia="SimHei" w:cs="Times New Roman"/>
-        </w:rPr>
-        <w:t>一</w:t>
-      </w:r>
-      <w:r>
-        <w:rPr>
-          <w:rFonts w:hint="eastAsia" w:ascii="Times New Roman" w:hAnsi="Times New Roman" w:eastAsia="Times New Roman" w:cs="Times New Roman"/>
-        </w:rPr>
-        <w:t>、</w:t>
-      </w:r>
-      <w:r>
-        <w:rPr>
-          <w:rFonts w:hint="eastAsia" w:ascii="Times New Roman" w:hAnsi="Times New Roman" w:eastAsia="SimHei" w:cs="Times New Roman"/>
-        </w:rPr>
-        <w:t>变量与函数</w:t>
-      </w:r>
-    </w:p>
-    <w:bookmarkStart w:id="10" w:name="变量自变量与函数关系"/>
-    <w:p>
-      <w:pPr>
-        <w:pStyle w:val="Heading3"/>
-        <w:spacing w:before="280" w:after="120"/>
-      </w:pPr>
-      <w:r>
-        <w:rPr>
-          <w:rFonts w:ascii="Times New Roman" w:hAnsi="Times New Roman" w:eastAsia="Times New Roman" w:cs="Times New Roman"/>
-        </w:rPr>
-        <w:t xml:space="preserve">1.1 </w:t>
-      </w:r>
-      <w:r>
-        <w:rPr>
-          <w:rFonts w:hint="eastAsia" w:ascii="Times New Roman" w:hAnsi="Times New Roman" w:eastAsia="SimHei" w:cs="Times New Roman"/>
-        </w:rPr>
-        <w:t>变量</w:t>
-      </w:r>
-      <w:r>
-        <w:rPr>
-          <w:rFonts w:hint="eastAsia" w:ascii="Times New Roman" w:hAnsi="Times New Roman" w:eastAsia="Times New Roman" w:cs="Times New Roman"/>
-        </w:rPr>
-        <w:t>、</w:t>
-      </w:r>
-      <w:r>
-        <w:rPr>
-          <w:rFonts w:hint="eastAsia" w:ascii="Times New Roman" w:hAnsi="Times New Roman" w:eastAsia="SimHei" w:cs="Times New Roman"/>
-        </w:rPr>
-        <w:t>自变量与函数关系</w:t>
-      </w:r>
-    </w:p>
-    <w:p>
-      <w:pPr>
-        <w:pStyle w:val="FirstParagraph"/>
-      </w:pPr>
-      <w:r>
-        <w:rPr>
-          <w:rFonts w:hint="eastAsia" w:ascii="Times New Roman" w:hAnsi="Times New Roman" w:eastAsia="FangSong" w:cs="Times New Roman"/>
-          <w:b/>
-          <w:bCs/>
-        </w:rPr>
-        <w:t xml:space="preserve">函数</w:t>
-      </w:r>
-      <w:r>
-        <w:rPr>
-          <w:rFonts w:hint="eastAsia" w:ascii="Times New Roman" w:hAnsi="Times New Roman" w:eastAsia="Times New Roman" w:cs="Times New Roman"/>
-        </w:rPr>
-        <w:t>（function）：</w:t>
-      </w:r>
-      <w:r>
-        <w:rPr>
-          <w:rFonts w:hint="eastAsia" w:ascii="Times New Roman" w:hAnsi="Times New Roman" w:eastAsia="FangSong" w:cs="Times New Roman"/>
-        </w:rPr>
-        <w:t>如果在某个变化过程中有两个量</w:t>
-      </w:r>
-      <w:r>
-        <w:rPr>
-          <w:rFonts w:ascii="Times New Roman" w:hAnsi="Times New Roman" w:eastAsia="Times New Roman" w:cs="Times New Roman"/>
-        </w:rPr>
-        <w:t xml:space="preserve"> x </w:t>
-      </w:r>
-      <w:r>
-        <w:rPr>
-          <w:rFonts w:hint="eastAsia" w:ascii="Times New Roman" w:hAnsi="Times New Roman" w:eastAsia="FangSong" w:cs="Times New Roman"/>
-        </w:rPr>
-        <w:t xml:space="preserve">和</w:t>
-      </w:r>
-      <w:r>
-        <w:rPr>
-          <w:rFonts w:ascii="Times New Roman" w:hAnsi="Times New Roman" w:eastAsia="Times New Roman" w:cs="Times New Roman"/>
-        </w:rPr>
-        <w:t xml:space="preserve"> </w:t>
-      </w:r>
-      <w:r>
-        <w:rPr>
-          <w:rFonts w:hint="eastAsia" w:ascii="Times New Roman" w:hAnsi="Times New Roman" w:eastAsia="Times New Roman" w:cs="Times New Roman"/>
-        </w:rPr>
-        <w:t xml:space="preserve">y，x</w:t>
-      </w:r>
-      <w:r>
-        <w:rPr>
-          <w:rFonts w:ascii="Times New Roman" w:hAnsi="Times New Roman" w:eastAsia="Times New Roman" w:cs="Times New Roman"/>
-        </w:rPr>
-        <w:t xml:space="preserve"> </w:t>
-      </w:r>
-      <w:r>
-        <w:rPr>
-          <w:rFonts w:hint="eastAsia" w:ascii="Times New Roman" w:hAnsi="Times New Roman" w:eastAsia="FangSong" w:cs="Times New Roman"/>
-        </w:rPr>
-        <w:t>每取一个确定的值</w:t>
-      </w:r>
-      <w:r>
-        <w:rPr>
-          <w:rFonts w:hint="eastAsia" w:ascii="Times New Roman" w:hAnsi="Times New Roman" w:eastAsia="Times New Roman" w:cs="Times New Roman"/>
-        </w:rPr>
-        <w:t>，y</w:t>
-      </w:r>
-      <w:r>
-        <w:rPr>
-          <w:rFonts w:ascii="Times New Roman" w:hAnsi="Times New Roman" w:eastAsia="Times New Roman" w:cs="Times New Roman"/>
-        </w:rPr>
-        <w:t xml:space="preserve"> </w:t>
-      </w:r>
-      <w:r>
-        <w:rPr>
-          <w:rFonts w:hint="eastAsia" w:ascii="Times New Roman" w:hAnsi="Times New Roman" w:eastAsia="FangSong" w:cs="Times New Roman"/>
-        </w:rPr>
-        <w:t>都有唯一确定的值与之对应</w:t>
-      </w:r>
-      <w:r>
-        <w:rPr>
-          <w:rFonts w:hint="eastAsia" w:ascii="Times New Roman" w:hAnsi="Times New Roman" w:eastAsia="Times New Roman" w:cs="Times New Roman"/>
-        </w:rPr>
-        <w:t>，</w:t>
-      </w:r>
-      <w:r>
-        <w:rPr>
-          <w:rFonts w:hint="eastAsia" w:ascii="Times New Roman" w:hAnsi="Times New Roman" w:eastAsia="FangSong" w:cs="Times New Roman"/>
-        </w:rPr>
-        <w:t>就说</w:t>
-      </w:r>
-      <w:r>
-        <w:rPr>
-          <w:rFonts w:ascii="Times New Roman" w:hAnsi="Times New Roman" w:eastAsia="Times New Roman" w:cs="Times New Roman"/>
-        </w:rPr>
-        <w:t xml:space="preserve"> y </w:t>
-      </w:r>
-      <w:r>
-        <w:rPr>
-          <w:rFonts w:hint="eastAsia" w:ascii="Times New Roman" w:hAnsi="Times New Roman" w:eastAsia="FangSong" w:cs="Times New Roman"/>
-        </w:rPr>
-        <w:t xml:space="preserve">是</w:t>
-      </w:r>
-      <w:r>
-        <w:rPr>
-          <w:rFonts w:ascii="Times New Roman" w:hAnsi="Times New Roman" w:eastAsia="Times New Roman" w:cs="Times New Roman"/>
-        </w:rPr>
-        <w:t xml:space="preserve"> x </w:t>
-      </w:r>
-      <w:r>
-        <w:rPr>
-          <w:rFonts w:hint="eastAsia" w:ascii="Times New Roman" w:hAnsi="Times New Roman" w:eastAsia="FangSong" w:cs="Times New Roman"/>
-        </w:rPr>
-        <w:t>的函数</w:t>
-      </w:r>
-      <w:r>
-        <w:rPr>
-          <w:rFonts w:hint="eastAsia" w:ascii="Times New Roman" w:hAnsi="Times New Roman" w:eastAsia="Times New Roman" w:cs="Times New Roman"/>
-        </w:rPr>
-        <w:t>，</w:t>
-      </w:r>
-      <w:r>
-        <w:rPr>
-          <w:rFonts w:hint="eastAsia" w:ascii="Times New Roman" w:hAnsi="Times New Roman" w:eastAsia="FangSong" w:cs="Times New Roman"/>
-        </w:rPr>
-        <w:t>记作</w:t>
-      </w:r>
-      <w:r>
-        <w:rPr>
-          <w:rFonts w:ascii="Times New Roman" w:hAnsi="Times New Roman" w:eastAsia="Times New Roman" w:cs="Times New Roman"/>
-        </w:rPr>
-        <w:t xml:space="preserve"> </w:t>
-      </w:r>
-      <m:oMath>
-        <m:oMathPr>
-          <m:ctrlPr>
-            <w:rPr>
-              <w:sz w:val="28"/>
-              <w:szCs w:val="28"/>
-            </w:rPr>
-          </m:ctrlPr>
-        </m:oMathPr>
-        <m:r>
           <m:t>y</m:t>
         </m:r>
         <m:r>
@@ -1171,6 +652,7 @@
       <w:pPr>
         <w:pStyle w:val="BodyText"/>
         <w:spacing w:after="80"/>
+        <w:ind w:firstLine="420"/>
       </w:pPr>
       <w:r>
         <w:rPr>
@@ -1251,6 +733,15 @@
         <w:tblW w:type="pct" w:w="5000"/>
         <w:tblLayout w:type="fixed"/>
         <w:tblLook w:firstRow="1" w:lastRow="0" w:firstColumn="0" w:lastColumn="0" w:noHBand="0" w:noVBand="0" w:val="0020"/>
+        <w:jc w:val="center"/>
+        <w:tblBorders>
+          <w:top w:val="single" w:sz="12" w:space="0" w:color="333333"/>
+          <w:bottom w:val="single" w:sz="12" w:space="0" w:color="333333"/>
+          <w:left w:val="none"/>
+          <w:right w:val="none"/>
+          <w:insideH w:val="none"/>
+          <w:insideV w:val="none"/>
+        </w:tblBorders>
       </w:tblPr>
       <w:tblGrid>
         <w:gridCol w:w="1584"/>
@@ -1264,7 +755,11 @@
           <w:tblHeader w:val="on"/>
         </w:trPr>
         <w:tc>
-          <w:tcPr/>
+          <w:tcPr>
+            <w:tcBorders>
+              <w:bottom w:val="single" w:sz="6" w:space="0" w:color="333333"/>
+            </w:tcBorders>
+          </w:tcPr>
           <w:p>
             <w:pPr>
               <w:pStyle w:val="Compact"/>
@@ -1280,7 +775,11 @@
           </w:p>
         </w:tc>
         <w:tc>
-          <w:tcPr/>
+          <w:tcPr>
+            <w:tcBorders>
+              <w:bottom w:val="single" w:sz="6" w:space="0" w:color="333333"/>
+            </w:tcBorders>
+          </w:tcPr>
           <w:p>
             <w:pPr>
               <w:pStyle w:val="Compact"/>
@@ -1303,7 +802,11 @@
           </w:p>
         </w:tc>
         <w:tc>
-          <w:tcPr/>
+          <w:tcPr>
+            <w:tcBorders>
+              <w:bottom w:val="single" w:sz="6" w:space="0" w:color="333333"/>
+            </w:tcBorders>
+          </w:tcPr>
           <w:p>
             <w:pPr>
               <w:pStyle w:val="Compact"/>
@@ -1326,7 +829,11 @@
           </w:p>
         </w:tc>
         <w:tc>
-          <w:tcPr/>
+          <w:tcPr>
+            <w:tcBorders>
+              <w:bottom w:val="single" w:sz="6" w:space="0" w:color="333333"/>
+            </w:tcBorders>
+          </w:tcPr>
           <w:p>
             <w:pPr>
               <w:pStyle w:val="Compact"/>
@@ -1342,7 +849,11 @@
           </w:p>
         </w:tc>
         <w:tc>
-          <w:tcPr/>
+          <w:tcPr>
+            <w:tcBorders>
+              <w:bottom w:val="single" w:sz="6" w:space="0" w:color="333333"/>
+            </w:tcBorders>
+          </w:tcPr>
           <w:p>
             <w:pPr>
               <w:pStyle w:val="Compact"/>
@@ -1905,301 +1416,111 @@
     </w:tbl>
     <w:p>
       <w:pPr>
-        <w:pStyle w:val="MethodologyBlock"/>
+        <w:pStyle w:val="BodyText"/>
         <w:spacing w:before="120"/>
+        <w:ind w:firstLine="420"/>
       </w:pPr>
       <w:r>
         <w:rPr>
           <w:rFonts w:hint="eastAsia" w:ascii="Times New Roman" w:hAnsi="Times New Roman" w:eastAsia="FangSong" w:cs="Times New Roman"/>
         </w:rPr>
         <w:t xml:space="preserve">理解要点</w:t>
-      </w:r>
-      <w:r>
-        <w:rPr>
-          <w:rFonts w:ascii="Times New Roman" w:hAnsi="Times New Roman" w:eastAsia="Times New Roman" w:cs="Times New Roman"/>
-        </w:rPr>
-        <w:t xml:space="preserve"> </w:t>
-      </w:r>
-      <w:r>
-        <w:rPr>
-          <w:rFonts w:hint="eastAsia" w:ascii="Times New Roman" w:hAnsi="Times New Roman" w:eastAsia="Times New Roman" w:cs="Times New Roman"/>
-        </w:rPr>
-        <w:t>“</w:t>
-      </w:r>
-      <w:r>
-        <w:rPr>
-          <w:rFonts w:hint="eastAsia" w:ascii="Times New Roman" w:hAnsi="Times New Roman" w:eastAsia="FangSong" w:cs="Times New Roman"/>
-        </w:rPr>
-        <w:t>函数</w:t>
-      </w:r>
-      <w:r>
-        <w:rPr>
-          <w:rFonts w:hint="eastAsia" w:ascii="Times New Roman" w:hAnsi="Times New Roman" w:eastAsia="Times New Roman" w:cs="Times New Roman"/>
-        </w:rPr>
-        <w:t>”</w:t>
-      </w:r>
-      <w:r>
-        <w:rPr>
-          <w:rFonts w:hint="eastAsia" w:ascii="Times New Roman" w:hAnsi="Times New Roman" w:eastAsia="FangSong" w:cs="Times New Roman"/>
-        </w:rPr>
-        <w:t>的原型是查表</w:t>
-      </w:r>
-      <w:r>
-        <w:rPr>
-          <w:rFonts w:hint="eastAsia" w:ascii="Times New Roman" w:hAnsi="Times New Roman" w:eastAsia="Times New Roman" w:cs="Times New Roman"/>
-        </w:rPr>
-        <w:t>：</w:t>
-      </w:r>
-      <w:r>
-        <w:rPr>
-          <w:rFonts w:hint="eastAsia" w:ascii="Times New Roman" w:hAnsi="Times New Roman" w:eastAsia="FangSong" w:cs="Times New Roman"/>
-        </w:rPr>
-        <w:t>给定温度查蒸气压</w:t>
-      </w:r>
-      <w:r>
-        <w:rPr>
-          <w:rFonts w:hint="eastAsia" w:ascii="Times New Roman" w:hAnsi="Times New Roman" w:eastAsia="Times New Roman" w:cs="Times New Roman"/>
-        </w:rPr>
-        <w:t>，</w:t>
-      </w:r>
-      <w:r>
-        <w:rPr>
-          <w:rFonts w:hint="eastAsia" w:ascii="Times New Roman" w:hAnsi="Times New Roman" w:eastAsia="FangSong" w:cs="Times New Roman"/>
-        </w:rPr>
-        <w:t>那张表就是一个函数</w:t>
-      </w:r>
-      <w:r>
-        <w:rPr>
-          <w:rFonts w:hint="eastAsia" w:ascii="Times New Roman" w:hAnsi="Times New Roman" w:eastAsia="Times New Roman" w:cs="Times New Roman"/>
-        </w:rPr>
-        <w:t>，</w:t>
-      </w:r>
-      <w:r>
-        <w:rPr>
-          <w:rFonts w:hint="eastAsia" w:ascii="Times New Roman" w:hAnsi="Times New Roman" w:eastAsia="FangSong" w:cs="Times New Roman"/>
-        </w:rPr>
-        <w:t>公式只是把它写成可连续取值的形式</w:t>
-      </w:r>
-      <w:r>
-        <w:rPr>
-          <w:rFonts w:hint="eastAsia" w:ascii="Times New Roman" w:hAnsi="Times New Roman" w:eastAsia="Times New Roman" w:cs="Times New Roman"/>
-        </w:rPr>
-        <w:t>。</w:t>
-      </w:r>
-      <w:r>
-        <w:rPr>
-          <w:rFonts w:hint="eastAsia" w:ascii="Times New Roman" w:hAnsi="Times New Roman" w:eastAsia="FangSong" w:cs="Times New Roman"/>
-          <w:b/>
-          <w:bCs/>
-        </w:rPr>
-        <w:t>先确定自变量</w:t>
-      </w:r>
-      <w:r>
-        <w:rPr>
-          <w:rFonts w:hint="eastAsia" w:ascii="Times New Roman" w:hAnsi="Times New Roman" w:eastAsia="Times New Roman" w:cs="Times New Roman"/>
-          <w:b/>
-          <w:bCs/>
-        </w:rPr>
-        <w:t>，</w:t>
-      </w:r>
-      <w:r>
-        <w:rPr>
-          <w:rFonts w:hint="eastAsia" w:ascii="Times New Roman" w:hAnsi="Times New Roman" w:eastAsia="FangSong" w:cs="Times New Roman"/>
-          <w:b/>
-          <w:bCs/>
-        </w:rPr>
-        <w:t>再确定因变量</w:t>
-      </w:r>
-      <w:r>
-        <w:rPr>
-          <w:rFonts w:hint="eastAsia" w:ascii="Times New Roman" w:hAnsi="Times New Roman" w:eastAsia="Times New Roman" w:cs="Times New Roman"/>
-        </w:rPr>
-        <w:t>，</w:t>
-      </w:r>
-      <w:r>
-        <w:rPr>
-          <w:rFonts w:hint="eastAsia" w:ascii="Times New Roman" w:hAnsi="Times New Roman" w:eastAsia="FangSong" w:cs="Times New Roman"/>
-        </w:rPr>
-        <w:t>这是读一切化学图像的第一步</w:t>
-      </w:r>
-      <w:r>
-        <w:rPr>
-          <w:rFonts w:hint="eastAsia" w:ascii="Times New Roman" w:hAnsi="Times New Roman" w:eastAsia="Times New Roman" w:cs="Times New Roman"/>
-        </w:rPr>
-        <w:t>。</w:t>
       </w:r>
     </w:p>
     <w:p>
       <w:pPr>
         <w:pStyle w:val="BodyText"/>
+        <w:ind w:firstLine="420"/>
       </w:pPr>
+      <w:r>
+        <w:rPr>
+          <w:rFonts w:hint="eastAsia" w:ascii="Times New Roman" w:hAnsi="Times New Roman" w:eastAsia="Times New Roman" w:cs="Times New Roman"/>
+        </w:rPr>
+        <w:t>“</w:t>
+      </w:r>
+      <w:r>
+        <w:rPr>
+          <w:rFonts w:hint="eastAsia" w:ascii="Times New Roman" w:hAnsi="Times New Roman" w:eastAsia="FangSong" w:cs="Times New Roman"/>
+        </w:rPr>
+        <w:t>函数</w:t>
+      </w:r>
+      <w:r>
+        <w:rPr>
+          <w:rFonts w:hint="eastAsia" w:ascii="Times New Roman" w:hAnsi="Times New Roman" w:eastAsia="Times New Roman" w:cs="Times New Roman"/>
+        </w:rPr>
+        <w:t>”</w:t>
+      </w:r>
+      <w:r>
+        <w:rPr>
+          <w:rFonts w:hint="eastAsia" w:ascii="Times New Roman" w:hAnsi="Times New Roman" w:eastAsia="FangSong" w:cs="Times New Roman"/>
+        </w:rPr>
+        <w:t>的原型是查表</w:t>
+      </w:r>
+      <w:r>
+        <w:rPr>
+          <w:rFonts w:hint="eastAsia" w:ascii="Times New Roman" w:hAnsi="Times New Roman" w:eastAsia="Times New Roman" w:cs="Times New Roman"/>
+        </w:rPr>
+        <w:t>：</w:t>
+      </w:r>
+      <w:r>
+        <w:rPr>
+          <w:rFonts w:hint="eastAsia" w:ascii="Times New Roman" w:hAnsi="Times New Roman" w:eastAsia="FangSong" w:cs="Times New Roman"/>
+        </w:rPr>
+        <w:t>给定温度查蒸气压</w:t>
+      </w:r>
+      <w:r>
+        <w:rPr>
+          <w:rFonts w:hint="eastAsia" w:ascii="Times New Roman" w:hAnsi="Times New Roman" w:eastAsia="Times New Roman" w:cs="Times New Roman"/>
+        </w:rPr>
+        <w:t>，</w:t>
+      </w:r>
+      <w:r>
+        <w:rPr>
+          <w:rFonts w:hint="eastAsia" w:ascii="Times New Roman" w:hAnsi="Times New Roman" w:eastAsia="FangSong" w:cs="Times New Roman"/>
+        </w:rPr>
+        <w:t>那张表就是一个函数</w:t>
+      </w:r>
+      <w:r>
+        <w:rPr>
+          <w:rFonts w:hint="eastAsia" w:ascii="Times New Roman" w:hAnsi="Times New Roman" w:eastAsia="Times New Roman" w:cs="Times New Roman"/>
+        </w:rPr>
+        <w:t>，</w:t>
+      </w:r>
+      <w:r>
+        <w:rPr>
+          <w:rFonts w:hint="eastAsia" w:ascii="Times New Roman" w:hAnsi="Times New Roman" w:eastAsia="FangSong" w:cs="Times New Roman"/>
+        </w:rPr>
+        <w:t>公式只是把它写成可连续取值的形式</w:t>
+      </w:r>
+      <w:r>
+        <w:rPr>
+          <w:rFonts w:hint="eastAsia" w:ascii="Times New Roman" w:hAnsi="Times New Roman" w:eastAsia="Times New Roman" w:cs="Times New Roman"/>
+        </w:rPr>
+        <w:t>。</w:t>
+      </w:r>
       <w:r>
         <w:rPr>
           <w:rFonts w:hint="eastAsia" w:ascii="Times New Roman" w:hAnsi="Times New Roman" w:eastAsia="FangSong" w:cs="Times New Roman"/>
           <w:b/>
           <w:bCs/>
         </w:rPr>
-        <w:t xml:space="preserve">练一练</w:t>
-      </w:r>
-      <w:r>
-        <w:rPr>
-          <w:rFonts w:ascii="Times New Roman" w:hAnsi="Times New Roman" w:eastAsia="Times New Roman" w:cs="Times New Roman"/>
+        <w:t>先确定自变量</w:t>
+      </w:r>
+      <w:r>
+        <w:rPr>
+          <w:rFonts w:hint="eastAsia" w:ascii="Times New Roman" w:hAnsi="Times New Roman" w:eastAsia="Times New Roman" w:cs="Times New Roman"/>
           <w:b/>
           <w:bCs/>
         </w:rPr>
-        <w:t xml:space="preserve"> 1-1</w:t>
-      </w:r>
-      <w:r>
-        <w:rPr>
-          <w:rFonts w:hint="eastAsia" w:ascii="Times New Roman" w:hAnsi="Times New Roman" w:eastAsia="Times New Roman" w:cs="Times New Roman"/>
-        </w:rPr>
-        <w:t>：</w:t>
-      </w:r>
-      <w:r>
-        <w:rPr>
-          <w:rFonts w:hint="eastAsia" w:ascii="Times New Roman" w:hAnsi="Times New Roman" w:eastAsia="FangSong" w:cs="Times New Roman"/>
-        </w:rPr>
-        <w:t>反应</w:t>
-      </w:r>
-      <w:r>
-        <w:rPr>
-          <w:rFonts w:ascii="Times New Roman" w:hAnsi="Times New Roman" w:eastAsia="Times New Roman" w:cs="Times New Roman"/>
-        </w:rPr>
-        <w:t xml:space="preserve"> </w:t>
-      </w:r>
-      <w:r>
-        <w:rPr>
-          <w:rStyle w:val="VerbatimChar"/>
-          <w:rFonts w:ascii="Times New Roman" w:hAnsi="Times New Roman" w:eastAsia="Times New Roman" w:cs="Times New Roman"/>
-        </w:rPr>
-        <w:t>2N</w:t>
-      </w:r>
-      <w:r>
-        <w:rPr>
-          <w:rStyle w:val="VerbatimChar"/>
-          <w:rFonts w:ascii="Times New Roman" w:hAnsi="Times New Roman" w:eastAsia="Times New Roman" w:cs="Times New Roman"/>
-          <w:vertAlign w:val="subscript"/>
-        </w:rPr>
-        <w:t>2</w:t>
-      </w:r>
-      <w:r>
-        <w:rPr>
-          <w:rStyle w:val="VerbatimChar"/>
-          <w:rFonts w:ascii="Times New Roman" w:hAnsi="Times New Roman" w:eastAsia="Times New Roman" w:cs="Times New Roman"/>
-        </w:rPr>
-        <w:t>O</w:t>
-      </w:r>
-      <w:r>
-        <w:rPr>
-          <w:rStyle w:val="VerbatimChar"/>
-          <w:rFonts w:ascii="Times New Roman" w:hAnsi="Times New Roman" w:eastAsia="Times New Roman" w:cs="Times New Roman"/>
-          <w:vertAlign w:val="subscript"/>
-        </w:rPr>
-        <w:t>5</w:t>
-      </w:r>
-      <w:r>
-        <w:rPr>
-          <w:rStyle w:val="VerbatimChar"/>
-          <w:rFonts w:ascii="Times New Roman" w:hAnsi="Times New Roman" w:eastAsia="Times New Roman" w:cs="Times New Roman"/>
-        </w:rPr>
-        <w:t xml:space="preserve"> → 4NO</w:t>
-      </w:r>
-      <w:r>
-        <w:rPr>
-          <w:rStyle w:val="VerbatimChar"/>
-          <w:rFonts w:ascii="Times New Roman" w:hAnsi="Times New Roman" w:eastAsia="Times New Roman" w:cs="Times New Roman"/>
-          <w:vertAlign w:val="subscript"/>
-        </w:rPr>
-        <w:t>2</w:t>
-      </w:r>
-      <w:r>
-        <w:rPr>
-          <w:rStyle w:val="VerbatimChar"/>
-          <w:rFonts w:ascii="Times New Roman" w:hAnsi="Times New Roman" w:eastAsia="Times New Roman" w:cs="Times New Roman"/>
-        </w:rPr>
-        <w:t xml:space="preserve"> + O</w:t>
-      </w:r>
-      <w:r>
-        <w:rPr>
-          <w:rStyle w:val="VerbatimChar"/>
-          <w:rFonts w:ascii="Times New Roman" w:hAnsi="Times New Roman" w:eastAsia="Times New Roman" w:cs="Times New Roman"/>
-          <w:vertAlign w:val="subscript"/>
-        </w:rPr>
-        <w:t>2</w:t>
-      </w:r>
-      <w:r>
-        <w:rPr>
-          <w:rFonts w:ascii="Times New Roman" w:hAnsi="Times New Roman" w:eastAsia="Times New Roman" w:cs="Times New Roman"/>
-        </w:rPr>
-        <w:t xml:space="preserve"> </w:t>
-      </w:r>
-      <w:r>
-        <w:rPr>
-          <w:rFonts w:hint="eastAsia" w:ascii="Times New Roman" w:hAnsi="Times New Roman" w:eastAsia="FangSong" w:cs="Times New Roman"/>
-        </w:rPr>
-        <w:t>中</w:t>
-      </w:r>
-      <w:r>
-        <w:rPr>
-          <w:rFonts w:hint="eastAsia" w:ascii="Times New Roman" w:hAnsi="Times New Roman" w:eastAsia="Times New Roman" w:cs="Times New Roman"/>
-        </w:rPr>
         <w:t>，</w:t>
       </w:r>
       <w:r>
         <w:rPr>
           <w:rFonts w:hint="eastAsia" w:ascii="Times New Roman" w:hAnsi="Times New Roman" w:eastAsia="FangSong" w:cs="Times New Roman"/>
-        </w:rPr>
-        <w:t>我们说</w:t>
-      </w:r>
-      <w:r>
-        <w:rPr>
-          <w:rFonts w:hint="eastAsia" w:ascii="Times New Roman" w:hAnsi="Times New Roman" w:eastAsia="Times New Roman" w:cs="Times New Roman"/>
-        </w:rPr>
-        <w:t>”N</w:t>
-      </w:r>
-      <w:r>
-        <w:rPr>
-          <w:rFonts w:hint="eastAsia" w:ascii="Times New Roman" w:hAnsi="Times New Roman" w:eastAsia="Times New Roman" w:cs="Times New Roman"/>
-          <w:vertAlign w:val="subscript"/>
-        </w:rPr>
-        <w:t>2</w:t>
-      </w:r>
-      <w:r>
-        <w:rPr>
-          <w:rFonts w:hint="eastAsia" w:ascii="Times New Roman" w:hAnsi="Times New Roman" w:eastAsia="Times New Roman" w:cs="Times New Roman"/>
-        </w:rPr>
-        <w:t>O</w:t>
-      </w:r>
-      <w:r>
-        <w:rPr>
-          <w:rFonts w:hint="eastAsia" w:ascii="Times New Roman" w:hAnsi="Times New Roman" w:eastAsia="Times New Roman" w:cs="Times New Roman"/>
-          <w:vertAlign w:val="subscript"/>
-        </w:rPr>
-        <w:t>5</w:t>
-      </w:r>
-      <w:r>
-        <w:rPr>
-          <w:rFonts w:ascii="Times New Roman" w:hAnsi="Times New Roman" w:eastAsia="Times New Roman" w:cs="Times New Roman"/>
-        </w:rPr>
-        <w:t xml:space="preserve"> </w:t>
-      </w:r>
-      <w:r>
-        <w:rPr>
-          <w:rFonts w:hint="eastAsia" w:ascii="Times New Roman" w:hAnsi="Times New Roman" w:eastAsia="FangSong" w:cs="Times New Roman"/>
-        </w:rPr>
-        <w:t>的浓度是时间的函数</w:t>
-      </w:r>
-      <w:r>
-        <w:rPr>
-          <w:rFonts w:hint="eastAsia" w:ascii="Times New Roman" w:hAnsi="Times New Roman" w:eastAsia="Times New Roman" w:cs="Times New Roman"/>
-        </w:rPr>
-        <w:t>”。</w:t>
-      </w:r>
-      <w:r>
-        <w:rPr>
-          <w:rFonts w:hint="eastAsia" w:ascii="Times New Roman" w:hAnsi="Times New Roman" w:eastAsia="FangSong" w:cs="Times New Roman"/>
-        </w:rPr>
-        <w:t>指出自变量与因变量</w:t>
+          <w:b/>
+          <w:bCs/>
+        </w:rPr>
+        <w:t>再确定因变量</w:t>
       </w:r>
       <w:r>
         <w:rPr>
@@ -2211,100 +1532,277 @@
         <w:rPr>
           <w:rFonts w:hint="eastAsia" w:ascii="Times New Roman" w:hAnsi="Times New Roman" w:eastAsia="FangSong" w:cs="Times New Roman"/>
         </w:rPr>
-        <w:t>并说明为什么不能反过来说</w:t>
-      </w:r>
-      <w:r>
-        <w:rPr>
-          <w:rFonts w:hint="eastAsia" w:ascii="Times New Roman" w:hAnsi="Times New Roman" w:eastAsia="Times New Roman" w:cs="Times New Roman"/>
-        </w:rPr>
-        <w:t>”</w:t>
-      </w:r>
-      <w:r>
-        <w:rPr>
-          <w:rFonts w:hint="eastAsia" w:ascii="Times New Roman" w:hAnsi="Times New Roman" w:eastAsia="FangSong" w:cs="Times New Roman"/>
-        </w:rPr>
-        <w:t>时间是浓度的函数</w:t>
-      </w:r>
-      <w:r>
-        <w:rPr>
-          <w:rFonts w:hint="eastAsia" w:ascii="Times New Roman" w:hAnsi="Times New Roman" w:eastAsia="Times New Roman" w:cs="Times New Roman"/>
-        </w:rPr>
-        <w:t>”。（</w:t>
-      </w:r>
-      <w:r>
-        <w:rPr>
-          <w:rFonts w:hint="eastAsia" w:ascii="Times New Roman" w:hAnsi="Times New Roman" w:eastAsia="FangSong" w:cs="Times New Roman"/>
-        </w:rPr>
-        <w:t>答案见</w:t>
-      </w:r>
-      <w:r>
-        <w:rPr>
-          <w:rFonts w:ascii="Times New Roman" w:hAnsi="Times New Roman" w:eastAsia="Times New Roman" w:cs="Times New Roman"/>
-        </w:rPr>
-        <w:t xml:space="preserve"> </w:t>
-      </w:r>
-      <w:r>
-        <w:rPr>
-          <w:rFonts w:hint="eastAsia" w:ascii="Times New Roman" w:hAnsi="Times New Roman" w:eastAsia="Times New Roman" w:cs="Times New Roman"/>
-        </w:rPr>
-        <w:t>§</w:t>
-      </w:r>
-      <w:r>
-        <w:rPr>
-          <w:rFonts w:hint="eastAsia" w:ascii="Times New Roman" w:hAnsi="Times New Roman" w:eastAsia="FangSong" w:cs="Times New Roman"/>
-        </w:rPr>
-        <w:t>六末</w:t>
-      </w:r>
-      <w:r>
-        <w:rPr>
-          <w:rFonts w:hint="eastAsia" w:ascii="Times New Roman" w:hAnsi="Times New Roman" w:eastAsia="Times New Roman" w:cs="Times New Roman"/>
-        </w:rPr>
-        <w:t>）</w:t>
+        <w:t>这是读一切化学图像的第一步</w:t>
+      </w:r>
+      <w:r>
+        <w:rPr>
+          <w:rFonts w:hint="eastAsia" w:ascii="Times New Roman" w:hAnsi="Times New Roman" w:eastAsia="Times New Roman" w:cs="Times New Roman"/>
+        </w:rPr>
+        <w:t>。</w:t>
       </w:r>
     </w:p>
     <w:p>
       <w:pPr>
-        <w:pStyle w:val="MistakeBlock"/>
+        <w:pStyle w:val="BodyText"/>
+        <w:ind w:firstLine="420"/>
       </w:pPr>
-      <w:r>
-        <w:rPr>
-          <w:rFonts w:hint="eastAsia" w:ascii="Times New Roman" w:hAnsi="Times New Roman" w:eastAsia="FangSong" w:cs="Times New Roman"/>
-        </w:rPr>
-        <w:t xml:space="preserve">易错提醒</w:t>
-      </w:r>
-      <w:r>
-        <w:rPr>
-          <w:rFonts w:ascii="Times New Roman" w:hAnsi="Times New Roman" w:eastAsia="Times New Roman" w:cs="Times New Roman"/>
-        </w:rPr>
-        <w:t xml:space="preserve"> </w:t>
-      </w:r>
-      <w:r>
-        <w:rPr>
-          <w:rFonts w:hint="eastAsia" w:ascii="Times New Roman" w:hAnsi="Times New Roman" w:eastAsia="FangSong" w:cs="Times New Roman"/>
-        </w:rPr>
-        <w:t>自变量不一定写在横轴上</w:t>
-      </w:r>
-      <w:r>
-        <w:rPr>
-          <w:rFonts w:hint="eastAsia" w:ascii="Times New Roman" w:hAnsi="Times New Roman" w:eastAsia="Times New Roman" w:cs="Times New Roman"/>
-        </w:rPr>
-        <w:t>。</w:t>
-      </w:r>
       <w:r>
         <w:rPr>
           <w:rFonts w:hint="eastAsia" w:ascii="Times New Roman" w:hAnsi="Times New Roman" w:eastAsia="FangSong" w:cs="Times New Roman"/>
           <w:b/>
           <w:bCs/>
         </w:rPr>
-        <w:t>作图时习惯把自变量放横轴</w:t>
-      </w:r>
-      <w:r>
-        <w:rPr>
-          <w:rFonts w:hint="eastAsia" w:ascii="Times New Roman" w:hAnsi="Times New Roman" w:eastAsia="Times New Roman" w:cs="Times New Roman"/>
+        <w:t xml:space="preserve">练一练</w:t>
+      </w:r>
+      <w:r>
+        <w:rPr>
+          <w:rFonts w:ascii="Times New Roman" w:hAnsi="Times New Roman" w:eastAsia="Times New Roman" w:cs="Times New Roman"/>
           <w:b/>
           <w:bCs/>
         </w:rPr>
+        <w:t xml:space="preserve"> 1-1</w:t>
+      </w:r>
+      <w:r>
+        <w:rPr>
+          <w:rFonts w:hint="eastAsia" w:ascii="Times New Roman" w:hAnsi="Times New Roman" w:eastAsia="Times New Roman" w:cs="Times New Roman"/>
+        </w:rPr>
+        <w:t>：</w:t>
+      </w:r>
+      <w:r>
+        <w:rPr>
+          <w:rFonts w:hint="eastAsia" w:ascii="Times New Roman" w:hAnsi="Times New Roman" w:eastAsia="FangSong" w:cs="Times New Roman"/>
+        </w:rPr>
+        <w:t>反应</w:t>
+      </w:r>
+      <w:r>
+        <w:rPr>
+          <w:rFonts w:ascii="Times New Roman" w:hAnsi="Times New Roman" w:eastAsia="Times New Roman" w:cs="Times New Roman"/>
+        </w:rPr>
+        <w:t xml:space="preserve"> </w:t>
+      </w:r>
+      <w:r>
+        <w:rPr>
+          <w:rStyle w:val="VerbatimChar"/>
+          <w:rFonts w:ascii="Times New Roman" w:hAnsi="Times New Roman" w:eastAsia="Times New Roman" w:cs="Times New Roman"/>
+        </w:rPr>
+        <w:t>2N</w:t>
+      </w:r>
+      <w:r>
+        <w:rPr>
+          <w:rStyle w:val="VerbatimChar"/>
+          <w:rFonts w:ascii="Times New Roman" w:hAnsi="Times New Roman" w:eastAsia="Times New Roman" w:cs="Times New Roman"/>
+          <w:vertAlign w:val="subscript"/>
+        </w:rPr>
+        <w:t>2</w:t>
+      </w:r>
+      <w:r>
+        <w:rPr>
+          <w:rStyle w:val="VerbatimChar"/>
+          <w:rFonts w:ascii="Times New Roman" w:hAnsi="Times New Roman" w:eastAsia="Times New Roman" w:cs="Times New Roman"/>
+        </w:rPr>
+        <w:t>O</w:t>
+      </w:r>
+      <w:r>
+        <w:rPr>
+          <w:rStyle w:val="VerbatimChar"/>
+          <w:rFonts w:ascii="Times New Roman" w:hAnsi="Times New Roman" w:eastAsia="Times New Roman" w:cs="Times New Roman"/>
+          <w:vertAlign w:val="subscript"/>
+        </w:rPr>
+        <w:t>5</w:t>
+      </w:r>
+      <w:r>
+        <w:rPr>
+          <w:rStyle w:val="VerbatimChar"/>
+          <w:rFonts w:ascii="Times New Roman" w:hAnsi="Times New Roman" w:eastAsia="Times New Roman" w:cs="Times New Roman"/>
+        </w:rPr>
+        <w:t xml:space="preserve"> → 4NO</w:t>
+      </w:r>
+      <w:r>
+        <w:rPr>
+          <w:rStyle w:val="VerbatimChar"/>
+          <w:rFonts w:ascii="Times New Roman" w:hAnsi="Times New Roman" w:eastAsia="Times New Roman" w:cs="Times New Roman"/>
+          <w:vertAlign w:val="subscript"/>
+        </w:rPr>
+        <w:t>2</w:t>
+      </w:r>
+      <w:r>
+        <w:rPr>
+          <w:rStyle w:val="VerbatimChar"/>
+          <w:rFonts w:ascii="Times New Roman" w:hAnsi="Times New Roman" w:eastAsia="Times New Roman" w:cs="Times New Roman"/>
+        </w:rPr>
+        <w:t xml:space="preserve"> + O</w:t>
+      </w:r>
+      <w:r>
+        <w:rPr>
+          <w:rStyle w:val="VerbatimChar"/>
+          <w:rFonts w:ascii="Times New Roman" w:hAnsi="Times New Roman" w:eastAsia="Times New Roman" w:cs="Times New Roman"/>
+          <w:vertAlign w:val="subscript"/>
+        </w:rPr>
+        <w:t>2</w:t>
+      </w:r>
+      <w:r>
+        <w:rPr>
+          <w:rFonts w:ascii="Times New Roman" w:hAnsi="Times New Roman" w:eastAsia="Times New Roman" w:cs="Times New Roman"/>
+        </w:rPr>
+        <w:t xml:space="preserve"> </w:t>
+      </w:r>
+      <w:r>
+        <w:rPr>
+          <w:rFonts w:hint="eastAsia" w:ascii="Times New Roman" w:hAnsi="Times New Roman" w:eastAsia="FangSong" w:cs="Times New Roman"/>
+        </w:rPr>
+        <w:t>中</w:t>
+      </w:r>
+      <w:r>
+        <w:rPr>
+          <w:rFonts w:hint="eastAsia" w:ascii="Times New Roman" w:hAnsi="Times New Roman" w:eastAsia="Times New Roman" w:cs="Times New Roman"/>
+        </w:rPr>
         <w:t>，</w:t>
+      </w:r>
+      <w:r>
+        <w:rPr>
+          <w:rFonts w:hint="eastAsia" w:ascii="Times New Roman" w:hAnsi="Times New Roman" w:eastAsia="FangSong" w:cs="Times New Roman"/>
+        </w:rPr>
+        <w:t>我们说</w:t>
+      </w:r>
+      <w:r>
+        <w:rPr>
+          <w:rFonts w:hint="eastAsia" w:ascii="Times New Roman" w:hAnsi="Times New Roman" w:eastAsia="Times New Roman" w:cs="Times New Roman"/>
+        </w:rPr>
+        <w:t>”N</w:t>
+      </w:r>
+      <w:r>
+        <w:rPr>
+          <w:rFonts w:hint="eastAsia" w:ascii="Times New Roman" w:hAnsi="Times New Roman" w:eastAsia="Times New Roman" w:cs="Times New Roman"/>
+          <w:vertAlign w:val="subscript"/>
+        </w:rPr>
+        <w:t>2</w:t>
+      </w:r>
+      <w:r>
+        <w:rPr>
+          <w:rFonts w:hint="eastAsia" w:ascii="Times New Roman" w:hAnsi="Times New Roman" w:eastAsia="Times New Roman" w:cs="Times New Roman"/>
+        </w:rPr>
+        <w:t>O</w:t>
+      </w:r>
+      <w:r>
+        <w:rPr>
+          <w:rFonts w:hint="eastAsia" w:ascii="Times New Roman" w:hAnsi="Times New Roman" w:eastAsia="Times New Roman" w:cs="Times New Roman"/>
+          <w:vertAlign w:val="subscript"/>
+        </w:rPr>
+        <w:t>5</w:t>
+      </w:r>
+      <w:r>
+        <w:rPr>
+          <w:rFonts w:ascii="Times New Roman" w:hAnsi="Times New Roman" w:eastAsia="Times New Roman" w:cs="Times New Roman"/>
+        </w:rPr>
+        <w:t xml:space="preserve"> </w:t>
+      </w:r>
+      <w:r>
+        <w:rPr>
+          <w:rFonts w:hint="eastAsia" w:ascii="Times New Roman" w:hAnsi="Times New Roman" w:eastAsia="FangSong" w:cs="Times New Roman"/>
+        </w:rPr>
+        <w:t>的浓度是时间的函数</w:t>
+      </w:r>
+      <w:r>
+        <w:rPr>
+          <w:rFonts w:hint="eastAsia" w:ascii="Times New Roman" w:hAnsi="Times New Roman" w:eastAsia="Times New Roman" w:cs="Times New Roman"/>
+        </w:rPr>
+        <w:t>”。</w:t>
+      </w:r>
+      <w:r>
+        <w:rPr>
+          <w:rFonts w:hint="eastAsia" w:ascii="Times New Roman" w:hAnsi="Times New Roman" w:eastAsia="FangSong" w:cs="Times New Roman"/>
+        </w:rPr>
+        <w:t>指出自变量与因变量</w:t>
+      </w:r>
+      <w:r>
+        <w:rPr>
+          <w:rFonts w:hint="eastAsia" w:ascii="Times New Roman" w:hAnsi="Times New Roman" w:eastAsia="Times New Roman" w:cs="Times New Roman"/>
+        </w:rPr>
+        <w:t>，</w:t>
+      </w:r>
+      <w:r>
+        <w:rPr>
+          <w:rFonts w:hint="eastAsia" w:ascii="Times New Roman" w:hAnsi="Times New Roman" w:eastAsia="FangSong" w:cs="Times New Roman"/>
+        </w:rPr>
+        <w:t>并说明为什么不能反过来说</w:t>
+      </w:r>
+      <w:r>
+        <w:rPr>
+          <w:rFonts w:hint="eastAsia" w:ascii="Times New Roman" w:hAnsi="Times New Roman" w:eastAsia="Times New Roman" w:cs="Times New Roman"/>
+        </w:rPr>
+        <w:t>”</w:t>
+      </w:r>
+      <w:r>
+        <w:rPr>
+          <w:rFonts w:hint="eastAsia" w:ascii="Times New Roman" w:hAnsi="Times New Roman" w:eastAsia="FangSong" w:cs="Times New Roman"/>
+        </w:rPr>
+        <w:t>时间是浓度的函数</w:t>
+      </w:r>
+      <w:r>
+        <w:rPr>
+          <w:rFonts w:hint="eastAsia" w:ascii="Times New Roman" w:hAnsi="Times New Roman" w:eastAsia="Times New Roman" w:cs="Times New Roman"/>
+        </w:rPr>
+        <w:t>”。（</w:t>
+      </w:r>
+      <w:r>
+        <w:rPr>
+          <w:rFonts w:hint="eastAsia" w:ascii="Times New Roman" w:hAnsi="Times New Roman" w:eastAsia="FangSong" w:cs="Times New Roman"/>
+        </w:rPr>
+        <w:t>答案见</w:t>
+      </w:r>
+      <w:r>
+        <w:rPr>
+          <w:rFonts w:ascii="Times New Roman" w:hAnsi="Times New Roman" w:eastAsia="Times New Roman" w:cs="Times New Roman"/>
+        </w:rPr>
+        <w:t xml:space="preserve"> </w:t>
+      </w:r>
+      <w:r>
+        <w:rPr>
+          <w:rFonts w:hint="eastAsia" w:ascii="Times New Roman" w:hAnsi="Times New Roman" w:eastAsia="Times New Roman" w:cs="Times New Roman"/>
+        </w:rPr>
+        <w:t>§</w:t>
+      </w:r>
+      <w:r>
+        <w:rPr>
+          <w:rFonts w:hint="eastAsia" w:ascii="Times New Roman" w:hAnsi="Times New Roman" w:eastAsia="FangSong" w:cs="Times New Roman"/>
+        </w:rPr>
+        <w:t>六末</w:t>
+      </w:r>
+      <w:r>
+        <w:rPr>
+          <w:rFonts w:hint="eastAsia" w:ascii="Times New Roman" w:hAnsi="Times New Roman" w:eastAsia="Times New Roman" w:cs="Times New Roman"/>
+        </w:rPr>
+        <w:t>）</w:t>
+      </w:r>
+    </w:p>
+    <w:p>
+      <w:pPr>
+        <w:pStyle w:val="BodyText"/>
+        <w:ind w:firstLine="420"/>
+      </w:pPr>
+      <w:r>
+        <w:rPr>
+          <w:rFonts w:hint="eastAsia" w:ascii="Times New Roman" w:hAnsi="Times New Roman" w:eastAsia="FangSong" w:cs="Times New Roman"/>
+        </w:rPr>
+        <w:t xml:space="preserve">易错提醒</w:t>
+      </w:r>
+    </w:p>
+    <w:p>
+      <w:pPr>
+        <w:pStyle w:val="BodyText"/>
+        <w:ind w:firstLine="420"/>
+      </w:pPr>
+      <w:r>
+        <w:rPr>
+          <w:rFonts w:hint="eastAsia" w:ascii="Times New Roman" w:hAnsi="Times New Roman" w:eastAsia="FangSong" w:cs="Times New Roman"/>
+        </w:rPr>
+        <w:t>自变量不一定写在横轴上</w:t>
+      </w:r>
+      <w:r>
+        <w:rPr>
+          <w:rFonts w:hint="eastAsia" w:ascii="Times New Roman" w:hAnsi="Times New Roman" w:eastAsia="Times New Roman" w:cs="Times New Roman"/>
+        </w:rPr>
+        <w:t>。</w:t>
       </w:r>
       <w:r>
         <w:rPr>
@@ -2312,6 +1810,22 @@
           <w:b/>
           <w:bCs/>
         </w:rPr>
+        <w:t>作图时习惯把自变量放横轴</w:t>
+      </w:r>
+      <w:r>
+        <w:rPr>
+          <w:rFonts w:hint="eastAsia" w:ascii="Times New Roman" w:hAnsi="Times New Roman" w:eastAsia="Times New Roman" w:cs="Times New Roman"/>
+          <w:b/>
+          <w:bCs/>
+        </w:rPr>
+        <w:t>，</w:t>
+      </w:r>
+      <w:r>
+        <w:rPr>
+          <w:rFonts w:hint="eastAsia" w:ascii="Times New Roman" w:hAnsi="Times New Roman" w:eastAsia="FangSong" w:cs="Times New Roman"/>
+          <w:b/>
+          <w:bCs/>
+        </w:rPr>
         <w:t>但化学文献里常有例外</w:t>
       </w:r>
       <w:r>
@@ -2412,8 +1926,8 @@
         <w:t>。</w:t>
       </w:r>
     </w:p>
-    <w:bookmarkEnd w:id="10"/>
-    <w:bookmarkStart w:id="11" w:name="函数的图像"/>
+    <w:bookmarkEnd w:id="9"/>
+    <w:bookmarkStart w:id="10" w:name="函数的图像"/>
     <w:p>
       <w:pPr>
         <w:pStyle w:val="Heading3"/>
@@ -2436,6 +1950,7 @@
       <w:pPr>
         <w:pStyle w:val="FirstParagraph"/>
         <w:spacing w:after="80"/>
+        <w:ind w:firstLine="420"/>
       </w:pPr>
       <w:r>
         <w:rPr>
@@ -2534,6 +2049,15 @@
         <w:tblStyle w:val="Table"/>
         <w:tblW w:type="auto" w:w="0"/>
         <w:tblLook w:firstRow="1" w:lastRow="0" w:firstColumn="0" w:lastColumn="0" w:noHBand="0" w:noVBand="0" w:val="0020"/>
+        <w:jc w:val="center"/>
+        <w:tblBorders>
+          <w:top w:val="single" w:sz="12" w:space="0" w:color="333333"/>
+          <w:bottom w:val="single" w:sz="12" w:space="0" w:color="333333"/>
+          <w:left w:val="none"/>
+          <w:right w:val="none"/>
+          <w:insideH w:val="none"/>
+          <w:insideV w:val="none"/>
+        </w:tblBorders>
       </w:tblPr>
       <w:tblGrid>
         <w:gridCol w:w="1584"/>
@@ -2547,7 +2071,11 @@
           <w:tblHeader w:val="on"/>
         </w:trPr>
         <w:tc>
-          <w:tcPr/>
+          <w:tcPr>
+            <w:tcBorders>
+              <w:bottom w:val="single" w:sz="6" w:space="0" w:color="333333"/>
+            </w:tcBorders>
+          </w:tcPr>
           <w:p>
             <w:pPr>
               <w:pStyle w:val="Compact"/>
@@ -2563,7 +2091,11 @@
           </w:p>
         </w:tc>
         <w:tc>
-          <w:tcPr/>
+          <w:tcPr>
+            <w:tcBorders>
+              <w:bottom w:val="single" w:sz="6" w:space="0" w:color="333333"/>
+            </w:tcBorders>
+          </w:tcPr>
           <w:p>
             <w:pPr>
               <w:pStyle w:val="Compact"/>
@@ -2579,7 +2111,11 @@
           </w:p>
         </w:tc>
         <w:tc>
-          <w:tcPr/>
+          <w:tcPr>
+            <w:tcBorders>
+              <w:bottom w:val="single" w:sz="6" w:space="0" w:color="333333"/>
+            </w:tcBorders>
+          </w:tcPr>
           <w:p>
             <w:pPr>
               <w:pStyle w:val="Compact"/>
@@ -2595,7 +2131,11 @@
           </w:p>
         </w:tc>
         <w:tc>
-          <w:tcPr/>
+          <w:tcPr>
+            <w:tcBorders>
+              <w:bottom w:val="single" w:sz="6" w:space="0" w:color="333333"/>
+            </w:tcBorders>
+          </w:tcPr>
           <w:p>
             <w:pPr>
               <w:pStyle w:val="Compact"/>
@@ -2611,7 +2151,11 @@
           </w:p>
         </w:tc>
         <w:tc>
-          <w:tcPr/>
+          <w:tcPr>
+            <w:tcBorders>
+              <w:bottom w:val="single" w:sz="6" w:space="0" w:color="333333"/>
+            </w:tcBorders>
+          </w:tcPr>
           <w:p>
             <w:pPr>
               <w:pStyle w:val="Compact"/>
@@ -3048,223 +2592,137 @@
     </w:tbl>
     <w:p>
       <w:pPr>
-        <w:pStyle w:val="MethodologyBlock"/>
+        <w:pStyle w:val="BodyText"/>
         <w:spacing w:before="120"/>
+        <w:ind w:firstLine="420"/>
       </w:pPr>
       <w:r>
         <w:rPr>
           <w:rFonts w:hint="eastAsia" w:ascii="Times New Roman" w:hAnsi="Times New Roman" w:eastAsia="FangSong" w:cs="Times New Roman"/>
         </w:rPr>
         <w:t xml:space="preserve">深入思考</w:t>
-      </w:r>
-      <w:r>
-        <w:rPr>
-          <w:rFonts w:ascii="Times New Roman" w:hAnsi="Times New Roman" w:eastAsia="Times New Roman" w:cs="Times New Roman"/>
-        </w:rPr>
-        <w:t xml:space="preserve"> </w:t>
-      </w:r>
-      <w:r>
-        <w:rPr>
-          <w:rFonts w:hint="eastAsia" w:ascii="Times New Roman" w:hAnsi="Times New Roman" w:eastAsia="FangSong" w:cs="Times New Roman"/>
-        </w:rPr>
-        <w:t xml:space="preserve">为什么一级反应的</w:t>
-      </w:r>
-      <w:r>
-        <w:rPr>
-          <w:rFonts w:ascii="Times New Roman" w:hAnsi="Times New Roman" w:eastAsia="Times New Roman" w:cs="Times New Roman"/>
-        </w:rPr>
-        <w:t xml:space="preserve"> c–t </w:t>
-      </w:r>
-      <w:r>
-        <w:rPr>
-          <w:rFonts w:hint="eastAsia" w:ascii="Times New Roman" w:hAnsi="Times New Roman" w:eastAsia="FangSong" w:cs="Times New Roman"/>
-        </w:rPr>
-        <w:t>图</w:t>
-      </w:r>
-      <w:r>
-        <w:rPr>
-          <w:rFonts w:hint="eastAsia" w:ascii="Times New Roman" w:hAnsi="Times New Roman" w:eastAsia="Times New Roman" w:cs="Times New Roman"/>
-        </w:rPr>
-        <w:t>”</w:t>
-      </w:r>
-      <w:r>
-        <w:rPr>
-          <w:rFonts w:hint="eastAsia" w:ascii="Times New Roman" w:hAnsi="Times New Roman" w:eastAsia="FangSong" w:cs="Times New Roman"/>
-        </w:rPr>
-        <w:t>越来越平</w:t>
-      </w:r>
-      <w:r>
-        <w:rPr>
-          <w:rFonts w:hint="eastAsia" w:ascii="Times New Roman" w:hAnsi="Times New Roman" w:eastAsia="Times New Roman" w:cs="Times New Roman"/>
-        </w:rPr>
-        <w:t>”</w:t>
-      </w:r>
-      <w:r>
-        <w:rPr>
-          <w:rFonts w:hint="eastAsia" w:ascii="Times New Roman" w:hAnsi="Times New Roman" w:eastAsia="FangSong" w:cs="Times New Roman"/>
-        </w:rPr>
-        <w:t>却永远不碰到横轴</w:t>
-      </w:r>
-      <w:r>
-        <w:rPr>
-          <w:rFonts w:hint="eastAsia" w:ascii="Times New Roman" w:hAnsi="Times New Roman" w:eastAsia="Times New Roman" w:cs="Times New Roman"/>
-        </w:rPr>
-        <w:t>？</w:t>
-      </w:r>
-      <w:r>
-        <w:rPr>
-          <w:rFonts w:hint="eastAsia" w:ascii="Times New Roman" w:hAnsi="Times New Roman" w:eastAsia="FangSong" w:cs="Times New Roman"/>
-        </w:rPr>
-        <w:t>因为每一段时间里消耗的比例是固定的</w:t>
-      </w:r>
-      <w:r>
-        <w:rPr>
-          <w:rFonts w:hint="eastAsia" w:ascii="Times New Roman" w:hAnsi="Times New Roman" w:eastAsia="Times New Roman" w:cs="Times New Roman"/>
-        </w:rPr>
-        <w:t>（</w:t>
-      </w:r>
-      <w:r>
-        <w:rPr>
-          <w:rFonts w:hint="eastAsia" w:ascii="Times New Roman" w:hAnsi="Times New Roman" w:eastAsia="FangSong" w:cs="Times New Roman"/>
-        </w:rPr>
-        <w:t>比如每</w:t>
-      </w:r>
-      <w:r>
-        <w:rPr>
-          <w:rFonts w:ascii="Times New Roman" w:hAnsi="Times New Roman" w:eastAsia="Times New Roman" w:cs="Times New Roman"/>
-        </w:rPr>
-        <w:t xml:space="preserve"> 10 </w:t>
-      </w:r>
-      <w:r>
-        <w:rPr>
-          <w:rFonts w:hint="eastAsia" w:ascii="Times New Roman" w:hAnsi="Times New Roman" w:eastAsia="FangSong" w:cs="Times New Roman"/>
-        </w:rPr>
-        <w:t>分钟剩一半</w:t>
-      </w:r>
-      <w:r>
-        <w:rPr>
-          <w:rFonts w:hint="eastAsia" w:ascii="Times New Roman" w:hAnsi="Times New Roman" w:eastAsia="Times New Roman" w:cs="Times New Roman"/>
-        </w:rPr>
-        <w:t>），</w:t>
-      </w:r>
-      <w:r>
-        <w:rPr>
-          <w:rFonts w:hint="eastAsia" w:ascii="Times New Roman" w:hAnsi="Times New Roman" w:eastAsia="FangSong" w:cs="Times New Roman"/>
-        </w:rPr>
-        <w:t>基数变小了</w:t>
-      </w:r>
-      <w:r>
-        <w:rPr>
-          <w:rFonts w:hint="eastAsia" w:ascii="Times New Roman" w:hAnsi="Times New Roman" w:eastAsia="Times New Roman" w:cs="Times New Roman"/>
-        </w:rPr>
-        <w:t>，</w:t>
-      </w:r>
-      <w:r>
-        <w:rPr>
-          <w:rFonts w:hint="eastAsia" w:ascii="Times New Roman" w:hAnsi="Times New Roman" w:eastAsia="FangSong" w:cs="Times New Roman"/>
-        </w:rPr>
-        <w:t>绝对消耗量就变小</w:t>
-      </w:r>
-      <w:r>
-        <w:rPr>
-          <w:rFonts w:hint="eastAsia" w:ascii="Times New Roman" w:hAnsi="Times New Roman" w:eastAsia="Times New Roman" w:cs="Times New Roman"/>
-        </w:rPr>
-        <w:t>。</w:t>
-      </w:r>
-      <w:r>
-        <w:rPr>
-          <w:rFonts w:hint="eastAsia" w:ascii="Times New Roman" w:hAnsi="Times New Roman" w:eastAsia="FangSong" w:cs="Times New Roman"/>
-          <w:b/>
-          <w:bCs/>
-        </w:rPr>
-        <w:t xml:space="preserve">指数衰减没有终点</w:t>
-      </w:r>
-      <w:r>
-        <w:rPr>
-          <w:rFonts w:hint="eastAsia" w:ascii="Times New Roman" w:hAnsi="Times New Roman" w:eastAsia="Times New Roman" w:cs="Times New Roman"/>
-        </w:rPr>
-        <w:t>，</w:t>
-      </w:r>
-      <w:r>
-        <w:rPr>
-          <w:rFonts w:hint="eastAsia" w:ascii="Times New Roman" w:hAnsi="Times New Roman" w:eastAsia="FangSong" w:cs="Times New Roman"/>
-        </w:rPr>
-        <w:t>这正是一级反应</w:t>
-      </w:r>
-      <w:r>
-        <w:rPr>
-          <w:rFonts w:hint="eastAsia" w:ascii="Times New Roman" w:hAnsi="Times New Roman" w:eastAsia="Times New Roman" w:cs="Times New Roman"/>
-        </w:rPr>
-        <w:t>”</w:t>
-      </w:r>
-      <w:r>
-        <w:rPr>
-          <w:rFonts w:hint="eastAsia" w:ascii="Times New Roman" w:hAnsi="Times New Roman" w:eastAsia="FangSong" w:cs="Times New Roman"/>
-        </w:rPr>
-        <w:t>半衰期恒定</w:t>
-      </w:r>
-      <w:r>
-        <w:rPr>
-          <w:rFonts w:hint="eastAsia" w:ascii="Times New Roman" w:hAnsi="Times New Roman" w:eastAsia="Times New Roman" w:cs="Times New Roman"/>
-        </w:rPr>
-        <w:t>”</w:t>
-      </w:r>
-      <w:r>
-        <w:rPr>
-          <w:rFonts w:hint="eastAsia" w:ascii="Times New Roman" w:hAnsi="Times New Roman" w:eastAsia="FangSong" w:cs="Times New Roman"/>
-        </w:rPr>
-        <w:t>的几何来源</w:t>
-      </w:r>
-      <w:r>
-        <w:rPr>
-          <w:rFonts w:hint="eastAsia" w:ascii="Times New Roman" w:hAnsi="Times New Roman" w:eastAsia="Times New Roman" w:cs="Times New Roman"/>
-        </w:rPr>
-        <w:t>。</w:t>
       </w:r>
     </w:p>
     <w:p>
       <w:pPr>
         <w:pStyle w:val="BodyText"/>
+        <w:ind w:firstLine="420"/>
       </w:pPr>
+      <w:r>
+        <w:rPr>
+          <w:rFonts w:hint="eastAsia" w:ascii="Times New Roman" w:hAnsi="Times New Roman" w:eastAsia="FangSong" w:cs="Times New Roman"/>
+        </w:rPr>
+        <w:t xml:space="preserve">为什么一级反应的</w:t>
+      </w:r>
+      <w:r>
+        <w:rPr>
+          <w:rFonts w:ascii="Times New Roman" w:hAnsi="Times New Roman" w:eastAsia="Times New Roman" w:cs="Times New Roman"/>
+        </w:rPr>
+        <w:t xml:space="preserve"> c–t </w:t>
+      </w:r>
+      <w:r>
+        <w:rPr>
+          <w:rFonts w:hint="eastAsia" w:ascii="Times New Roman" w:hAnsi="Times New Roman" w:eastAsia="FangSong" w:cs="Times New Roman"/>
+        </w:rPr>
+        <w:t>图</w:t>
+      </w:r>
+      <w:r>
+        <w:rPr>
+          <w:rFonts w:hint="eastAsia" w:ascii="Times New Roman" w:hAnsi="Times New Roman" w:eastAsia="Times New Roman" w:cs="Times New Roman"/>
+        </w:rPr>
+        <w:t>”</w:t>
+      </w:r>
+      <w:r>
+        <w:rPr>
+          <w:rFonts w:hint="eastAsia" w:ascii="Times New Roman" w:hAnsi="Times New Roman" w:eastAsia="FangSong" w:cs="Times New Roman"/>
+        </w:rPr>
+        <w:t>越来越平</w:t>
+      </w:r>
+      <w:r>
+        <w:rPr>
+          <w:rFonts w:hint="eastAsia" w:ascii="Times New Roman" w:hAnsi="Times New Roman" w:eastAsia="Times New Roman" w:cs="Times New Roman"/>
+        </w:rPr>
+        <w:t>”</w:t>
+      </w:r>
+      <w:r>
+        <w:rPr>
+          <w:rFonts w:hint="eastAsia" w:ascii="Times New Roman" w:hAnsi="Times New Roman" w:eastAsia="FangSong" w:cs="Times New Roman"/>
+        </w:rPr>
+        <w:t>却永远不碰到横轴</w:t>
+      </w:r>
+      <w:r>
+        <w:rPr>
+          <w:rFonts w:hint="eastAsia" w:ascii="Times New Roman" w:hAnsi="Times New Roman" w:eastAsia="Times New Roman" w:cs="Times New Roman"/>
+        </w:rPr>
+        <w:t>？</w:t>
+      </w:r>
+      <w:r>
+        <w:rPr>
+          <w:rFonts w:hint="eastAsia" w:ascii="Times New Roman" w:hAnsi="Times New Roman" w:eastAsia="FangSong" w:cs="Times New Roman"/>
+        </w:rPr>
+        <w:t>因为每一段时间里消耗的比例是固定的</w:t>
+      </w:r>
+      <w:r>
+        <w:rPr>
+          <w:rFonts w:hint="eastAsia" w:ascii="Times New Roman" w:hAnsi="Times New Roman" w:eastAsia="Times New Roman" w:cs="Times New Roman"/>
+        </w:rPr>
+        <w:t>（</w:t>
+      </w:r>
+      <w:r>
+        <w:rPr>
+          <w:rFonts w:hint="eastAsia" w:ascii="Times New Roman" w:hAnsi="Times New Roman" w:eastAsia="FangSong" w:cs="Times New Roman"/>
+        </w:rPr>
+        <w:t>比如每</w:t>
+      </w:r>
+      <w:r>
+        <w:rPr>
+          <w:rFonts w:ascii="Times New Roman" w:hAnsi="Times New Roman" w:eastAsia="Times New Roman" w:cs="Times New Roman"/>
+        </w:rPr>
+        <w:t xml:space="preserve"> 10 </w:t>
+      </w:r>
+      <w:r>
+        <w:rPr>
+          <w:rFonts w:hint="eastAsia" w:ascii="Times New Roman" w:hAnsi="Times New Roman" w:eastAsia="FangSong" w:cs="Times New Roman"/>
+        </w:rPr>
+        <w:t>分钟剩一半</w:t>
+      </w:r>
+      <w:r>
+        <w:rPr>
+          <w:rFonts w:hint="eastAsia" w:ascii="Times New Roman" w:hAnsi="Times New Roman" w:eastAsia="Times New Roman" w:cs="Times New Roman"/>
+        </w:rPr>
+        <w:t>），</w:t>
+      </w:r>
+      <w:r>
+        <w:rPr>
+          <w:rFonts w:hint="eastAsia" w:ascii="Times New Roman" w:hAnsi="Times New Roman" w:eastAsia="FangSong" w:cs="Times New Roman"/>
+        </w:rPr>
+        <w:t>基数变小了</w:t>
+      </w:r>
+      <w:r>
+        <w:rPr>
+          <w:rFonts w:hint="eastAsia" w:ascii="Times New Roman" w:hAnsi="Times New Roman" w:eastAsia="Times New Roman" w:cs="Times New Roman"/>
+        </w:rPr>
+        <w:t>，</w:t>
+      </w:r>
+      <w:r>
+        <w:rPr>
+          <w:rFonts w:hint="eastAsia" w:ascii="Times New Roman" w:hAnsi="Times New Roman" w:eastAsia="FangSong" w:cs="Times New Roman"/>
+        </w:rPr>
+        <w:t>绝对消耗量就变小</w:t>
+      </w:r>
+      <w:r>
+        <w:rPr>
+          <w:rFonts w:hint="eastAsia" w:ascii="Times New Roman" w:hAnsi="Times New Roman" w:eastAsia="Times New Roman" w:cs="Times New Roman"/>
+        </w:rPr>
+        <w:t>。</w:t>
+      </w:r>
       <w:r>
         <w:rPr>
           <w:rFonts w:hint="eastAsia" w:ascii="Times New Roman" w:hAnsi="Times New Roman" w:eastAsia="FangSong" w:cs="Times New Roman"/>
           <w:b/>
           <w:bCs/>
         </w:rPr>
-        <w:t xml:space="preserve">练一练</w:t>
-      </w:r>
-      <w:r>
-        <w:rPr>
-          <w:rFonts w:ascii="Times New Roman" w:hAnsi="Times New Roman" w:eastAsia="Times New Roman" w:cs="Times New Roman"/>
-          <w:b/>
-          <w:bCs/>
-        </w:rPr>
-        <w:t xml:space="preserve"> 1-2</w:t>
-      </w:r>
-      <w:r>
-        <w:rPr>
-          <w:rFonts w:hint="eastAsia" w:ascii="Times New Roman" w:hAnsi="Times New Roman" w:eastAsia="Times New Roman" w:cs="Times New Roman"/>
-        </w:rPr>
-        <w:t>：</w:t>
-      </w:r>
-      <w:r>
-        <w:rPr>
-          <w:rFonts w:hint="eastAsia" w:ascii="Times New Roman" w:hAnsi="Times New Roman" w:eastAsia="FangSong" w:cs="Times New Roman"/>
-        </w:rPr>
-        <w:t>零级反应和一级反应的</w:t>
-      </w:r>
-      <w:r>
-        <w:rPr>
-          <w:rFonts w:ascii="Times New Roman" w:hAnsi="Times New Roman" w:eastAsia="Times New Roman" w:cs="Times New Roman"/>
-        </w:rPr>
-        <w:t xml:space="preserve"> c–t </w:t>
-      </w:r>
-      <w:r>
-        <w:rPr>
-          <w:rFonts w:hint="eastAsia" w:ascii="Times New Roman" w:hAnsi="Times New Roman" w:eastAsia="FangSong" w:cs="Times New Roman"/>
-        </w:rPr>
-        <w:t>图</w:t>
+        <w:t xml:space="preserve">指数衰减没有终点</w:t>
       </w:r>
       <w:r>
         <w:rPr>
@@ -3276,109 +2734,198 @@
         <w:rPr>
           <w:rFonts w:hint="eastAsia" w:ascii="Times New Roman" w:hAnsi="Times New Roman" w:eastAsia="FangSong" w:cs="Times New Roman"/>
         </w:rPr>
-        <w:t>哪个是直线</w:t>
-      </w:r>
-      <w:r>
-        <w:rPr>
-          <w:rFonts w:hint="eastAsia" w:ascii="Times New Roman" w:hAnsi="Times New Roman" w:eastAsia="Times New Roman" w:cs="Times New Roman"/>
-        </w:rPr>
-        <w:t>？</w:t>
-      </w:r>
-      <w:r>
-        <w:rPr>
-          <w:rFonts w:hint="eastAsia" w:ascii="Times New Roman" w:hAnsi="Times New Roman" w:eastAsia="FangSong" w:cs="Times New Roman"/>
-        </w:rPr>
-        <w:t>如果一张</w:t>
-      </w:r>
-      <w:r>
-        <w:rPr>
-          <w:rFonts w:ascii="Times New Roman" w:hAnsi="Times New Roman" w:eastAsia="Times New Roman" w:cs="Times New Roman"/>
-        </w:rPr>
-        <w:t xml:space="preserve"> c–t </w:t>
-      </w:r>
-      <w:r>
-        <w:rPr>
-          <w:rFonts w:hint="eastAsia" w:ascii="Times New Roman" w:hAnsi="Times New Roman" w:eastAsia="FangSong" w:cs="Times New Roman"/>
-        </w:rPr>
-        <w:t>图是直线</w:t>
-      </w:r>
-      <w:r>
-        <w:rPr>
-          <w:rFonts w:hint="eastAsia" w:ascii="Times New Roman" w:hAnsi="Times New Roman" w:eastAsia="Times New Roman" w:cs="Times New Roman"/>
-        </w:rPr>
-        <w:t>，</w:t>
-      </w:r>
-      <w:r>
-        <w:rPr>
-          <w:rFonts w:hint="eastAsia" w:ascii="Times New Roman" w:hAnsi="Times New Roman" w:eastAsia="FangSong" w:cs="Times New Roman"/>
-        </w:rPr>
-        <w:t>其斜率代表什么物理量</w:t>
-      </w:r>
-      <w:r>
-        <w:rPr>
-          <w:rFonts w:hint="eastAsia" w:ascii="Times New Roman" w:hAnsi="Times New Roman" w:eastAsia="Times New Roman" w:cs="Times New Roman"/>
-        </w:rPr>
-        <w:t>、</w:t>
-      </w:r>
-      <w:r>
-        <w:rPr>
-          <w:rFonts w:hint="eastAsia" w:ascii="Times New Roman" w:hAnsi="Times New Roman" w:eastAsia="FangSong" w:cs="Times New Roman"/>
-        </w:rPr>
-        <w:t>单位是什么</w:t>
-      </w:r>
-      <w:r>
-        <w:rPr>
-          <w:rFonts w:hint="eastAsia" w:ascii="Times New Roman" w:hAnsi="Times New Roman" w:eastAsia="Times New Roman" w:cs="Times New Roman"/>
-        </w:rPr>
-        <w:t>？（</w:t>
-      </w:r>
-      <w:r>
-        <w:rPr>
-          <w:rFonts w:hint="eastAsia" w:ascii="Times New Roman" w:hAnsi="Times New Roman" w:eastAsia="FangSong" w:cs="Times New Roman"/>
-        </w:rPr>
-        <w:t>答案见</w:t>
-      </w:r>
-      <w:r>
-        <w:rPr>
-          <w:rFonts w:ascii="Times New Roman" w:hAnsi="Times New Roman" w:eastAsia="Times New Roman" w:cs="Times New Roman"/>
-        </w:rPr>
-        <w:t xml:space="preserve"> </w:t>
-      </w:r>
-      <w:r>
-        <w:rPr>
-          <w:rFonts w:hint="eastAsia" w:ascii="Times New Roman" w:hAnsi="Times New Roman" w:eastAsia="Times New Roman" w:cs="Times New Roman"/>
-        </w:rPr>
-        <w:t>§</w:t>
-      </w:r>
-      <w:r>
-        <w:rPr>
-          <w:rFonts w:hint="eastAsia" w:ascii="Times New Roman" w:hAnsi="Times New Roman" w:eastAsia="FangSong" w:cs="Times New Roman"/>
-        </w:rPr>
-        <w:t>六末</w:t>
-      </w:r>
-      <w:r>
-        <w:rPr>
-          <w:rFonts w:hint="eastAsia" w:ascii="Times New Roman" w:hAnsi="Times New Roman" w:eastAsia="Times New Roman" w:cs="Times New Roman"/>
-        </w:rPr>
-        <w:t>）</w:t>
+        <w:t>这正是一级反应</w:t>
+      </w:r>
+      <w:r>
+        <w:rPr>
+          <w:rFonts w:hint="eastAsia" w:ascii="Times New Roman" w:hAnsi="Times New Roman" w:eastAsia="Times New Roman" w:cs="Times New Roman"/>
+        </w:rPr>
+        <w:t>”</w:t>
+      </w:r>
+      <w:r>
+        <w:rPr>
+          <w:rFonts w:hint="eastAsia" w:ascii="Times New Roman" w:hAnsi="Times New Roman" w:eastAsia="FangSong" w:cs="Times New Roman"/>
+        </w:rPr>
+        <w:t>半衰期恒定</w:t>
+      </w:r>
+      <w:r>
+        <w:rPr>
+          <w:rFonts w:hint="eastAsia" w:ascii="Times New Roman" w:hAnsi="Times New Roman" w:eastAsia="Times New Roman" w:cs="Times New Roman"/>
+        </w:rPr>
+        <w:t>”</w:t>
+      </w:r>
+      <w:r>
+        <w:rPr>
+          <w:rFonts w:hint="eastAsia" w:ascii="Times New Roman" w:hAnsi="Times New Roman" w:eastAsia="FangSong" w:cs="Times New Roman"/>
+        </w:rPr>
+        <w:t>的几何来源</w:t>
+      </w:r>
+      <w:r>
+        <w:rPr>
+          <w:rFonts w:hint="eastAsia" w:ascii="Times New Roman" w:hAnsi="Times New Roman" w:eastAsia="Times New Roman" w:cs="Times New Roman"/>
+        </w:rPr>
+        <w:t>。</w:t>
       </w:r>
     </w:p>
     <w:p>
       <w:pPr>
-        <w:pStyle w:val="MistakeBlock"/>
+        <w:pStyle w:val="BodyText"/>
+        <w:ind w:firstLine="420"/>
       </w:pPr>
       <w:r>
         <w:rPr>
           <w:rFonts w:hint="eastAsia" w:ascii="Times New Roman" w:hAnsi="Times New Roman" w:eastAsia="FangSong" w:cs="Times New Roman"/>
+          <w:b/>
+          <w:bCs/>
+        </w:rPr>
+        <w:t xml:space="preserve">练一练</w:t>
+      </w:r>
+      <w:r>
+        <w:rPr>
+          <w:rFonts w:ascii="Times New Roman" w:hAnsi="Times New Roman" w:eastAsia="Times New Roman" w:cs="Times New Roman"/>
+          <w:b/>
+          <w:bCs/>
+        </w:rPr>
+        <w:t xml:space="preserve"> 1-2</w:t>
+      </w:r>
+      <w:r>
+        <w:rPr>
+          <w:rFonts w:hint="eastAsia" w:ascii="Times New Roman" w:hAnsi="Times New Roman" w:eastAsia="Times New Roman" w:cs="Times New Roman"/>
+        </w:rPr>
+        <w:t>：</w:t>
+      </w:r>
+      <w:r>
+        <w:rPr>
+          <w:rFonts w:hint="eastAsia" w:ascii="Times New Roman" w:hAnsi="Times New Roman" w:eastAsia="FangSong" w:cs="Times New Roman"/>
+        </w:rPr>
+        <w:t>零级反应和一级反应的</w:t>
+      </w:r>
+      <w:r>
+        <w:rPr>
+          <w:rFonts w:ascii="Times New Roman" w:hAnsi="Times New Roman" w:eastAsia="Times New Roman" w:cs="Times New Roman"/>
+        </w:rPr>
+        <w:t xml:space="preserve"> c–t </w:t>
+      </w:r>
+      <w:r>
+        <w:rPr>
+          <w:rFonts w:hint="eastAsia" w:ascii="Times New Roman" w:hAnsi="Times New Roman" w:eastAsia="FangSong" w:cs="Times New Roman"/>
+        </w:rPr>
+        <w:t>图</w:t>
+      </w:r>
+      <w:r>
+        <w:rPr>
+          <w:rFonts w:hint="eastAsia" w:ascii="Times New Roman" w:hAnsi="Times New Roman" w:eastAsia="Times New Roman" w:cs="Times New Roman"/>
+        </w:rPr>
+        <w:t>，</w:t>
+      </w:r>
+      <w:r>
+        <w:rPr>
+          <w:rFonts w:hint="eastAsia" w:ascii="Times New Roman" w:hAnsi="Times New Roman" w:eastAsia="FangSong" w:cs="Times New Roman"/>
+        </w:rPr>
+        <w:t>哪个是直线</w:t>
+      </w:r>
+      <w:r>
+        <w:rPr>
+          <w:rFonts w:hint="eastAsia" w:ascii="Times New Roman" w:hAnsi="Times New Roman" w:eastAsia="Times New Roman" w:cs="Times New Roman"/>
+        </w:rPr>
+        <w:t>？</w:t>
+      </w:r>
+      <w:r>
+        <w:rPr>
+          <w:rFonts w:hint="eastAsia" w:ascii="Times New Roman" w:hAnsi="Times New Roman" w:eastAsia="FangSong" w:cs="Times New Roman"/>
+        </w:rPr>
+        <w:t>如果一张</w:t>
+      </w:r>
+      <w:r>
+        <w:rPr>
+          <w:rFonts w:ascii="Times New Roman" w:hAnsi="Times New Roman" w:eastAsia="Times New Roman" w:cs="Times New Roman"/>
+        </w:rPr>
+        <w:t xml:space="preserve"> c–t </w:t>
+      </w:r>
+      <w:r>
+        <w:rPr>
+          <w:rFonts w:hint="eastAsia" w:ascii="Times New Roman" w:hAnsi="Times New Roman" w:eastAsia="FangSong" w:cs="Times New Roman"/>
+        </w:rPr>
+        <w:t>图是直线</w:t>
+      </w:r>
+      <w:r>
+        <w:rPr>
+          <w:rFonts w:hint="eastAsia" w:ascii="Times New Roman" w:hAnsi="Times New Roman" w:eastAsia="Times New Roman" w:cs="Times New Roman"/>
+        </w:rPr>
+        <w:t>，</w:t>
+      </w:r>
+      <w:r>
+        <w:rPr>
+          <w:rFonts w:hint="eastAsia" w:ascii="Times New Roman" w:hAnsi="Times New Roman" w:eastAsia="FangSong" w:cs="Times New Roman"/>
+        </w:rPr>
+        <w:t>其斜率代表什么物理量</w:t>
+      </w:r>
+      <w:r>
+        <w:rPr>
+          <w:rFonts w:hint="eastAsia" w:ascii="Times New Roman" w:hAnsi="Times New Roman" w:eastAsia="Times New Roman" w:cs="Times New Roman"/>
+        </w:rPr>
+        <w:t>、</w:t>
+      </w:r>
+      <w:r>
+        <w:rPr>
+          <w:rFonts w:hint="eastAsia" w:ascii="Times New Roman" w:hAnsi="Times New Roman" w:eastAsia="FangSong" w:cs="Times New Roman"/>
+        </w:rPr>
+        <w:t>单位是什么</w:t>
+      </w:r>
+      <w:r>
+        <w:rPr>
+          <w:rFonts w:hint="eastAsia" w:ascii="Times New Roman" w:hAnsi="Times New Roman" w:eastAsia="Times New Roman" w:cs="Times New Roman"/>
+        </w:rPr>
+        <w:t>？（</w:t>
+      </w:r>
+      <w:r>
+        <w:rPr>
+          <w:rFonts w:hint="eastAsia" w:ascii="Times New Roman" w:hAnsi="Times New Roman" w:eastAsia="FangSong" w:cs="Times New Roman"/>
+        </w:rPr>
+        <w:t>答案见</w:t>
+      </w:r>
+      <w:r>
+        <w:rPr>
+          <w:rFonts w:ascii="Times New Roman" w:hAnsi="Times New Roman" w:eastAsia="Times New Roman" w:cs="Times New Roman"/>
+        </w:rPr>
+        <w:t xml:space="preserve"> </w:t>
+      </w:r>
+      <w:r>
+        <w:rPr>
+          <w:rFonts w:hint="eastAsia" w:ascii="Times New Roman" w:hAnsi="Times New Roman" w:eastAsia="Times New Roman" w:cs="Times New Roman"/>
+        </w:rPr>
+        <w:t>§</w:t>
+      </w:r>
+      <w:r>
+        <w:rPr>
+          <w:rFonts w:hint="eastAsia" w:ascii="Times New Roman" w:hAnsi="Times New Roman" w:eastAsia="FangSong" w:cs="Times New Roman"/>
+        </w:rPr>
+        <w:t>六末</w:t>
+      </w:r>
+      <w:r>
+        <w:rPr>
+          <w:rFonts w:hint="eastAsia" w:ascii="Times New Roman" w:hAnsi="Times New Roman" w:eastAsia="Times New Roman" w:cs="Times New Roman"/>
+        </w:rPr>
+        <w:t>）</w:t>
+      </w:r>
+    </w:p>
+    <w:p>
+      <w:pPr>
+        <w:pStyle w:val="BodyText"/>
+        <w:ind w:firstLine="420"/>
+      </w:pPr>
+      <w:r>
+        <w:rPr>
+          <w:rFonts w:hint="eastAsia" w:ascii="Times New Roman" w:hAnsi="Times New Roman" w:eastAsia="FangSong" w:cs="Times New Roman"/>
         </w:rPr>
         <w:t xml:space="preserve">易错提醒</w:t>
       </w:r>
-      <w:r>
-        <w:rPr>
-          <w:rFonts w:ascii="Times New Roman" w:hAnsi="Times New Roman" w:eastAsia="Times New Roman" w:cs="Times New Roman"/>
-        </w:rPr>
-        <w:t xml:space="preserve"> </w:t>
-      </w:r>
+    </w:p>
+    <w:p>
+      <w:pPr>
+        <w:pStyle w:val="BodyText"/>
+        <w:ind w:firstLine="420"/>
+      </w:pPr>
       <w:r>
         <w:rPr>
           <w:rFonts w:hint="eastAsia" w:ascii="Times New Roman" w:hAnsi="Times New Roman" w:eastAsia="FangSong" w:cs="Times New Roman"/>
@@ -3563,9 +3110,9 @@
         </w:pict>
       </w:r>
     </w:p>
+    <w:bookmarkEnd w:id="10"/>
     <w:bookmarkEnd w:id="11"/>
-    <w:bookmarkEnd w:id="12"/>
-    <w:bookmarkStart w:id="16" w:name="二斜率"/>
+    <w:bookmarkStart w:id="15" w:name="斜率"/>
     <w:p>
       <w:pPr>
         <w:pStyle w:val="Heading2"/>
@@ -3573,24 +3120,18 @@
       </w:pPr>
       <w:r>
         <w:rPr>
+          <w:rFonts w:ascii="Times New Roman" w:hAnsi="Times New Roman" w:eastAsia="Times New Roman" w:cs="Times New Roman"/>
+        </w:rPr>
+        <w:t xml:space="preserve">§2 </w:t>
+      </w:r>
+      <w:r>
+        <w:rPr>
           <w:rFonts w:hint="eastAsia" w:ascii="Times New Roman" w:hAnsi="Times New Roman" w:eastAsia="SimHei" w:cs="Times New Roman"/>
         </w:rPr>
-        <w:t>二</w:t>
-      </w:r>
-      <w:r>
-        <w:rPr>
-          <w:rFonts w:hint="eastAsia" w:ascii="Times New Roman" w:hAnsi="Times New Roman" w:eastAsia="Times New Roman" w:cs="Times New Roman"/>
-        </w:rPr>
-        <w:t>、</w:t>
-      </w:r>
-      <w:r>
-        <w:rPr>
-          <w:rFonts w:hint="eastAsia" w:ascii="Times New Roman" w:hAnsi="Times New Roman" w:eastAsia="SimHei" w:cs="Times New Roman"/>
-        </w:rPr>
-        <w:t>斜率</w:t>
+        <w:t xml:space="preserve">斜率</w:t>
       </w:r>
     </w:p>
-    <w:bookmarkStart w:id="13" w:name="斜率的定义与读法"/>
+    <w:bookmarkStart w:id="12" w:name="斜率的定义与读法"/>
     <w:p>
       <w:pPr>
         <w:pStyle w:val="Heading3"/>
@@ -3612,6 +3153,7 @@
     <w:p>
       <w:pPr>
         <w:pStyle w:val="FirstParagraph"/>
+        <w:ind w:firstLine="420"/>
       </w:pPr>
       <w:r>
         <w:rPr>
@@ -3818,6 +3360,7 @@
     <w:p>
       <w:pPr>
         <w:pStyle w:val="BodyText"/>
+        <w:ind w:firstLine="420"/>
       </w:pPr>
       <w:r>
         <w:rPr>
@@ -3966,7 +3509,8 @@
     </w:p>
     <w:p>
       <w:pPr>
-        <w:pStyle w:val="MethodologyBlock"/>
+        <w:pStyle w:val="BodyText"/>
+        <w:ind w:firstLine="420"/>
       </w:pPr>
       <w:r>
         <w:rPr>
@@ -3974,12 +3518,12 @@
         </w:rPr>
         <w:t xml:space="preserve">理解要点</w:t>
       </w:r>
-      <w:r>
-        <w:rPr>
-          <w:rFonts w:ascii="Times New Roman" w:hAnsi="Times New Roman" w:eastAsia="Times New Roman" w:cs="Times New Roman"/>
-        </w:rPr>
-        <w:t xml:space="preserve"> </w:t>
-      </w:r>
+    </w:p>
+    <w:p>
+      <w:pPr>
+        <w:pStyle w:val="BodyText"/>
+        <w:ind w:firstLine="420"/>
+      </w:pPr>
       <w:r>
         <w:rPr>
           <w:rFonts w:hint="eastAsia" w:ascii="Times New Roman" w:hAnsi="Times New Roman" w:eastAsia="FangSong" w:cs="Times New Roman"/>
@@ -4200,8 +3744,8 @@
         <w:t>”。</w:t>
       </w:r>
     </w:p>
-    <w:bookmarkEnd w:id="13"/>
-    <w:bookmarkStart w:id="14" w:name="斜率的化学含义对照表"/>
+    <w:bookmarkEnd w:id="12"/>
+    <w:bookmarkStart w:id="13" w:name="斜率的化学含义对照表"/>
     <w:p>
       <w:pPr>
         <w:pStyle w:val="Heading3"/>
@@ -4224,6 +3768,7 @@
       <w:pPr>
         <w:pStyle w:val="FirstParagraph"/>
         <w:spacing w:after="80"/>
+        <w:ind w:firstLine="420"/>
       </w:pPr>
       <w:r>
         <w:rPr>
@@ -4256,6 +3801,15 @@
         <w:tblW w:type="pct" w:w="5000"/>
         <w:tblLayout w:type="fixed"/>
         <w:tblLook w:firstRow="1" w:lastRow="0" w:firstColumn="0" w:lastColumn="0" w:noHBand="0" w:noVBand="0" w:val="0020"/>
+        <w:jc w:val="center"/>
+        <w:tblBorders>
+          <w:top w:val="single" w:sz="12" w:space="0" w:color="333333"/>
+          <w:bottom w:val="single" w:sz="12" w:space="0" w:color="333333"/>
+          <w:left w:val="none"/>
+          <w:right w:val="none"/>
+          <w:insideH w:val="none"/>
+          <w:insideV w:val="none"/>
+        </w:tblBorders>
       </w:tblPr>
       <w:tblGrid>
         <w:gridCol w:w="1584"/>
@@ -4269,7 +3823,11 @@
           <w:tblHeader w:val="on"/>
         </w:trPr>
         <w:tc>
-          <w:tcPr/>
+          <w:tcPr>
+            <w:tcBorders>
+              <w:bottom w:val="single" w:sz="6" w:space="0" w:color="333333"/>
+            </w:tcBorders>
+          </w:tcPr>
           <w:p>
             <w:pPr>
               <w:pStyle w:val="Compact"/>
@@ -4285,7 +3843,11 @@
           </w:p>
         </w:tc>
         <w:tc>
-          <w:tcPr/>
+          <w:tcPr>
+            <w:tcBorders>
+              <w:bottom w:val="single" w:sz="6" w:space="0" w:color="333333"/>
+            </w:tcBorders>
+          </w:tcPr>
           <w:p>
             <w:pPr>
               <w:pStyle w:val="Compact"/>
@@ -4301,7 +3863,11 @@
           </w:p>
         </w:tc>
         <w:tc>
-          <w:tcPr/>
+          <w:tcPr>
+            <w:tcBorders>
+              <w:bottom w:val="single" w:sz="6" w:space="0" w:color="333333"/>
+            </w:tcBorders>
+          </w:tcPr>
           <w:p>
             <w:pPr>
               <w:pStyle w:val="Compact"/>
@@ -4317,7 +3883,11 @@
           </w:p>
         </w:tc>
         <w:tc>
-          <w:tcPr/>
+          <w:tcPr>
+            <w:tcBorders>
+              <w:bottom w:val="single" w:sz="6" w:space="0" w:color="333333"/>
+            </w:tcBorders>
+          </w:tcPr>
           <w:p>
             <w:pPr>
               <w:pStyle w:val="Compact"/>
@@ -4333,7 +3903,11 @@
           </w:p>
         </w:tc>
         <w:tc>
-          <w:tcPr/>
+          <w:tcPr>
+            <w:tcBorders>
+              <w:bottom w:val="single" w:sz="6" w:space="0" w:color="333333"/>
+            </w:tcBorders>
+          </w:tcPr>
           <w:p>
             <w:pPr>
               <w:pStyle w:val="Compact"/>
@@ -5108,8 +4682,9 @@
     </w:tbl>
     <w:p>
       <w:pPr>
-        <w:pStyle w:val="MistakeBlock"/>
+        <w:pStyle w:val="BodyText"/>
         <w:spacing w:before="120"/>
+        <w:ind w:firstLine="420"/>
       </w:pPr>
       <w:r>
         <w:rPr>
@@ -5117,12 +4692,12 @@
         </w:rPr>
         <w:t xml:space="preserve">易错提醒</w:t>
       </w:r>
-      <w:r>
-        <w:rPr>
-          <w:rFonts w:ascii="Times New Roman" w:hAnsi="Times New Roman" w:eastAsia="Times New Roman" w:cs="Times New Roman"/>
-        </w:rPr>
-        <w:t xml:space="preserve"> </w:t>
-      </w:r>
+    </w:p>
+    <w:p>
+      <w:pPr>
+        <w:pStyle w:val="BodyText"/>
+        <w:ind w:firstLine="420"/>
+      </w:pPr>
       <w:r>
         <w:rPr>
           <w:rFonts w:hint="eastAsia" w:ascii="Times New Roman" w:hAnsi="Times New Roman" w:eastAsia="FangSong" w:cs="Times New Roman"/>
@@ -5331,8 +4906,8 @@
         <w:t>。</w:t>
       </w:r>
     </w:p>
-    <w:bookmarkEnd w:id="14"/>
-    <w:bookmarkStart w:id="15" w:name="截距与量纲自检"/>
+    <w:bookmarkEnd w:id="13"/>
+    <w:bookmarkStart w:id="14" w:name="截距与量纲自检"/>
     <w:p>
       <w:pPr>
         <w:pStyle w:val="Heading3"/>
@@ -5354,6 +4929,7 @@
     <w:p>
       <w:pPr>
         <w:pStyle w:val="FirstParagraph"/>
+        <w:ind w:firstLine="420"/>
       </w:pPr>
       <w:r>
         <w:rPr>
@@ -5496,11 +5072,8 @@
     </w:p>
     <w:p>
       <w:pPr>
-        <w:pStyle w:val="Compact"/>
-        <w:numPr>
-          <w:ilvl w:val="0"/>
-          <w:numId w:val="1002"/>
-        </w:numPr>
+        <w:pStyle w:val="BodyText"/>
+        <w:ind w:firstLine="420"/>
       </w:pPr>
       <w:r>
         <w:rPr>
@@ -5640,11 +5213,8 @@
     </w:p>
     <w:p>
       <w:pPr>
-        <w:pStyle w:val="Compact"/>
-        <w:numPr>
-          <w:ilvl w:val="0"/>
-          <w:numId w:val="1002"/>
-        </w:numPr>
+        <w:pStyle w:val="BodyText"/>
+        <w:ind w:firstLine="420"/>
       </w:pPr>
       <w:r>
         <w:rPr>
@@ -5807,134 +5377,136 @@
     </w:p>
     <w:p>
       <w:pPr>
-        <w:pStyle w:val="MethodologyBlock"/>
+        <w:pStyle w:val="BodyText"/>
+        <w:ind w:firstLine="420"/>
       </w:pPr>
       <w:r>
         <w:rPr>
           <w:rFonts w:hint="eastAsia" w:ascii="Times New Roman" w:hAnsi="Times New Roman" w:eastAsia="FangSong" w:cs="Times New Roman"/>
         </w:rPr>
         <w:t xml:space="preserve">理解要点</w:t>
-      </w:r>
-      <w:r>
-        <w:rPr>
-          <w:rFonts w:ascii="Times New Roman" w:hAnsi="Times New Roman" w:eastAsia="Times New Roman" w:cs="Times New Roman"/>
-        </w:rPr>
-        <w:t xml:space="preserve"> </w:t>
-      </w:r>
-      <w:r>
-        <w:rPr>
-          <w:rFonts w:hint="eastAsia" w:ascii="Times New Roman" w:hAnsi="Times New Roman" w:eastAsia="FangSong" w:cs="Times New Roman"/>
-          <w:b/>
-          <w:bCs/>
-        </w:rPr>
-        <w:t xml:space="preserve">量纲自检</w:t>
-      </w:r>
-      <w:r>
-        <w:rPr>
-          <w:rFonts w:hint="eastAsia" w:ascii="Times New Roman" w:hAnsi="Times New Roman" w:eastAsia="Times New Roman" w:cs="Times New Roman"/>
-        </w:rPr>
-        <w:t>：</w:t>
-      </w:r>
-      <w:r>
-        <w:rPr>
-          <w:rFonts w:hint="eastAsia" w:ascii="Times New Roman" w:hAnsi="Times New Roman" w:eastAsia="FangSong" w:cs="Times New Roman"/>
-        </w:rPr>
-        <w:t>斜率单位是</w:t>
-      </w:r>
-      <w:r>
-        <w:rPr>
-          <w:rFonts w:hint="eastAsia" w:ascii="Times New Roman" w:hAnsi="Times New Roman" w:eastAsia="Times New Roman" w:cs="Times New Roman"/>
-        </w:rPr>
-        <w:t>”</w:t>
-      </w:r>
-      <w:r>
-        <w:rPr>
-          <w:rFonts w:hint="eastAsia" w:ascii="Times New Roman" w:hAnsi="Times New Roman" w:eastAsia="FangSong" w:cs="Times New Roman"/>
-        </w:rPr>
-        <w:t>纵轴单位</w:t>
-      </w:r>
-      <w:r>
-        <w:rPr>
-          <w:rFonts w:ascii="Times New Roman" w:hAnsi="Times New Roman" w:eastAsia="Times New Roman" w:cs="Times New Roman"/>
-        </w:rPr>
-        <w:t xml:space="preserve"> ÷ </w:t>
-      </w:r>
-      <w:r>
-        <w:rPr>
-          <w:rFonts w:hint="eastAsia" w:ascii="Times New Roman" w:hAnsi="Times New Roman" w:eastAsia="FangSong" w:cs="Times New Roman"/>
-        </w:rPr>
-        <w:t>横轴单位</w:t>
-      </w:r>
-      <w:r>
-        <w:rPr>
-          <w:rFonts w:hint="eastAsia" w:ascii="Times New Roman" w:hAnsi="Times New Roman" w:eastAsia="Times New Roman" w:cs="Times New Roman"/>
-        </w:rPr>
-        <w:t>”。</w:t>
-      </w:r>
-      <w:r>
-        <w:rPr>
-          <w:rFonts w:hint="eastAsia" w:ascii="Times New Roman" w:hAnsi="Times New Roman" w:eastAsia="FangSong" w:cs="Times New Roman"/>
-        </w:rPr>
-        <w:t>上表最后一列就是这么来的</w:t>
-      </w:r>
-      <w:r>
-        <w:rPr>
-          <w:rFonts w:hint="eastAsia" w:ascii="Times New Roman" w:hAnsi="Times New Roman" w:eastAsia="Times New Roman" w:cs="Times New Roman"/>
-        </w:rPr>
-        <w:t>。</w:t>
-      </w:r>
-      <w:r>
-        <w:rPr>
-          <w:rFonts w:hint="eastAsia" w:ascii="Times New Roman" w:hAnsi="Times New Roman" w:eastAsia="FangSong" w:cs="Times New Roman"/>
-        </w:rPr>
-        <w:t>完成计算后核对这一列</w:t>
-      </w:r>
-      <w:r>
-        <w:rPr>
-          <w:rFonts w:hint="eastAsia" w:ascii="Times New Roman" w:hAnsi="Times New Roman" w:eastAsia="Times New Roman" w:cs="Times New Roman"/>
-        </w:rPr>
-        <w:t>，</w:t>
-      </w:r>
-      <w:r>
-        <w:rPr>
-          <w:rFonts w:hint="eastAsia" w:ascii="Times New Roman" w:hAnsi="Times New Roman" w:eastAsia="FangSong" w:cs="Times New Roman"/>
-        </w:rPr>
-        <w:t>能当场抓出</w:t>
-      </w:r>
-      <w:r>
-        <w:rPr>
-          <w:rFonts w:hint="eastAsia" w:ascii="Times New Roman" w:hAnsi="Times New Roman" w:eastAsia="Times New Roman" w:cs="Times New Roman"/>
-        </w:rPr>
-        <w:t>”</w:t>
-      </w:r>
-      <w:r>
-        <w:rPr>
-          <w:rFonts w:hint="eastAsia" w:ascii="Times New Roman" w:hAnsi="Times New Roman" w:eastAsia="FangSong" w:cs="Times New Roman"/>
-        </w:rPr>
-        <w:t>横轴忘取倒数</w:t>
-      </w:r>
-      <w:r>
-        <w:rPr>
-          <w:rFonts w:hint="eastAsia" w:ascii="Times New Roman" w:hAnsi="Times New Roman" w:eastAsia="Times New Roman" w:cs="Times New Roman"/>
-        </w:rPr>
-        <w:t>”</w:t>
-      </w:r>
-      <w:r>
-        <w:rPr>
-          <w:rFonts w:hint="eastAsia" w:ascii="Times New Roman" w:hAnsi="Times New Roman" w:eastAsia="FangSong" w:cs="Times New Roman"/>
-        </w:rPr>
-        <w:t>这类错误</w:t>
-      </w:r>
-      <w:r>
-        <w:rPr>
-          <w:rFonts w:hint="eastAsia" w:ascii="Times New Roman" w:hAnsi="Times New Roman" w:eastAsia="Times New Roman" w:cs="Times New Roman"/>
-        </w:rPr>
-        <w:t>。</w:t>
       </w:r>
     </w:p>
     <w:p>
       <w:pPr>
         <w:pStyle w:val="BodyText"/>
+        <w:ind w:firstLine="420"/>
+      </w:pPr>
+      <w:r>
+        <w:rPr>
+          <w:rFonts w:hint="eastAsia" w:ascii="Times New Roman" w:hAnsi="Times New Roman" w:eastAsia="FangSong" w:cs="Times New Roman"/>
+          <w:b/>
+          <w:bCs/>
+        </w:rPr>
+        <w:t xml:space="preserve">量纲自检</w:t>
+      </w:r>
+      <w:r>
+        <w:rPr>
+          <w:rFonts w:hint="eastAsia" w:ascii="Times New Roman" w:hAnsi="Times New Roman" w:eastAsia="Times New Roman" w:cs="Times New Roman"/>
+        </w:rPr>
+        <w:t>：</w:t>
+      </w:r>
+      <w:r>
+        <w:rPr>
+          <w:rFonts w:hint="eastAsia" w:ascii="Times New Roman" w:hAnsi="Times New Roman" w:eastAsia="FangSong" w:cs="Times New Roman"/>
+        </w:rPr>
+        <w:t>斜率单位是</w:t>
+      </w:r>
+      <w:r>
+        <w:rPr>
+          <w:rFonts w:hint="eastAsia" w:ascii="Times New Roman" w:hAnsi="Times New Roman" w:eastAsia="Times New Roman" w:cs="Times New Roman"/>
+        </w:rPr>
+        <w:t>”</w:t>
+      </w:r>
+      <w:r>
+        <w:rPr>
+          <w:rFonts w:hint="eastAsia" w:ascii="Times New Roman" w:hAnsi="Times New Roman" w:eastAsia="FangSong" w:cs="Times New Roman"/>
+        </w:rPr>
+        <w:t>纵轴单位</w:t>
+      </w:r>
+      <w:r>
+        <w:rPr>
+          <w:rFonts w:ascii="Times New Roman" w:hAnsi="Times New Roman" w:eastAsia="Times New Roman" w:cs="Times New Roman"/>
+        </w:rPr>
+        <w:t xml:space="preserve"> ÷ </w:t>
+      </w:r>
+      <w:r>
+        <w:rPr>
+          <w:rFonts w:hint="eastAsia" w:ascii="Times New Roman" w:hAnsi="Times New Roman" w:eastAsia="FangSong" w:cs="Times New Roman"/>
+        </w:rPr>
+        <w:t>横轴单位</w:t>
+      </w:r>
+      <w:r>
+        <w:rPr>
+          <w:rFonts w:hint="eastAsia" w:ascii="Times New Roman" w:hAnsi="Times New Roman" w:eastAsia="Times New Roman" w:cs="Times New Roman"/>
+        </w:rPr>
+        <w:t>”。</w:t>
+      </w:r>
+      <w:r>
+        <w:rPr>
+          <w:rFonts w:hint="eastAsia" w:ascii="Times New Roman" w:hAnsi="Times New Roman" w:eastAsia="FangSong" w:cs="Times New Roman"/>
+        </w:rPr>
+        <w:t>上表最后一列就是这么来的</w:t>
+      </w:r>
+      <w:r>
+        <w:rPr>
+          <w:rFonts w:hint="eastAsia" w:ascii="Times New Roman" w:hAnsi="Times New Roman" w:eastAsia="Times New Roman" w:cs="Times New Roman"/>
+        </w:rPr>
+        <w:t>。</w:t>
+      </w:r>
+      <w:r>
+        <w:rPr>
+          <w:rFonts w:hint="eastAsia" w:ascii="Times New Roman" w:hAnsi="Times New Roman" w:eastAsia="FangSong" w:cs="Times New Roman"/>
+        </w:rPr>
+        <w:t>完成计算后核对这一列</w:t>
+      </w:r>
+      <w:r>
+        <w:rPr>
+          <w:rFonts w:hint="eastAsia" w:ascii="Times New Roman" w:hAnsi="Times New Roman" w:eastAsia="Times New Roman" w:cs="Times New Roman"/>
+        </w:rPr>
+        <w:t>，</w:t>
+      </w:r>
+      <w:r>
+        <w:rPr>
+          <w:rFonts w:hint="eastAsia" w:ascii="Times New Roman" w:hAnsi="Times New Roman" w:eastAsia="FangSong" w:cs="Times New Roman"/>
+        </w:rPr>
+        <w:t>能当场抓出</w:t>
+      </w:r>
+      <w:r>
+        <w:rPr>
+          <w:rFonts w:hint="eastAsia" w:ascii="Times New Roman" w:hAnsi="Times New Roman" w:eastAsia="Times New Roman" w:cs="Times New Roman"/>
+        </w:rPr>
+        <w:t>”</w:t>
+      </w:r>
+      <w:r>
+        <w:rPr>
+          <w:rFonts w:hint="eastAsia" w:ascii="Times New Roman" w:hAnsi="Times New Roman" w:eastAsia="FangSong" w:cs="Times New Roman"/>
+        </w:rPr>
+        <w:t>横轴忘取倒数</w:t>
+      </w:r>
+      <w:r>
+        <w:rPr>
+          <w:rFonts w:hint="eastAsia" w:ascii="Times New Roman" w:hAnsi="Times New Roman" w:eastAsia="Times New Roman" w:cs="Times New Roman"/>
+        </w:rPr>
+        <w:t>”</w:t>
+      </w:r>
+      <w:r>
+        <w:rPr>
+          <w:rFonts w:hint="eastAsia" w:ascii="Times New Roman" w:hAnsi="Times New Roman" w:eastAsia="FangSong" w:cs="Times New Roman"/>
+        </w:rPr>
+        <w:t>这类错误</w:t>
+      </w:r>
+      <w:r>
+        <w:rPr>
+          <w:rFonts w:hint="eastAsia" w:ascii="Times New Roman" w:hAnsi="Times New Roman" w:eastAsia="Times New Roman" w:cs="Times New Roman"/>
+        </w:rPr>
+        <w:t>。</w:t>
+      </w:r>
+    </w:p>
+    <w:p>
+      <w:pPr>
+        <w:pStyle w:val="BodyText"/>
+        <w:ind w:firstLine="420"/>
       </w:pPr>
       <w:r>
         <w:rPr>
@@ -6120,9 +5692,9 @@
         </w:pict>
       </w:r>
     </w:p>
+    <w:bookmarkEnd w:id="14"/>
     <w:bookmarkEnd w:id="15"/>
-    <w:bookmarkEnd w:id="16"/>
-    <w:bookmarkStart w:id="22" w:name="三把曲线化为直线-线性化"/>
+    <w:bookmarkStart w:id="21" w:name="把曲线化为直线-线性化"/>
     <w:p>
       <w:pPr>
         <w:pStyle w:val="Heading2"/>
@@ -6130,36 +5702,30 @@
       </w:pPr>
       <w:r>
         <w:rPr>
+          <w:rFonts w:ascii="Times New Roman" w:hAnsi="Times New Roman" w:eastAsia="Times New Roman" w:cs="Times New Roman"/>
+        </w:rPr>
+        <w:t xml:space="preserve">§3 </w:t>
+      </w:r>
+      <w:r>
+        <w:rPr>
           <w:rFonts w:hint="eastAsia" w:ascii="Times New Roman" w:hAnsi="Times New Roman" w:eastAsia="SimHei" w:cs="Times New Roman"/>
         </w:rPr>
-        <w:t>三</w:t>
-      </w:r>
-      <w:r>
-        <w:rPr>
-          <w:rFonts w:hint="eastAsia" w:ascii="Times New Roman" w:hAnsi="Times New Roman" w:eastAsia="Times New Roman" w:cs="Times New Roman"/>
-        </w:rPr>
-        <w:t>、</w:t>
+        <w:t xml:space="preserve">把曲线化为直线</w:t>
+      </w:r>
+      <w:r>
+        <w:rPr>
+          <w:rFonts w:ascii="Times New Roman" w:hAnsi="Times New Roman" w:eastAsia="Times New Roman" w:cs="Times New Roman"/>
+        </w:rPr>
+        <w:t xml:space="preserve"> —— </w:t>
       </w:r>
       <w:r>
         <w:rPr>
           <w:rFonts w:hint="eastAsia" w:ascii="Times New Roman" w:hAnsi="Times New Roman" w:eastAsia="SimHei" w:cs="Times New Roman"/>
         </w:rPr>
-        <w:t>把曲线化为直线</w:t>
-      </w:r>
-      <w:r>
-        <w:rPr>
-          <w:rFonts w:ascii="Times New Roman" w:hAnsi="Times New Roman" w:eastAsia="Times New Roman" w:cs="Times New Roman"/>
-        </w:rPr>
-        <w:t xml:space="preserve"> —— </w:t>
-      </w:r>
-      <w:r>
-        <w:rPr>
-          <w:rFonts w:hint="eastAsia" w:ascii="Times New Roman" w:hAnsi="Times New Roman" w:eastAsia="SimHei" w:cs="Times New Roman"/>
-        </w:rPr>
         <w:t xml:space="preserve">线性化</w:t>
       </w:r>
     </w:p>
-    <w:bookmarkStart w:id="17" w:name="线性化的动机"/>
+    <w:bookmarkStart w:id="16" w:name="线性化的动机"/>
     <w:p>
       <w:pPr>
         <w:pStyle w:val="Heading3"/>
@@ -6181,6 +5747,7 @@
     <w:p>
       <w:pPr>
         <w:pStyle w:val="FirstParagraph"/>
+        <w:ind w:firstLine="420"/>
       </w:pPr>
       <w:r>
         <w:rPr>
@@ -6302,6 +5869,7 @@
     <w:p>
       <w:pPr>
         <w:pStyle w:val="BodyText"/>
+        <w:ind w:firstLine="420"/>
       </w:pPr>
       <w:r>
         <w:rPr>
@@ -6388,8 +5956,8 @@
         <w:t>）。</w:t>
       </w:r>
     </w:p>
-    <w:bookmarkEnd w:id="17"/>
-    <w:bookmarkStart w:id="18" w:name="三种线性化手法"/>
+    <w:bookmarkEnd w:id="16"/>
+    <w:bookmarkStart w:id="17" w:name="三种线性化手法"/>
     <w:p>
       <w:pPr>
         <w:pStyle w:val="Heading3"/>
@@ -6414,6 +5982,15 @@
         <w:tblW w:type="pct" w:w="5000"/>
         <w:tblLayout w:type="fixed"/>
         <w:tblLook w:firstRow="1" w:lastRow="0" w:firstColumn="0" w:lastColumn="0" w:noHBand="0" w:noVBand="0" w:val="0020"/>
+        <w:jc w:val="center"/>
+        <w:tblBorders>
+          <w:top w:val="single" w:sz="12" w:space="0" w:color="333333"/>
+          <w:bottom w:val="single" w:sz="12" w:space="0" w:color="333333"/>
+          <w:left w:val="none"/>
+          <w:right w:val="none"/>
+          <w:insideH w:val="none"/>
+          <w:insideV w:val="none"/>
+        </w:tblBorders>
       </w:tblPr>
       <w:tblGrid>
         <w:gridCol w:w="1980"/>
@@ -6426,7 +6003,11 @@
           <w:tblHeader w:val="on"/>
         </w:trPr>
         <w:tc>
-          <w:tcPr/>
+          <w:tcPr>
+            <w:tcBorders>
+              <w:bottom w:val="single" w:sz="6" w:space="0" w:color="333333"/>
+            </w:tcBorders>
+          </w:tcPr>
           <w:p>
             <w:pPr>
               <w:pStyle w:val="Compact"/>
@@ -6442,7 +6023,11 @@
           </w:p>
         </w:tc>
         <w:tc>
-          <w:tcPr/>
+          <w:tcPr>
+            <w:tcBorders>
+              <w:bottom w:val="single" w:sz="6" w:space="0" w:color="333333"/>
+            </w:tcBorders>
+          </w:tcPr>
           <w:p>
             <w:pPr>
               <w:pStyle w:val="Compact"/>
@@ -6458,7 +6043,11 @@
           </w:p>
         </w:tc>
         <w:tc>
-          <w:tcPr/>
+          <w:tcPr>
+            <w:tcBorders>
+              <w:bottom w:val="single" w:sz="6" w:space="0" w:color="333333"/>
+            </w:tcBorders>
+          </w:tcPr>
           <w:p>
             <w:pPr>
               <w:pStyle w:val="Compact"/>
@@ -6474,7 +6063,11 @@
           </w:p>
         </w:tc>
         <w:tc>
-          <w:tcPr/>
+          <w:tcPr>
+            <w:tcBorders>
+              <w:bottom w:val="single" w:sz="6" w:space="0" w:color="333333"/>
+            </w:tcBorders>
+          </w:tcPr>
           <w:p>
             <w:pPr>
               <w:pStyle w:val="Compact"/>
@@ -7037,8 +6630,9 @@
     </w:tbl>
     <w:p>
       <w:pPr>
-        <w:pStyle w:val="MethodologyBlock"/>
+        <w:pStyle w:val="BodyText"/>
         <w:spacing w:before="120"/>
+        <w:ind w:firstLine="420"/>
       </w:pPr>
       <w:r>
         <w:rPr>
@@ -7046,12 +6640,12 @@
         </w:rPr>
         <w:t xml:space="preserve">深入思考</w:t>
       </w:r>
-      <w:r>
-        <w:rPr>
-          <w:rFonts w:ascii="Times New Roman" w:hAnsi="Times New Roman" w:eastAsia="Times New Roman" w:cs="Times New Roman"/>
-        </w:rPr>
-        <w:t xml:space="preserve"> </w:t>
-      </w:r>
+    </w:p>
+    <w:p>
+      <w:pPr>
+        <w:pStyle w:val="BodyText"/>
+        <w:ind w:firstLine="420"/>
+      </w:pPr>
       <w:r>
         <w:rPr>
           <w:rFonts w:hint="eastAsia" w:ascii="Times New Roman" w:hAnsi="Times New Roman" w:eastAsia="FangSong" w:cs="Times New Roman"/>
@@ -7225,8 +6819,8 @@
         <w:t>。</w:t>
       </w:r>
     </w:p>
-    <w:bookmarkEnd w:id="18"/>
-    <w:bookmarkStart w:id="19" w:name="四类必背线性化"/>
+    <w:bookmarkEnd w:id="17"/>
+    <w:bookmarkStart w:id="18" w:name="四类必背线性化"/>
     <w:p>
       <w:pPr>
         <w:pStyle w:val="Heading3"/>
@@ -7251,6 +6845,15 @@
         <w:tblW w:type="pct" w:w="5000"/>
         <w:tblLayout w:type="fixed"/>
         <w:tblLook w:firstRow="1" w:lastRow="0" w:firstColumn="0" w:lastColumn="0" w:noHBand="0" w:noVBand="0" w:val="0020"/>
+        <w:jc w:val="center"/>
+        <w:tblBorders>
+          <w:top w:val="single" w:sz="12" w:space="0" w:color="333333"/>
+          <w:bottom w:val="single" w:sz="12" w:space="0" w:color="333333"/>
+          <w:left w:val="none"/>
+          <w:right w:val="none"/>
+          <w:insideH w:val="none"/>
+          <w:insideV w:val="none"/>
+        </w:tblBorders>
       </w:tblPr>
       <w:tblGrid>
         <w:gridCol w:w="1980"/>
@@ -7263,7 +6866,11 @@
           <w:tblHeader w:val="on"/>
         </w:trPr>
         <w:tc>
-          <w:tcPr/>
+          <w:tcPr>
+            <w:tcBorders>
+              <w:bottom w:val="single" w:sz="6" w:space="0" w:color="333333"/>
+            </w:tcBorders>
+          </w:tcPr>
           <w:p>
             <w:pPr>
               <w:pStyle w:val="Compact"/>
@@ -7279,7 +6886,11 @@
           </w:p>
         </w:tc>
         <w:tc>
-          <w:tcPr/>
+          <w:tcPr>
+            <w:tcBorders>
+              <w:bottom w:val="single" w:sz="6" w:space="0" w:color="333333"/>
+            </w:tcBorders>
+          </w:tcPr>
           <w:p>
             <w:pPr>
               <w:pStyle w:val="Compact"/>
@@ -7295,7 +6906,11 @@
           </w:p>
         </w:tc>
         <w:tc>
-          <w:tcPr/>
+          <w:tcPr>
+            <w:tcBorders>
+              <w:bottom w:val="single" w:sz="6" w:space="0" w:color="333333"/>
+            </w:tcBorders>
+          </w:tcPr>
           <w:p>
             <w:pPr>
               <w:pStyle w:val="Compact"/>
@@ -7311,7 +6926,11 @@
           </w:p>
         </w:tc>
         <w:tc>
-          <w:tcPr/>
+          <w:tcPr>
+            <w:tcBorders>
+              <w:bottom w:val="single" w:sz="6" w:space="0" w:color="333333"/>
+            </w:tcBorders>
+          </w:tcPr>
           <w:p>
             <w:pPr>
               <w:pStyle w:val="Compact"/>
@@ -8244,8 +7863,9 @@
     </w:tbl>
     <w:p>
       <w:pPr>
-        <w:pStyle w:val="MistakeBlock"/>
+        <w:pStyle w:val="BodyText"/>
         <w:spacing w:before="120"/>
+        <w:ind w:firstLine="420"/>
       </w:pPr>
       <w:r>
         <w:rPr>
@@ -8253,12 +7873,12 @@
         </w:rPr>
         <w:t xml:space="preserve">易错提醒</w:t>
       </w:r>
-      <w:r>
-        <w:rPr>
-          <w:rFonts w:ascii="Times New Roman" w:hAnsi="Times New Roman" w:eastAsia="Times New Roman" w:cs="Times New Roman"/>
-        </w:rPr>
-        <w:t xml:space="preserve"> </w:t>
-      </w:r>
+    </w:p>
+    <w:p>
+      <w:pPr>
+        <w:pStyle w:val="BodyText"/>
+        <w:ind w:firstLine="420"/>
+      </w:pPr>
       <w:r>
         <w:rPr>
           <w:rFonts w:hint="eastAsia" w:ascii="Times New Roman" w:hAnsi="Times New Roman" w:eastAsia="FangSong" w:cs="Times New Roman"/>
@@ -8466,8 +8086,8 @@
         <w:t>。</w:t>
       </w:r>
     </w:p>
-    <w:bookmarkEnd w:id="19"/>
-    <w:bookmarkStart w:id="20" w:name="线性化五步法"/>
+    <w:bookmarkEnd w:id="18"/>
+    <w:bookmarkStart w:id="19" w:name="线性化五步法"/>
     <w:p>
       <w:pPr>
         <w:pStyle w:val="Heading3"/>
@@ -8491,8 +8111,9 @@
         <w:pStyle w:val="Compact"/>
         <w:numPr>
           <w:ilvl w:val="0"/>
-          <w:numId w:val="1003"/>
+          <w:numId w:val="1001"/>
         </w:numPr>
+        <w:ind w:firstLine="420"/>
       </w:pPr>
       <w:r>
         <w:rPr>
@@ -8608,8 +8229,9 @@
         <w:pStyle w:val="Compact"/>
         <w:numPr>
           <w:ilvl w:val="0"/>
-          <w:numId w:val="1003"/>
+          <w:numId w:val="1001"/>
         </w:numPr>
+        <w:ind w:firstLine="420"/>
       </w:pPr>
       <w:r>
         <w:rPr>
@@ -8704,8 +8326,9 @@
         <w:pStyle w:val="Compact"/>
         <w:numPr>
           <w:ilvl w:val="0"/>
-          <w:numId w:val="1003"/>
+          <w:numId w:val="1001"/>
         </w:numPr>
+        <w:ind w:firstLine="420"/>
       </w:pPr>
       <w:r>
         <w:rPr>
@@ -8834,8 +8457,9 @@
         <w:pStyle w:val="Compact"/>
         <w:numPr>
           <w:ilvl w:val="0"/>
-          <w:numId w:val="1003"/>
+          <w:numId w:val="1001"/>
         </w:numPr>
+        <w:ind w:firstLine="420"/>
       </w:pPr>
       <w:r>
         <w:rPr>
@@ -8922,8 +8546,9 @@
         <w:pStyle w:val="Compact"/>
         <w:numPr>
           <w:ilvl w:val="0"/>
-          <w:numId w:val="1003"/>
+          <w:numId w:val="1001"/>
         </w:numPr>
+        <w:ind w:firstLine="420"/>
       </w:pPr>
       <w:r>
         <w:rPr>
@@ -9135,6 +8760,7 @@
     <w:p>
       <w:pPr>
         <w:pStyle w:val="FirstParagraph"/>
+        <w:ind w:firstLine="420"/>
       </w:pPr>
       <w:r>
         <w:rPr>
@@ -9358,8 +8984,8 @@
         <w:t>）</w:t>
       </w:r>
     </w:p>
-    <w:bookmarkEnd w:id="20"/>
-    <w:bookmarkStart w:id="21" w:name="最小二乘拟合"/>
+    <w:bookmarkEnd w:id="19"/>
+    <w:bookmarkStart w:id="20" w:name="最小二乘拟合"/>
     <w:p>
       <w:pPr>
         <w:pStyle w:val="Heading3"/>
@@ -9381,6 +9007,7 @@
     <w:p>
       <w:pPr>
         <w:pStyle w:val="FirstParagraph"/>
+        <w:ind w:firstLine="420"/>
       </w:pPr>
       <w:r>
         <w:rPr>
@@ -9508,6 +9135,7 @@
     <w:p>
       <w:pPr>
         <w:pStyle w:val="BodyText"/>
+        <w:ind w:firstLine="420"/>
       </w:pPr>
       <w:r>
         <w:rPr>
@@ -9545,6 +9173,7 @@
     <w:p>
       <w:pPr>
         <w:pStyle w:val="BodyText"/>
+        <w:ind w:firstLine="420"/>
       </w:pPr>
       <w:r>
         <w:rPr>
@@ -9868,6 +9497,7 @@
     <w:p>
       <w:pPr>
         <w:pStyle w:val="BodyText"/>
+        <w:ind w:firstLine="420"/>
       </w:pPr>
       <w:r>
         <w:rPr>
@@ -10258,7 +9888,8 @@
     </w:p>
     <w:p>
       <w:pPr>
-        <w:pStyle w:val="MethodologyBlock"/>
+        <w:pStyle w:val="BodyText"/>
+        <w:ind w:firstLine="420"/>
       </w:pPr>
       <w:r>
         <w:rPr>
@@ -10266,18 +9897,12 @@
         </w:rPr>
         <w:t xml:space="preserve">手算与记忆</w:t>
       </w:r>
-      <w:r>
-        <w:rPr>
-          <w:rFonts w:ascii="Times New Roman" w:hAnsi="Times New Roman" w:eastAsia="Times New Roman" w:cs="Times New Roman"/>
-        </w:rPr>
-        <w:t xml:space="preserve"> </w:t>
-      </w:r>
-      <w:r>
-        <w:rPr>
-          <w:rFonts w:ascii="Times New Roman" w:hAnsi="Times New Roman" w:eastAsia="Times New Roman" w:cs="Times New Roman"/>
-        </w:rPr>
-        <w:t xml:space="preserve">- </w:t>
-      </w:r>
+    </w:p>
+    <w:p>
+      <w:pPr>
+        <w:pStyle w:val="BodyText"/>
+        <w:ind w:firstLine="420"/>
+      </w:pPr>
       <w:r>
         <w:rPr>
           <w:rFonts w:hint="eastAsia" w:ascii="Times New Roman" w:hAnsi="Times New Roman" w:eastAsia="FangSong" w:cs="Times New Roman"/>
@@ -10395,18 +10020,12 @@
         </w:rPr>
         <w:t>。</w:t>
       </w:r>
-      <w:r>
-        <w:rPr>
-          <w:rFonts w:ascii="Times New Roman" w:hAnsi="Times New Roman" w:eastAsia="Times New Roman" w:cs="Times New Roman"/>
-        </w:rPr>
-        <w:t xml:space="preserve"> </w:t>
-      </w:r>
-      <w:r>
-        <w:rPr>
-          <w:rFonts w:ascii="Times New Roman" w:hAnsi="Times New Roman" w:eastAsia="Times New Roman" w:cs="Times New Roman"/>
-        </w:rPr>
-        <w:t xml:space="preserve">- </w:t>
-      </w:r>
+    </w:p>
+    <w:p>
+      <w:pPr>
+        <w:pStyle w:val="BodyText"/>
+        <w:ind w:firstLine="420"/>
+      </w:pPr>
       <w:r>
         <w:rPr>
           <w:rFonts w:hint="eastAsia" w:ascii="Times New Roman" w:hAnsi="Times New Roman" w:eastAsia="FangSong" w:cs="Times New Roman"/>
@@ -10491,18 +10110,12 @@
         </w:rPr>
         <w:t>。</w:t>
       </w:r>
-      <w:r>
-        <w:rPr>
-          <w:rFonts w:ascii="Times New Roman" w:hAnsi="Times New Roman" w:eastAsia="Times New Roman" w:cs="Times New Roman"/>
-        </w:rPr>
-        <w:t xml:space="preserve"> </w:t>
-      </w:r>
-      <w:r>
-        <w:rPr>
-          <w:rFonts w:ascii="Times New Roman" w:hAnsi="Times New Roman" w:eastAsia="Times New Roman" w:cs="Times New Roman"/>
-        </w:rPr>
-        <w:t xml:space="preserve">- </w:t>
-      </w:r>
+    </w:p>
+    <w:p>
+      <w:pPr>
+        <w:pStyle w:val="BodyText"/>
+        <w:ind w:firstLine="420"/>
+      </w:pPr>
       <w:r>
         <w:rPr>
           <w:rFonts w:hint="eastAsia" w:ascii="Times New Roman" w:hAnsi="Times New Roman" w:eastAsia="FangSong" w:cs="Times New Roman"/>
@@ -10634,6 +10247,7 @@
     <w:p>
       <w:pPr>
         <w:pStyle w:val="BodyText"/>
+        <w:ind w:firstLine="420"/>
       </w:pPr>
       <w:r>
         <w:rPr>
@@ -10996,6 +10610,15 @@
         <w:tblStyle w:val="Table"/>
         <w:tblW w:type="auto" w:w="0"/>
         <w:tblLook w:firstRow="1" w:lastRow="0" w:firstColumn="0" w:lastColumn="0" w:noHBand="0" w:noVBand="0" w:val="0020"/>
+        <w:jc w:val="center"/>
+        <w:tblBorders>
+          <w:top w:val="single" w:sz="12" w:space="0" w:color="333333"/>
+          <w:bottom w:val="single" w:sz="12" w:space="0" w:color="333333"/>
+          <w:left w:val="none"/>
+          <w:right w:val="none"/>
+          <w:insideH w:val="none"/>
+          <w:insideV w:val="none"/>
+        </w:tblBorders>
       </w:tblPr>
       <w:tblGrid>
         <w:gridCol w:w="2640"/>
@@ -11007,7 +10630,11 @@
           <w:tblHeader w:val="on"/>
         </w:trPr>
         <w:tc>
-          <w:tcPr/>
+          <w:tcPr>
+            <w:tcBorders>
+              <w:bottom w:val="single" w:sz="6" w:space="0" w:color="333333"/>
+            </w:tcBorders>
+          </w:tcPr>
           <w:p>
             <w:pPr>
               <w:pStyle w:val="Compact"/>
@@ -11037,7 +10664,11 @@
           </w:p>
         </w:tc>
         <w:tc>
-          <w:tcPr/>
+          <w:tcPr>
+            <w:tcBorders>
+              <w:bottom w:val="single" w:sz="6" w:space="0" w:color="333333"/>
+            </w:tcBorders>
+          </w:tcPr>
           <w:p>
             <w:pPr>
               <w:pStyle w:val="Compact"/>
@@ -11053,7 +10684,11 @@
           </w:p>
         </w:tc>
         <w:tc>
-          <w:tcPr/>
+          <w:tcPr>
+            <w:tcBorders>
+              <w:bottom w:val="single" w:sz="6" w:space="0" w:color="333333"/>
+            </w:tcBorders>
+          </w:tcPr>
           <w:p>
             <w:pPr>
               <w:pStyle w:val="Compact"/>
@@ -11346,8 +10981,9 @@
     </w:tbl>
     <w:p>
       <w:pPr>
-        <w:pStyle w:val="MistakeBlock"/>
+        <w:pStyle w:val="BodyText"/>
         <w:spacing w:before="120"/>
+        <w:ind w:firstLine="420"/>
       </w:pPr>
       <w:r>
         <w:rPr>
@@ -11355,24 +10991,16 @@
         </w:rPr>
         <w:t xml:space="preserve">三个常见误用</w:t>
       </w:r>
-      <w:r>
-        <w:rPr>
-          <w:rFonts w:ascii="Times New Roman" w:hAnsi="Times New Roman" w:eastAsia="Times New Roman" w:cs="Times New Roman"/>
-        </w:rPr>
-        <w:t xml:space="preserve"> </w:t>
-      </w:r>
-      <w:r>
-        <w:rPr>
-          <w:rFonts w:ascii="Times New Roman" w:hAnsi="Times New Roman" w:eastAsia="Times New Roman" w:cs="Times New Roman"/>
-        </w:rPr>
-        <w:t xml:space="preserve">1.</w:t>
-      </w:r>
-      <w:r>
-        <w:rPr>
-          <w:rFonts w:ascii="Times New Roman" w:hAnsi="Times New Roman" w:eastAsia="Times New Roman" w:cs="Times New Roman"/>
-        </w:rPr>
-        <w:t xml:space="preserve"> </w:t>
-      </w:r>
+    </w:p>
+    <w:p>
+      <w:pPr>
+        <w:pStyle w:val="Compact"/>
+        <w:numPr>
+          <w:ilvl w:val="0"/>
+          <w:numId w:val="1002"/>
+        </w:numPr>
+        <w:ind w:firstLine="420"/>
+      </w:pPr>
       <w:r>
         <w:rPr>
           <w:rFonts w:hint="eastAsia" w:ascii="Times New Roman" w:hAnsi="Times New Roman" w:eastAsia="FangSong" w:cs="Times New Roman"/>
@@ -11526,24 +11154,16 @@
         </w:rPr>
         <w:t>。</w:t>
       </w:r>
-      <w:r>
-        <w:rPr>
-          <w:rFonts w:ascii="Times New Roman" w:hAnsi="Times New Roman" w:eastAsia="Times New Roman" w:cs="Times New Roman"/>
-        </w:rPr>
-        <w:t xml:space="preserve"> </w:t>
-      </w:r>
-      <w:r>
-        <w:rPr>
-          <w:rFonts w:ascii="Times New Roman" w:hAnsi="Times New Roman" w:eastAsia="Times New Roman" w:cs="Times New Roman"/>
-        </w:rPr>
-        <w:t xml:space="preserve">2.</w:t>
-      </w:r>
-      <w:r>
-        <w:rPr>
-          <w:rFonts w:ascii="Times New Roman" w:hAnsi="Times New Roman" w:eastAsia="Times New Roman" w:cs="Times New Roman"/>
-        </w:rPr>
-        <w:t xml:space="preserve"> </w:t>
-      </w:r>
+    </w:p>
+    <w:p>
+      <w:pPr>
+        <w:pStyle w:val="Compact"/>
+        <w:numPr>
+          <w:ilvl w:val="0"/>
+          <w:numId w:val="1002"/>
+        </w:numPr>
+        <w:ind w:firstLine="420"/>
+      </w:pPr>
       <m:oMath>
         <m:sSup>
           <m:e>
@@ -11711,177 +11331,170 @@
         </w:rPr>
         <w:t>。</w:t>
       </w:r>
-      <w:r>
-        <w:rPr>
-          <w:rFonts w:ascii="Times New Roman" w:hAnsi="Times New Roman" w:eastAsia="Times New Roman" w:cs="Times New Roman"/>
-        </w:rPr>
-        <w:t xml:space="preserve"> </w:t>
-      </w:r>
-      <w:r>
-        <w:rPr>
-          <w:rFonts w:ascii="Times New Roman" w:hAnsi="Times New Roman" w:eastAsia="Times New Roman" w:cs="Times New Roman"/>
-        </w:rPr>
-        <w:t xml:space="preserve">3.</w:t>
-      </w:r>
-      <w:r>
-        <w:rPr>
-          <w:rFonts w:ascii="Times New Roman" w:hAnsi="Times New Roman" w:eastAsia="Times New Roman" w:cs="Times New Roman"/>
-        </w:rPr>
-        <w:t xml:space="preserve"> </w:t>
-      </w:r>
-      <w:r>
-        <w:rPr>
-          <w:rFonts w:hint="eastAsia" w:ascii="Times New Roman" w:hAnsi="Times New Roman" w:eastAsia="FangSong" w:cs="Times New Roman"/>
-          <w:b/>
-          <w:bCs/>
-        </w:rPr>
-        <w:t xml:space="preserve">不宜直接采用</w:t>
-      </w:r>
-      <w:r>
-        <w:rPr>
-          <w:rFonts w:ascii="Times New Roman" w:hAnsi="Times New Roman" w:eastAsia="Times New Roman" w:cs="Times New Roman"/>
-          <w:b/>
-          <w:bCs/>
-        </w:rPr>
-        <w:t xml:space="preserve"> Excel </w:t>
-      </w:r>
-      <w:r>
-        <w:rPr>
-          <w:rFonts w:hint="eastAsia" w:ascii="Times New Roman" w:hAnsi="Times New Roman" w:eastAsia="FangSong" w:cs="Times New Roman"/>
-          <w:b/>
-          <w:bCs/>
-        </w:rPr>
-        <w:t>图上</w:t>
-      </w:r>
-      <w:r>
-        <w:rPr>
-          <w:rFonts w:hint="eastAsia" w:ascii="Times New Roman" w:hAnsi="Times New Roman" w:eastAsia="Times New Roman" w:cs="Times New Roman"/>
-          <w:b/>
-          <w:bCs/>
-        </w:rPr>
-        <w:t>”</w:t>
-      </w:r>
-      <w:r>
-        <w:rPr>
-          <w:rFonts w:hint="eastAsia" w:ascii="Times New Roman" w:hAnsi="Times New Roman" w:eastAsia="FangSong" w:cs="Times New Roman"/>
-          <w:b/>
-          <w:bCs/>
-        </w:rPr>
-        <w:t>显示公式</w:t>
-      </w:r>
-      <w:r>
-        <w:rPr>
-          <w:rFonts w:hint="eastAsia" w:ascii="Times New Roman" w:hAnsi="Times New Roman" w:eastAsia="Times New Roman" w:cs="Times New Roman"/>
-          <w:b/>
-          <w:bCs/>
-        </w:rPr>
-        <w:t>”</w:t>
-      </w:r>
-      <w:r>
-        <w:rPr>
-          <w:rFonts w:hint="eastAsia" w:ascii="Times New Roman" w:hAnsi="Times New Roman" w:eastAsia="FangSong" w:cs="Times New Roman"/>
-          <w:b/>
-          <w:bCs/>
-        </w:rPr>
-        <w:t>给的斜率</w:t>
-      </w:r>
-      <w:r>
-        <w:rPr>
-          <w:rFonts w:hint="eastAsia" w:ascii="Times New Roman" w:hAnsi="Times New Roman" w:eastAsia="Times New Roman" w:cs="Times New Roman"/>
-        </w:rPr>
-        <w:t>。</w:t>
-      </w:r>
-      <w:r>
-        <w:rPr>
-          <w:rFonts w:hint="eastAsia" w:ascii="Times New Roman" w:hAnsi="Times New Roman" w:eastAsia="FangSong" w:cs="Times New Roman"/>
-        </w:rPr>
-        <w:t>要确认没勾选</w:t>
-      </w:r>
-      <w:r>
-        <w:rPr>
-          <w:rFonts w:hint="eastAsia" w:ascii="Times New Roman" w:hAnsi="Times New Roman" w:eastAsia="Times New Roman" w:cs="Times New Roman"/>
-        </w:rPr>
-        <w:t>”</w:t>
-      </w:r>
-      <w:r>
-        <w:rPr>
-          <w:rFonts w:hint="eastAsia" w:ascii="Times New Roman" w:hAnsi="Times New Roman" w:eastAsia="FangSong" w:cs="Times New Roman"/>
-        </w:rPr>
-        <w:t>强制截距为</w:t>
-      </w:r>
-      <w:r>
-        <w:rPr>
-          <w:rFonts w:ascii="Times New Roman" w:hAnsi="Times New Roman" w:eastAsia="Times New Roman" w:cs="Times New Roman"/>
-        </w:rPr>
-        <w:t xml:space="preserve"> </w:t>
-      </w:r>
-      <w:r>
-        <w:rPr>
-          <w:rFonts w:hint="eastAsia" w:ascii="Times New Roman" w:hAnsi="Times New Roman" w:eastAsia="Times New Roman" w:cs="Times New Roman"/>
-        </w:rPr>
-        <w:t>0”——</w:t>
-      </w:r>
-      <w:r>
-        <w:rPr>
-          <w:rFonts w:hint="eastAsia" w:ascii="Times New Roman" w:hAnsi="Times New Roman" w:eastAsia="FangSong" w:cs="Times New Roman"/>
-        </w:rPr>
-        <w:t>化学作图的截距几乎都有物理意义</w:t>
-      </w:r>
-      <w:r>
-        <w:rPr>
-          <w:rFonts w:hint="eastAsia" w:ascii="Times New Roman" w:hAnsi="Times New Roman" w:eastAsia="Times New Roman" w:cs="Times New Roman"/>
-        </w:rPr>
-        <w:t>（</w:t>
-      </w:r>
-      <w:r>
-        <w:rPr>
-          <w:rFonts w:hint="eastAsia" w:ascii="Times New Roman" w:hAnsi="Times New Roman" w:eastAsia="FangSong" w:cs="Times New Roman"/>
-        </w:rPr>
-        <w:t>如</w:t>
-      </w:r>
-      <w:r>
-        <w:rPr>
-          <w:rFonts w:ascii="Times New Roman" w:hAnsi="Times New Roman" w:eastAsia="Times New Roman" w:cs="Times New Roman"/>
-        </w:rPr>
-        <w:t xml:space="preserve"> </w:t>
-      </w:r>
-      <w:r>
-        <w:rPr>
-          <w:rStyle w:val="VerbatimChar"/>
-          <w:rFonts w:ascii="Times New Roman" w:hAnsi="Times New Roman" w:eastAsia="Times New Roman" w:cs="Times New Roman"/>
-        </w:rPr>
-        <w:t>ln[A]</w:t>
-      </w:r>
-      <w:r>
-        <w:rPr>
-          <w:rStyle w:val="VerbatimChar"/>
-          <w:rFonts w:ascii="Times New Roman" w:hAnsi="Times New Roman" w:eastAsia="Times New Roman" w:cs="Times New Roman"/>
-          <w:vertAlign w:val="subscript"/>
-        </w:rPr>
-        <w:t>0</w:t>
-      </w:r>
-      <w:r>
-        <w:rPr>
-          <w:rFonts w:hint="eastAsia" w:ascii="Times New Roman" w:hAnsi="Times New Roman" w:eastAsia="Times New Roman" w:cs="Times New Roman"/>
-        </w:rPr>
-        <w:t>），</w:t>
-      </w:r>
-      <w:r>
-        <w:rPr>
-          <w:rFonts w:hint="eastAsia" w:ascii="Times New Roman" w:hAnsi="Times New Roman" w:eastAsia="FangSong" w:cs="Times New Roman"/>
-        </w:rPr>
-        <w:t>强制过原点会同时毁掉斜率和截距</w:t>
-      </w:r>
-      <w:r>
-        <w:rPr>
-          <w:rFonts w:hint="eastAsia" w:ascii="Times New Roman" w:hAnsi="Times New Roman" w:eastAsia="Times New Roman" w:cs="Times New Roman"/>
-        </w:rPr>
-        <w:t>。</w:t>
-      </w:r>
     </w:p>
     <w:p>
       <w:pPr>
-        <w:pStyle w:val="BodyText"/>
+        <w:pStyle w:val="Compact"/>
+        <w:numPr>
+          <w:ilvl w:val="0"/>
+          <w:numId w:val="1002"/>
+        </w:numPr>
+        <w:ind w:firstLine="420"/>
+      </w:pPr>
+      <w:r>
+        <w:rPr>
+          <w:rFonts w:hint="eastAsia" w:ascii="Times New Roman" w:hAnsi="Times New Roman" w:eastAsia="FangSong" w:cs="Times New Roman"/>
+          <w:b/>
+          <w:bCs/>
+        </w:rPr>
+        <w:t xml:space="preserve">不宜直接采用</w:t>
+      </w:r>
+      <w:r>
+        <w:rPr>
+          <w:rFonts w:ascii="Times New Roman" w:hAnsi="Times New Roman" w:eastAsia="Times New Roman" w:cs="Times New Roman"/>
+          <w:b/>
+          <w:bCs/>
+        </w:rPr>
+        <w:t xml:space="preserve"> Excel </w:t>
+      </w:r>
+      <w:r>
+        <w:rPr>
+          <w:rFonts w:hint="eastAsia" w:ascii="Times New Roman" w:hAnsi="Times New Roman" w:eastAsia="FangSong" w:cs="Times New Roman"/>
+          <w:b/>
+          <w:bCs/>
+        </w:rPr>
+        <w:t>图上</w:t>
+      </w:r>
+      <w:r>
+        <w:rPr>
+          <w:rFonts w:hint="eastAsia" w:ascii="Times New Roman" w:hAnsi="Times New Roman" w:eastAsia="Times New Roman" w:cs="Times New Roman"/>
+          <w:b/>
+          <w:bCs/>
+        </w:rPr>
+        <w:t>”</w:t>
+      </w:r>
+      <w:r>
+        <w:rPr>
+          <w:rFonts w:hint="eastAsia" w:ascii="Times New Roman" w:hAnsi="Times New Roman" w:eastAsia="FangSong" w:cs="Times New Roman"/>
+          <w:b/>
+          <w:bCs/>
+        </w:rPr>
+        <w:t>显示公式</w:t>
+      </w:r>
+      <w:r>
+        <w:rPr>
+          <w:rFonts w:hint="eastAsia" w:ascii="Times New Roman" w:hAnsi="Times New Roman" w:eastAsia="Times New Roman" w:cs="Times New Roman"/>
+          <w:b/>
+          <w:bCs/>
+        </w:rPr>
+        <w:t>”</w:t>
+      </w:r>
+      <w:r>
+        <w:rPr>
+          <w:rFonts w:hint="eastAsia" w:ascii="Times New Roman" w:hAnsi="Times New Roman" w:eastAsia="FangSong" w:cs="Times New Roman"/>
+          <w:b/>
+          <w:bCs/>
+        </w:rPr>
+        <w:t>给的斜率</w:t>
+      </w:r>
+      <w:r>
+        <w:rPr>
+          <w:rFonts w:hint="eastAsia" w:ascii="Times New Roman" w:hAnsi="Times New Roman" w:eastAsia="Times New Roman" w:cs="Times New Roman"/>
+        </w:rPr>
+        <w:t>。</w:t>
+      </w:r>
+      <w:r>
+        <w:rPr>
+          <w:rFonts w:hint="eastAsia" w:ascii="Times New Roman" w:hAnsi="Times New Roman" w:eastAsia="FangSong" w:cs="Times New Roman"/>
+        </w:rPr>
+        <w:t>要确认没勾选</w:t>
+      </w:r>
+      <w:r>
+        <w:rPr>
+          <w:rFonts w:hint="eastAsia" w:ascii="Times New Roman" w:hAnsi="Times New Roman" w:eastAsia="Times New Roman" w:cs="Times New Roman"/>
+        </w:rPr>
+        <w:t>”</w:t>
+      </w:r>
+      <w:r>
+        <w:rPr>
+          <w:rFonts w:hint="eastAsia" w:ascii="Times New Roman" w:hAnsi="Times New Roman" w:eastAsia="FangSong" w:cs="Times New Roman"/>
+        </w:rPr>
+        <w:t>强制截距为</w:t>
+      </w:r>
+      <w:r>
+        <w:rPr>
+          <w:rFonts w:ascii="Times New Roman" w:hAnsi="Times New Roman" w:eastAsia="Times New Roman" w:cs="Times New Roman"/>
+        </w:rPr>
+        <w:t xml:space="preserve"> </w:t>
+      </w:r>
+      <w:r>
+        <w:rPr>
+          <w:rFonts w:hint="eastAsia" w:ascii="Times New Roman" w:hAnsi="Times New Roman" w:eastAsia="Times New Roman" w:cs="Times New Roman"/>
+        </w:rPr>
+        <w:t>0”——</w:t>
+      </w:r>
+      <w:r>
+        <w:rPr>
+          <w:rFonts w:hint="eastAsia" w:ascii="Times New Roman" w:hAnsi="Times New Roman" w:eastAsia="FangSong" w:cs="Times New Roman"/>
+        </w:rPr>
+        <w:t>化学作图的截距几乎都有物理意义</w:t>
+      </w:r>
+      <w:r>
+        <w:rPr>
+          <w:rFonts w:hint="eastAsia" w:ascii="Times New Roman" w:hAnsi="Times New Roman" w:eastAsia="Times New Roman" w:cs="Times New Roman"/>
+        </w:rPr>
+        <w:t>（</w:t>
+      </w:r>
+      <w:r>
+        <w:rPr>
+          <w:rFonts w:hint="eastAsia" w:ascii="Times New Roman" w:hAnsi="Times New Roman" w:eastAsia="FangSong" w:cs="Times New Roman"/>
+        </w:rPr>
+        <w:t>如</w:t>
+      </w:r>
+      <w:r>
+        <w:rPr>
+          <w:rFonts w:ascii="Times New Roman" w:hAnsi="Times New Roman" w:eastAsia="Times New Roman" w:cs="Times New Roman"/>
+        </w:rPr>
+        <w:t xml:space="preserve"> </w:t>
+      </w:r>
+      <w:r>
+        <w:rPr>
+          <w:rStyle w:val="VerbatimChar"/>
+          <w:rFonts w:ascii="Times New Roman" w:hAnsi="Times New Roman" w:eastAsia="Times New Roman" w:cs="Times New Roman"/>
+        </w:rPr>
+        <w:t>ln[A]</w:t>
+      </w:r>
+      <w:r>
+        <w:rPr>
+          <w:rStyle w:val="VerbatimChar"/>
+          <w:rFonts w:ascii="Times New Roman" w:hAnsi="Times New Roman" w:eastAsia="Times New Roman" w:cs="Times New Roman"/>
+          <w:vertAlign w:val="subscript"/>
+        </w:rPr>
+        <w:t>0</w:t>
+      </w:r>
+      <w:r>
+        <w:rPr>
+          <w:rFonts w:hint="eastAsia" w:ascii="Times New Roman" w:hAnsi="Times New Roman" w:eastAsia="Times New Roman" w:cs="Times New Roman"/>
+        </w:rPr>
+        <w:t>），</w:t>
+      </w:r>
+      <w:r>
+        <w:rPr>
+          <w:rFonts w:hint="eastAsia" w:ascii="Times New Roman" w:hAnsi="Times New Roman" w:eastAsia="FangSong" w:cs="Times New Roman"/>
+        </w:rPr>
+        <w:t>强制过原点会同时毁掉斜率和截距</w:t>
+      </w:r>
+      <w:r>
+        <w:rPr>
+          <w:rFonts w:hint="eastAsia" w:ascii="Times New Roman" w:hAnsi="Times New Roman" w:eastAsia="Times New Roman" w:cs="Times New Roman"/>
+        </w:rPr>
+        <w:t>。</w:t>
+      </w:r>
+    </w:p>
+    <w:p>
+      <w:pPr>
+        <w:pStyle w:val="FirstParagraph"/>
+        <w:ind w:firstLine="420"/>
       </w:pPr>
       <w:r>
         <w:rPr>
@@ -11992,9 +11605,9 @@
         </w:pict>
       </w:r>
     </w:p>
+    <w:bookmarkEnd w:id="20"/>
     <w:bookmarkEnd w:id="21"/>
-    <w:bookmarkEnd w:id="22"/>
-    <w:bookmarkStart w:id="26" w:name="四典型例题"/>
+    <w:bookmarkStart w:id="25" w:name="典型例题"/>
     <w:p>
       <w:pPr>
         <w:pStyle w:val="Heading2"/>
@@ -12002,24 +11615,18 @@
       </w:pPr>
       <w:r>
         <w:rPr>
+          <w:rFonts w:ascii="Times New Roman" w:hAnsi="Times New Roman" w:eastAsia="Times New Roman" w:cs="Times New Roman"/>
+        </w:rPr>
+        <w:t xml:space="preserve">§4 </w:t>
+      </w:r>
+      <w:r>
+        <w:rPr>
           <w:rFonts w:hint="eastAsia" w:ascii="Times New Roman" w:hAnsi="Times New Roman" w:eastAsia="SimHei" w:cs="Times New Roman"/>
         </w:rPr>
-        <w:t>四</w:t>
-      </w:r>
-      <w:r>
-        <w:rPr>
-          <w:rFonts w:hint="eastAsia" w:ascii="Times New Roman" w:hAnsi="Times New Roman" w:eastAsia="Times New Roman" w:cs="Times New Roman"/>
-        </w:rPr>
-        <w:t>、</w:t>
-      </w:r>
-      <w:r>
-        <w:rPr>
-          <w:rFonts w:hint="eastAsia" w:ascii="Times New Roman" w:hAnsi="Times New Roman" w:eastAsia="SimHei" w:cs="Times New Roman"/>
-        </w:rPr>
-        <w:t>典型例题</w:t>
+        <w:t xml:space="preserve">典型例题</w:t>
       </w:r>
     </w:p>
-    <w:bookmarkStart w:id="23" w:name="例1-线性化作图基础"/>
+    <w:bookmarkStart w:id="22" w:name="例1-线性化作图基础"/>
     <w:p>
       <w:pPr>
         <w:pStyle w:val="Heading3"/>
@@ -12078,6 +11685,7 @@
       <w:pPr>
         <w:pStyle w:val="FirstParagraph"/>
         <w:spacing w:after="80"/>
+        <w:ind w:firstLine="420"/>
       </w:pPr>
       <w:r>
         <w:rPr>
@@ -12109,6 +11717,15 @@
         <w:tblStyle w:val="Table"/>
         <w:tblW w:type="auto" w:w="0"/>
         <w:tblLook w:firstRow="1" w:lastRow="0" w:firstColumn="0" w:lastColumn="0" w:noHBand="0" w:noVBand="0" w:val="0020"/>
+        <w:jc w:val="center"/>
+        <w:tblBorders>
+          <w:top w:val="single" w:sz="12" w:space="0" w:color="333333"/>
+          <w:bottom w:val="single" w:sz="12" w:space="0" w:color="333333"/>
+          <w:left w:val="none"/>
+          <w:right w:val="none"/>
+          <w:insideH w:val="none"/>
+          <w:insideV w:val="none"/>
+        </w:tblBorders>
       </w:tblPr>
       <w:tblGrid>
         <w:gridCol w:w="1320"/>
@@ -12123,7 +11740,11 @@
           <w:tblHeader w:val="on"/>
         </w:trPr>
         <w:tc>
-          <w:tcPr/>
+          <w:tcPr>
+            <w:tcBorders>
+              <w:bottom w:val="single" w:sz="6" w:space="0" w:color="333333"/>
+            </w:tcBorders>
+          </w:tcPr>
           <w:p>
             <w:pPr>
               <w:pStyle w:val="Compact"/>
@@ -12139,7 +11760,11 @@
           </w:p>
         </w:tc>
         <w:tc>
-          <w:tcPr/>
+          <w:tcPr>
+            <w:tcBorders>
+              <w:bottom w:val="single" w:sz="6" w:space="0" w:color="333333"/>
+            </w:tcBorders>
+          </w:tcPr>
           <w:p>
             <w:pPr>
               <w:pStyle w:val="Compact"/>
@@ -12155,7 +11780,11 @@
           </w:p>
         </w:tc>
         <w:tc>
-          <w:tcPr/>
+          <w:tcPr>
+            <w:tcBorders>
+              <w:bottom w:val="single" w:sz="6" w:space="0" w:color="333333"/>
+            </w:tcBorders>
+          </w:tcPr>
           <w:p>
             <w:pPr>
               <w:pStyle w:val="Compact"/>
@@ -12171,7 +11800,11 @@
           </w:p>
         </w:tc>
         <w:tc>
-          <w:tcPr/>
+          <w:tcPr>
+            <w:tcBorders>
+              <w:bottom w:val="single" w:sz="6" w:space="0" w:color="333333"/>
+            </w:tcBorders>
+          </w:tcPr>
           <w:p>
             <w:pPr>
               <w:pStyle w:val="Compact"/>
@@ -12187,7 +11820,11 @@
           </w:p>
         </w:tc>
         <w:tc>
-          <w:tcPr/>
+          <w:tcPr>
+            <w:tcBorders>
+              <w:bottom w:val="single" w:sz="6" w:space="0" w:color="333333"/>
+            </w:tcBorders>
+          </w:tcPr>
           <w:p>
             <w:pPr>
               <w:pStyle w:val="Compact"/>
@@ -12203,7 +11840,11 @@
           </w:p>
         </w:tc>
         <w:tc>
-          <w:tcPr/>
+          <w:tcPr>
+            <w:tcBorders>
+              <w:bottom w:val="single" w:sz="6" w:space="0" w:color="333333"/>
+            </w:tcBorders>
+          </w:tcPr>
           <w:p>
             <w:pPr>
               <w:pStyle w:val="Compact"/>
@@ -12323,6 +11964,7 @@
       <w:pPr>
         <w:pStyle w:val="BodyText"/>
         <w:spacing w:before="120"/>
+        <w:ind w:firstLine="420"/>
       </w:pPr>
       <w:r>
         <w:rPr>
@@ -12341,6 +11983,7 @@
       <w:pPr>
         <w:pStyle w:val="BodyText"/>
         <w:spacing w:after="80"/>
+        <w:ind w:firstLine="420"/>
       </w:pPr>
       <w:r>
         <w:rPr>
@@ -12399,6 +12042,15 @@
         <w:tblStyle w:val="Table"/>
         <w:tblW w:type="auto" w:w="0"/>
         <w:tblLook w:firstRow="1" w:lastRow="0" w:firstColumn="0" w:lastColumn="0" w:noHBand="0" w:noVBand="0" w:val="0020"/>
+        <w:jc w:val="center"/>
+        <w:tblBorders>
+          <w:top w:val="single" w:sz="12" w:space="0" w:color="333333"/>
+          <w:bottom w:val="single" w:sz="12" w:space="0" w:color="333333"/>
+          <w:left w:val="none"/>
+          <w:right w:val="none"/>
+          <w:insideH w:val="none"/>
+          <w:insideV w:val="none"/>
+        </w:tblBorders>
       </w:tblPr>
       <w:tblGrid>
         <w:gridCol w:w="1320"/>
@@ -12413,7 +12065,11 @@
           <w:tblHeader w:val="on"/>
         </w:trPr>
         <w:tc>
-          <w:tcPr/>
+          <w:tcPr>
+            <w:tcBorders>
+              <w:bottom w:val="single" w:sz="6" w:space="0" w:color="333333"/>
+            </w:tcBorders>
+          </w:tcPr>
           <w:p>
             <w:pPr>
               <w:pStyle w:val="Compact"/>
@@ -12429,7 +12085,11 @@
           </w:p>
         </w:tc>
         <w:tc>
-          <w:tcPr/>
+          <w:tcPr>
+            <w:tcBorders>
+              <w:bottom w:val="single" w:sz="6" w:space="0" w:color="333333"/>
+            </w:tcBorders>
+          </w:tcPr>
           <w:p>
             <w:pPr>
               <w:pStyle w:val="Compact"/>
@@ -12445,7 +12105,11 @@
           </w:p>
         </w:tc>
         <w:tc>
-          <w:tcPr/>
+          <w:tcPr>
+            <w:tcBorders>
+              <w:bottom w:val="single" w:sz="6" w:space="0" w:color="333333"/>
+            </w:tcBorders>
+          </w:tcPr>
           <w:p>
             <w:pPr>
               <w:pStyle w:val="Compact"/>
@@ -12461,7 +12125,11 @@
           </w:p>
         </w:tc>
         <w:tc>
-          <w:tcPr/>
+          <w:tcPr>
+            <w:tcBorders>
+              <w:bottom w:val="single" w:sz="6" w:space="0" w:color="333333"/>
+            </w:tcBorders>
+          </w:tcPr>
           <w:p>
             <w:pPr>
               <w:pStyle w:val="Compact"/>
@@ -12477,7 +12145,11 @@
           </w:p>
         </w:tc>
         <w:tc>
-          <w:tcPr/>
+          <w:tcPr>
+            <w:tcBorders>
+              <w:bottom w:val="single" w:sz="6" w:space="0" w:color="333333"/>
+            </w:tcBorders>
+          </w:tcPr>
           <w:p>
             <w:pPr>
               <w:pStyle w:val="Compact"/>
@@ -12493,7 +12165,11 @@
           </w:p>
         </w:tc>
         <w:tc>
-          <w:tcPr/>
+          <w:tcPr>
+            <w:tcBorders>
+              <w:bottom w:val="single" w:sz="6" w:space="0" w:color="333333"/>
+            </w:tcBorders>
+          </w:tcPr>
           <w:p>
             <w:pPr>
               <w:pStyle w:val="Compact"/>
@@ -12607,6 +12283,7 @@
       <w:pPr>
         <w:pStyle w:val="BodyText"/>
         <w:spacing w:before="120"/>
+        <w:ind w:firstLine="420"/>
       </w:pPr>
       <w:r>
         <w:rPr>
@@ -12995,7 +12672,8 @@
     </w:p>
     <w:p>
       <w:pPr>
-        <w:pStyle w:val="MethodologyBlock"/>
+        <w:pStyle w:val="BodyText"/>
+        <w:ind w:firstLine="420"/>
       </w:pPr>
       <w:r>
         <w:rPr>
@@ -13003,12 +12681,12 @@
         </w:rPr>
         <w:t xml:space="preserve">理解要点</w:t>
       </w:r>
-      <w:r>
-        <w:rPr>
-          <w:rFonts w:ascii="Times New Roman" w:hAnsi="Times New Roman" w:eastAsia="Times New Roman" w:cs="Times New Roman"/>
-        </w:rPr>
-        <w:t xml:space="preserve"> </w:t>
-      </w:r>
+    </w:p>
+    <w:p>
+      <w:pPr>
+        <w:pStyle w:val="BodyText"/>
+        <w:ind w:firstLine="420"/>
+      </w:pPr>
       <w:r>
         <w:rPr>
           <w:rFonts w:hint="eastAsia" w:ascii="Times New Roman" w:hAnsi="Times New Roman" w:eastAsia="FangSong" w:cs="Times New Roman"/>
@@ -13152,8 +12830,8 @@
         <w:t>。</w:t>
       </w:r>
     </w:p>
-    <w:bookmarkEnd w:id="23"/>
-    <w:bookmarkStart w:id="24" w:name="例2-arrhenius-作图进阶"/>
+    <w:bookmarkEnd w:id="22"/>
+    <w:bookmarkStart w:id="23" w:name="例2-arrhenius-作图进阶"/>
     <w:p>
       <w:pPr>
         <w:pStyle w:val="Heading3"/>
@@ -13205,6 +12883,7 @@
     <w:p>
       <w:pPr>
         <w:pStyle w:val="FirstParagraph"/>
+        <w:ind w:firstLine="420"/>
       </w:pPr>
       <w:r>
         <w:rPr>
@@ -13471,6 +13150,7 @@
     <w:p>
       <w:pPr>
         <w:pStyle w:val="BodyText"/>
+        <w:ind w:firstLine="420"/>
       </w:pPr>
       <w:r>
         <w:rPr>
@@ -13585,6 +13265,7 @@
     <w:p>
       <w:pPr>
         <w:pStyle w:val="BodyText"/>
+        <w:ind w:firstLine="420"/>
       </w:pPr>
       <w:r>
         <w:rPr>
@@ -13996,6 +13677,7 @@
     <w:p>
       <w:pPr>
         <w:pStyle w:val="BodyText"/>
+        <w:ind w:firstLine="420"/>
       </w:pPr>
       <w:r>
         <w:rPr>
@@ -14480,6 +14162,7 @@
     <w:p>
       <w:pPr>
         <w:pStyle w:val="BodyText"/>
+        <w:ind w:firstLine="420"/>
       </w:pPr>
       <w:r>
         <w:rPr>
@@ -14776,7 +14459,8 @@
     </w:p>
     <w:p>
       <w:pPr>
-        <w:pStyle w:val="MistakeBlock"/>
+        <w:pStyle w:val="BodyText"/>
+        <w:ind w:firstLine="420"/>
       </w:pPr>
       <w:r>
         <w:rPr>
@@ -14784,12 +14468,12 @@
         </w:rPr>
         <w:t xml:space="preserve">易错提醒</w:t>
       </w:r>
-      <w:r>
-        <w:rPr>
-          <w:rFonts w:ascii="Times New Roman" w:hAnsi="Times New Roman" w:eastAsia="Times New Roman" w:cs="Times New Roman"/>
-        </w:rPr>
-        <w:t xml:space="preserve"> </w:t>
-      </w:r>
+    </w:p>
+    <w:p>
+      <w:pPr>
+        <w:pStyle w:val="BodyText"/>
+        <w:ind w:firstLine="420"/>
+      </w:pPr>
       <w:r>
         <w:rPr>
           <w:rFonts w:hint="eastAsia" w:ascii="Times New Roman" w:hAnsi="Times New Roman" w:eastAsia="FangSong" w:cs="Times New Roman"/>
@@ -15103,8 +14787,8 @@
         <w:t>。</w:t>
       </w:r>
     </w:p>
-    <w:bookmarkEnd w:id="24"/>
-    <w:bookmarkStart w:id="25" w:name="例3-clausius-clapeyron-作图挑战"/>
+    <w:bookmarkEnd w:id="23"/>
+    <w:bookmarkStart w:id="24" w:name="例3-clausius-clapeyron-作图挑战"/>
     <w:p>
       <w:pPr>
         <w:pStyle w:val="Heading3"/>
@@ -15156,6 +14840,7 @@
     <w:p>
       <w:pPr>
         <w:pStyle w:val="FirstParagraph"/>
+        <w:ind w:firstLine="420"/>
       </w:pPr>
       <w:r>
         <w:rPr>
@@ -15274,6 +14959,7 @@
     <w:p>
       <w:pPr>
         <w:pStyle w:val="BodyText"/>
+        <w:ind w:firstLine="420"/>
       </w:pPr>
       <w:r>
         <w:rPr>
@@ -15510,6 +15196,7 @@
     <w:p>
       <w:pPr>
         <w:pStyle w:val="BodyText"/>
+        <w:ind w:firstLine="420"/>
       </w:pPr>
       <w:r>
         <w:rPr>
@@ -16258,6 +15945,7 @@
     <w:p>
       <w:pPr>
         <w:pStyle w:val="BodyText"/>
+        <w:ind w:firstLine="420"/>
       </w:pPr>
       <w:r>
         <w:rPr>
@@ -16356,9 +16044,9 @@
         </w:pict>
       </w:r>
     </w:p>
+    <w:bookmarkEnd w:id="24"/>
     <w:bookmarkEnd w:id="25"/>
-    <w:bookmarkEnd w:id="26"/>
-    <w:bookmarkStart w:id="27" w:name="本讲小结"/>
+    <w:bookmarkStart w:id="26" w:name="本讲小结"/>
     <w:p>
       <w:pPr>
         <w:pStyle w:val="Heading2"/>
@@ -16366,6 +16054,12 @@
       </w:pPr>
       <w:r>
         <w:rPr>
+          <w:rFonts w:ascii="Times New Roman" w:hAnsi="Times New Roman" w:eastAsia="Times New Roman" w:cs="Times New Roman"/>
+        </w:rPr>
+        <w:t xml:space="preserve">§5 </w:t>
+      </w:r>
+      <w:r>
+        <w:rPr>
           <w:rFonts w:hint="eastAsia" w:ascii="Times New Roman" w:hAnsi="Times New Roman" w:eastAsia="SimHei" w:cs="Times New Roman"/>
         </w:rPr>
         <w:t xml:space="preserve">本讲小结</w:t>
@@ -16374,6 +16068,7 @@
     <w:p>
       <w:pPr>
         <w:pStyle w:val="FirstParagraph"/>
+        <w:ind w:firstLine="420"/>
       </w:pPr>
       <w:r>
         <w:rPr>
@@ -16468,11 +16163,8 @@
     </w:p>
     <w:p>
       <w:pPr>
-        <w:pStyle w:val="Compact"/>
-        <w:numPr>
-          <w:ilvl w:val="0"/>
-          <w:numId w:val="1004"/>
-        </w:numPr>
+        <w:pStyle w:val="BodyText"/>
+        <w:ind w:firstLine="420"/>
       </w:pPr>
       <w:r>
         <w:rPr>
@@ -16637,11 +16329,8 @@
     </w:p>
     <w:p>
       <w:pPr>
-        <w:pStyle w:val="Compact"/>
-        <w:numPr>
-          <w:ilvl w:val="0"/>
-          <w:numId w:val="1004"/>
-        </w:numPr>
+        <w:pStyle w:val="BodyText"/>
+        <w:ind w:firstLine="420"/>
       </w:pPr>
       <w:r>
         <w:rPr>
@@ -16746,11 +16435,8 @@
     </w:p>
     <w:p>
       <w:pPr>
-        <w:pStyle w:val="Compact"/>
-        <w:numPr>
-          <w:ilvl w:val="0"/>
-          <w:numId w:val="1004"/>
-        </w:numPr>
+        <w:pStyle w:val="BodyText"/>
+        <w:ind w:firstLine="420"/>
       </w:pPr>
       <w:r>
         <w:rPr>
@@ -16937,11 +16623,8 @@
     </w:p>
     <w:p>
       <w:pPr>
-        <w:pStyle w:val="Compact"/>
-        <w:numPr>
-          <w:ilvl w:val="0"/>
-          <w:numId w:val="1004"/>
-        </w:numPr>
+        <w:pStyle w:val="BodyText"/>
+        <w:ind w:firstLine="420"/>
       </w:pPr>
       <w:r>
         <w:rPr>
@@ -17069,7 +16752,8 @@
     </w:p>
     <w:p>
       <w:pPr>
-        <w:pStyle w:val="FirstParagraph"/>
+        <w:pStyle w:val="BodyText"/>
+        <w:ind w:firstLine="420"/>
       </w:pPr>
       <w:r>
         <w:rPr>
@@ -17109,8 +16793,8 @@
         <w:t>。</w:t>
       </w:r>
     </w:p>
-    <w:bookmarkEnd w:id="27"/>
-    <w:bookmarkStart w:id="31" w:name="五本讲速查"/>
+    <w:bookmarkEnd w:id="26"/>
+    <w:bookmarkStart w:id="30" w:name="本讲速查"/>
     <w:p>
       <w:pPr>
         <w:pStyle w:val="Heading2"/>
@@ -17118,24 +16802,18 @@
       </w:pPr>
       <w:r>
         <w:rPr>
+          <w:rFonts w:ascii="Times New Roman" w:hAnsi="Times New Roman" w:eastAsia="Times New Roman" w:cs="Times New Roman"/>
+        </w:rPr>
+        <w:t xml:space="preserve">§6 </w:t>
+      </w:r>
+      <w:r>
+        <w:rPr>
           <w:rFonts w:hint="eastAsia" w:ascii="Times New Roman" w:hAnsi="Times New Roman" w:eastAsia="SimHei" w:cs="Times New Roman"/>
         </w:rPr>
-        <w:t>五</w:t>
-      </w:r>
-      <w:r>
-        <w:rPr>
-          <w:rFonts w:hint="eastAsia" w:ascii="Times New Roman" w:hAnsi="Times New Roman" w:eastAsia="Times New Roman" w:cs="Times New Roman"/>
-        </w:rPr>
-        <w:t>、</w:t>
-      </w:r>
-      <w:r>
-        <w:rPr>
-          <w:rFonts w:hint="eastAsia" w:ascii="Times New Roman" w:hAnsi="Times New Roman" w:eastAsia="SimHei" w:cs="Times New Roman"/>
-        </w:rPr>
-        <w:t>本讲速查</w:t>
+        <w:t xml:space="preserve">本讲速查</w:t>
       </w:r>
     </w:p>
-    <w:bookmarkStart w:id="28" w:name="斜率与直线"/>
+    <w:bookmarkStart w:id="27" w:name="斜率与直线"/>
     <w:p>
       <w:pPr>
         <w:pStyle w:val="Heading3"/>
@@ -17153,6 +16831,15 @@
         <w:tblStyle w:val="Table"/>
         <w:tblW w:type="auto" w:w="0"/>
         <w:tblLook w:firstRow="1" w:lastRow="0" w:firstColumn="0" w:lastColumn="0" w:noHBand="0" w:noVBand="0" w:val="0020"/>
+        <w:jc w:val="center"/>
+        <w:tblBorders>
+          <w:top w:val="single" w:sz="12" w:space="0" w:color="333333"/>
+          <w:bottom w:val="single" w:sz="12" w:space="0" w:color="333333"/>
+          <w:left w:val="none"/>
+          <w:right w:val="none"/>
+          <w:insideH w:val="none"/>
+          <w:insideV w:val="none"/>
+        </w:tblBorders>
       </w:tblPr>
       <w:tblGrid>
         <w:gridCol w:w="3960"/>
@@ -17163,7 +16850,11 @@
           <w:tblHeader w:val="on"/>
         </w:trPr>
         <w:tc>
-          <w:tcPr/>
+          <w:tcPr>
+            <w:tcBorders>
+              <w:bottom w:val="single" w:sz="6" w:space="0" w:color="333333"/>
+            </w:tcBorders>
+          </w:tcPr>
           <w:p>
             <w:pPr>
               <w:pStyle w:val="Compact"/>
@@ -17179,7 +16870,11 @@
           </w:p>
         </w:tc>
         <w:tc>
-          <w:tcPr/>
+          <w:tcPr>
+            <w:tcBorders>
+              <w:bottom w:val="single" w:sz="6" w:space="0" w:color="333333"/>
+            </w:tcBorders>
+          </w:tcPr>
           <w:p>
             <w:pPr>
               <w:pStyle w:val="Compact"/>
@@ -17410,8 +17105,8 @@
         </w:tc>
       </w:tr>
     </w:tbl>
-    <w:bookmarkEnd w:id="28"/>
-    <w:bookmarkStart w:id="29" w:name="线性化对照"/>
+    <w:bookmarkEnd w:id="27"/>
+    <w:bookmarkStart w:id="28" w:name="线性化对照"/>
     <w:p>
       <w:pPr>
         <w:pStyle w:val="Heading3"/>
@@ -17429,6 +17124,15 @@
         <w:tblStyle w:val="Table"/>
         <w:tblW w:type="auto" w:w="0"/>
         <w:tblLook w:firstRow="1" w:lastRow="0" w:firstColumn="0" w:lastColumn="0" w:noHBand="0" w:noVBand="0" w:val="0020"/>
+        <w:jc w:val="center"/>
+        <w:tblBorders>
+          <w:top w:val="single" w:sz="12" w:space="0" w:color="333333"/>
+          <w:bottom w:val="single" w:sz="12" w:space="0" w:color="333333"/>
+          <w:left w:val="none"/>
+          <w:right w:val="none"/>
+          <w:insideH w:val="none"/>
+          <w:insideV w:val="none"/>
+        </w:tblBorders>
       </w:tblPr>
       <w:tblGrid>
         <w:gridCol w:w="1584"/>
@@ -17442,7 +17146,11 @@
           <w:tblHeader w:val="on"/>
         </w:trPr>
         <w:tc>
-          <w:tcPr/>
+          <w:tcPr>
+            <w:tcBorders>
+              <w:bottom w:val="single" w:sz="6" w:space="0" w:color="333333"/>
+            </w:tcBorders>
+          </w:tcPr>
           <w:p>
             <w:pPr>
               <w:pStyle w:val="Compact"/>
@@ -17458,7 +17166,11 @@
           </w:p>
         </w:tc>
         <w:tc>
-          <w:tcPr/>
+          <w:tcPr>
+            <w:tcBorders>
+              <w:bottom w:val="single" w:sz="6" w:space="0" w:color="333333"/>
+            </w:tcBorders>
+          </w:tcPr>
           <w:p>
             <w:pPr>
               <w:pStyle w:val="Compact"/>
@@ -17474,7 +17186,11 @@
           </w:p>
         </w:tc>
         <w:tc>
-          <w:tcPr/>
+          <w:tcPr>
+            <w:tcBorders>
+              <w:bottom w:val="single" w:sz="6" w:space="0" w:color="333333"/>
+            </w:tcBorders>
+          </w:tcPr>
           <w:p>
             <w:pPr>
               <w:pStyle w:val="Compact"/>
@@ -17490,7 +17206,11 @@
           </w:p>
         </w:tc>
         <w:tc>
-          <w:tcPr/>
+          <w:tcPr>
+            <w:tcBorders>
+              <w:bottom w:val="single" w:sz="6" w:space="0" w:color="333333"/>
+            </w:tcBorders>
+          </w:tcPr>
           <w:p>
             <w:pPr>
               <w:pStyle w:val="Compact"/>
@@ -17506,7 +17226,11 @@
           </w:p>
         </w:tc>
         <w:tc>
-          <w:tcPr/>
+          <w:tcPr>
+            <w:tcBorders>
+              <w:bottom w:val="single" w:sz="6" w:space="0" w:color="333333"/>
+            </w:tcBorders>
+          </w:tcPr>
           <w:p>
             <w:pPr>
               <w:pStyle w:val="Compact"/>
@@ -17961,8 +17685,8 @@
         </w:tc>
       </w:tr>
     </w:tbl>
-    <w:bookmarkEnd w:id="29"/>
-    <w:bookmarkStart w:id="30" w:name="最小二乘散点拟合"/>
+    <w:bookmarkEnd w:id="28"/>
+    <w:bookmarkStart w:id="29" w:name="最小二乘散点拟合"/>
     <w:p>
       <w:pPr>
         <w:pStyle w:val="Heading3"/>
@@ -17999,6 +17723,15 @@
         <w:tblW w:type="pct" w:w="5000"/>
         <w:tblLayout w:type="fixed"/>
         <w:tblLook w:firstRow="1" w:lastRow="0" w:firstColumn="0" w:lastColumn="0" w:noHBand="0" w:noVBand="0" w:val="0020"/>
+        <w:jc w:val="center"/>
+        <w:tblBorders>
+          <w:top w:val="single" w:sz="12" w:space="0" w:color="333333"/>
+          <w:bottom w:val="single" w:sz="12" w:space="0" w:color="333333"/>
+          <w:left w:val="none"/>
+          <w:right w:val="none"/>
+          <w:insideH w:val="none"/>
+          <w:insideV w:val="none"/>
+        </w:tblBorders>
       </w:tblPr>
       <w:tblGrid>
         <w:gridCol w:w="3960"/>
@@ -18009,7 +17742,11 @@
           <w:tblHeader w:val="on"/>
         </w:trPr>
         <w:tc>
-          <w:tcPr/>
+          <w:tcPr>
+            <w:tcBorders>
+              <w:bottom w:val="single" w:sz="6" w:space="0" w:color="333333"/>
+            </w:tcBorders>
+          </w:tcPr>
           <w:p>
             <w:pPr>
               <w:pStyle w:val="Compact"/>
@@ -18025,7 +17762,11 @@
           </w:p>
         </w:tc>
         <w:tc>
-          <w:tcPr/>
+          <w:tcPr>
+            <w:tcBorders>
+              <w:bottom w:val="single" w:sz="6" w:space="0" w:color="333333"/>
+            </w:tcBorders>
+          </w:tcPr>
           <w:p>
             <w:pPr>
               <w:pStyle w:val="Compact"/>
@@ -18543,9 +18284,9 @@
         </w:pict>
       </w:r>
     </w:p>
+    <w:bookmarkEnd w:id="29"/>
     <w:bookmarkEnd w:id="30"/>
-    <w:bookmarkEnd w:id="31"/>
-    <w:bookmarkStart w:id="35" w:name="六练习题"/>
+    <w:bookmarkStart w:id="34" w:name="课后习题"/>
     <w:p>
       <w:pPr>
         <w:pStyle w:val="Heading2"/>
@@ -18553,26 +18294,21 @@
       </w:pPr>
       <w:r>
         <w:rPr>
+          <w:rFonts w:ascii="Times New Roman" w:hAnsi="Times New Roman" w:eastAsia="Times New Roman" w:cs="Times New Roman"/>
+        </w:rPr>
+        <w:t xml:space="preserve">§7 </w:t>
+      </w:r>
+      <w:r>
+        <w:rPr>
           <w:rFonts w:hint="eastAsia" w:ascii="Times New Roman" w:hAnsi="Times New Roman" w:eastAsia="SimHei" w:cs="Times New Roman"/>
         </w:rPr>
-        <w:t>六</w:t>
-      </w:r>
-      <w:r>
-        <w:rPr>
-          <w:rFonts w:hint="eastAsia" w:ascii="Times New Roman" w:hAnsi="Times New Roman" w:eastAsia="Times New Roman" w:cs="Times New Roman"/>
-        </w:rPr>
-        <w:t>、</w:t>
-      </w:r>
-      <w:r>
-        <w:rPr>
-          <w:rFonts w:hint="eastAsia" w:ascii="Times New Roman" w:hAnsi="Times New Roman" w:eastAsia="SimHei" w:cs="Times New Roman"/>
-        </w:rPr>
-        <w:t>练习题</w:t>
+        <w:t xml:space="preserve">课后习题</w:t>
       </w:r>
     </w:p>
     <w:p>
       <w:pPr>
-        <w:pStyle w:val="BlockText"/>
+        <w:pStyle w:val="FirstParagraph"/>
+        <w:ind w:firstLine="420"/>
       </w:pPr>
       <w:r>
         <w:rPr>
@@ -18613,7 +18349,7 @@
         <w:t>。</w:t>
       </w:r>
     </w:p>
-    <w:bookmarkStart w:id="32" w:name="基础巩固5-题"/>
+    <w:bookmarkStart w:id="31" w:name="基础巩固5-题"/>
     <w:p>
       <w:pPr>
         <w:pStyle w:val="Heading3"/>
@@ -18623,7 +18359,7 @@
         <w:rPr>
           <w:rFonts w:ascii="Times New Roman" w:hAnsi="Times New Roman" w:eastAsia="Times New Roman" w:cs="Times New Roman"/>
         </w:rPr>
-        <w:t xml:space="preserve">6.1 </w:t>
+        <w:t xml:space="preserve">7.1 </w:t>
       </w:r>
       <w:r>
         <w:rPr>
@@ -18659,6 +18395,7 @@
     <w:p>
       <w:pPr>
         <w:pStyle w:val="FirstParagraph"/>
+        <w:ind w:firstLine="420"/>
       </w:pPr>
       <w:r>
         <w:rPr>
@@ -18688,6 +18425,7 @@
     <w:p>
       <w:pPr>
         <w:pStyle w:val="BodyText"/>
+        <w:ind w:firstLine="420"/>
       </w:pPr>
       <w:r>
         <w:rPr>
@@ -18817,6 +18555,7 @@
     <w:p>
       <w:pPr>
         <w:pStyle w:val="BodyText"/>
+        <w:ind w:firstLine="420"/>
       </w:pPr>
       <w:r>
         <w:rPr>
@@ -18951,6 +18690,7 @@
     <w:p>
       <w:pPr>
         <w:pStyle w:val="BodyText"/>
+        <w:ind w:firstLine="420"/>
       </w:pPr>
       <w:r>
         <w:rPr>
@@ -18980,6 +18720,7 @@
     <w:p>
       <w:pPr>
         <w:pStyle w:val="BodyText"/>
+        <w:ind w:firstLine="420"/>
       </w:pPr>
       <w:r>
         <w:rPr>
@@ -19183,6 +18924,7 @@
     <w:p>
       <w:pPr>
         <w:pStyle w:val="BodyText"/>
+        <w:ind w:firstLine="420"/>
       </w:pPr>
       <w:r>
         <w:rPr>
@@ -19324,6 +19066,7 @@
     <w:p>
       <w:pPr>
         <w:pStyle w:val="BodyText"/>
+        <w:ind w:firstLine="420"/>
       </w:pPr>
       <w:r>
         <w:rPr>
@@ -19376,8 +19119,8 @@
         <w:t>。</w:t>
       </w:r>
     </w:p>
-    <w:bookmarkEnd w:id="32"/>
-    <w:bookmarkStart w:id="33" w:name="竞赛入门6-题"/>
+    <w:bookmarkEnd w:id="31"/>
+    <w:bookmarkStart w:id="32" w:name="竞赛入门6-题"/>
     <w:p>
       <w:pPr>
         <w:pStyle w:val="Heading3"/>
@@ -19387,7 +19130,7 @@
         <w:rPr>
           <w:rFonts w:ascii="Times New Roman" w:hAnsi="Times New Roman" w:eastAsia="Times New Roman" w:cs="Times New Roman"/>
         </w:rPr>
-        <w:t xml:space="preserve">6.2 </w:t>
+        <w:t xml:space="preserve">7.2 </w:t>
       </w:r>
       <w:r>
         <w:rPr>
@@ -19423,6 +19166,7 @@
     <w:p>
       <w:pPr>
         <w:pStyle w:val="FirstParagraph"/>
+        <w:ind w:firstLine="420"/>
       </w:pPr>
       <w:r>
         <w:rPr>
@@ -19452,6 +19196,7 @@
     <w:p>
       <w:pPr>
         <w:pStyle w:val="BodyText"/>
+        <w:ind w:firstLine="420"/>
       </w:pPr>
       <w:r>
         <w:rPr>
@@ -19727,6 +19472,7 @@
     <w:p>
       <w:pPr>
         <w:pStyle w:val="BodyText"/>
+        <w:ind w:firstLine="420"/>
       </w:pPr>
       <w:r>
         <w:rPr>
@@ -19853,6 +19599,7 @@
     <w:p>
       <w:pPr>
         <w:pStyle w:val="BodyText"/>
+        <w:ind w:firstLine="420"/>
       </w:pPr>
       <w:r>
         <w:rPr>
@@ -19882,6 +19629,7 @@
     <w:p>
       <w:pPr>
         <w:pStyle w:val="BodyText"/>
+        <w:ind w:firstLine="420"/>
       </w:pPr>
       <w:r>
         <w:rPr>
@@ -20059,6 +19807,7 @@
     <w:p>
       <w:pPr>
         <w:pStyle w:val="BodyText"/>
+        <w:ind w:firstLine="420"/>
       </w:pPr>
       <w:r>
         <w:rPr>
@@ -20218,6 +19967,7 @@
     <w:p>
       <w:pPr>
         <w:pStyle w:val="BodyText"/>
+        <w:ind w:firstLine="420"/>
       </w:pPr>
       <w:r>
         <w:rPr>
@@ -20543,6 +20293,7 @@
     <w:p>
       <w:pPr>
         <w:pStyle w:val="BodyText"/>
+        <w:ind w:firstLine="420"/>
       </w:pPr>
       <w:r>
         <w:rPr>
@@ -20597,6 +20348,7 @@
       <w:pPr>
         <w:pStyle w:val="BodyText"/>
         <w:spacing w:after="80"/>
+        <w:ind w:firstLine="420"/>
       </w:pPr>
       <w:r>
         <w:rPr>
@@ -20666,6 +20418,15 @@
         <w:tblStyle w:val="Table"/>
         <w:tblW w:type="auto" w:w="0"/>
         <w:tblLook w:firstRow="1" w:lastRow="0" w:firstColumn="0" w:lastColumn="0" w:noHBand="0" w:noVBand="0" w:val="0020"/>
+        <w:jc w:val="center"/>
+        <w:tblBorders>
+          <w:top w:val="single" w:sz="12" w:space="0" w:color="333333"/>
+          <w:bottom w:val="single" w:sz="12" w:space="0" w:color="333333"/>
+          <w:left w:val="none"/>
+          <w:right w:val="none"/>
+          <w:insideH w:val="none"/>
+          <w:insideV w:val="none"/>
+        </w:tblBorders>
       </w:tblPr>
       <w:tblGrid>
         <w:gridCol w:w="1320"/>
@@ -20680,7 +20441,11 @@
           <w:tblHeader w:val="on"/>
         </w:trPr>
         <w:tc>
-          <w:tcPr/>
+          <w:tcPr>
+            <w:tcBorders>
+              <w:bottom w:val="single" w:sz="6" w:space="0" w:color="333333"/>
+            </w:tcBorders>
+          </w:tcPr>
           <w:p>
             <w:pPr>
               <w:pStyle w:val="Compact"/>
@@ -20696,7 +20461,11 @@
           </w:p>
         </w:tc>
         <w:tc>
-          <w:tcPr/>
+          <w:tcPr>
+            <w:tcBorders>
+              <w:bottom w:val="single" w:sz="6" w:space="0" w:color="333333"/>
+            </w:tcBorders>
+          </w:tcPr>
           <w:p>
             <w:pPr>
               <w:pStyle w:val="Compact"/>
@@ -20712,7 +20481,11 @@
           </w:p>
         </w:tc>
         <w:tc>
-          <w:tcPr/>
+          <w:tcPr>
+            <w:tcBorders>
+              <w:bottom w:val="single" w:sz="6" w:space="0" w:color="333333"/>
+            </w:tcBorders>
+          </w:tcPr>
           <w:p>
             <w:pPr>
               <w:pStyle w:val="Compact"/>
@@ -20728,7 +20501,11 @@
           </w:p>
         </w:tc>
         <w:tc>
-          <w:tcPr/>
+          <w:tcPr>
+            <w:tcBorders>
+              <w:bottom w:val="single" w:sz="6" w:space="0" w:color="333333"/>
+            </w:tcBorders>
+          </w:tcPr>
           <w:p>
             <w:pPr>
               <w:pStyle w:val="Compact"/>
@@ -20744,7 +20521,11 @@
           </w:p>
         </w:tc>
         <w:tc>
-          <w:tcPr/>
+          <w:tcPr>
+            <w:tcBorders>
+              <w:bottom w:val="single" w:sz="6" w:space="0" w:color="333333"/>
+            </w:tcBorders>
+          </w:tcPr>
           <w:p>
             <w:pPr>
               <w:pStyle w:val="Compact"/>
@@ -20760,7 +20541,11 @@
           </w:p>
         </w:tc>
         <w:tc>
-          <w:tcPr/>
+          <w:tcPr>
+            <w:tcBorders>
+              <w:bottom w:val="single" w:sz="6" w:space="0" w:color="333333"/>
+            </w:tcBorders>
+          </w:tcPr>
           <w:p>
             <w:pPr>
               <w:pStyle w:val="Compact"/>
@@ -20880,6 +20665,7 @@
       <w:pPr>
         <w:pStyle w:val="BodyText"/>
         <w:spacing w:before="120"/>
+        <w:ind w:firstLine="420"/>
       </w:pPr>
       <w:r>
         <w:rPr>
@@ -21091,8 +20877,8 @@
         <w:t>）</w:t>
       </w:r>
     </w:p>
-    <w:bookmarkEnd w:id="33"/>
-    <w:bookmarkStart w:id="34" w:name="真题挑战5-题竞赛风格改编"/>
+    <w:bookmarkEnd w:id="32"/>
+    <w:bookmarkStart w:id="33" w:name="真题挑战5-题竞赛风格改编"/>
     <w:p>
       <w:pPr>
         <w:pStyle w:val="Heading3"/>
@@ -21102,7 +20888,7 @@
         <w:rPr>
           <w:rFonts w:ascii="Times New Roman" w:hAnsi="Times New Roman" w:eastAsia="Times New Roman" w:cs="Times New Roman"/>
         </w:rPr>
-        <w:t xml:space="preserve">6.3 </w:t>
+        <w:t xml:space="preserve">7.3 </w:t>
       </w:r>
       <w:r>
         <w:rPr>
@@ -21150,6 +20936,7 @@
     <w:p>
       <w:pPr>
         <w:pStyle w:val="FirstParagraph"/>
+        <w:ind w:firstLine="420"/>
       </w:pPr>
       <w:r>
         <w:rPr>
@@ -21310,6 +21097,7 @@
     <w:p>
       <w:pPr>
         <w:pStyle w:val="BodyText"/>
+        <w:ind w:firstLine="420"/>
       </w:pPr>
       <w:r>
         <w:rPr>
@@ -21432,6 +21220,7 @@
     <w:p>
       <w:pPr>
         <w:pStyle w:val="BodyText"/>
+        <w:ind w:firstLine="420"/>
       </w:pPr>
       <w:r>
         <w:rPr>
@@ -21628,6 +21417,7 @@
     <w:p>
       <w:pPr>
         <w:pStyle w:val="BodyText"/>
+        <w:ind w:firstLine="420"/>
       </w:pPr>
       <w:r>
         <w:rPr>
@@ -21843,6 +21633,7 @@
     <w:p>
       <w:pPr>
         <w:pStyle w:val="BodyText"/>
+        <w:ind w:firstLine="420"/>
       </w:pPr>
       <w:r>
         <w:rPr>
@@ -22081,9 +21872,9 @@
         </w:pict>
       </w:r>
     </w:p>
+    <w:bookmarkEnd w:id="33"/>
     <w:bookmarkEnd w:id="34"/>
-    <w:bookmarkEnd w:id="35"/>
-    <w:bookmarkStart w:id="36" w:name="练习题参考答案"/>
+    <w:bookmarkStart w:id="35" w:name="练习题参考答案"/>
     <w:p>
       <w:pPr>
         <w:pStyle w:val="Heading2"/>
@@ -22091,6 +21882,12 @@
       </w:pPr>
       <w:r>
         <w:rPr>
+          <w:rFonts w:ascii="Times New Roman" w:hAnsi="Times New Roman" w:eastAsia="Times New Roman" w:cs="Times New Roman"/>
+        </w:rPr>
+        <w:t xml:space="preserve">§8 </w:t>
+      </w:r>
+      <w:r>
+        <w:rPr>
           <w:rFonts w:hint="eastAsia" w:ascii="Times New Roman" w:hAnsi="Times New Roman" w:eastAsia="SimHei" w:cs="Times New Roman"/>
         </w:rPr>
         <w:t xml:space="preserve">练习题参考答案</w:t>
@@ -22099,6 +21896,7 @@
     <w:p>
       <w:pPr>
         <w:pStyle w:val="FirstParagraph"/>
+        <w:ind w:firstLine="420"/>
       </w:pPr>
       <w:r>
         <w:rPr>
@@ -22358,6 +22156,7 @@
     <w:p>
       <w:pPr>
         <w:pStyle w:val="BodyText"/>
+        <w:ind w:firstLine="420"/>
       </w:pPr>
       <w:r>
         <w:rPr>
@@ -22512,6 +22311,7 @@
     <w:p>
       <w:pPr>
         <w:pStyle w:val="BodyText"/>
+        <w:ind w:firstLine="420"/>
       </w:pPr>
       <w:r>
         <w:rPr>
@@ -22805,6 +22605,7 @@
     <w:p>
       <w:pPr>
         <w:pStyle w:val="BodyText"/>
+        <w:ind w:firstLine="420"/>
       </w:pPr>
       <w:r>
         <w:rPr>
@@ -23170,6 +22971,7 @@
     <w:p>
       <w:pPr>
         <w:pStyle w:val="BodyText"/>
+        <w:ind w:firstLine="420"/>
       </w:pPr>
       <w:r>
         <w:rPr>
@@ -23404,6 +23206,7 @@
     <w:p>
       <w:pPr>
         <w:pStyle w:val="BodyText"/>
+        <w:ind w:firstLine="420"/>
       </w:pPr>
       <w:r>
         <w:rPr>
@@ -23656,6 +23459,7 @@
     <w:p>
       <w:pPr>
         <w:pStyle w:val="BodyText"/>
+        <w:ind w:firstLine="420"/>
       </w:pPr>
       <w:r>
         <w:rPr>
@@ -23917,6 +23721,7 @@
     <w:p>
       <w:pPr>
         <w:pStyle w:val="BodyText"/>
+        <w:ind w:firstLine="420"/>
       </w:pPr>
       <w:r>
         <w:rPr>
@@ -24037,6 +23842,7 @@
     <w:p>
       <w:pPr>
         <w:pStyle w:val="BodyText"/>
+        <w:ind w:firstLine="420"/>
       </w:pPr>
       <w:r>
         <w:rPr>
@@ -24151,6 +23957,7 @@
     <w:p>
       <w:pPr>
         <w:pStyle w:val="BodyText"/>
+        <w:ind w:firstLine="420"/>
       </w:pPr>
       <w:r>
         <w:rPr>
@@ -25854,6 +25661,7 @@
     <w:p>
       <w:pPr>
         <w:pStyle w:val="BodyText"/>
+        <w:ind w:firstLine="420"/>
       </w:pPr>
       <w:r>
         <w:rPr>
@@ -26341,6 +26149,7 @@
     <w:p>
       <w:pPr>
         <w:pStyle w:val="BodyText"/>
+        <w:ind w:firstLine="420"/>
       </w:pPr>
       <w:r>
         <w:rPr>
@@ -26944,6 +26753,7 @@
     <w:p>
       <w:pPr>
         <w:pStyle w:val="BodyText"/>
+        <w:ind w:firstLine="420"/>
       </w:pPr>
       <w:r>
         <w:rPr>
@@ -27735,6 +27545,7 @@
     <w:p>
       <w:pPr>
         <w:pStyle w:val="BodyText"/>
+        <w:ind w:firstLine="420"/>
       </w:pPr>
       <w:r>
         <w:rPr>
@@ -27902,6 +27713,7 @@
     <w:p>
       <w:pPr>
         <w:pStyle w:val="BodyText"/>
+        <w:ind w:firstLine="420"/>
       </w:pPr>
       <w:r>
         <w:rPr>
@@ -28216,6 +28028,7 @@
     <w:p>
       <w:pPr>
         <w:pStyle w:val="BodyText"/>
+        <w:ind w:firstLine="420"/>
       </w:pPr>
       <w:r>
         <w:rPr>
@@ -28404,6 +28217,7 @@
     <w:p>
       <w:pPr>
         <w:pStyle w:val="BodyText"/>
+        <w:ind w:firstLine="420"/>
       </w:pPr>
       <w:r>
         <w:rPr>
@@ -29308,13 +29122,152 @@
     </w:p>
     <w:p>
       <w:pPr>
+        <w:pStyle w:val="FirstParagraph"/>
+        <w:ind w:firstLine="420"/>
+      </w:pPr>
+      <w:r>
+        <w:rPr>
+          <w:rFonts w:hint="eastAsia" w:ascii="Times New Roman" w:hAnsi="Times New Roman" w:eastAsia="FangSong" w:cs="Times New Roman"/>
+        </w:rPr>
+        <w:t xml:space="preserve">本讲在化学中的落点</w:t>
+      </w:r>
+    </w:p>
+    <w:p>
+      <w:pPr>
         <w:pStyle w:val="BodyText"/>
+        <w:ind w:firstLine="420"/>
       </w:pPr>
       <w:r>
         <w:rPr>
-          <w:rFonts w:hint="eastAsia" w:ascii="Times New Roman" w:hAnsi="Times New Roman" w:eastAsia="FangSong" w:cs="Times New Roman"/>
-        </w:rPr>
-        <w:t xml:space="preserve">本讲在化学中的落点</w:t>
+          <w:rFonts w:hint="eastAsia" w:ascii="Times New Roman" w:hAnsi="Times New Roman" w:eastAsia="Times New Roman" w:cs="Times New Roman"/>
+        </w:rPr>
+        <w:t>《</w:t>
+      </w:r>
+      <w:r>
+        <w:rPr>
+          <w:rFonts w:hint="eastAsia" w:ascii="Times New Roman" w:hAnsi="Times New Roman" w:eastAsia="FangSong" w:cs="Times New Roman"/>
+        </w:rPr>
+        <w:t>化学动力学</w:t>
+      </w:r>
+      <w:r>
+        <w:rPr>
+          <w:rFonts w:hint="eastAsia" w:ascii="Times New Roman" w:hAnsi="Times New Roman" w:eastAsia="Times New Roman" w:cs="Times New Roman"/>
+        </w:rPr>
+        <w:t>》：</w:t>
+      </w:r>
+      <w:r>
+        <w:rPr>
+          <w:rFonts w:hint="eastAsia" w:ascii="Times New Roman" w:hAnsi="Times New Roman" w:eastAsia="FangSong" w:cs="Times New Roman"/>
+        </w:rPr>
+        <w:t>零</w:t>
+      </w:r>
+      <w:r>
+        <w:rPr>
+          <w:rFonts w:hint="eastAsia" w:ascii="Times New Roman" w:hAnsi="Times New Roman" w:eastAsia="Times New Roman" w:cs="Times New Roman"/>
+        </w:rPr>
+        <w:t>/</w:t>
+      </w:r>
+      <w:r>
+        <w:rPr>
+          <w:rFonts w:hint="eastAsia" w:ascii="Times New Roman" w:hAnsi="Times New Roman" w:eastAsia="FangSong" w:cs="Times New Roman"/>
+        </w:rPr>
+        <w:t>一</w:t>
+      </w:r>
+      <w:r>
+        <w:rPr>
+          <w:rFonts w:hint="eastAsia" w:ascii="Times New Roman" w:hAnsi="Times New Roman" w:eastAsia="Times New Roman" w:cs="Times New Roman"/>
+        </w:rPr>
+        <w:t>/</w:t>
+      </w:r>
+      <w:r>
+        <w:rPr>
+          <w:rFonts w:hint="eastAsia" w:ascii="Times New Roman" w:hAnsi="Times New Roman" w:eastAsia="FangSong" w:cs="Times New Roman"/>
+        </w:rPr>
+        <w:t>二级</w:t>
+      </w:r>
+      <w:r>
+        <w:rPr>
+          <w:rFonts w:hint="eastAsia" w:ascii="Times New Roman" w:hAnsi="Times New Roman" w:eastAsia="Times New Roman" w:cs="Times New Roman"/>
+        </w:rPr>
+        <w:t>”</w:t>
+      </w:r>
+      <w:r>
+        <w:rPr>
+          <w:rFonts w:hint="eastAsia" w:ascii="Times New Roman" w:hAnsi="Times New Roman" w:eastAsia="FangSong" w:cs="Times New Roman"/>
+        </w:rPr>
+        <w:t>积分速率方程与线性判断图像</w:t>
+      </w:r>
+      <w:r>
+        <w:rPr>
+          <w:rFonts w:hint="eastAsia" w:ascii="Times New Roman" w:hAnsi="Times New Roman" w:eastAsia="Times New Roman" w:cs="Times New Roman"/>
+        </w:rPr>
+        <w:t>”</w:t>
+      </w:r>
+      <w:r>
+        <w:rPr>
+          <w:rFonts w:hint="eastAsia" w:ascii="Times New Roman" w:hAnsi="Times New Roman" w:eastAsia="FangSong" w:cs="Times New Roman"/>
+        </w:rPr>
+        <w:t>那张表</w:t>
+      </w:r>
+      <w:r>
+        <w:rPr>
+          <w:rFonts w:hint="eastAsia" w:ascii="Times New Roman" w:hAnsi="Times New Roman" w:eastAsia="Times New Roman" w:cs="Times New Roman"/>
+        </w:rPr>
+        <w:t>（§3.4）</w:t>
+      </w:r>
+      <w:r>
+        <w:rPr>
+          <w:rFonts w:hint="eastAsia" w:ascii="Times New Roman" w:hAnsi="Times New Roman" w:eastAsia="FangSong" w:cs="Times New Roman"/>
+        </w:rPr>
+        <w:t>不必死记</w:t>
+      </w:r>
+      <w:r>
+        <w:rPr>
+          <w:rFonts w:hint="eastAsia" w:ascii="Times New Roman" w:hAnsi="Times New Roman" w:eastAsia="Times New Roman" w:cs="Times New Roman"/>
+        </w:rPr>
+        <w:t>。</w:t>
+      </w:r>
+    </w:p>
+    <w:p>
+      <w:pPr>
+        <w:pStyle w:val="BodyText"/>
+        <w:ind w:firstLine="420"/>
+      </w:pPr>
+      <w:r>
+        <w:rPr>
+          <w:rFonts w:hint="eastAsia" w:ascii="Times New Roman" w:hAnsi="Times New Roman" w:eastAsia="Times New Roman" w:cs="Times New Roman"/>
+        </w:rPr>
+        <w:t>《</w:t>
+      </w:r>
+      <w:r>
+        <w:rPr>
+          <w:rFonts w:hint="eastAsia" w:ascii="Times New Roman" w:hAnsi="Times New Roman" w:eastAsia="FangSong" w:cs="Times New Roman"/>
+        </w:rPr>
+        <w:t>化学平衡</w:t>
+      </w:r>
+      <w:r>
+        <w:rPr>
+          <w:rFonts w:hint="eastAsia" w:ascii="Times New Roman" w:hAnsi="Times New Roman" w:eastAsia="Times New Roman" w:cs="Times New Roman"/>
+        </w:rPr>
+        <w:t>》《</w:t>
+      </w:r>
+      <w:r>
+        <w:rPr>
+          <w:rFonts w:hint="eastAsia" w:ascii="Times New Roman" w:hAnsi="Times New Roman" w:eastAsia="FangSong" w:cs="Times New Roman"/>
+        </w:rPr>
+        <w:t>电化学基础</w:t>
+      </w:r>
+      <w:r>
+        <w:rPr>
+          <w:rFonts w:hint="eastAsia" w:ascii="Times New Roman" w:hAnsi="Times New Roman" w:eastAsia="Times New Roman" w:cs="Times New Roman"/>
+        </w:rPr>
+        <w:t>》：</w:t>
+      </w:r>
+      <w:r>
+        <w:rPr>
+          <w:rFonts w:hint="eastAsia" w:ascii="Times New Roman" w:hAnsi="Times New Roman" w:eastAsia="FangSong" w:cs="Times New Roman"/>
+        </w:rPr>
+        <w:t>凡是出现</w:t>
       </w:r>
       <w:r>
         <w:rPr>
@@ -29324,10 +29277,61 @@
       </w:r>
       <w:r>
         <w:rPr>
-          <w:rFonts w:ascii="Times New Roman" w:hAnsi="Times New Roman" w:eastAsia="Times New Roman" w:cs="Times New Roman"/>
-        </w:rPr>
-        <w:t xml:space="preserve">- </w:t>
-      </w:r>
+          <w:rStyle w:val="VerbatimChar"/>
+          <w:rFonts w:ascii="Times New Roman" w:hAnsi="Times New Roman" w:eastAsia="Times New Roman" w:cs="Times New Roman"/>
+        </w:rPr>
+        <w:t xml:space="preserve">ln K</w:t>
+      </w:r>
+      <w:r>
+        <w:rPr>
+          <w:rFonts w:ascii="Times New Roman" w:hAnsi="Times New Roman" w:eastAsia="Times New Roman" w:cs="Times New Roman"/>
+        </w:rPr>
+        <w:t xml:space="preserve">、</w:t>
+      </w:r>
+      <w:r>
+        <w:rPr>
+          <w:rStyle w:val="VerbatimChar"/>
+          <w:rFonts w:ascii="Times New Roman" w:hAnsi="Times New Roman" w:eastAsia="Times New Roman" w:cs="Times New Roman"/>
+        </w:rPr>
+        <w:t xml:space="preserve">ln k</w:t>
+      </w:r>
+      <w:r>
+        <w:rPr>
+          <w:rFonts w:ascii="Times New Roman" w:hAnsi="Times New Roman" w:eastAsia="Times New Roman" w:cs="Times New Roman"/>
+        </w:rPr>
+        <w:t xml:space="preserve">、</w:t>
+      </w:r>
+      <w:r>
+        <w:rPr>
+          <w:rStyle w:val="VerbatimChar"/>
+          <w:rFonts w:ascii="Times New Roman" w:hAnsi="Times New Roman" w:eastAsia="Times New Roman" w:cs="Times New Roman"/>
+        </w:rPr>
+        <w:t xml:space="preserve">1/T</w:t>
+      </w:r>
+      <w:r>
+        <w:rPr>
+          <w:rFonts w:ascii="Times New Roman" w:hAnsi="Times New Roman" w:eastAsia="Times New Roman" w:cs="Times New Roman"/>
+        </w:rPr>
+        <w:t xml:space="preserve"> </w:t>
+      </w:r>
+      <w:r>
+        <w:rPr>
+          <w:rFonts w:hint="eastAsia" w:ascii="Times New Roman" w:hAnsi="Times New Roman" w:eastAsia="FangSong" w:cs="Times New Roman"/>
+        </w:rPr>
+        <w:t>作图的地方</w:t>
+      </w:r>
+      <w:r>
+        <w:rPr>
+          <w:rFonts w:hint="eastAsia" w:ascii="Times New Roman" w:hAnsi="Times New Roman" w:eastAsia="Times New Roman" w:cs="Times New Roman"/>
+        </w:rPr>
+        <w:t>。</w:t>
+      </w:r>
+    </w:p>
+    <w:p>
+      <w:pPr>
+        <w:pStyle w:val="BodyText"/>
+        <w:ind w:firstLine="420"/>
+      </w:pPr>
       <w:r>
         <w:rPr>
           <w:rFonts w:hint="eastAsia" w:ascii="Times New Roman" w:hAnsi="Times New Roman" w:eastAsia="Times New Roman" w:cs="Times New Roman"/>
@@ -29338,7 +29342,19 @@
         <w:rPr>
           <w:rFonts w:hint="eastAsia" w:ascii="Times New Roman" w:hAnsi="Times New Roman" w:eastAsia="FangSong" w:cs="Times New Roman"/>
         </w:rPr>
-        <w:t>化学动力学</w:t>
+        <w:t>统计热力学与</w:t>
+      </w:r>
+      <w:r>
+        <w:rPr>
+          <w:rFonts w:hint="eastAsia" w:ascii="Times New Roman" w:hAnsi="Times New Roman" w:eastAsia="Times New Roman" w:cs="Times New Roman"/>
+        </w:rPr>
+        <w:t>Maxwell</w:t>
+      </w:r>
+      <w:r>
+        <w:rPr>
+          <w:rFonts w:hint="eastAsia" w:ascii="Times New Roman" w:hAnsi="Times New Roman" w:eastAsia="FangSong" w:cs="Times New Roman"/>
+        </w:rPr>
+        <w:t>关系</w:t>
       </w:r>
       <w:r>
         <w:rPr>
@@ -29350,31 +29366,31 @@
         <w:rPr>
           <w:rFonts w:hint="eastAsia" w:ascii="Times New Roman" w:hAnsi="Times New Roman" w:eastAsia="FangSong" w:cs="Times New Roman"/>
         </w:rPr>
-        <w:t>零</w:t>
-      </w:r>
-      <w:r>
-        <w:rPr>
-          <w:rFonts w:hint="eastAsia" w:ascii="Times New Roman" w:hAnsi="Times New Roman" w:eastAsia="Times New Roman" w:cs="Times New Roman"/>
-        </w:rPr>
-        <w:t>/</w:t>
-      </w:r>
-      <w:r>
-        <w:rPr>
-          <w:rFonts w:hint="eastAsia" w:ascii="Times New Roman" w:hAnsi="Times New Roman" w:eastAsia="FangSong" w:cs="Times New Roman"/>
-        </w:rPr>
-        <w:t>一</w:t>
-      </w:r>
-      <w:r>
-        <w:rPr>
-          <w:rFonts w:hint="eastAsia" w:ascii="Times New Roman" w:hAnsi="Times New Roman" w:eastAsia="Times New Roman" w:cs="Times New Roman"/>
-        </w:rPr>
-        <w:t>/</w:t>
-      </w:r>
-      <w:r>
-        <w:rPr>
-          <w:rFonts w:hint="eastAsia" w:ascii="Times New Roman" w:hAnsi="Times New Roman" w:eastAsia="FangSong" w:cs="Times New Roman"/>
-        </w:rPr>
-        <w:t>二级</w:t>
+        <w:t>为第</w:t>
+      </w:r>
+      <w:r>
+        <w:rPr>
+          <w:rFonts w:ascii="Times New Roman" w:hAnsi="Times New Roman" w:eastAsia="Times New Roman" w:cs="Times New Roman"/>
+        </w:rPr>
+        <w:t xml:space="preserve"> 5 </w:t>
+      </w:r>
+      <w:r>
+        <w:rPr>
+          <w:rFonts w:hint="eastAsia" w:ascii="Times New Roman" w:hAnsi="Times New Roman" w:eastAsia="FangSong" w:cs="Times New Roman"/>
+        </w:rPr>
+        <w:t>讲偏导做铺垫</w:t>
+      </w:r>
+      <w:r>
+        <w:rPr>
+          <w:rFonts w:hint="eastAsia" w:ascii="Times New Roman" w:hAnsi="Times New Roman" w:eastAsia="Times New Roman" w:cs="Times New Roman"/>
+        </w:rPr>
+        <w:t>（</w:t>
+      </w:r>
+      <w:r>
+        <w:rPr>
+          <w:rFonts w:hint="eastAsia" w:ascii="Times New Roman" w:hAnsi="Times New Roman" w:eastAsia="FangSong" w:cs="Times New Roman"/>
+        </w:rPr>
+        <w:t>先把</w:t>
       </w:r>
       <w:r>
         <w:rPr>
@@ -29386,7 +29402,7 @@
         <w:rPr>
           <w:rFonts w:hint="eastAsia" w:ascii="Times New Roman" w:hAnsi="Times New Roman" w:eastAsia="FangSong" w:cs="Times New Roman"/>
         </w:rPr>
-        <w:t>积分速率方程与线性判断图像</w:t>
+        <w:t>图上的斜率</w:t>
       </w:r>
       <w:r>
         <w:rPr>
@@ -29398,225 +29414,6 @@
         <w:rPr>
           <w:rFonts w:hint="eastAsia" w:ascii="Times New Roman" w:hAnsi="Times New Roman" w:eastAsia="FangSong" w:cs="Times New Roman"/>
         </w:rPr>
-        <w:t>那张表</w:t>
-      </w:r>
-      <w:r>
-        <w:rPr>
-          <w:rFonts w:hint="eastAsia" w:ascii="Times New Roman" w:hAnsi="Times New Roman" w:eastAsia="Times New Roman" w:cs="Times New Roman"/>
-        </w:rPr>
-        <w:t>（§3.4）</w:t>
-      </w:r>
-      <w:r>
-        <w:rPr>
-          <w:rFonts w:hint="eastAsia" w:ascii="Times New Roman" w:hAnsi="Times New Roman" w:eastAsia="FangSong" w:cs="Times New Roman"/>
-        </w:rPr>
-        <w:t>不必死记</w:t>
-      </w:r>
-      <w:r>
-        <w:rPr>
-          <w:rFonts w:hint="eastAsia" w:ascii="Times New Roman" w:hAnsi="Times New Roman" w:eastAsia="Times New Roman" w:cs="Times New Roman"/>
-        </w:rPr>
-        <w:t>。</w:t>
-      </w:r>
-      <w:r>
-        <w:rPr>
-          <w:rFonts w:ascii="Times New Roman" w:hAnsi="Times New Roman" w:eastAsia="Times New Roman" w:cs="Times New Roman"/>
-        </w:rPr>
-        <w:t xml:space="preserve"> </w:t>
-      </w:r>
-      <w:r>
-        <w:rPr>
-          <w:rFonts w:ascii="Times New Roman" w:hAnsi="Times New Roman" w:eastAsia="Times New Roman" w:cs="Times New Roman"/>
-        </w:rPr>
-        <w:t xml:space="preserve">- </w:t>
-      </w:r>
-      <w:r>
-        <w:rPr>
-          <w:rFonts w:hint="eastAsia" w:ascii="Times New Roman" w:hAnsi="Times New Roman" w:eastAsia="Times New Roman" w:cs="Times New Roman"/>
-        </w:rPr>
-        <w:t>《</w:t>
-      </w:r>
-      <w:r>
-        <w:rPr>
-          <w:rFonts w:hint="eastAsia" w:ascii="Times New Roman" w:hAnsi="Times New Roman" w:eastAsia="FangSong" w:cs="Times New Roman"/>
-        </w:rPr>
-        <w:t>化学平衡</w:t>
-      </w:r>
-      <w:r>
-        <w:rPr>
-          <w:rFonts w:hint="eastAsia" w:ascii="Times New Roman" w:hAnsi="Times New Roman" w:eastAsia="Times New Roman" w:cs="Times New Roman"/>
-        </w:rPr>
-        <w:t>》《</w:t>
-      </w:r>
-      <w:r>
-        <w:rPr>
-          <w:rFonts w:hint="eastAsia" w:ascii="Times New Roman" w:hAnsi="Times New Roman" w:eastAsia="FangSong" w:cs="Times New Roman"/>
-        </w:rPr>
-        <w:t>电化学基础</w:t>
-      </w:r>
-      <w:r>
-        <w:rPr>
-          <w:rFonts w:hint="eastAsia" w:ascii="Times New Roman" w:hAnsi="Times New Roman" w:eastAsia="Times New Roman" w:cs="Times New Roman"/>
-        </w:rPr>
-        <w:t>》：</w:t>
-      </w:r>
-      <w:r>
-        <w:rPr>
-          <w:rFonts w:hint="eastAsia" w:ascii="Times New Roman" w:hAnsi="Times New Roman" w:eastAsia="FangSong" w:cs="Times New Roman"/>
-        </w:rPr>
-        <w:t>凡是出现</w:t>
-      </w:r>
-      <w:r>
-        <w:rPr>
-          <w:rFonts w:ascii="Times New Roman" w:hAnsi="Times New Roman" w:eastAsia="Times New Roman" w:cs="Times New Roman"/>
-        </w:rPr>
-        <w:t xml:space="preserve"> </w:t>
-      </w:r>
-      <w:r>
-        <w:rPr>
-          <w:rStyle w:val="VerbatimChar"/>
-          <w:rFonts w:ascii="Times New Roman" w:hAnsi="Times New Roman" w:eastAsia="Times New Roman" w:cs="Times New Roman"/>
-        </w:rPr>
-        <w:t xml:space="preserve">ln K</w:t>
-      </w:r>
-      <w:r>
-        <w:rPr>
-          <w:rFonts w:ascii="Times New Roman" w:hAnsi="Times New Roman" w:eastAsia="Times New Roman" w:cs="Times New Roman"/>
-        </w:rPr>
-        <w:t xml:space="preserve">、</w:t>
-      </w:r>
-      <w:r>
-        <w:rPr>
-          <w:rStyle w:val="VerbatimChar"/>
-          <w:rFonts w:ascii="Times New Roman" w:hAnsi="Times New Roman" w:eastAsia="Times New Roman" w:cs="Times New Roman"/>
-        </w:rPr>
-        <w:t xml:space="preserve">ln k</w:t>
-      </w:r>
-      <w:r>
-        <w:rPr>
-          <w:rFonts w:ascii="Times New Roman" w:hAnsi="Times New Roman" w:eastAsia="Times New Roman" w:cs="Times New Roman"/>
-        </w:rPr>
-        <w:t xml:space="preserve">、</w:t>
-      </w:r>
-      <w:r>
-        <w:rPr>
-          <w:rStyle w:val="VerbatimChar"/>
-          <w:rFonts w:ascii="Times New Roman" w:hAnsi="Times New Roman" w:eastAsia="Times New Roman" w:cs="Times New Roman"/>
-        </w:rPr>
-        <w:t xml:space="preserve">1/T</w:t>
-      </w:r>
-      <w:r>
-        <w:rPr>
-          <w:rFonts w:ascii="Times New Roman" w:hAnsi="Times New Roman" w:eastAsia="Times New Roman" w:cs="Times New Roman"/>
-        </w:rPr>
-        <w:t xml:space="preserve"> </w:t>
-      </w:r>
-      <w:r>
-        <w:rPr>
-          <w:rFonts w:hint="eastAsia" w:ascii="Times New Roman" w:hAnsi="Times New Roman" w:eastAsia="FangSong" w:cs="Times New Roman"/>
-        </w:rPr>
-        <w:t>作图的地方</w:t>
-      </w:r>
-      <w:r>
-        <w:rPr>
-          <w:rFonts w:hint="eastAsia" w:ascii="Times New Roman" w:hAnsi="Times New Roman" w:eastAsia="Times New Roman" w:cs="Times New Roman"/>
-        </w:rPr>
-        <w:t>。</w:t>
-      </w:r>
-      <w:r>
-        <w:rPr>
-          <w:rFonts w:ascii="Times New Roman" w:hAnsi="Times New Roman" w:eastAsia="Times New Roman" w:cs="Times New Roman"/>
-        </w:rPr>
-        <w:t xml:space="preserve"> </w:t>
-      </w:r>
-      <w:r>
-        <w:rPr>
-          <w:rFonts w:ascii="Times New Roman" w:hAnsi="Times New Roman" w:eastAsia="Times New Roman" w:cs="Times New Roman"/>
-        </w:rPr>
-        <w:t xml:space="preserve">- </w:t>
-      </w:r>
-      <w:r>
-        <w:rPr>
-          <w:rFonts w:hint="eastAsia" w:ascii="Times New Roman" w:hAnsi="Times New Roman" w:eastAsia="Times New Roman" w:cs="Times New Roman"/>
-        </w:rPr>
-        <w:t>《</w:t>
-      </w:r>
-      <w:r>
-        <w:rPr>
-          <w:rFonts w:hint="eastAsia" w:ascii="Times New Roman" w:hAnsi="Times New Roman" w:eastAsia="FangSong" w:cs="Times New Roman"/>
-        </w:rPr>
-        <w:t>统计热力学与</w:t>
-      </w:r>
-      <w:r>
-        <w:rPr>
-          <w:rFonts w:hint="eastAsia" w:ascii="Times New Roman" w:hAnsi="Times New Roman" w:eastAsia="Times New Roman" w:cs="Times New Roman"/>
-        </w:rPr>
-        <w:t>Maxwell</w:t>
-      </w:r>
-      <w:r>
-        <w:rPr>
-          <w:rFonts w:hint="eastAsia" w:ascii="Times New Roman" w:hAnsi="Times New Roman" w:eastAsia="FangSong" w:cs="Times New Roman"/>
-        </w:rPr>
-        <w:t>关系</w:t>
-      </w:r>
-      <w:r>
-        <w:rPr>
-          <w:rFonts w:hint="eastAsia" w:ascii="Times New Roman" w:hAnsi="Times New Roman" w:eastAsia="Times New Roman" w:cs="Times New Roman"/>
-        </w:rPr>
-        <w:t>》：</w:t>
-      </w:r>
-      <w:r>
-        <w:rPr>
-          <w:rFonts w:hint="eastAsia" w:ascii="Times New Roman" w:hAnsi="Times New Roman" w:eastAsia="FangSong" w:cs="Times New Roman"/>
-        </w:rPr>
-        <w:t>为第</w:t>
-      </w:r>
-      <w:r>
-        <w:rPr>
-          <w:rFonts w:ascii="Times New Roman" w:hAnsi="Times New Roman" w:eastAsia="Times New Roman" w:cs="Times New Roman"/>
-        </w:rPr>
-        <w:t xml:space="preserve"> 5 </w:t>
-      </w:r>
-      <w:r>
-        <w:rPr>
-          <w:rFonts w:hint="eastAsia" w:ascii="Times New Roman" w:hAnsi="Times New Roman" w:eastAsia="FangSong" w:cs="Times New Roman"/>
-        </w:rPr>
-        <w:t>讲偏导做铺垫</w:t>
-      </w:r>
-      <w:r>
-        <w:rPr>
-          <w:rFonts w:hint="eastAsia" w:ascii="Times New Roman" w:hAnsi="Times New Roman" w:eastAsia="Times New Roman" w:cs="Times New Roman"/>
-        </w:rPr>
-        <w:t>（</w:t>
-      </w:r>
-      <w:r>
-        <w:rPr>
-          <w:rFonts w:hint="eastAsia" w:ascii="Times New Roman" w:hAnsi="Times New Roman" w:eastAsia="FangSong" w:cs="Times New Roman"/>
-        </w:rPr>
-        <w:t>先把</w:t>
-      </w:r>
-      <w:r>
-        <w:rPr>
-          <w:rFonts w:hint="eastAsia" w:ascii="Times New Roman" w:hAnsi="Times New Roman" w:eastAsia="Times New Roman" w:cs="Times New Roman"/>
-        </w:rPr>
-        <w:t>”</w:t>
-      </w:r>
-      <w:r>
-        <w:rPr>
-          <w:rFonts w:hint="eastAsia" w:ascii="Times New Roman" w:hAnsi="Times New Roman" w:eastAsia="FangSong" w:cs="Times New Roman"/>
-        </w:rPr>
-        <w:t>图上的斜率</w:t>
-      </w:r>
-      <w:r>
-        <w:rPr>
-          <w:rFonts w:hint="eastAsia" w:ascii="Times New Roman" w:hAnsi="Times New Roman" w:eastAsia="Times New Roman" w:cs="Times New Roman"/>
-        </w:rPr>
-        <w:t>”</w:t>
-      </w:r>
-      <w:r>
-        <w:rPr>
-          <w:rFonts w:hint="eastAsia" w:ascii="Times New Roman" w:hAnsi="Times New Roman" w:eastAsia="FangSong" w:cs="Times New Roman"/>
-        </w:rPr>
         <w:t>建立起来</w:t>
       </w:r>
       <w:r>
@@ -29638,8 +29435,7 @@
         <w:t>）。</w:t>
       </w:r>
     </w:p>
-    <w:bookmarkEnd w:id="36"/>
-    <w:bookmarkEnd w:id="37"/>
+    <w:bookmarkEnd w:id="35"/>
     <w:sectPr>
       <w:footerReference w:type="default" r:id="rId9"/>
       <w:footnotePr>
@@ -29786,109 +29582,6 @@
       <w:pPr>
         <w:ind w:left="6480" w:hanging="360"/>
       </w:pPr>
-    </w:lvl>
-  </w:abstractNum>
-  <w:abstractNum w:abstractNumId="991">
-    <w:nsid w:val="0000A991"/>
-    <w:multiLevelType w:val="multilevel"/>
-    <w:lvl w:ilvl="0">
-      <w:numFmt w:val="bullet"/>
-      <w:lvlText w:val=""/>
-      <w:lvlJc w:val="left"/>
-      <w:pPr>
-        <w:ind w:left="720" w:hanging="360"/>
-      </w:pPr>
-      <w:rPr>
-        <w:rFonts w:ascii="Symbol" w:hAnsi="Symbol" w:cs="Symbol" w:hint="default"/>
-      </w:rPr>
-    </w:lvl>
-    <w:lvl w:ilvl="1">
-      <w:numFmt w:val="bullet"/>
-      <w:lvlText w:val="o"/>
-      <w:lvlJc w:val="left"/>
-      <w:pPr>
-        <w:ind w:left="1440" w:hanging="360"/>
-      </w:pPr>
-      <w:rPr>
-        <w:rFonts w:ascii="Courier New" w:hAnsi="Courier New" w:cs="Courier New" w:hint="default"/>
-      </w:rPr>
-    </w:lvl>
-    <w:lvl w:ilvl="2">
-      <w:numFmt w:val="bullet"/>
-      <w:lvlText w:val=""/>
-      <w:lvlJc w:val="left"/>
-      <w:pPr>
-        <w:ind w:left="2160" w:hanging="360"/>
-      </w:pPr>
-      <w:rPr>
-        <w:rFonts w:ascii="Wingdings" w:hAnsi="Wingdings" w:cs="Wingdings" w:hint="default"/>
-      </w:rPr>
-    </w:lvl>
-    <w:lvl w:ilvl="3">
-      <w:numFmt w:val="bullet"/>
-      <w:lvlText w:val=""/>
-      <w:lvlJc w:val="left"/>
-      <w:pPr>
-        <w:ind w:left="2880" w:hanging="360"/>
-      </w:pPr>
-      <w:rPr>
-        <w:rFonts w:ascii="Symbol" w:hAnsi="Symbol" w:cs="Symbol" w:hint="default"/>
-      </w:rPr>
-    </w:lvl>
-    <w:lvl w:ilvl="4">
-      <w:numFmt w:val="bullet"/>
-      <w:lvlText w:val="o"/>
-      <w:lvlJc w:val="left"/>
-      <w:pPr>
-        <w:ind w:left="3600" w:hanging="360"/>
-      </w:pPr>
-      <w:rPr>
-        <w:rFonts w:ascii="Courier New" w:hAnsi="Courier New" w:cs="Courier New" w:hint="default"/>
-      </w:rPr>
-    </w:lvl>
-    <w:lvl w:ilvl="5">
-      <w:numFmt w:val="bullet"/>
-      <w:lvlText w:val=""/>
-      <w:lvlJc w:val="left"/>
-      <w:pPr>
-        <w:ind w:left="4320" w:hanging="360"/>
-      </w:pPr>
-      <w:rPr>
-        <w:rFonts w:ascii="Wingdings" w:hAnsi="Wingdings" w:cs="Wingdings" w:hint="default"/>
-      </w:rPr>
-    </w:lvl>
-    <w:lvl w:ilvl="6">
-      <w:numFmt w:val="bullet"/>
-      <w:lvlText w:val=""/>
-      <w:lvlJc w:val="left"/>
-      <w:pPr>
-        <w:ind w:left="5040" w:hanging="360"/>
-      </w:pPr>
-      <w:rPr>
-        <w:rFonts w:ascii="Symbol" w:hAnsi="Symbol" w:cs="Symbol" w:hint="default"/>
-      </w:rPr>
-    </w:lvl>
-    <w:lvl w:ilvl="7">
-      <w:numFmt w:val="bullet"/>
-      <w:lvlText w:val="o"/>
-      <w:lvlJc w:val="left"/>
-      <w:pPr>
-        <w:ind w:left="5760" w:hanging="360"/>
-      </w:pPr>
-      <w:rPr>
-        <w:rFonts w:ascii="Courier New" w:hAnsi="Courier New" w:cs="Courier New" w:hint="default"/>
-      </w:rPr>
-    </w:lvl>
-    <w:lvl w:ilvl="8">
-      <w:numFmt w:val="bullet"/>
-      <w:lvlText w:val=""/>
-      <w:lvlJc w:val="left"/>
-      <w:pPr>
-        <w:ind w:left="6480" w:hanging="360"/>
-      </w:pPr>
-      <w:rPr>
-        <w:rFonts w:ascii="Wingdings" w:hAnsi="Wingdings" w:cs="Wingdings" w:hint="default"/>
-      </w:rPr>
     </w:lvl>
   </w:abstractNum>
   <w:abstractNum w:abstractNumId="99411">
@@ -29980,12 +29673,6 @@
     <w:abstractNumId w:val="990"/>
   </w:num>
   <w:num w:numId="1001">
-    <w:abstractNumId w:val="991"/>
-  </w:num>
-  <w:num w:numId="1002">
-    <w:abstractNumId w:val="991"/>
-  </w:num>
-  <w:num w:numId="1003">
     <w:abstractNumId w:val="99411"/>
     <w:lvlOverride w:ilvl="0">
       <w:startOverride w:val="1"/>
@@ -30015,8 +29702,35 @@
       <w:startOverride w:val="1"/>
     </w:lvlOverride>
   </w:num>
-  <w:num w:numId="1004">
-    <w:abstractNumId w:val="991"/>
+  <w:num w:numId="1002">
+    <w:abstractNumId w:val="99411"/>
+    <w:lvlOverride w:ilvl="0">
+      <w:startOverride w:val="1"/>
+    </w:lvlOverride>
+    <w:lvlOverride w:ilvl="1">
+      <w:startOverride w:val="1"/>
+    </w:lvlOverride>
+    <w:lvlOverride w:ilvl="2">
+      <w:startOverride w:val="1"/>
+    </w:lvlOverride>
+    <w:lvlOverride w:ilvl="3">
+      <w:startOverride w:val="1"/>
+    </w:lvlOverride>
+    <w:lvlOverride w:ilvl="4">
+      <w:startOverride w:val="1"/>
+    </w:lvlOverride>
+    <w:lvlOverride w:ilvl="5">
+      <w:startOverride w:val="1"/>
+    </w:lvlOverride>
+    <w:lvlOverride w:ilvl="6">
+      <w:startOverride w:val="1"/>
+    </w:lvlOverride>
+    <w:lvlOverride w:ilvl="7">
+      <w:startOverride w:val="1"/>
+    </w:lvlOverride>
+    <w:lvlOverride w:ilvl="8">
+      <w:startOverride w:val="1"/>
+    </w:lvlOverride>
   </w:num>
 </w:numbering>
 </file>
@@ -30745,30 +30459,6 @@
       <ns0:color ns0:themeColor="accent1" ns0:themeShade="BF" ns0:val="365F91"/>
     </ns0:rPr>
   </ns0:style>
-  <w:style w:type="paragraph" w:customStyle="1" w:styleId="BodyText">
-    <w:name w:val="Body Text"/>
-    <w:basedOn w:val="BodyText"/>
-    <w:qFormat/>
-    <ns0:rPr>
-      <w:rFonts ns0:ascii="Times New Roman" ns0:hAnsi="Times New Roman" ns0:eastAsia="FangSong" ns0:cs="Times New Roman"/>
-    </ns0:rPr>
-  </w:style>
-  <w:style w:type="paragraph" w:customStyle="1" w:styleId="MethodologyBlock">
-    <w:name w:val="Methodology Block"/>
-    <w:basedOn w:val="BodyText"/>
-    <w:qFormat/>
-    <ns0:rPr>
-      <w:rFonts ns0:ascii="Times New Roman" ns0:hAnsi="Times New Roman" ns0:eastAsia="FangSong" ns0:cs="Times New Roman"/>
-    </ns0:rPr>
-  </w:style>
-  <w:style w:type="paragraph" w:customStyle="1" w:styleId="MistakeBlock">
-    <w:name w:val="Mistake Block"/>
-    <w:basedOn w:val="BodyText"/>
-    <w:qFormat/>
-    <ns0:rPr>
-      <w:rFonts ns0:ascii="Times New Roman" ns0:hAnsi="Times New Roman" ns0:eastAsia="FangSong" ns0:cs="Times New Roman"/>
-    </ns0:rPr>
-  </w:style>
   <w:style w:type="paragraph" w:customStyle="1" w:styleId="SourceCode">
     <w:name w:val="Source Code"/>
     <w:basedOn w:val="Normal"/>

--- a/06-学生侧材料/讲义/_数学工具/数学工具-第1讲-函数图像与线性化.docx
+++ b/06-学生侧材料/讲义/_数学工具/数学工具-第1讲-函数图像与线性化.docx
@@ -3812,11 +3812,11 @@
         </w:tblBorders>
       </w:tblPr>
       <w:tblGrid>
-        <w:gridCol w:w="1584"/>
-        <w:gridCol w:w="1584"/>
-        <w:gridCol w:w="1584"/>
-        <w:gridCol w:w="1584"/>
-        <w:gridCol w:w="1584"/>
+        <w:gridCol w:w="2310"/>
+        <w:gridCol w:w="1320"/>
+        <w:gridCol w:w="1254"/>
+        <w:gridCol w:w="1518"/>
+        <w:gridCol w:w="1518"/>
       </w:tblGrid>
       <w:tr>
         <w:trPr>
@@ -6856,10 +6856,10 @@
         </w:tblBorders>
       </w:tblPr>
       <w:tblGrid>
-        <w:gridCol w:w="1980"/>
-        <w:gridCol w:w="1980"/>
-        <w:gridCol w:w="1980"/>
-        <w:gridCol w:w="1980"/>
+        <w:gridCol w:w="2244"/>
+        <w:gridCol w:w="1254"/>
+        <w:gridCol w:w="2970"/>
+        <w:gridCol w:w="1452"/>
       </w:tblGrid>
       <w:tr>
         <w:trPr>
